--- a/doc/交付/2026-10-03-答辩与商业计划书/Blocky-Studio-小学Agent商业计划书-2026-10-03.docx
+++ b/doc/交付/2026-10-03-答辩与商业计划书/Blocky-Studio-小学Agent商业计划书-2026-10-03.docx
@@ -55,7 +55,7 @@
         <w:pStyle w:val="BodyText"/>
       </w:pPr>
       <w:r>
-        <w:t>Version: 2.0</w:t>
+        <w:t>Version: 2.1</w:t>
       </w:r>
     </w:p>
     <w:p>
@@ -158,7 +158,7 @@
         <w:fldChar w:fldCharType="separate"/>
       </w:r>
       <w:r>
-        <w:t>3</w:t>
+        <w:t>4</w:t>
       </w:r>
       <w:r>
         <w:fldChar w:fldCharType="end"/>
@@ -314,7 +314,7 @@
         <w:fldChar w:fldCharType="separate"/>
       </w:r>
       <w:r>
-        <w:t>6</w:t>
+        <w:t>7</w:t>
       </w:r>
       <w:r>
         <w:fldChar w:fldCharType="end"/>
@@ -366,7 +366,7 @@
         <w:fldChar w:fldCharType="separate"/>
       </w:r>
       <w:r>
-        <w:t>7</w:t>
+        <w:t>8</w:t>
       </w:r>
       <w:r>
         <w:fldChar w:fldCharType="end"/>
@@ -418,7 +418,7 @@
         <w:fldChar w:fldCharType="separate"/>
       </w:r>
       <w:r>
-        <w:t>8</w:t>
+        <w:t>9</w:t>
       </w:r>
       <w:r>
         <w:fldChar w:fldCharType="end"/>
@@ -444,7 +444,7 @@
         <w:fldChar w:fldCharType="separate"/>
       </w:r>
       <w:r>
-        <w:t>8</w:t>
+        <w:t>9</w:t>
       </w:r>
       <w:r>
         <w:fldChar w:fldCharType="end"/>
@@ -470,7 +470,7 @@
         <w:fldChar w:fldCharType="separate"/>
       </w:r>
       <w:r>
-        <w:t>8</w:t>
+        <w:t>9</w:t>
       </w:r>
       <w:r>
         <w:fldChar w:fldCharType="end"/>
@@ -496,7 +496,7 @@
         <w:fldChar w:fldCharType="separate"/>
       </w:r>
       <w:r>
-        <w:t>9</w:t>
+        <w:t>10</w:t>
       </w:r>
       <w:r>
         <w:fldChar w:fldCharType="end"/>
@@ -548,7 +548,7 @@
         <w:fldChar w:fldCharType="separate"/>
       </w:r>
       <w:r>
-        <w:t>10</w:t>
+        <w:t>11</w:t>
       </w:r>
       <w:r>
         <w:fldChar w:fldCharType="end"/>
@@ -600,7 +600,7 @@
         <w:fldChar w:fldCharType="separate"/>
       </w:r>
       <w:r>
-        <w:t>11</w:t>
+        <w:t>12</w:t>
       </w:r>
       <w:r>
         <w:fldChar w:fldCharType="end"/>
@@ -626,7 +626,7 @@
         <w:fldChar w:fldCharType="separate"/>
       </w:r>
       <w:r>
-        <w:t>13</w:t>
+        <w:t>14</w:t>
       </w:r>
       <w:r>
         <w:fldChar w:fldCharType="end"/>
@@ -652,7 +652,7 @@
         <w:fldChar w:fldCharType="separate"/>
       </w:r>
       <w:r>
-        <w:t>16</w:t>
+        <w:t>17</w:t>
       </w:r>
       <w:r>
         <w:fldChar w:fldCharType="end"/>
@@ -678,7 +678,7 @@
         <w:fldChar w:fldCharType="separate"/>
       </w:r>
       <w:r>
-        <w:t>17</w:t>
+        <w:t>18</w:t>
       </w:r>
       <w:r>
         <w:fldChar w:fldCharType="end"/>
@@ -707,7 +707,7 @@
         <w:pStyle w:val="BodyText"/>
       </w:pPr>
       <w:r>
-        <w:t>Blocky Studio 是面向小学生的积木式智能体（Agent）创作工具。孩子先读懂教师准备的作品，再改变角色、任务或步骤并比较结果，随后为自己的目标组合一个Agent，最后回看运行过程、修改并讲解。Scratch通过创作作品学习编程，是本项目的教学方式参照；Blocky希望把这种动手创作方式用于理解智能体。[S2] 小学适用性和学习效果尚待真实课堂验证。</w:t>
+        <w:t>Blocky Studio 是面向非专业用户的积木式智能体（Agent）创作工具。核心价值是将Agent关键行为的代码审阅转为积木审阅，让用户看懂任务与步骤，并用运行轨迹核对实际行为。本计划以小学创作教育为首个切入点。孩子先读懂教师准备的作品，再改变角色、任务或步骤并比较结果，随后为自己的目标组合一个Agent，最后回看运行过程、修改并讲解。Scratch通过创作作品学习编程，是本项目的教学方式参照；Blocky希望把这种动手创作方式用于理解智能体。[S2] 小学适用性和学习效果尚待真实课堂验证。</w:t>
       </w:r>
     </w:p>
     <w:p>
@@ -757,7 +757,7 @@
         <w:pStyle w:val="BodyText"/>
       </w:pPr>
       <w:r>
-        <w:t>Blocky 是学生团队开发的安装式软件项目。入门版以小学生为主要用户，教师组织创作实践，学校及相关教育机构是潜在服务采购方。当前已形成Windows桌面创作工具，小学入门视图、课程与适龄体验仍需验证；对外合同主体、服务人员与所在地将在真实试点和签约前落实。</w:t>
+        <w:t>Blocky 是学生团队开发的安装式软件项目。产品面向非专业用户，入门版以小学生为主要用户，教师组织创作实践，学校及相关教育机构是潜在服务采购方。当前已形成Windows桌面创作工具，小学入门视图、课程与适龄体验仍需验证；对外合同主体、服务人员与所在地将在真实试点和签约前落实。</w:t>
       </w:r>
     </w:p>
     <w:p>
@@ -807,7 +807,15 @@
         <w:pStyle w:val="BodyText"/>
       </w:pPr>
       <w:r>
-        <w:t>项目的技术与应用贡献在于把可编辑作品、可追溯执行和可审阅修改放在同一桌面工作台：积木表达步骤，轨迹对应步骤，文件或项目变更可检查。底层使用 Blockly、Tauri 和 Pi 等开源组件，Blocky 自行组织作品格式、语义编译、领域运行接口和 Host 权限边界。这些设计服务于理解、修订和复用 AI 作品；教学收益仍待真实课堂验证。</w:t>
+        <w:t>项目的技术与应用贡献在于把可编辑作品、可追溯执行和可审阅修改放在同一桌面工作台。Blocky将Agent关键行为的代码审阅转为积木审阅：用户直接检查角色、任务、上下文、条件、记忆与工具步骤，再把实际运行事件对应到积木。底层使用 Blockly、Tauri 和 Pi 等开源组件，Blocky自行组织作品格式、语义编译、领域运行接口和Host权限边界。</w:t>
+      </w:r>
+    </w:p>
+    <w:p>
+      <w:pPr>
+        <w:pStyle w:val="BodyText"/>
+      </w:pPr>
+      <w:r>
+        <w:t>积木审阅贯穿搭建、执行和修订。搭建时，用户读懂作品结构和资料来源；执行前，检查预期行为、工具与权限；运行后，比较轨迹与输出，定位需要修改的部件并重新检验。小学教育据此组织读懂、改造、自主搭建和解释活动。现有积木与轨迹为审阅提供入口，非专业用户能否独立完成这些检查仍待验证；它们不揭示模型内部推理，也不能保证生成内容正确。</w:t>
       </w:r>
     </w:p>
     <w:p>
@@ -1160,7 +1168,7 @@
         <w:pStyle w:val="BodyText"/>
       </w:pPr>
       <w:r>
-        <w:t>Blocky需要验证的是：孩子能否通过嵌套作品和积木对应轨迹解释一个Agent的组成与行为，教师能否独立复用这套活动。免费和积木本身不能证明差异，Scratch在创作资源与成熟度方面是重要参照，直接教育竞品也覆盖积木AI。若现有免费工具更适合某位教师，服务应承认适配差异，不依靠未经核实的竞品弱点销售。</w:t>
+        <w:t>Blocky需要验证的是：孩子能否通过嵌套作品和积木对应轨迹解释一个Agent的组成与行为，教师能否独立复用这套活动。“积木审阅”是待验证的产品价值，不构成对竞品的独占能力主张。免费和积木本身不能证明差异，Scratch在创作资源与成熟度方面是重要参照，直接教育竞品也覆盖积木AI。若现有免费工具更适合某位教师，服务应承认适配差异，不依靠未经核实的竞品弱点销售。</w:t>
       </w:r>
     </w:p>
     <w:p>
@@ -1392,7 +1400,15 @@
         <w:pStyle w:val="BodyText"/>
       </w:pPr>
       <w:r>
-        <w:t>广泛办公自动化、面向所有学校的大规模平台和一次推出完整机构管理套件暂不作为首批投入重点。进入更多学科需先看到同一教师能独立复用案例；进入更多机构需先验证交付支持工时和获客成本。90天安排以Table 4（表4）的阶段门槛推进。</w:t>
+        <w:t>后续拓展方向是OPC（一人公司）中的“Agent员工”。例如，经营者为资料整理任务定义职责、输入资料、处理步骤、工具和权限，执行前逐块审阅，运行后依据轨迹核对实际过程与结果，出错时定位并修改。目标是让非专业经营者能检查Agent如何工作，减少只能看到最终答案的黑盒感。该场景与小学创作共享理解、修改和解释这条价值主线，尚无OPC客户、试用、效率或付费证据。</w:t>
+      </w:r>
+    </w:p>
+    <w:p>
+      <w:pPr>
+        <w:pStyle w:val="BodyText"/>
+      </w:pPr>
+      <w:r>
+        <w:t>首批投入仍聚焦小学活动与教师独立复用。进入OPC前需另行验证经营者能否读懂流程、正确检查工具权限、解释失败并修订作品，以及实际支持成本和采购意愿；未确认前不承诺办公服务交付。进入更多学科须先验证教学复用，进入更多机构须核对支持工时与获客成本。90天安排仍按Table 4（表4）的阶段门槛推进。</w:t>
       </w:r>
     </w:p>
     <w:p>
@@ -1410,7 +1426,7 @@
         <w:pStyle w:val="BodyText"/>
       </w:pPr>
       <w:r>
-        <w:t>机构服务是当前唯一计入预测的收入流，软件许可收入为零。基准合同单价1.8万元，80小时交付按内部工时80元/小时预算，再计模型额度1400元、交通资料等600元和收入2%的税费现金预留。基准单份合同在全部由内部人员交付时，留出9240元覆盖固定运营与发展；若交付全部使用100元/小时的外部增援，留出7640元。</w:t>
+        <w:t>机构服务是当前唯一计入预测的收入流，软件许可收入为零，OPC业务未计入收入、合同量或资源预算。基准合同单价1.8万元，80小时交付按内部工时80元/小时预算，再计模型额度1400元、交通资料等600元和收入2%的税费现金预留。基准单份合同在全部由内部人员交付时，留出9240元覆盖固定运营与发展；若交付全部使用100元/小时的外部增援，留出7640元。</w:t>
       </w:r>
     </w:p>
     <w:p>

--- a/doc/交付/2026-10-03-答辩与商业计划书/Blocky-Studio-小学Agent商业计划书-2026-10-03.docx
+++ b/doc/交付/2026-10-03-答辩与商业计划书/Blocky-Studio-小学Agent商业计划书-2026-10-03.docx
@@ -31,7 +31,7 @@
         <w:pStyle w:val="DocumentSubhead"/>
       </w:pPr>
       <w:r>
-        <w:t>面向小学生的积木式 Agent 创作教育与机构服务</w:t>
+        <w:t>面向小学的积木式Agent创作教育与机构服务规划</w:t>
       </w:r>
     </w:p>
     <w:p>
@@ -55,7 +55,7 @@
         <w:pStyle w:val="BodyText"/>
       </w:pPr>
       <w:r>
-        <w:t>Version: 2.1</w:t>
+        <w:t>Version: 3.0</w:t>
       </w:r>
     </w:p>
     <w:p>
@@ -236,7 +236,7 @@
         <w:fldChar w:fldCharType="separate"/>
       </w:r>
       <w:r>
-        <w:t>5</w:t>
+        <w:t>6</w:t>
       </w:r>
       <w:r>
         <w:fldChar w:fldCharType="end"/>
@@ -262,7 +262,7 @@
         <w:fldChar w:fldCharType="separate"/>
       </w:r>
       <w:r>
-        <w:t>6</w:t>
+        <w:t>7</w:t>
       </w:r>
       <w:r>
         <w:fldChar w:fldCharType="end"/>
@@ -288,7 +288,7 @@
         <w:fldChar w:fldCharType="separate"/>
       </w:r>
       <w:r>
-        <w:t>6</w:t>
+        <w:t>8</w:t>
       </w:r>
       <w:r>
         <w:fldChar w:fldCharType="end"/>
@@ -299,7 +299,7 @@
         <w:pStyle w:val="TOC2"/>
       </w:pPr>
       <w:r>
-        <w:t>﻿2.2 机构报价与服务边界</w:t>
+        <w:t>﻿2.2 试点教育服务与报价</w:t>
       </w:r>
       <w:r>
         <w:tab/>
@@ -314,7 +314,7 @@
         <w:fldChar w:fldCharType="separate"/>
       </w:r>
       <w:r>
-        <w:t>7</w:t>
+        <w:t>8</w:t>
       </w:r>
       <w:r>
         <w:fldChar w:fldCharType="end"/>
@@ -325,7 +325,7 @@
         <w:pStyle w:val="TOC2"/>
       </w:pPr>
       <w:r>
-        <w:t>﻿2.3 获客与验证路径</w:t>
+        <w:t>﻿2.3 机构组织后台建设</w:t>
       </w:r>
       <w:r>
         <w:tab/>
@@ -340,7 +340,7 @@
         <w:fldChar w:fldCharType="separate"/>
       </w:r>
       <w:r>
-        <w:t>7</w:t>
+        <w:t>9</w:t>
       </w:r>
       <w:r>
         <w:fldChar w:fldCharType="end"/>
@@ -348,10 +348,10 @@
     </w:p>
     <w:p>
       <w:pPr>
-        <w:pStyle w:val="TOC1"/>
-      </w:pPr>
-      <w:r>
-        <w:t>﻿3. 运营计划</w:t>
+        <w:pStyle w:val="TOC2"/>
+      </w:pPr>
+      <w:r>
+        <w:t>﻿2.4 独立算力与模型账户</w:t>
       </w:r>
       <w:r>
         <w:tab/>
@@ -366,7 +366,7 @@
         <w:fldChar w:fldCharType="separate"/>
       </w:r>
       <w:r>
-        <w:t>8</w:t>
+        <w:t>10</w:t>
       </w:r>
       <w:r>
         <w:fldChar w:fldCharType="end"/>
@@ -374,10 +374,10 @@
     </w:p>
     <w:p>
       <w:pPr>
-        <w:pStyle w:val="TOC1"/>
-      </w:pPr>
-      <w:r>
-        <w:t>﻿4. 团队与组织</w:t>
+        <w:pStyle w:val="TOC2"/>
+      </w:pPr>
+      <w:r>
+        <w:t>﻿2.5 获客与验证路径</w:t>
       </w:r>
       <w:r>
         <w:tab/>
@@ -392,7 +392,7 @@
         <w:fldChar w:fldCharType="separate"/>
       </w:r>
       <w:r>
-        <w:t>8</w:t>
+        <w:t>10</w:t>
       </w:r>
       <w:r>
         <w:fldChar w:fldCharType="end"/>
@@ -403,7 +403,7 @@
         <w:pStyle w:val="TOC1"/>
       </w:pPr>
       <w:r>
-        <w:t>﻿5. 战略实施与财务安排</w:t>
+        <w:t>﻿3. 运营计划</w:t>
       </w:r>
       <w:r>
         <w:tab/>
@@ -418,7 +418,7 @@
         <w:fldChar w:fldCharType="separate"/>
       </w:r>
       <w:r>
-        <w:t>9</w:t>
+        <w:t>11</w:t>
       </w:r>
       <w:r>
         <w:fldChar w:fldCharType="end"/>
@@ -426,10 +426,10 @@
     </w:p>
     <w:p>
       <w:pPr>
-        <w:pStyle w:val="TOC2"/>
-      </w:pPr>
-      <w:r>
-        <w:t>﻿5.1 市场进入与定位</w:t>
+        <w:pStyle w:val="TOC1"/>
+      </w:pPr>
+      <w:r>
+        <w:t>﻿4. 交付资源与复用资产</w:t>
       </w:r>
       <w:r>
         <w:tab/>
@@ -444,7 +444,7 @@
         <w:fldChar w:fldCharType="separate"/>
       </w:r>
       <w:r>
-        <w:t>9</w:t>
+        <w:t>12</w:t>
       </w:r>
       <w:r>
         <w:fldChar w:fldCharType="end"/>
@@ -452,10 +452,10 @@
     </w:p>
     <w:p>
       <w:pPr>
-        <w:pStyle w:val="TOC2"/>
-      </w:pPr>
-      <w:r>
-        <w:t>﻿5.2 商业模式与单位经济</w:t>
+        <w:pStyle w:val="TOC1"/>
+      </w:pPr>
+      <w:r>
+        <w:t>﻿5. 战略实施与财务安排</w:t>
       </w:r>
       <w:r>
         <w:tab/>
@@ -470,7 +470,7 @@
         <w:fldChar w:fldCharType="separate"/>
       </w:r>
       <w:r>
-        <w:t>9</w:t>
+        <w:t>12</w:t>
       </w:r>
       <w:r>
         <w:fldChar w:fldCharType="end"/>
@@ -481,7 +481,7 @@
         <w:pStyle w:val="TOC2"/>
       </w:pPr>
       <w:r>
-        <w:t>﻿5.3 阶段目标</w:t>
+        <w:t>﻿5.1 市场进入与定位</w:t>
       </w:r>
       <w:r>
         <w:tab/>
@@ -496,7 +496,7 @@
         <w:fldChar w:fldCharType="separate"/>
       </w:r>
       <w:r>
-        <w:t>10</w:t>
+        <w:t>13</w:t>
       </w:r>
       <w:r>
         <w:fldChar w:fldCharType="end"/>
@@ -507,7 +507,7 @@
         <w:pStyle w:val="TOC2"/>
       </w:pPr>
       <w:r>
-        <w:t>﻿5.4 近期项目与退出条件</w:t>
+        <w:t>﻿5.2 商业模式与单位经济</w:t>
       </w:r>
       <w:r>
         <w:tab/>
@@ -522,7 +522,7 @@
         <w:fldChar w:fldCharType="separate"/>
       </w:r>
       <w:r>
-        <w:t>10</w:t>
+        <w:t>13</w:t>
       </w:r>
       <w:r>
         <w:fldChar w:fldCharType="end"/>
@@ -533,7 +533,7 @@
         <w:pStyle w:val="TOC2"/>
       </w:pPr>
       <w:r>
-        <w:t>﻿5.5 资源与资金需求</w:t>
+        <w:t>﻿5.3 阶段目标</w:t>
       </w:r>
       <w:r>
         <w:tab/>
@@ -548,7 +548,7 @@
         <w:fldChar w:fldCharType="separate"/>
       </w:r>
       <w:r>
-        <w:t>11</w:t>
+        <w:t>14</w:t>
       </w:r>
       <w:r>
         <w:fldChar w:fldCharType="end"/>
@@ -559,7 +559,7 @@
         <w:pStyle w:val="TOC2"/>
       </w:pPr>
       <w:r>
-        <w:t>﻿5.6 实施路线图</w:t>
+        <w:t>﻿5.4 近期项目与退出条件</w:t>
       </w:r>
       <w:r>
         <w:tab/>
@@ -574,7 +574,7 @@
         <w:fldChar w:fldCharType="separate"/>
       </w:r>
       <w:r>
-        <w:t>11</w:t>
+        <w:t>15</w:t>
       </w:r>
       <w:r>
         <w:fldChar w:fldCharType="end"/>
@@ -585,7 +585,7 @@
         <w:pStyle w:val="TOC2"/>
       </w:pPr>
       <w:r>
-        <w:t>﻿5.7 主要风险与应对</w:t>
+        <w:t>﻿5.5 资源与资金需求</w:t>
       </w:r>
       <w:r>
         <w:tab/>
@@ -600,7 +600,7 @@
         <w:fldChar w:fldCharType="separate"/>
       </w:r>
       <w:r>
-        <w:t>12</w:t>
+        <w:t>15</w:t>
       </w:r>
       <w:r>
         <w:fldChar w:fldCharType="end"/>
@@ -608,10 +608,10 @@
     </w:p>
     <w:p>
       <w:pPr>
-        <w:pStyle w:val="TOC1"/>
-      </w:pPr>
-      <w:r>
-        <w:t>﻿Appendix A. 规划假设与待确认事项</w:t>
+        <w:pStyle w:val="TOC2"/>
+      </w:pPr>
+      <w:r>
+        <w:t>﻿5.6 实施路线图</w:t>
       </w:r>
       <w:r>
         <w:tab/>
@@ -626,7 +626,7 @@
         <w:fldChar w:fldCharType="separate"/>
       </w:r>
       <w:r>
-        <w:t>14</w:t>
+        <w:t>16</w:t>
       </w:r>
       <w:r>
         <w:fldChar w:fldCharType="end"/>
@@ -634,10 +634,10 @@
     </w:p>
     <w:p>
       <w:pPr>
-        <w:pStyle w:val="TOC1"/>
-      </w:pPr>
-      <w:r>
-        <w:t>﻿Appendix B. 资料来源</w:t>
+        <w:pStyle w:val="TOC2"/>
+      </w:pPr>
+      <w:r>
+        <w:t>﻿5.7 主要风险与应对</w:t>
       </w:r>
       <w:r>
         <w:tab/>
@@ -652,7 +652,7 @@
         <w:fldChar w:fldCharType="separate"/>
       </w:r>
       <w:r>
-        <w:t>17</w:t>
+        <w:t>18</w:t>
       </w:r>
       <w:r>
         <w:fldChar w:fldCharType="end"/>
@@ -663,6 +663,58 @@
         <w:pStyle w:val="TOC1"/>
       </w:pPr>
       <w:r>
+        <w:t>﻿Appendix A. 规划假设与待确认事项</w:t>
+      </w:r>
+      <w:r>
+        <w:tab/>
+      </w:r>
+      <w:r>
+        <w:fldChar w:fldCharType="begin"/>
+      </w:r>
+      <w:r>
+        <w:instrText> PAGEREF _TocBlocky21 \h </w:instrText>
+      </w:r>
+      <w:r>
+        <w:fldChar w:fldCharType="separate"/>
+      </w:r>
+      <w:r>
+        <w:t>19</w:t>
+      </w:r>
+      <w:r>
+        <w:fldChar w:fldCharType="end"/>
+      </w:r>
+    </w:p>
+    <w:p>
+      <w:pPr>
+        <w:pStyle w:val="TOC1"/>
+      </w:pPr>
+      <w:r>
+        <w:t>﻿Appendix B. 资料来源</w:t>
+      </w:r>
+      <w:r>
+        <w:tab/>
+      </w:r>
+      <w:r>
+        <w:fldChar w:fldCharType="begin"/>
+      </w:r>
+      <w:r>
+        <w:instrText> PAGEREF _TocBlocky22 \h </w:instrText>
+      </w:r>
+      <w:r>
+        <w:fldChar w:fldCharType="separate"/>
+      </w:r>
+      <w:r>
+        <w:t>21</w:t>
+      </w:r>
+      <w:r>
+        <w:fldChar w:fldCharType="end"/>
+      </w:r>
+    </w:p>
+    <w:p>
+      <w:pPr>
+        <w:pStyle w:val="TOC1"/>
+      </w:pPr>
+      <w:r>
         <w:t>﻿Appendix C. 情景分析</w:t>
       </w:r>
       <w:r>
@@ -672,13 +724,13 @@
         <w:fldChar w:fldCharType="begin"/>
       </w:r>
       <w:r>
-        <w:instrText> PAGEREF _TocBlocky21 \h </w:instrText>
+        <w:instrText> PAGEREF _TocBlocky23 \h </w:instrText>
       </w:r>
       <w:r>
         <w:fldChar w:fldCharType="separate"/>
       </w:r>
       <w:r>
-        <w:t>18</w:t>
+        <w:t>22</w:t>
       </w:r>
       <w:r>
         <w:fldChar w:fldCharType="end"/>
@@ -715,7 +767,7 @@
         <w:pStyle w:val="BodyText"/>
       </w:pPr>
       <w:r>
-        <w:t>当前Windows桌面工具已具备嵌套积木、角色和任务配置、条件分支、模型、记忆与受控工具、项目保存和运行轨迹。故事创作搭档是本计划的拟议教学任务，尚无小学生完成该任务的证据。新补充的本地条件实验核对了修改一个条件后选择不同分支的行为；既有Windows截图展示真实工作台与运行定位。外部模型生成的历史证据来自团队合成资料演示，不等同故事课程已运行或课堂效果。</w:t>
+        <w:t>项目仍处于持续开发阶段，当前Windows桌面版本已形成阶段成果，具备嵌套积木、角色和任务配置、条件分支、模型、记忆与受控工具、项目保存和运行轨迹。故事创作搭档是本计划的拟议教学任务，尚无小学生完成该任务的证据。新补充的本地条件实验核对了修改一个条件后选择不同分支的行为；既有Windows截图展示真实工作台与运行定位。外部模型生成的历史证据来自团队合成资料演示，不等同故事课程已运行或课堂效果。</w:t>
       </w:r>
     </w:p>
     <w:p>
@@ -723,7 +775,7 @@
         <w:pStyle w:val="BodyText"/>
       </w:pPr>
       <w:r>
-        <w:t>商业方向为完整软件免费使用，学校与教育机构按教学规模、模型用量、部署及支持需求联系报价。学生是使用者，教师是课程组织者，机构是潜在付款方。近期优先交付范围明确的课程试点、教师培训和安装配置服务；机构账户、额度管理、计费与教学管理功能仍需开发，不作为现成产品承诺。</w:t>
+        <w:t>个人版按完全开源、完整功能免费和社区共创方向推进。机构/K12方案为组织后台配置与教育服务收费，算力独立订阅、按额度或自带模型账户安排。学生使用、教师组织、机构采购。现有试点交付课程准备、培训、配置与支持；账号、课堂管理、进度分析、自动评分及统一算力结算属于建设规划。 免费开源是商业与发布方向，不代表功能已全部完成；后续继续建设多端能力和独立Agent App生成。</w:t>
       </w:r>
     </w:p>
     <w:p>
@@ -731,7 +783,7 @@
         <w:pStyle w:val="BodyText"/>
       </w:pPr>
       <w:r>
-        <w:t>本计划的财务币种均为人民币，预测期为2027至2029年。全部合同、价格、成本和资金数字均为规划假设，未形成真实报价、收入或资金承诺。基准情景计划交付4、10、18份机构服务合同，预计收入7.20、18.00、32.40万元，年度损益为−6.064、−0.840、5.432万元。计入假设的期初自有资金2万元后，峰值现金缺口为8.30万元；加上2万元最低储备，追加资金预算为10.30万元。</w:t>
+        <w:t>本计划的财务币种均为人民币，预测期为2027至2029年。全部合同、价格、成本和资金数字均为规划假设，未形成真实报价、收入或资金承诺。基准情景计划交付4、10、18份机构服务合同，预计收入7.20、18.00、32.40万元，年度损益为−6.064、−0.840、5.432万元。计入假设的期初自有资金2万元后，峰值现金缺口为8.30万元；加上2万元最低储备，追加资金预算为10.30万元。 测算仅覆盖当前试点服务；新增组织订阅、独立算力收入和后台建设成本未纳入，10.30万元不代表全部新业务建设资金。</w:t>
       </w:r>
     </w:p>
     <w:p>
@@ -745,6 +797,7 @@
     <w:p>
       <w:pPr>
         <w:pStyle w:val="Heading1"/>
+        <w:pageBreakBefore/>
       </w:pPr>
       <w:bookmarkStart w:id="1001" w:name="_TocBlocky1"/>
       <w:r>
@@ -757,7 +810,7 @@
         <w:pStyle w:val="BodyText"/>
       </w:pPr>
       <w:r>
-        <w:t>Blocky 是学生团队开发的安装式软件项目。产品面向非专业用户，入门版以小学生为主要用户，教师组织创作实践，学校及相关教育机构是潜在服务采购方。当前已形成Windows桌面创作工具，小学入门视图、课程与适龄体验仍需验证；对外合同主体、服务人员与所在地将在真实试点和签约前落实。</w:t>
+        <w:t>Blocky 是持续开发中的安装式软件项目，当前桌面版本属于阶段成果。产品面向非专业用户，入门版以小学生为主要用户，教师组织创作实践，学校及相关教育机构是潜在服务采购方。Windows已有作品创作与运行基础；小学工作区、完整兼容生态、多端与应用生成等仍按后续路线建设。对外合同主体、服务资源与所在地在真实试点和签约前落实。</w:t>
       </w:r>
     </w:p>
     <w:p>
@@ -783,7 +836,7 @@
         <w:pStyle w:val="BodyText"/>
       </w:pPr>
       <w:r>
-        <w:t>规则练习之后，完整故事Agent的教学链是：接收孩子的角色输入，条件选择“森林”或“花园”方向，将该方向作为上下文，与“友善的故事搭档”角色和“写三句、以提问结尾”任务一起交给教师预选模型，输出故事并检查。孩子保持输入与方向不变，只把任务由“直接续写”改为“先问我一个选择问题”，实际运行后观察回应是否遵循新要求，记录失败或无明显变化。该生成对照尚未取证，不预写模型答案；规则实验本身没有调用模型。 自主搭建时孩子可做海底向导：定义角色、输入伙伴与目标，选择行动方向，给模型设定“两句介绍并问下一步去哪”的任务，再检验输出。后续一次只增加一种能力，例如把本次方向写入会话记忆，在下一轮读取并带入上下文；或调用文本统计工具查看字符数。现有能力支持这些部件，具体小学任务与独立使用仍待验证。</w:t>
+        <w:t>完整故事Agent的教学设计接收角色输入，由条件选择森林或花园方向，作为上下文与友善的故事搭档角色、写三句并以提问结尾的任务一起交给教师预选模型。学生保持输入和方向不变，只把任务改为先问一个选择问题，再观察回应并解释差异。自主搭建可换成海底向导，重新选择角色、目标与行动方向；后续一次增加一种能力，例如用会话记忆保留方向或用文本统计工具检查长度。生成式扩展作为教学设计，不预写模型回应。</w:t>
       </w:r>
     </w:p>
     <w:p>
@@ -791,7 +844,7 @@
         <w:pStyle w:val="BodyText"/>
       </w:pPr>
       <w:r>
-        <w:t>现有能力支持保存、重开、修改作品和查看积木对应的运行事件。教师需在现有画布上预先准备少量积木，向学生解释操作，不承诺已经提供儿童专用入门界面。机构账户、班级管理、自动评分、额度与计费、移动端仍未完成；这些能力不纳入首批可售服务。普通Windows画面的资料检索案例仅作为工作台事实证明，不承担整款产品定位。</w:t>
+        <w:t>Blocky将Agent关键行为的代码审阅转为积木审阅：直接检查角色、任务、上下文、条件、记忆与工具步骤，再把实际运行事件对应到积木。底层使用Blockly、Tauri和Pi等开源组件，项目组织作品格式、语义编译、领域运行接口和Host权限边界。可编辑项目、运行轨迹与可审阅修改共同构成作品工作台。</w:t>
       </w:r>
     </w:p>
     <w:p>
@@ -799,7 +852,7 @@
         <w:pStyle w:val="BodyText"/>
       </w:pPr>
       <w:r>
-        <w:t>本地条件实验使用产品领域Runtime执行同一输入，条件为“勇敢”时选择“到森林探险”，改为“友善”时选择“去花园交朋友”，结构化结果与积木事件一致。这是无外部模型的规则执行实验，未验证Windows普通包的故事课程。既有普通包的合成课程演示另行证明资料引用、运行定位和构建助手真实模型读写；三次历史可读响应共7717Token，不能写成本轮新稿的模型用量。</w:t>
+        <w:t>搭建时读懂结构和资料来源，执行前检查预期行为与工具权限，运行后比较轨迹和结果，再定位修改。小学活动围绕这一过程组织读懂、改造、自主搭建和调试解释。现有技术能力不自动等于小学适用性，课堂任务按下一阶段采证方法判断。</w:t>
       </w:r>
     </w:p>
     <w:p>
@@ -807,15 +860,998 @@
         <w:pStyle w:val="BodyText"/>
       </w:pPr>
       <w:r>
-        <w:t>项目的技术与应用贡献在于把可编辑作品、可追溯执行和可审阅修改放在同一桌面工作台。Blocky将Agent关键行为的代码审阅转为积木审阅：用户直接检查角色、任务、上下文、条件、记忆与工具步骤，再把实际运行事件对应到积木。底层使用 Blockly、Tauri 和 Pi 等开源组件，Blocky自行组织作品格式、语义编译、领域运行接口和Host权限边界。</w:t>
+        <w:t>Table 1（表1）将学生动作、软件能力、教师准备和作品产出放在同一条教学链上。每次活动都保留可编辑项目与简短解释，教师据此区分孩子修改了什么、是否理解为什么修改。软件提供创作与观察能力，活动设计决定这些能力如何成为学习任务。</w:t>
       </w:r>
     </w:p>
     <w:p>
       <w:pPr>
+        <w:pStyle w:val="Tabletitle"/>
+        <w:keepNext/>
+      </w:pPr>
+      <w:r>
+        <w:t>Table 1. 学生动作与作品能力映射</w:t>
+      </w:r>
+    </w:p>
+    <w:tbl>
+      <w:tblPr>
+        <w:tblStyle w:val="TableGrid"/>
+        <w:tblW w:w="8950" w:type="dxa"/>
+        <w:tblInd w:w="85" w:type="dxa"/>
+        <w:tblLayout w:type="fixed"/>
+        <w:tblLook w:firstRow="1" w:lastRow="0" w:firstColumn="0" w:lastColumn="0" w:noHBand="1" w:noVBand="1"/>
+        <w:tblBorders>
+          <w:top w:val="single" w:sz="4" w:space="0" w:color="000000"/>
+          <w:left w:val="single" w:sz="4" w:space="0" w:color="000000"/>
+          <w:bottom w:val="single" w:sz="4" w:space="0" w:color="000000"/>
+          <w:right w:val="single" w:sz="4" w:space="0" w:color="000000"/>
+          <w:insideH w:val="single" w:sz="4" w:space="0" w:color="000000"/>
+          <w:insideV w:val="single" w:sz="4" w:space="0" w:color="000000"/>
+        </w:tblBorders>
+        <w:tblCellMar/>
+      </w:tblPr>
+      <w:tblGrid>
+        <w:gridCol w:w="1512"/>
+        <w:gridCol w:w="2304"/>
+        <w:gridCol w:w="2376"/>
+        <w:gridCol w:w="2758"/>
+      </w:tblGrid>
+      <w:tr>
+        <w:trPr>
+          <w:cantSplit/>
+          <w:tblHeader w:val="true"/>
+        </w:trPr>
+        <w:tc>
+          <w:tcPr>
+            <w:tcW w:w="1512" w:type="dxa"/>
+            <w:tcMar>
+              <w:top w:w="60" w:type="dxa"/>
+              <w:start w:w="85" w:type="dxa"/>
+              <w:bottom w:w="60" w:type="dxa"/>
+              <w:end w:w="85" w:type="dxa"/>
+            </w:tcMar>
+          </w:tcPr>
+          <w:p>
+            <w:pPr>
+              <w:pStyle w:val="BodyText"/>
+              <w:spacing w:before="0" w:after="0" w:line="220" w:lineRule="auto"/>
+            </w:pPr>
+            <w:r>
+              <w:t>学生动作</w:t>
+            </w:r>
+          </w:p>
+        </w:tc>
+        <w:tc>
+          <w:tcPr>
+            <w:tcW w:w="2304" w:type="dxa"/>
+            <w:tcMar>
+              <w:top w:w="60" w:type="dxa"/>
+              <w:start w:w="85" w:type="dxa"/>
+              <w:bottom w:w="60" w:type="dxa"/>
+              <w:end w:w="85" w:type="dxa"/>
+            </w:tcMar>
+          </w:tcPr>
+          <w:p>
+            <w:pPr>
+              <w:pStyle w:val="BodyText"/>
+              <w:spacing w:before="0" w:after="0" w:line="220" w:lineRule="auto"/>
+            </w:pPr>
+            <w:r>
+              <w:t>软件能力</w:t>
+            </w:r>
+          </w:p>
+        </w:tc>
+        <w:tc>
+          <w:tcPr>
+            <w:tcW w:w="2376" w:type="dxa"/>
+            <w:tcMar>
+              <w:top w:w="60" w:type="dxa"/>
+              <w:start w:w="85" w:type="dxa"/>
+              <w:bottom w:w="60" w:type="dxa"/>
+              <w:end w:w="85" w:type="dxa"/>
+            </w:tcMar>
+          </w:tcPr>
+          <w:p>
+            <w:pPr>
+              <w:pStyle w:val="BodyText"/>
+              <w:spacing w:before="0" w:after="0" w:line="220" w:lineRule="auto"/>
+            </w:pPr>
+            <w:r>
+              <w:t>教师准备</w:t>
+            </w:r>
+          </w:p>
+        </w:tc>
+        <w:tc>
+          <w:tcPr>
+            <w:tcW w:w="2758" w:type="dxa"/>
+            <w:tcMar>
+              <w:top w:w="60" w:type="dxa"/>
+              <w:start w:w="85" w:type="dxa"/>
+              <w:bottom w:w="60" w:type="dxa"/>
+              <w:end w:w="85" w:type="dxa"/>
+            </w:tcMar>
+          </w:tcPr>
+          <w:p>
+            <w:pPr>
+              <w:pStyle w:val="BodyText"/>
+              <w:spacing w:before="0" w:after="0" w:line="220" w:lineRule="auto"/>
+            </w:pPr>
+            <w:r>
+              <w:t>可观察产出</w:t>
+            </w:r>
+          </w:p>
+        </w:tc>
+      </w:tr>
+      <w:tr>
+        <w:trPr>
+          <w:cantSplit/>
+        </w:trPr>
+        <w:tc>
+          <w:tcPr>
+            <w:tcW w:w="1512" w:type="dxa"/>
+            <w:tcMar>
+              <w:top w:w="60" w:type="dxa"/>
+              <w:start w:w="85" w:type="dxa"/>
+              <w:bottom w:w="60" w:type="dxa"/>
+              <w:end w:w="85" w:type="dxa"/>
+            </w:tcMar>
+          </w:tcPr>
+          <w:p>
+            <w:pPr>
+              <w:pStyle w:val="BodyText"/>
+              <w:spacing w:before="0" w:after="0" w:line="220" w:lineRule="auto"/>
+            </w:pPr>
+            <w:r>
+              <w:t>读懂作品</w:t>
+            </w:r>
+          </w:p>
+        </w:tc>
+        <w:tc>
+          <w:tcPr>
+            <w:tcW w:w="2304" w:type="dxa"/>
+            <w:tcMar>
+              <w:top w:w="60" w:type="dxa"/>
+              <w:start w:w="85" w:type="dxa"/>
+              <w:bottom w:w="60" w:type="dxa"/>
+              <w:end w:w="85" w:type="dxa"/>
+            </w:tcMar>
+          </w:tcPr>
+          <w:p>
+            <w:pPr>
+              <w:pStyle w:val="BodyText"/>
+              <w:spacing w:before="0" w:after="0" w:line="220" w:lineRule="auto"/>
+            </w:pPr>
+            <w:r>
+              <w:t>嵌套积木、角色与条件</w:t>
+            </w:r>
+          </w:p>
+        </w:tc>
+        <w:tc>
+          <w:tcPr>
+            <w:tcW w:w="2376" w:type="dxa"/>
+            <w:tcMar>
+              <w:top w:w="60" w:type="dxa"/>
+              <w:start w:w="85" w:type="dxa"/>
+              <w:bottom w:w="60" w:type="dxa"/>
+              <w:end w:w="85" w:type="dxa"/>
+            </w:tcMar>
+          </w:tcPr>
+          <w:p>
+            <w:pPr>
+              <w:pStyle w:val="BodyText"/>
+              <w:spacing w:before="0" w:after="0" w:line="220" w:lineRule="auto"/>
+            </w:pPr>
+            <w:r>
+              <w:t>提供精简故事项目与输入卡</w:t>
+            </w:r>
+          </w:p>
+        </w:tc>
+        <w:tc>
+          <w:tcPr>
+            <w:tcW w:w="2758" w:type="dxa"/>
+            <w:tcMar>
+              <w:top w:w="60" w:type="dxa"/>
+              <w:start w:w="85" w:type="dxa"/>
+              <w:bottom w:w="60" w:type="dxa"/>
+              <w:end w:w="85" w:type="dxa"/>
+            </w:tcMar>
+          </w:tcPr>
+          <w:p>
+            <w:pPr>
+              <w:pStyle w:val="BodyText"/>
+              <w:spacing w:before="0" w:after="0" w:line="220" w:lineRule="auto"/>
+            </w:pPr>
+            <w:r>
+              <w:t>标出输入、条件、输出并预测分支</w:t>
+            </w:r>
+          </w:p>
+        </w:tc>
+      </w:tr>
+      <w:tr>
+        <w:trPr>
+          <w:cantSplit/>
+        </w:trPr>
+        <w:tc>
+          <w:tcPr>
+            <w:tcW w:w="1512" w:type="dxa"/>
+            <w:tcMar>
+              <w:top w:w="60" w:type="dxa"/>
+              <w:start w:w="85" w:type="dxa"/>
+              <w:bottom w:w="60" w:type="dxa"/>
+              <w:end w:w="85" w:type="dxa"/>
+            </w:tcMar>
+          </w:tcPr>
+          <w:p>
+            <w:pPr>
+              <w:pStyle w:val="BodyText"/>
+              <w:spacing w:before="0" w:after="0" w:line="220" w:lineRule="auto"/>
+            </w:pPr>
+            <w:r>
+              <w:t>单处改造</w:t>
+            </w:r>
+          </w:p>
+        </w:tc>
+        <w:tc>
+          <w:tcPr>
+            <w:tcW w:w="2304" w:type="dxa"/>
+            <w:tcMar>
+              <w:top w:w="60" w:type="dxa"/>
+              <w:start w:w="85" w:type="dxa"/>
+              <w:bottom w:w="60" w:type="dxa"/>
+              <w:end w:w="85" w:type="dxa"/>
+            </w:tcMar>
+          </w:tcPr>
+          <w:p>
+            <w:pPr>
+              <w:pStyle w:val="BodyText"/>
+              <w:spacing w:before="0" w:after="0" w:line="220" w:lineRule="auto"/>
+            </w:pPr>
+            <w:r>
+              <w:t>条件编辑、保存与重开</w:t>
+            </w:r>
+          </w:p>
+        </w:tc>
+        <w:tc>
+          <w:tcPr>
+            <w:tcW w:w="2376" w:type="dxa"/>
+            <w:tcMar>
+              <w:top w:w="60" w:type="dxa"/>
+              <w:start w:w="85" w:type="dxa"/>
+              <w:bottom w:w="60" w:type="dxa"/>
+              <w:end w:w="85" w:type="dxa"/>
+            </w:tcMar>
+          </w:tcPr>
+          <w:p>
+            <w:pPr>
+              <w:pStyle w:val="BodyText"/>
+              <w:spacing w:before="0" w:after="0" w:line="220" w:lineRule="auto"/>
+            </w:pPr>
+            <w:r>
+              <w:t>准备同输入、只改一处的对照</w:t>
+            </w:r>
+          </w:p>
+        </w:tc>
+        <w:tc>
+          <w:tcPr>
+            <w:tcW w:w="2758" w:type="dxa"/>
+            <w:tcMar>
+              <w:top w:w="60" w:type="dxa"/>
+              <w:start w:w="85" w:type="dxa"/>
+              <w:bottom w:w="60" w:type="dxa"/>
+              <w:end w:w="85" w:type="dxa"/>
+            </w:tcMar>
+          </w:tcPr>
+          <w:p>
+            <w:pPr>
+              <w:pStyle w:val="BodyText"/>
+              <w:spacing w:before="0" w:after="0" w:line="220" w:lineRule="auto"/>
+            </w:pPr>
+            <w:r>
+              <w:t>两个项目版本及结果比较</w:t>
+            </w:r>
+          </w:p>
+        </w:tc>
+      </w:tr>
+      <w:tr>
+        <w:trPr>
+          <w:cantSplit/>
+        </w:trPr>
+        <w:tc>
+          <w:tcPr>
+            <w:tcW w:w="1512" w:type="dxa"/>
+            <w:tcMar>
+              <w:top w:w="60" w:type="dxa"/>
+              <w:start w:w="85" w:type="dxa"/>
+              <w:bottom w:w="60" w:type="dxa"/>
+              <w:end w:w="85" w:type="dxa"/>
+            </w:tcMar>
+          </w:tcPr>
+          <w:p>
+            <w:pPr>
+              <w:pStyle w:val="BodyText"/>
+              <w:spacing w:before="0" w:after="0" w:line="220" w:lineRule="auto"/>
+            </w:pPr>
+            <w:r>
+              <w:t>自主搭建</w:t>
+            </w:r>
+          </w:p>
+        </w:tc>
+        <w:tc>
+          <w:tcPr>
+            <w:tcW w:w="2304" w:type="dxa"/>
+            <w:tcMar>
+              <w:top w:w="60" w:type="dxa"/>
+              <w:start w:w="85" w:type="dxa"/>
+              <w:bottom w:w="60" w:type="dxa"/>
+              <w:end w:w="85" w:type="dxa"/>
+            </w:tcMar>
+          </w:tcPr>
+          <w:p>
+            <w:pPr>
+              <w:pStyle w:val="BodyText"/>
+              <w:spacing w:before="0" w:after="0" w:line="220" w:lineRule="auto"/>
+            </w:pPr>
+            <w:r>
+              <w:t>角色、指令、模型、记忆与工具组合</w:t>
+            </w:r>
+          </w:p>
+        </w:tc>
+        <w:tc>
+          <w:tcPr>
+            <w:tcW w:w="2376" w:type="dxa"/>
+            <w:tcMar>
+              <w:top w:w="60" w:type="dxa"/>
+              <w:start w:w="85" w:type="dxa"/>
+              <w:bottom w:w="60" w:type="dxa"/>
+              <w:end w:w="85" w:type="dxa"/>
+            </w:tcMar>
+          </w:tcPr>
+          <w:p>
+            <w:pPr>
+              <w:pStyle w:val="BodyText"/>
+              <w:spacing w:before="0" w:after="0" w:line="220" w:lineRule="auto"/>
+            </w:pPr>
+            <w:r>
+              <w:t>选择有限部件及安全资源</w:t>
+            </w:r>
+          </w:p>
+        </w:tc>
+        <w:tc>
+          <w:tcPr>
+            <w:tcW w:w="2758" w:type="dxa"/>
+            <w:tcMar>
+              <w:top w:w="60" w:type="dxa"/>
+              <w:start w:w="85" w:type="dxa"/>
+              <w:bottom w:w="60" w:type="dxa"/>
+              <w:end w:w="85" w:type="dxa"/>
+            </w:tcMar>
+          </w:tcPr>
+          <w:p>
+            <w:pPr>
+              <w:pStyle w:val="BodyText"/>
+              <w:spacing w:before="0" w:after="0" w:line="220" w:lineRule="auto"/>
+            </w:pPr>
+            <w:r>
+              <w:t>新目标项目、设计选择说明</w:t>
+            </w:r>
+          </w:p>
+        </w:tc>
+      </w:tr>
+      <w:tr>
+        <w:trPr>
+          <w:cantSplit/>
+        </w:trPr>
+        <w:tc>
+          <w:tcPr>
+            <w:tcW w:w="1512" w:type="dxa"/>
+            <w:tcMar>
+              <w:top w:w="60" w:type="dxa"/>
+              <w:start w:w="85" w:type="dxa"/>
+              <w:bottom w:w="60" w:type="dxa"/>
+              <w:end w:w="85" w:type="dxa"/>
+            </w:tcMar>
+          </w:tcPr>
+          <w:p>
+            <w:pPr>
+              <w:pStyle w:val="BodyText"/>
+              <w:spacing w:before="0" w:after="0" w:line="220" w:lineRule="auto"/>
+            </w:pPr>
+            <w:r>
+              <w:t>调试解释</w:t>
+            </w:r>
+          </w:p>
+        </w:tc>
+        <w:tc>
+          <w:tcPr>
+            <w:tcW w:w="2304" w:type="dxa"/>
+            <w:tcMar>
+              <w:top w:w="60" w:type="dxa"/>
+              <w:start w:w="85" w:type="dxa"/>
+              <w:bottom w:w="60" w:type="dxa"/>
+              <w:end w:w="85" w:type="dxa"/>
+            </w:tcMar>
+          </w:tcPr>
+          <w:p>
+            <w:pPr>
+              <w:pStyle w:val="BodyText"/>
+              <w:spacing w:before="0" w:after="0" w:line="220" w:lineRule="auto"/>
+            </w:pPr>
+            <w:r>
+              <w:t>运行轨迹、积木定位、修订</w:t>
+            </w:r>
+          </w:p>
+        </w:tc>
+        <w:tc>
+          <w:tcPr>
+            <w:tcW w:w="2376" w:type="dxa"/>
+            <w:tcMar>
+              <w:top w:w="60" w:type="dxa"/>
+              <w:start w:w="85" w:type="dxa"/>
+              <w:bottom w:w="60" w:type="dxa"/>
+              <w:end w:w="85" w:type="dxa"/>
+            </w:tcMar>
+          </w:tcPr>
+          <w:p>
+            <w:pPr>
+              <w:pStyle w:val="BodyText"/>
+              <w:spacing w:before="0" w:after="0" w:line="220" w:lineRule="auto"/>
+            </w:pPr>
+            <w:r>
+              <w:t>准备一处可定位的错误</w:t>
+            </w:r>
+          </w:p>
+        </w:tc>
+        <w:tc>
+          <w:tcPr>
+            <w:tcW w:w="2758" w:type="dxa"/>
+            <w:tcMar>
+              <w:top w:w="60" w:type="dxa"/>
+              <w:start w:w="85" w:type="dxa"/>
+              <w:bottom w:w="60" w:type="dxa"/>
+              <w:end w:w="85" w:type="dxa"/>
+            </w:tcMar>
+          </w:tcPr>
+          <w:p>
+            <w:pPr>
+              <w:pStyle w:val="BodyText"/>
+              <w:spacing w:before="0" w:after="0" w:line="220" w:lineRule="auto"/>
+            </w:pPr>
+            <w:r>
+              <w:t>错误位置、修改前后轨迹与解释</w:t>
+            </w:r>
+          </w:p>
+        </w:tc>
+      </w:tr>
+      <w:tr>
+        <w:trPr>
+          <w:cantSplit/>
+        </w:trPr>
+        <w:tc>
+          <w:tcPr>
+            <w:tcW w:w="1512" w:type="dxa"/>
+            <w:tcMar>
+              <w:top w:w="60" w:type="dxa"/>
+              <w:start w:w="85" w:type="dxa"/>
+              <w:bottom w:w="60" w:type="dxa"/>
+              <w:end w:w="85" w:type="dxa"/>
+            </w:tcMar>
+          </w:tcPr>
+          <w:p>
+            <w:pPr>
+              <w:pStyle w:val="BodyText"/>
+              <w:spacing w:before="0" w:after="0" w:line="220" w:lineRule="auto"/>
+            </w:pPr>
+            <w:r>
+              <w:t>审阅行为</w:t>
+            </w:r>
+          </w:p>
+        </w:tc>
+        <w:tc>
+          <w:tcPr>
+            <w:tcW w:w="2304" w:type="dxa"/>
+            <w:tcMar>
+              <w:top w:w="60" w:type="dxa"/>
+              <w:start w:w="85" w:type="dxa"/>
+              <w:bottom w:w="60" w:type="dxa"/>
+              <w:end w:w="85" w:type="dxa"/>
+            </w:tcMar>
+          </w:tcPr>
+          <w:p>
+            <w:pPr>
+              <w:pStyle w:val="BodyText"/>
+              <w:spacing w:before="0" w:after="0" w:line="220" w:lineRule="auto"/>
+            </w:pPr>
+            <w:r>
+              <w:t>结构检查、资源引用和受控权限</w:t>
+            </w:r>
+          </w:p>
+        </w:tc>
+        <w:tc>
+          <w:tcPr>
+            <w:tcW w:w="2376" w:type="dxa"/>
+            <w:tcMar>
+              <w:top w:w="60" w:type="dxa"/>
+              <w:start w:w="85" w:type="dxa"/>
+              <w:bottom w:w="60" w:type="dxa"/>
+              <w:end w:w="85" w:type="dxa"/>
+            </w:tcMar>
+          </w:tcPr>
+          <w:p>
+            <w:pPr>
+              <w:pStyle w:val="BodyText"/>
+              <w:spacing w:before="0" w:after="0" w:line="220" w:lineRule="auto"/>
+            </w:pPr>
+            <w:r>
+              <w:t>确定工具边界与评价任务</w:t>
+            </w:r>
+          </w:p>
+        </w:tc>
+        <w:tc>
+          <w:tcPr>
+            <w:tcW w:w="2758" w:type="dxa"/>
+            <w:tcMar>
+              <w:top w:w="60" w:type="dxa"/>
+              <w:start w:w="85" w:type="dxa"/>
+              <w:bottom w:w="60" w:type="dxa"/>
+              <w:end w:w="85" w:type="dxa"/>
+            </w:tcMar>
+          </w:tcPr>
+          <w:p>
+            <w:pPr>
+              <w:pStyle w:val="BodyText"/>
+              <w:spacing w:before="0" w:after="0" w:line="220" w:lineRule="auto"/>
+            </w:pPr>
+            <w:r>
+              <w:t>预期过程与实际事件的对应</w:t>
+            </w:r>
+          </w:p>
+        </w:tc>
+      </w:tr>
+    </w:tbl>
+    <w:p>
+      <w:pPr>
         <w:pStyle w:val="BodyText"/>
       </w:pPr>
       <w:r>
-        <w:t>积木审阅贯穿搭建、执行和修订。搭建时，用户读懂作品结构和资料来源；执行前，检查预期行为、工具与权限；运行后，比较轨迹与输出，定位需要修改的部件并重新检验。小学教育据此组织读懂、改造、自主搭建和解释活动。现有积木与轨迹为审阅提供入口，非专业用户能否独立完成这些检查仍待验证；它们不揭示模型内部推理，也不能保证生成内容正确。</w:t>
+        <w:t>产品工作台由作品画布、资源配置、构建助手和运行观察组成。画布保存Agent结构与模块，资源区配置模型、知识和工具引用；构建助手接收自然语言并生成可审阅修改，运行区展示轨迹和结果。作品先保存、再运行、再根据轨迹修订，教师可将同一个项目用于阅读、改造和迁移任务。</w:t>
+      </w:r>
+    </w:p>
+    <w:p>
+      <w:pPr>
+        <w:pStyle w:val="BodyText"/>
+      </w:pPr>
+      <w:r>
+        <w:t>Table 2（表2）把工作台入口与教学用途对应起来。教师准备作品时在画布和资源之间核对结构与权限，学生修改后通过运行事件解释结果；构建助手与CLI提供辅助创作和重复操作，作品修改仍以可编辑项目与审阅结果为准。机构后台并非这些现有入口的别名，师生和课堂组织能力按第2.3节建设。</w:t>
+      </w:r>
+    </w:p>
+    <w:p>
+      <w:pPr>
+        <w:pStyle w:val="Tabletitle"/>
+        <w:keepNext/>
+      </w:pPr>
+      <w:r>
+        <w:t>Table 2. 产品工作台与教学使用</w:t>
+      </w:r>
+    </w:p>
+    <w:tbl>
+      <w:tblPr>
+        <w:tblStyle w:val="TableGrid"/>
+        <w:tblW w:w="8950" w:type="dxa"/>
+        <w:tblInd w:w="85" w:type="dxa"/>
+        <w:tblLayout w:type="fixed"/>
+        <w:tblLook w:firstRow="1" w:lastRow="0" w:firstColumn="0" w:lastColumn="0" w:noHBand="1" w:noVBand="1"/>
+        <w:tblBorders>
+          <w:top w:val="single" w:sz="4" w:space="0" w:color="000000"/>
+          <w:left w:val="single" w:sz="4" w:space="0" w:color="000000"/>
+          <w:bottom w:val="single" w:sz="4" w:space="0" w:color="000000"/>
+          <w:right w:val="single" w:sz="4" w:space="0" w:color="000000"/>
+          <w:insideH w:val="single" w:sz="4" w:space="0" w:color="000000"/>
+          <w:insideV w:val="single" w:sz="4" w:space="0" w:color="000000"/>
+        </w:tblBorders>
+        <w:tblCellMar/>
+      </w:tblPr>
+      <w:tblGrid>
+        <w:gridCol w:w="1800"/>
+        <w:gridCol w:w="3528"/>
+        <w:gridCol w:w="3622"/>
+      </w:tblGrid>
+      <w:tr>
+        <w:trPr>
+          <w:cantSplit/>
+          <w:tblHeader w:val="true"/>
+        </w:trPr>
+        <w:tc>
+          <w:tcPr>
+            <w:tcW w:w="1800" w:type="dxa"/>
+            <w:tcMar>
+              <w:top w:w="60" w:type="dxa"/>
+              <w:start w:w="85" w:type="dxa"/>
+              <w:bottom w:w="60" w:type="dxa"/>
+              <w:end w:w="85" w:type="dxa"/>
+            </w:tcMar>
+          </w:tcPr>
+          <w:p>
+            <w:pPr>
+              <w:pStyle w:val="BodyText"/>
+              <w:spacing w:before="0" w:after="0" w:line="220" w:lineRule="auto"/>
+            </w:pPr>
+            <w:r>
+              <w:t>工作台部分</w:t>
+            </w:r>
+          </w:p>
+        </w:tc>
+        <w:tc>
+          <w:tcPr>
+            <w:tcW w:w="3528" w:type="dxa"/>
+            <w:tcMar>
+              <w:top w:w="60" w:type="dxa"/>
+              <w:start w:w="85" w:type="dxa"/>
+              <w:bottom w:w="60" w:type="dxa"/>
+              <w:end w:w="85" w:type="dxa"/>
+            </w:tcMar>
+          </w:tcPr>
+          <w:p>
+            <w:pPr>
+              <w:pStyle w:val="BodyText"/>
+              <w:spacing w:before="0" w:after="0" w:line="220" w:lineRule="auto"/>
+            </w:pPr>
+            <w:r>
+              <w:t>已有能力</w:t>
+            </w:r>
+          </w:p>
+        </w:tc>
+        <w:tc>
+          <w:tcPr>
+            <w:tcW w:w="3622" w:type="dxa"/>
+            <w:tcMar>
+              <w:top w:w="60" w:type="dxa"/>
+              <w:start w:w="85" w:type="dxa"/>
+              <w:bottom w:w="60" w:type="dxa"/>
+              <w:end w:w="85" w:type="dxa"/>
+            </w:tcMar>
+          </w:tcPr>
+          <w:p>
+            <w:pPr>
+              <w:pStyle w:val="BodyText"/>
+              <w:spacing w:before="0" w:after="0" w:line="220" w:lineRule="auto"/>
+            </w:pPr>
+            <w:r>
+              <w:t>教学用途</w:t>
+            </w:r>
+          </w:p>
+        </w:tc>
+      </w:tr>
+      <w:tr>
+        <w:trPr>
+          <w:cantSplit/>
+        </w:trPr>
+        <w:tc>
+          <w:tcPr>
+            <w:tcW w:w="1800" w:type="dxa"/>
+            <w:tcMar>
+              <w:top w:w="60" w:type="dxa"/>
+              <w:start w:w="85" w:type="dxa"/>
+              <w:bottom w:w="60" w:type="dxa"/>
+              <w:end w:w="85" w:type="dxa"/>
+            </w:tcMar>
+          </w:tcPr>
+          <w:p>
+            <w:pPr>
+              <w:pStyle w:val="BodyText"/>
+              <w:spacing w:before="0" w:after="0" w:line="220" w:lineRule="auto"/>
+            </w:pPr>
+            <w:r>
+              <w:t>作品与模块画布</w:t>
+            </w:r>
+          </w:p>
+        </w:tc>
+        <w:tc>
+          <w:tcPr>
+            <w:tcW w:w="3528" w:type="dxa"/>
+            <w:tcMar>
+              <w:top w:w="60" w:type="dxa"/>
+              <w:start w:w="85" w:type="dxa"/>
+              <w:bottom w:w="60" w:type="dxa"/>
+              <w:end w:w="85" w:type="dxa"/>
+            </w:tcMar>
+          </w:tcPr>
+          <w:p>
+            <w:pPr>
+              <w:pStyle w:val="BodyText"/>
+              <w:spacing w:before="0" w:after="0" w:line="220" w:lineRule="auto"/>
+            </w:pPr>
+            <w:r>
+              <w:t>嵌套积木、模块、蓝图、保存与重开</w:t>
+            </w:r>
+          </w:p>
+        </w:tc>
+        <w:tc>
+          <w:tcPr>
+            <w:tcW w:w="3622" w:type="dxa"/>
+            <w:tcMar>
+              <w:top w:w="60" w:type="dxa"/>
+              <w:start w:w="85" w:type="dxa"/>
+              <w:bottom w:w="60" w:type="dxa"/>
+              <w:end w:w="85" w:type="dxa"/>
+            </w:tcMar>
+          </w:tcPr>
+          <w:p>
+            <w:pPr>
+              <w:pStyle w:val="BodyText"/>
+              <w:spacing w:before="0" w:after="0" w:line="220" w:lineRule="auto"/>
+            </w:pPr>
+            <w:r>
+              <w:t>读懂结构、只改一处、组合新任务并保留版本</w:t>
+            </w:r>
+          </w:p>
+        </w:tc>
+      </w:tr>
+      <w:tr>
+        <w:trPr>
+          <w:cantSplit/>
+        </w:trPr>
+        <w:tc>
+          <w:tcPr>
+            <w:tcW w:w="1800" w:type="dxa"/>
+            <w:tcMar>
+              <w:top w:w="60" w:type="dxa"/>
+              <w:start w:w="85" w:type="dxa"/>
+              <w:bottom w:w="60" w:type="dxa"/>
+              <w:end w:w="85" w:type="dxa"/>
+            </w:tcMar>
+          </w:tcPr>
+          <w:p>
+            <w:pPr>
+              <w:pStyle w:val="BodyText"/>
+              <w:spacing w:before="0" w:after="0" w:line="220" w:lineRule="auto"/>
+            </w:pPr>
+            <w:r>
+              <w:t>模型与资源配置</w:t>
+            </w:r>
+          </w:p>
+        </w:tc>
+        <w:tc>
+          <w:tcPr>
+            <w:tcW w:w="3528" w:type="dxa"/>
+            <w:tcMar>
+              <w:top w:w="60" w:type="dxa"/>
+              <w:start w:w="85" w:type="dxa"/>
+              <w:bottom w:w="60" w:type="dxa"/>
+              <w:end w:w="85" w:type="dxa"/>
+            </w:tcMar>
+          </w:tcPr>
+          <w:p>
+            <w:pPr>
+              <w:pStyle w:val="BodyText"/>
+              <w:spacing w:before="0" w:after="0" w:line="220" w:lineRule="auto"/>
+            </w:pPr>
+            <w:r>
+              <w:t>角色、指令、模型引用、知识、记忆及受控工具</w:t>
+            </w:r>
+          </w:p>
+        </w:tc>
+        <w:tc>
+          <w:tcPr>
+            <w:tcW w:w="3622" w:type="dxa"/>
+            <w:tcMar>
+              <w:top w:w="60" w:type="dxa"/>
+              <w:start w:w="85" w:type="dxa"/>
+              <w:bottom w:w="60" w:type="dxa"/>
+              <w:end w:w="85" w:type="dxa"/>
+            </w:tcMar>
+          </w:tcPr>
+          <w:p>
+            <w:pPr>
+              <w:pStyle w:val="BodyText"/>
+              <w:spacing w:before="0" w:after="0" w:line="220" w:lineRule="auto"/>
+            </w:pPr>
+            <w:r>
+              <w:t>教师准备少量资源，解释资料与工具边界</w:t>
+            </w:r>
+          </w:p>
+        </w:tc>
+      </w:tr>
+      <w:tr>
+        <w:trPr>
+          <w:cantSplit/>
+        </w:trPr>
+        <w:tc>
+          <w:tcPr>
+            <w:tcW w:w="1800" w:type="dxa"/>
+            <w:tcMar>
+              <w:top w:w="60" w:type="dxa"/>
+              <w:start w:w="85" w:type="dxa"/>
+              <w:bottom w:w="60" w:type="dxa"/>
+              <w:end w:w="85" w:type="dxa"/>
+            </w:tcMar>
+          </w:tcPr>
+          <w:p>
+            <w:pPr>
+              <w:pStyle w:val="BodyText"/>
+              <w:spacing w:before="0" w:after="0" w:line="220" w:lineRule="auto"/>
+            </w:pPr>
+            <w:r>
+              <w:t>构建助手</w:t>
+            </w:r>
+          </w:p>
+        </w:tc>
+        <w:tc>
+          <w:tcPr>
+            <w:tcW w:w="3528" w:type="dxa"/>
+            <w:tcMar>
+              <w:top w:w="60" w:type="dxa"/>
+              <w:start w:w="85" w:type="dxa"/>
+              <w:bottom w:w="60" w:type="dxa"/>
+              <w:end w:w="85" w:type="dxa"/>
+            </w:tcMar>
+          </w:tcPr>
+          <w:p>
+            <w:pPr>
+              <w:pStyle w:val="BodyText"/>
+              <w:spacing w:before="0" w:after="0" w:line="220" w:lineRule="auto"/>
+            </w:pPr>
+            <w:r>
+              <w:t>自然语言任务、文件差异、候选修改与审阅</w:t>
+            </w:r>
+          </w:p>
+        </w:tc>
+        <w:tc>
+          <w:tcPr>
+            <w:tcW w:w="3622" w:type="dxa"/>
+            <w:tcMar>
+              <w:top w:w="60" w:type="dxa"/>
+              <w:start w:w="85" w:type="dxa"/>
+              <w:bottom w:w="60" w:type="dxa"/>
+              <w:end w:w="85" w:type="dxa"/>
+            </w:tcMar>
+          </w:tcPr>
+          <w:p>
+            <w:pPr>
+              <w:pStyle w:val="BodyText"/>
+              <w:spacing w:before="0" w:after="0" w:line="220" w:lineRule="auto"/>
+            </w:pPr>
+            <w:r>
+              <w:t>辅助制作项目和解释修订，由教师选择应用</w:t>
+            </w:r>
+          </w:p>
+        </w:tc>
+      </w:tr>
+      <w:tr>
+        <w:trPr>
+          <w:cantSplit/>
+        </w:trPr>
+        <w:tc>
+          <w:tcPr>
+            <w:tcW w:w="1800" w:type="dxa"/>
+            <w:tcMar>
+              <w:top w:w="60" w:type="dxa"/>
+              <w:start w:w="85" w:type="dxa"/>
+              <w:bottom w:w="60" w:type="dxa"/>
+              <w:end w:w="85" w:type="dxa"/>
+            </w:tcMar>
+          </w:tcPr>
+          <w:p>
+            <w:pPr>
+              <w:pStyle w:val="BodyText"/>
+              <w:spacing w:before="0" w:after="0" w:line="220" w:lineRule="auto"/>
+            </w:pPr>
+            <w:r>
+              <w:t>运行与调试</w:t>
+            </w:r>
+          </w:p>
+        </w:tc>
+        <w:tc>
+          <w:tcPr>
+            <w:tcW w:w="3528" w:type="dxa"/>
+            <w:tcMar>
+              <w:top w:w="60" w:type="dxa"/>
+              <w:start w:w="85" w:type="dxa"/>
+              <w:bottom w:w="60" w:type="dxa"/>
+              <w:end w:w="85" w:type="dxa"/>
+            </w:tcMar>
+          </w:tcPr>
+          <w:p>
+            <w:pPr>
+              <w:pStyle w:val="BodyText"/>
+              <w:spacing w:before="0" w:after="0" w:line="220" w:lineRule="auto"/>
+            </w:pPr>
+            <w:r>
+              <w:t>结构化事件、积木定位、轨迹及结果观察</w:t>
+            </w:r>
+          </w:p>
+        </w:tc>
+        <w:tc>
+          <w:tcPr>
+            <w:tcW w:w="3622" w:type="dxa"/>
+            <w:tcMar>
+              <w:top w:w="60" w:type="dxa"/>
+              <w:start w:w="85" w:type="dxa"/>
+              <w:bottom w:w="60" w:type="dxa"/>
+              <w:end w:w="85" w:type="dxa"/>
+            </w:tcMar>
+          </w:tcPr>
+          <w:p>
+            <w:pPr>
+              <w:pStyle w:val="BodyText"/>
+              <w:spacing w:before="0" w:after="0" w:line="220" w:lineRule="auto"/>
+            </w:pPr>
+            <w:r>
+              <w:t>预测后运行，核对实际步骤并定位错误</w:t>
+            </w:r>
+          </w:p>
+        </w:tc>
+      </w:tr>
+      <w:tr>
+        <w:trPr>
+          <w:cantSplit/>
+        </w:trPr>
+        <w:tc>
+          <w:tcPr>
+            <w:tcW w:w="1800" w:type="dxa"/>
+            <w:tcMar>
+              <w:top w:w="60" w:type="dxa"/>
+              <w:start w:w="85" w:type="dxa"/>
+              <w:bottom w:w="60" w:type="dxa"/>
+              <w:end w:w="85" w:type="dxa"/>
+            </w:tcMar>
+          </w:tcPr>
+          <w:p>
+            <w:pPr>
+              <w:pStyle w:val="BodyText"/>
+              <w:spacing w:before="0" w:after="0" w:line="220" w:lineRule="auto"/>
+            </w:pPr>
+            <w:r>
+              <w:t>CLI与可复用作品</w:t>
+            </w:r>
+          </w:p>
+        </w:tc>
+        <w:tc>
+          <w:tcPr>
+            <w:tcW w:w="3528" w:type="dxa"/>
+            <w:tcMar>
+              <w:top w:w="60" w:type="dxa"/>
+              <w:start w:w="85" w:type="dxa"/>
+              <w:bottom w:w="60" w:type="dxa"/>
+              <w:end w:w="85" w:type="dxa"/>
+            </w:tcMar>
+          </w:tcPr>
+          <w:p>
+            <w:pPr>
+              <w:pStyle w:val="BodyText"/>
+              <w:spacing w:before="0" w:after="0" w:line="220" w:lineRule="auto"/>
+            </w:pPr>
+            <w:r>
+              <w:t>领域命令、项目文件和可编辑蓝图</w:t>
+            </w:r>
+          </w:p>
+        </w:tc>
+        <w:tc>
+          <w:tcPr>
+            <w:tcW w:w="3622" w:type="dxa"/>
+            <w:tcMar>
+              <w:top w:w="60" w:type="dxa"/>
+              <w:start w:w="85" w:type="dxa"/>
+              <w:bottom w:w="60" w:type="dxa"/>
+              <w:end w:w="85" w:type="dxa"/>
+            </w:tcMar>
+          </w:tcPr>
+          <w:p>
+            <w:pPr>
+              <w:pStyle w:val="BodyText"/>
+              <w:spacing w:before="0" w:after="0" w:line="220" w:lineRule="auto"/>
+            </w:pPr>
+            <w:r>
+              <w:t>重复检查与准备作品，形成可分享创作起点</w:t>
+            </w:r>
+          </w:p>
+        </w:tc>
+      </w:tr>
+    </w:tbl>
+    <w:p>
+      <w:pPr>
+        <w:pStyle w:val="BodyText"/>
+      </w:pPr>
+      <w:r>
+        <w:t>故事搭档的规则部分已有真实领域运行对照：相同输入因一个条件改变而走向不同分支，事件能定位到对应积木。[P2] 模型故事环节按教学设计扩展，把角色、任务和分支结果交给教师预选模型；已有产品模型与受控工具能力支持这一扩展，[P1][P3] 但不能把规则输出描述为模型生成故事或学生课堂成果。记忆和工具安排在学生能解释基本过程之后，避免首次活动同时承担过多概念。</w:t>
       </w:r>
     </w:p>
     <w:p>
@@ -854,6 +1890,453 @@
     </w:p>
     <w:p>
       <w:pPr>
+        <w:pStyle w:val="BodyText"/>
+      </w:pPr>
+      <w:r>
+        <w:t>政策与课程背景支持将人工智能学习组织为具体任务。教育部2024年部署提出小学低年级侧重感知体验、高年级侧重理解应用，鼓励任务式和项目式学习；2026年行动计划继续推进中小学AI课程和跨学科实践。[S6][S7] 政策不证明学校一定采购本产品，商业判断仍需落到教师当前做法、操作障碍和预算流程。</w:t>
+      </w:r>
+    </w:p>
+    <w:p>
+      <w:pPr>
+        <w:pStyle w:val="BodyText"/>
+      </w:pPr>
+      <w:r>
+        <w:t>首批渠道优先选择小学信息科技教研联系、校内科学实践或社团负责教师，以及能组织小学活动的教育机构。教研渠道适合比较任务和听取复用意见，社团便于安排连续创作活动，机构能较早说明服务范围与采购条件。课程案例下载用于辅助发现需求；只有能确认角色、任务和下一次沟通的联系才进入有效名单。</w:t>
+      </w:r>
+    </w:p>
+    <w:p>
+      <w:pPr>
+        <w:pStyle w:val="Tabletitle"/>
+        <w:keepNext/>
+      </w:pPr>
+      <w:r>
+        <w:t>Table 3. 需求访谈与匿名证据结构</w:t>
+      </w:r>
+    </w:p>
+    <w:tbl>
+      <w:tblPr>
+        <w:tblStyle w:val="TableGrid"/>
+        <w:tblW w:w="8950" w:type="dxa"/>
+        <w:tblInd w:w="85" w:type="dxa"/>
+        <w:tblLayout w:type="fixed"/>
+        <w:tblLook w:firstRow="1" w:lastRow="0" w:firstColumn="0" w:lastColumn="0" w:noHBand="1" w:noVBand="1"/>
+        <w:tblBorders>
+          <w:top w:val="single" w:sz="4" w:space="0" w:color="000000"/>
+          <w:left w:val="single" w:sz="4" w:space="0" w:color="000000"/>
+          <w:bottom w:val="single" w:sz="4" w:space="0" w:color="000000"/>
+          <w:right w:val="single" w:sz="4" w:space="0" w:color="000000"/>
+          <w:insideH w:val="single" w:sz="4" w:space="0" w:color="000000"/>
+          <w:insideV w:val="single" w:sz="4" w:space="0" w:color="000000"/>
+        </w:tblBorders>
+        <w:tblCellMar/>
+      </w:tblPr>
+      <w:tblGrid>
+        <w:gridCol w:w="1656"/>
+        <w:gridCol w:w="3240"/>
+        <w:gridCol w:w="4054"/>
+      </w:tblGrid>
+      <w:tr>
+        <w:trPr>
+          <w:cantSplit/>
+          <w:tblHeader w:val="true"/>
+        </w:trPr>
+        <w:tc>
+          <w:tcPr>
+            <w:tcW w:w="1656" w:type="dxa"/>
+            <w:tcMar>
+              <w:top w:w="60" w:type="dxa"/>
+              <w:start w:w="85" w:type="dxa"/>
+              <w:bottom w:w="60" w:type="dxa"/>
+              <w:end w:w="85" w:type="dxa"/>
+            </w:tcMar>
+          </w:tcPr>
+          <w:p>
+            <w:pPr>
+              <w:pStyle w:val="BodyText"/>
+              <w:spacing w:before="0" w:after="0" w:line="220" w:lineRule="auto"/>
+            </w:pPr>
+            <w:r>
+              <w:t>问题维度</w:t>
+            </w:r>
+          </w:p>
+        </w:tc>
+        <w:tc>
+          <w:tcPr>
+            <w:tcW w:w="3240" w:type="dxa"/>
+            <w:tcMar>
+              <w:top w:w="60" w:type="dxa"/>
+              <w:start w:w="85" w:type="dxa"/>
+              <w:bottom w:w="60" w:type="dxa"/>
+              <w:end w:w="85" w:type="dxa"/>
+            </w:tcMar>
+          </w:tcPr>
+          <w:p>
+            <w:pPr>
+              <w:pStyle w:val="BodyText"/>
+              <w:spacing w:before="0" w:after="0" w:line="220" w:lineRule="auto"/>
+            </w:pPr>
+            <w:r>
+              <w:t>访谈问题</w:t>
+            </w:r>
+          </w:p>
+        </w:tc>
+        <w:tc>
+          <w:tcPr>
+            <w:tcW w:w="4054" w:type="dxa"/>
+            <w:tcMar>
+              <w:top w:w="60" w:type="dxa"/>
+              <w:start w:w="85" w:type="dxa"/>
+              <w:bottom w:w="60" w:type="dxa"/>
+              <w:end w:w="85" w:type="dxa"/>
+            </w:tcMar>
+          </w:tcPr>
+          <w:p>
+            <w:pPr>
+              <w:pStyle w:val="BodyText"/>
+              <w:spacing w:before="0" w:after="0" w:line="220" w:lineRule="auto"/>
+            </w:pPr>
+            <w:r>
+              <w:t>记录与判断</w:t>
+            </w:r>
+          </w:p>
+        </w:tc>
+      </w:tr>
+      <w:tr>
+        <w:trPr>
+          <w:cantSplit/>
+        </w:trPr>
+        <w:tc>
+          <w:tcPr>
+            <w:tcW w:w="1656" w:type="dxa"/>
+            <w:tcMar>
+              <w:top w:w="60" w:type="dxa"/>
+              <w:start w:w="85" w:type="dxa"/>
+              <w:bottom w:w="60" w:type="dxa"/>
+              <w:end w:w="85" w:type="dxa"/>
+            </w:tcMar>
+          </w:tcPr>
+          <w:p>
+            <w:pPr>
+              <w:pStyle w:val="BodyText"/>
+              <w:spacing w:before="0" w:after="0" w:line="220" w:lineRule="auto"/>
+            </w:pPr>
+            <w:r>
+              <w:t>任务与现有工具</w:t>
+            </w:r>
+          </w:p>
+        </w:tc>
+        <w:tc>
+          <w:tcPr>
+            <w:tcW w:w="3240" w:type="dxa"/>
+            <w:tcMar>
+              <w:top w:w="60" w:type="dxa"/>
+              <w:start w:w="85" w:type="dxa"/>
+              <w:bottom w:w="60" w:type="dxa"/>
+              <w:end w:w="85" w:type="dxa"/>
+            </w:tcMar>
+          </w:tcPr>
+          <w:p>
+            <w:pPr>
+              <w:pStyle w:val="BodyText"/>
+              <w:spacing w:before="0" w:after="0" w:line="220" w:lineRule="auto"/>
+            </w:pPr>
+            <w:r>
+              <w:t>最近一次AI或编程活动让学生做什么？</w:t>
+            </w:r>
+          </w:p>
+        </w:tc>
+        <w:tc>
+          <w:tcPr>
+            <w:tcW w:w="4054" w:type="dxa"/>
+            <w:tcMar>
+              <w:top w:w="60" w:type="dxa"/>
+              <w:start w:w="85" w:type="dxa"/>
+              <w:bottom w:w="60" w:type="dxa"/>
+              <w:end w:w="85" w:type="dxa"/>
+            </w:tcMar>
+          </w:tcPr>
+          <w:p>
+            <w:pPr>
+              <w:pStyle w:val="BodyText"/>
+              <w:spacing w:before="0" w:after="0" w:line="220" w:lineRule="auto"/>
+            </w:pPr>
+            <w:r>
+              <w:t>记录年级、人数、课时、作品及现用工具，定位具体任务</w:t>
+            </w:r>
+          </w:p>
+        </w:tc>
+      </w:tr>
+      <w:tr>
+        <w:trPr>
+          <w:cantSplit/>
+        </w:trPr>
+        <w:tc>
+          <w:tcPr>
+            <w:tcW w:w="1656" w:type="dxa"/>
+            <w:tcMar>
+              <w:top w:w="60" w:type="dxa"/>
+              <w:start w:w="85" w:type="dxa"/>
+              <w:bottom w:w="60" w:type="dxa"/>
+              <w:end w:w="85" w:type="dxa"/>
+            </w:tcMar>
+          </w:tcPr>
+          <w:p>
+            <w:pPr>
+              <w:pStyle w:val="BodyText"/>
+              <w:spacing w:before="0" w:after="0" w:line="220" w:lineRule="auto"/>
+            </w:pPr>
+            <w:r>
+              <w:t>学习障碍</w:t>
+            </w:r>
+          </w:p>
+        </w:tc>
+        <w:tc>
+          <w:tcPr>
+            <w:tcW w:w="3240" w:type="dxa"/>
+            <w:tcMar>
+              <w:top w:w="60" w:type="dxa"/>
+              <w:start w:w="85" w:type="dxa"/>
+              <w:bottom w:w="60" w:type="dxa"/>
+              <w:end w:w="85" w:type="dxa"/>
+            </w:tcMar>
+          </w:tcPr>
+          <w:p>
+            <w:pPr>
+              <w:pStyle w:val="BodyText"/>
+              <w:spacing w:before="0" w:after="0" w:line="220" w:lineRule="auto"/>
+            </w:pPr>
+            <w:r>
+              <w:t>学生在哪一步需要提示或代操作？</w:t>
+            </w:r>
+          </w:p>
+        </w:tc>
+        <w:tc>
+          <w:tcPr>
+            <w:tcW w:w="4054" w:type="dxa"/>
+            <w:tcMar>
+              <w:top w:w="60" w:type="dxa"/>
+              <w:start w:w="85" w:type="dxa"/>
+              <w:bottom w:w="60" w:type="dxa"/>
+              <w:end w:w="85" w:type="dxa"/>
+            </w:tcMar>
+          </w:tcPr>
+          <w:p>
+            <w:pPr>
+              <w:pStyle w:val="BodyText"/>
+              <w:spacing w:before="0" w:after="0" w:line="220" w:lineRule="auto"/>
+            </w:pPr>
+            <w:r>
+              <w:t>保留匿名原话、失败步骤和帮助等级，不把教师意见当成学生结果</w:t>
+            </w:r>
+          </w:p>
+        </w:tc>
+      </w:tr>
+      <w:tr>
+        <w:trPr>
+          <w:cantSplit/>
+        </w:trPr>
+        <w:tc>
+          <w:tcPr>
+            <w:tcW w:w="1656" w:type="dxa"/>
+            <w:tcMar>
+              <w:top w:w="60" w:type="dxa"/>
+              <w:start w:w="85" w:type="dxa"/>
+              <w:bottom w:w="60" w:type="dxa"/>
+              <w:end w:w="85" w:type="dxa"/>
+            </w:tcMar>
+          </w:tcPr>
+          <w:p>
+            <w:pPr>
+              <w:pStyle w:val="BodyText"/>
+              <w:spacing w:before="0" w:after="0" w:line="220" w:lineRule="auto"/>
+            </w:pPr>
+            <w:r>
+              <w:t>组织与复用</w:t>
+            </w:r>
+          </w:p>
+        </w:tc>
+        <w:tc>
+          <w:tcPr>
+            <w:tcW w:w="3240" w:type="dxa"/>
+            <w:tcMar>
+              <w:top w:w="60" w:type="dxa"/>
+              <w:start w:w="85" w:type="dxa"/>
+              <w:bottom w:w="60" w:type="dxa"/>
+              <w:end w:w="85" w:type="dxa"/>
+            </w:tcMar>
+          </w:tcPr>
+          <w:p>
+            <w:pPr>
+              <w:pStyle w:val="BodyText"/>
+              <w:spacing w:before="0" w:after="0" w:line="220" w:lineRule="auto"/>
+            </w:pPr>
+            <w:r>
+              <w:t>准备、分发、收集和再开课各需多久？</w:t>
+            </w:r>
+          </w:p>
+        </w:tc>
+        <w:tc>
+          <w:tcPr>
+            <w:tcW w:w="4054" w:type="dxa"/>
+            <w:tcMar>
+              <w:top w:w="60" w:type="dxa"/>
+              <w:start w:w="85" w:type="dxa"/>
+              <w:bottom w:w="60" w:type="dxa"/>
+              <w:end w:w="85" w:type="dxa"/>
+            </w:tcMar>
+          </w:tcPr>
+          <w:p>
+            <w:pPr>
+              <w:pStyle w:val="BodyText"/>
+              <w:spacing w:before="0" w:after="0" w:line="220" w:lineRule="auto"/>
+            </w:pPr>
+            <w:r>
+              <w:t>记录耗时与可复用资产，判断是否值得准备服务</w:t>
+            </w:r>
+          </w:p>
+        </w:tc>
+      </w:tr>
+      <w:tr>
+        <w:trPr>
+          <w:cantSplit/>
+        </w:trPr>
+        <w:tc>
+          <w:tcPr>
+            <w:tcW w:w="1656" w:type="dxa"/>
+            <w:tcMar>
+              <w:top w:w="60" w:type="dxa"/>
+              <w:start w:w="85" w:type="dxa"/>
+              <w:bottom w:w="60" w:type="dxa"/>
+              <w:end w:w="85" w:type="dxa"/>
+            </w:tcMar>
+          </w:tcPr>
+          <w:p>
+            <w:pPr>
+              <w:pStyle w:val="BodyText"/>
+              <w:spacing w:before="0" w:after="0" w:line="220" w:lineRule="auto"/>
+            </w:pPr>
+            <w:r>
+              <w:t>采购与约束</w:t>
+            </w:r>
+          </w:p>
+        </w:tc>
+        <w:tc>
+          <w:tcPr>
+            <w:tcW w:w="3240" w:type="dxa"/>
+            <w:tcMar>
+              <w:top w:w="60" w:type="dxa"/>
+              <w:start w:w="85" w:type="dxa"/>
+              <w:bottom w:w="60" w:type="dxa"/>
+              <w:end w:w="85" w:type="dxa"/>
+            </w:tcMar>
+          </w:tcPr>
+          <w:p>
+            <w:pPr>
+              <w:pStyle w:val="BodyText"/>
+              <w:spacing w:before="0" w:after="0" w:line="220" w:lineRule="auto"/>
+            </w:pPr>
+            <w:r>
+              <w:t>谁审教学、设备、预算与付款？</w:t>
+            </w:r>
+          </w:p>
+        </w:tc>
+        <w:tc>
+          <w:tcPr>
+            <w:tcW w:w="4054" w:type="dxa"/>
+            <w:tcMar>
+              <w:top w:w="60" w:type="dxa"/>
+              <w:start w:w="85" w:type="dxa"/>
+              <w:bottom w:w="60" w:type="dxa"/>
+              <w:end w:w="85" w:type="dxa"/>
+            </w:tcMar>
+          </w:tcPr>
+          <w:p>
+            <w:pPr>
+              <w:pStyle w:val="BodyText"/>
+              <w:spacing w:before="0" w:after="0" w:line="220" w:lineRule="auto"/>
+            </w:pPr>
+            <w:r>
+              <w:t>记录角色、预算类别、审批周期和设备限制</w:t>
+            </w:r>
+          </w:p>
+        </w:tc>
+      </w:tr>
+      <w:tr>
+        <w:trPr>
+          <w:cantSplit/>
+        </w:trPr>
+        <w:tc>
+          <w:tcPr>
+            <w:tcW w:w="1656" w:type="dxa"/>
+            <w:tcMar>
+              <w:top w:w="60" w:type="dxa"/>
+              <w:start w:w="85" w:type="dxa"/>
+              <w:bottom w:w="60" w:type="dxa"/>
+              <w:end w:w="85" w:type="dxa"/>
+            </w:tcMar>
+          </w:tcPr>
+          <w:p>
+            <w:pPr>
+              <w:pStyle w:val="BodyText"/>
+              <w:spacing w:before="0" w:after="0" w:line="220" w:lineRule="auto"/>
+            </w:pPr>
+            <w:r>
+              <w:t>下一步行动</w:t>
+            </w:r>
+          </w:p>
+        </w:tc>
+        <w:tc>
+          <w:tcPr>
+            <w:tcW w:w="3240" w:type="dxa"/>
+            <w:tcMar>
+              <w:top w:w="60" w:type="dxa"/>
+              <w:start w:w="85" w:type="dxa"/>
+              <w:bottom w:w="60" w:type="dxa"/>
+              <w:end w:w="85" w:type="dxa"/>
+            </w:tcMar>
+          </w:tcPr>
+          <w:p>
+            <w:pPr>
+              <w:pStyle w:val="BodyText"/>
+              <w:spacing w:before="0" w:after="0" w:line="220" w:lineRule="auto"/>
+            </w:pPr>
+            <w:r>
+              <w:t>愿否看演示、组织试用或独立复用？</w:t>
+            </w:r>
+          </w:p>
+        </w:tc>
+        <w:tc>
+          <w:tcPr>
+            <w:tcW w:w="4054" w:type="dxa"/>
+            <w:tcMar>
+              <w:top w:w="60" w:type="dxa"/>
+              <w:start w:w="85" w:type="dxa"/>
+              <w:bottom w:w="60" w:type="dxa"/>
+              <w:end w:w="85" w:type="dxa"/>
+            </w:tcMar>
+          </w:tcPr>
+          <w:p>
+            <w:pPr>
+              <w:pStyle w:val="BodyText"/>
+              <w:spacing w:before="0" w:after="0" w:line="220" w:lineRule="auto"/>
+            </w:pPr>
+            <w:r>
+              <w:t>记录约定日期、所需条件及拒绝原因，区分兴趣与实际安排</w:t>
+            </w:r>
+          </w:p>
+        </w:tc>
+      </w:tr>
+    </w:tbl>
+    <w:p>
+      <w:pPr>
+        <w:pStyle w:val="BodyText"/>
+      </w:pPr>
+      <w:r>
+        <w:t>Table 3（表3）规定每次访谈保存匿名编号、日期、渠道、对方角色、同意使用范围、任务描述和后续动作。拟访谈至少10位教师，优先覆盖不同组织条件；访谈数量反映采证范围，不形成总体满意率。地区由可落实的合作联系决定，不假设全国覆盖或未经确认的合作学校。</w:t>
+      </w:r>
+    </w:p>
+    <w:p>
+      <w:pPr>
         <w:pStyle w:val="Heading2"/>
       </w:pPr>
       <w:bookmarkStart w:id="1004" w:name="_TocBlocky4"/>
@@ -867,7 +2350,7 @@
         <w:pStyle w:val="BodyText"/>
       </w:pPr>
       <w:r>
-        <w:t>Scratch的入门作品和创作学习资源提供了先读懂再改造的参照。[S2] Blocks Builder AI公开提供积木AI相关能力，并采用个人免费、教育机构洽谈的路径，是直接教育竞品。[S3][S4] 本计划不声称上述竞品已有或没有某项教学成效。Dify等专业AI平台只作为替代路线，用于区分应用工程与小学创作入门。[S5] Table 1（表1）比较各条路线与本项目需验证的价值。</w:t>
+        <w:t>Scratch的入门作品和创作学习资源提供了先读懂再改造的参照。[S2] Blocks Builder AI公开提供积木AI相关能力，并采用个人免费、教育机构洽谈的路径，是直接教育竞品。[S3][S4] 本计划不声称上述竞品已有或没有某项教学成效。Dify等专业AI平台只作为替代路线，用于区分应用工程与小学创作入门。[S5] Table 4（表4）比较各条路线与本项目需验证的价值。</w:t>
       </w:r>
     </w:p>
     <w:p>
@@ -876,7 +2359,2248 @@
         <w:keepNext/>
       </w:pPr>
       <w:r>
-        <w:t>Table 1. 相关选择与 Blocky 定位</w:t>
+        <w:t>Table 4. 同一Agent创作任务的工具选择</w:t>
+      </w:r>
+    </w:p>
+    <w:tbl>
+      <w:tblPr>
+        <w:tblStyle w:val="TableGrid"/>
+        <w:tblW w:w="8950" w:type="dxa"/>
+        <w:tblInd w:w="85" w:type="dxa"/>
+        <w:tblLayout w:type="fixed"/>
+        <w:tblLook w:firstRow="1" w:lastRow="0" w:firstColumn="0" w:lastColumn="0" w:noHBand="1" w:noVBand="1"/>
+        <w:tblBorders>
+          <w:top w:val="single" w:sz="4" w:space="0" w:color="000000"/>
+          <w:left w:val="single" w:sz="4" w:space="0" w:color="000000"/>
+          <w:bottom w:val="single" w:sz="4" w:space="0" w:color="000000"/>
+          <w:right w:val="single" w:sz="4" w:space="0" w:color="000000"/>
+          <w:insideH w:val="single" w:sz="4" w:space="0" w:color="000000"/>
+          <w:insideV w:val="single" w:sz="4" w:space="0" w:color="000000"/>
+        </w:tblBorders>
+        <w:tblCellMar/>
+      </w:tblPr>
+      <w:tblGrid>
+        <w:gridCol w:w="1512"/>
+        <w:gridCol w:w="2592"/>
+        <w:gridCol w:w="2736"/>
+        <w:gridCol w:w="2110"/>
+      </w:tblGrid>
+      <w:tr>
+        <w:trPr>
+          <w:cantSplit/>
+          <w:tblHeader w:val="true"/>
+        </w:trPr>
+        <w:tc>
+          <w:tcPr>
+            <w:tcW w:w="1512" w:type="dxa"/>
+            <w:tcMar>
+              <w:top w:w="60" w:type="dxa"/>
+              <w:start w:w="85" w:type="dxa"/>
+              <w:bottom w:w="60" w:type="dxa"/>
+              <w:end w:w="85" w:type="dxa"/>
+            </w:tcMar>
+          </w:tcPr>
+          <w:p>
+            <w:pPr>
+              <w:pStyle w:val="BodyText"/>
+              <w:spacing w:before="0" w:after="0" w:line="220" w:lineRule="auto"/>
+            </w:pPr>
+            <w:r>
+              <w:t>工具</w:t>
+            </w:r>
+          </w:p>
+        </w:tc>
+        <w:tc>
+          <w:tcPr>
+            <w:tcW w:w="2592" w:type="dxa"/>
+            <w:tcMar>
+              <w:top w:w="60" w:type="dxa"/>
+              <w:start w:w="85" w:type="dxa"/>
+              <w:bottom w:w="60" w:type="dxa"/>
+              <w:end w:w="85" w:type="dxa"/>
+            </w:tcMar>
+          </w:tcPr>
+          <w:p>
+            <w:pPr>
+              <w:pStyle w:val="BodyText"/>
+              <w:spacing w:before="0" w:after="0" w:line="220" w:lineRule="auto"/>
+            </w:pPr>
+            <w:r>
+              <w:t>读取与改造</w:t>
+            </w:r>
+          </w:p>
+        </w:tc>
+        <w:tc>
+          <w:tcPr>
+            <w:tcW w:w="2736" w:type="dxa"/>
+            <w:tcMar>
+              <w:top w:w="60" w:type="dxa"/>
+              <w:start w:w="85" w:type="dxa"/>
+              <w:bottom w:w="60" w:type="dxa"/>
+              <w:end w:w="85" w:type="dxa"/>
+            </w:tcMar>
+          </w:tcPr>
+          <w:p>
+            <w:pPr>
+              <w:pStyle w:val="BodyText"/>
+              <w:spacing w:before="0" w:after="0" w:line="220" w:lineRule="auto"/>
+            </w:pPr>
+            <w:r>
+              <w:t>执行与解释</w:t>
+            </w:r>
+          </w:p>
+        </w:tc>
+        <w:tc>
+          <w:tcPr>
+            <w:tcW w:w="2110" w:type="dxa"/>
+            <w:tcMar>
+              <w:top w:w="60" w:type="dxa"/>
+              <w:start w:w="85" w:type="dxa"/>
+              <w:bottom w:w="60" w:type="dxa"/>
+              <w:end w:w="85" w:type="dxa"/>
+            </w:tcMar>
+          </w:tcPr>
+          <w:p>
+            <w:pPr>
+              <w:pStyle w:val="BodyText"/>
+              <w:spacing w:before="0" w:after="0" w:line="220" w:lineRule="auto"/>
+            </w:pPr>
+            <w:r>
+              <w:t>教师组织路径</w:t>
+            </w:r>
+          </w:p>
+        </w:tc>
+      </w:tr>
+      <w:tr>
+        <w:trPr>
+          <w:cantSplit/>
+        </w:trPr>
+        <w:tc>
+          <w:tcPr>
+            <w:tcW w:w="1512" w:type="dxa"/>
+            <w:tcMar>
+              <w:top w:w="60" w:type="dxa"/>
+              <w:start w:w="85" w:type="dxa"/>
+              <w:bottom w:w="60" w:type="dxa"/>
+              <w:end w:w="85" w:type="dxa"/>
+            </w:tcMar>
+          </w:tcPr>
+          <w:p>
+            <w:pPr>
+              <w:pStyle w:val="BodyText"/>
+              <w:spacing w:before="0" w:after="0" w:line="220" w:lineRule="auto"/>
+            </w:pPr>
+            <w:r>
+              <w:t>Scratch [S2]</w:t>
+            </w:r>
+          </w:p>
+        </w:tc>
+        <w:tc>
+          <w:tcPr>
+            <w:tcW w:w="2592" w:type="dxa"/>
+            <w:tcMar>
+              <w:top w:w="60" w:type="dxa"/>
+              <w:start w:w="85" w:type="dxa"/>
+              <w:bottom w:w="60" w:type="dxa"/>
+              <w:end w:w="85" w:type="dxa"/>
+            </w:tcMar>
+          </w:tcPr>
+          <w:p>
+            <w:pPr>
+              <w:pStyle w:val="BodyText"/>
+              <w:spacing w:before="0" w:after="0" w:line="220" w:lineRule="auto"/>
+            </w:pPr>
+            <w:r>
+              <w:t>公开起始项目支持查看与改编；比较创作思路</w:t>
+            </w:r>
+          </w:p>
+        </w:tc>
+        <w:tc>
+          <w:tcPr>
+            <w:tcW w:w="2736" w:type="dxa"/>
+            <w:tcMar>
+              <w:top w:w="60" w:type="dxa"/>
+              <w:start w:w="85" w:type="dxa"/>
+              <w:bottom w:w="60" w:type="dxa"/>
+              <w:end w:w="85" w:type="dxa"/>
+            </w:tcMar>
+          </w:tcPr>
+          <w:p>
+            <w:pPr>
+              <w:pStyle w:val="BodyText"/>
+              <w:spacing w:before="0" w:after="0" w:line="220" w:lineRule="auto"/>
+            </w:pPr>
+            <w:r>
+              <w:t>围绕程序行为学习；Agent模型与工具需另行设计</w:t>
+            </w:r>
+          </w:p>
+        </w:tc>
+        <w:tc>
+          <w:tcPr>
+            <w:tcW w:w="2110" w:type="dxa"/>
+            <w:tcMar>
+              <w:top w:w="60" w:type="dxa"/>
+              <w:start w:w="85" w:type="dxa"/>
+              <w:bottom w:w="60" w:type="dxa"/>
+              <w:end w:w="85" w:type="dxa"/>
+            </w:tcMar>
+          </w:tcPr>
+          <w:p>
+            <w:pPr>
+              <w:pStyle w:val="BodyText"/>
+              <w:spacing w:before="0" w:after="0" w:line="220" w:lineRule="auto"/>
+            </w:pPr>
+            <w:r>
+              <w:t>起始项目与教学资源可用于组织活动</w:t>
+            </w:r>
+          </w:p>
+        </w:tc>
+      </w:tr>
+      <w:tr>
+        <w:trPr>
+          <w:cantSplit/>
+        </w:trPr>
+        <w:tc>
+          <w:tcPr>
+            <w:tcW w:w="1512" w:type="dxa"/>
+            <w:tcMar>
+              <w:top w:w="60" w:type="dxa"/>
+              <w:start w:w="85" w:type="dxa"/>
+              <w:bottom w:w="60" w:type="dxa"/>
+              <w:end w:w="85" w:type="dxa"/>
+            </w:tcMar>
+          </w:tcPr>
+          <w:p>
+            <w:pPr>
+              <w:pStyle w:val="BodyText"/>
+              <w:spacing w:before="0" w:after="0" w:line="220" w:lineRule="auto"/>
+            </w:pPr>
+            <w:r>
+              <w:t>Blocks Builder AI [S3][S4]</w:t>
+            </w:r>
+          </w:p>
+        </w:tc>
+        <w:tc>
+          <w:tcPr>
+            <w:tcW w:w="2592" w:type="dxa"/>
+            <w:tcMar>
+              <w:top w:w="60" w:type="dxa"/>
+              <w:start w:w="85" w:type="dxa"/>
+              <w:bottom w:w="60" w:type="dxa"/>
+              <w:end w:w="85" w:type="dxa"/>
+            </w:tcMar>
+          </w:tcPr>
+          <w:p>
+            <w:pPr>
+              <w:pStyle w:val="BodyText"/>
+              <w:spacing w:before="0" w:after="0" w:line="220" w:lineRule="auto"/>
+            </w:pPr>
+            <w:r>
+              <w:t>公开积木类别含模型、提示词、上下文、输出、交互与控制</w:t>
+            </w:r>
+          </w:p>
+        </w:tc>
+        <w:tc>
+          <w:tcPr>
+            <w:tcW w:w="2736" w:type="dxa"/>
+            <w:tcMar>
+              <w:top w:w="60" w:type="dxa"/>
+              <w:start w:w="85" w:type="dxa"/>
+              <w:bottom w:w="60" w:type="dxa"/>
+              <w:end w:w="85" w:type="dxa"/>
+            </w:tcMar>
+          </w:tcPr>
+          <w:p>
+            <w:pPr>
+              <w:pStyle w:val="BodyText"/>
+              <w:spacing w:before="0" w:after="0" w:line="220" w:lineRule="auto"/>
+            </w:pPr>
+            <w:r>
+              <w:t>内置聊天测试、即时反馈与输出历史；同任务尚需实操比较</w:t>
+            </w:r>
+          </w:p>
+        </w:tc>
+        <w:tc>
+          <w:tcPr>
+            <w:tcW w:w="2110" w:type="dxa"/>
+            <w:tcMar>
+              <w:top w:w="60" w:type="dxa"/>
+              <w:start w:w="85" w:type="dxa"/>
+              <w:bottom w:w="60" w:type="dxa"/>
+              <w:end w:w="85" w:type="dxa"/>
+            </w:tcMar>
+          </w:tcPr>
+          <w:p>
+            <w:pPr>
+              <w:pStyle w:val="BodyText"/>
+              <w:spacing w:before="0" w:after="0" w:line="220" w:lineRule="auto"/>
+            </w:pPr>
+            <w:r>
+              <w:t>个人免费；机构方案含账号、课堂管理、进度分析及课程支持</w:t>
+            </w:r>
+          </w:p>
+        </w:tc>
+      </w:tr>
+      <w:tr>
+        <w:trPr>
+          <w:cantSplit/>
+        </w:trPr>
+        <w:tc>
+          <w:tcPr>
+            <w:tcW w:w="1512" w:type="dxa"/>
+            <w:tcMar>
+              <w:top w:w="60" w:type="dxa"/>
+              <w:start w:w="85" w:type="dxa"/>
+              <w:bottom w:w="60" w:type="dxa"/>
+              <w:end w:w="85" w:type="dxa"/>
+            </w:tcMar>
+          </w:tcPr>
+          <w:p>
+            <w:pPr>
+              <w:pStyle w:val="BodyText"/>
+              <w:spacing w:before="0" w:after="0" w:line="220" w:lineRule="auto"/>
+            </w:pPr>
+            <w:r>
+              <w:t>Dify [S5]</w:t>
+            </w:r>
+          </w:p>
+        </w:tc>
+        <w:tc>
+          <w:tcPr>
+            <w:tcW w:w="2592" w:type="dxa"/>
+            <w:tcMar>
+              <w:top w:w="60" w:type="dxa"/>
+              <w:start w:w="85" w:type="dxa"/>
+              <w:bottom w:w="60" w:type="dxa"/>
+              <w:end w:w="85" w:type="dxa"/>
+            </w:tcMar>
+          </w:tcPr>
+          <w:p>
+            <w:pPr>
+              <w:pStyle w:val="BodyText"/>
+              <w:spacing w:before="0" w:after="0" w:line="220" w:lineRule="auto"/>
+            </w:pPr>
+            <w:r>
+              <w:t>公开教育方案围绕AI应用构建</w:t>
+            </w:r>
+          </w:p>
+        </w:tc>
+        <w:tc>
+          <w:tcPr>
+            <w:tcW w:w="2736" w:type="dxa"/>
+            <w:tcMar>
+              <w:top w:w="60" w:type="dxa"/>
+              <w:start w:w="85" w:type="dxa"/>
+              <w:bottom w:w="60" w:type="dxa"/>
+              <w:end w:w="85" w:type="dxa"/>
+            </w:tcMar>
+          </w:tcPr>
+          <w:p>
+            <w:pPr>
+              <w:pStyle w:val="BodyText"/>
+              <w:spacing w:before="0" w:after="0" w:line="220" w:lineRule="auto"/>
+            </w:pPr>
+            <w:r>
+              <w:t>适合作为应用流程对照，具体任务需演示核对</w:t>
+            </w:r>
+          </w:p>
+        </w:tc>
+        <w:tc>
+          <w:tcPr>
+            <w:tcW w:w="2110" w:type="dxa"/>
+            <w:tcMar>
+              <w:top w:w="60" w:type="dxa"/>
+              <w:start w:w="85" w:type="dxa"/>
+              <w:bottom w:w="60" w:type="dxa"/>
+              <w:end w:w="85" w:type="dxa"/>
+            </w:tcMar>
+          </w:tcPr>
+          <w:p>
+            <w:pPr>
+              <w:pStyle w:val="BodyText"/>
+              <w:spacing w:before="0" w:after="0" w:line="220" w:lineRule="auto"/>
+            </w:pPr>
+            <w:r>
+              <w:t>教育合作公开入口，学校实际流程由双方确认</w:t>
+            </w:r>
+          </w:p>
+        </w:tc>
+      </w:tr>
+      <w:tr>
+        <w:trPr>
+          <w:cantSplit/>
+        </w:trPr>
+        <w:tc>
+          <w:tcPr>
+            <w:tcW w:w="1512" w:type="dxa"/>
+            <w:tcMar>
+              <w:top w:w="60" w:type="dxa"/>
+              <w:start w:w="85" w:type="dxa"/>
+              <w:bottom w:w="60" w:type="dxa"/>
+              <w:end w:w="85" w:type="dxa"/>
+            </w:tcMar>
+          </w:tcPr>
+          <w:p>
+            <w:pPr>
+              <w:pStyle w:val="BodyText"/>
+              <w:spacing w:before="0" w:after="0" w:line="220" w:lineRule="auto"/>
+            </w:pPr>
+            <w:r>
+              <w:t>Tynker [S8][S9][S10]</w:t>
+            </w:r>
+          </w:p>
+        </w:tc>
+        <w:tc>
+          <w:tcPr>
+            <w:tcW w:w="2592" w:type="dxa"/>
+            <w:tcMar>
+              <w:top w:w="60" w:type="dxa"/>
+              <w:start w:w="85" w:type="dxa"/>
+              <w:bottom w:w="60" w:type="dxa"/>
+              <w:end w:w="85" w:type="dxa"/>
+            </w:tcMar>
+          </w:tcPr>
+          <w:p>
+            <w:pPr>
+              <w:pStyle w:val="BodyText"/>
+              <w:spacing w:before="0" w:after="0" w:line="220" w:lineRule="auto"/>
+            </w:pPr>
+            <w:r>
+              <w:t>K12编程课程与作品资源；本稿未作同Agent任务实操</w:t>
+            </w:r>
+          </w:p>
+        </w:tc>
+        <w:tc>
+          <w:tcPr>
+            <w:tcW w:w="2736" w:type="dxa"/>
+            <w:tcMar>
+              <w:top w:w="60" w:type="dxa"/>
+              <w:start w:w="85" w:type="dxa"/>
+              <w:bottom w:w="60" w:type="dxa"/>
+              <w:end w:w="85" w:type="dxa"/>
+            </w:tcMar>
+          </w:tcPr>
+          <w:p>
+            <w:pPr>
+              <w:pStyle w:val="BodyText"/>
+              <w:spacing w:before="0" w:after="0" w:line="220" w:lineRule="auto"/>
+            </w:pPr>
+            <w:r>
+              <w:t>公开自动评分、学生指标和学校进度功能</w:t>
+            </w:r>
+          </w:p>
+        </w:tc>
+        <w:tc>
+          <w:tcPr>
+            <w:tcW w:w="2110" w:type="dxa"/>
+            <w:tcMar>
+              <w:top w:w="60" w:type="dxa"/>
+              <w:start w:w="85" w:type="dxa"/>
+              <w:bottom w:w="60" w:type="dxa"/>
+              <w:end w:w="85" w:type="dxa"/>
+            </w:tcMar>
+          </w:tcPr>
+          <w:p>
+            <w:pPr>
+              <w:pStyle w:val="BodyText"/>
+              <w:spacing w:before="0" w:after="0" w:line="220" w:lineRule="auto"/>
+            </w:pPr>
+            <w:r>
+              <w:t>学校按人数与需求定制；课堂课程有30学生许可证样例</w:t>
+            </w:r>
+          </w:p>
+        </w:tc>
+      </w:tr>
+      <w:tr>
+        <w:trPr>
+          <w:cantSplit/>
+        </w:trPr>
+        <w:tc>
+          <w:tcPr>
+            <w:tcW w:w="1512" w:type="dxa"/>
+            <w:tcMar>
+              <w:top w:w="60" w:type="dxa"/>
+              <w:start w:w="85" w:type="dxa"/>
+              <w:bottom w:w="60" w:type="dxa"/>
+              <w:end w:w="85" w:type="dxa"/>
+            </w:tcMar>
+          </w:tcPr>
+          <w:p>
+            <w:pPr>
+              <w:pStyle w:val="BodyText"/>
+              <w:spacing w:before="0" w:after="0" w:line="220" w:lineRule="auto"/>
+            </w:pPr>
+            <w:r>
+              <w:t>Blocky [P1][P2][P3]</w:t>
+            </w:r>
+          </w:p>
+        </w:tc>
+        <w:tc>
+          <w:tcPr>
+            <w:tcW w:w="2592" w:type="dxa"/>
+            <w:tcMar>
+              <w:top w:w="60" w:type="dxa"/>
+              <w:start w:w="85" w:type="dxa"/>
+              <w:bottom w:w="60" w:type="dxa"/>
+              <w:end w:w="85" w:type="dxa"/>
+            </w:tcMar>
+          </w:tcPr>
+          <w:p>
+            <w:pPr>
+              <w:pStyle w:val="BodyText"/>
+              <w:spacing w:before="0" w:after="0" w:line="220" w:lineRule="auto"/>
+            </w:pPr>
+            <w:r>
+              <w:t>嵌套Agent作品可编辑、保存和再运行</w:t>
+            </w:r>
+          </w:p>
+        </w:tc>
+        <w:tc>
+          <w:tcPr>
+            <w:tcW w:w="2736" w:type="dxa"/>
+            <w:tcMar>
+              <w:top w:w="60" w:type="dxa"/>
+              <w:start w:w="85" w:type="dxa"/>
+              <w:bottom w:w="60" w:type="dxa"/>
+              <w:end w:w="85" w:type="dxa"/>
+            </w:tcMar>
+          </w:tcPr>
+          <w:p>
+            <w:pPr>
+              <w:pStyle w:val="BodyText"/>
+              <w:spacing w:before="0" w:after="0" w:line="220" w:lineRule="auto"/>
+            </w:pPr>
+            <w:r>
+              <w:t>积木与运行事件对应；规则修改已有真实对照</w:t>
+            </w:r>
+          </w:p>
+        </w:tc>
+        <w:tc>
+          <w:tcPr>
+            <w:tcW w:w="2110" w:type="dxa"/>
+            <w:tcMar>
+              <w:top w:w="60" w:type="dxa"/>
+              <w:start w:w="85" w:type="dxa"/>
+              <w:bottom w:w="60" w:type="dxa"/>
+              <w:end w:w="85" w:type="dxa"/>
+            </w:tcMar>
+          </w:tcPr>
+          <w:p>
+            <w:pPr>
+              <w:pStyle w:val="BodyText"/>
+              <w:spacing w:before="0" w:after="0" w:line="220" w:lineRule="auto"/>
+            </w:pPr>
+            <w:r>
+              <w:t>以作品包、教师培训与配置支持组织小学活动</w:t>
+            </w:r>
+          </w:p>
+        </w:tc>
+      </w:tr>
+    </w:tbl>
+    <w:p>
+      <w:pPr>
+        <w:pStyle w:val="BodyText"/>
+      </w:pPr>
+      <w:r>
+        <w:t>Blocky需要验证的是：孩子能否通过嵌套作品和积木对应轨迹解释一个Agent的组成与行为，教师能否独立复用这套活动。“积木审阅”是待验证的产品价值，不构成对竞品的独占能力主张。免费和积木本身不能证明差异，Scratch在创作资源与成熟度方面是重要参照，直接教育竞品也覆盖积木AI。若现有免费工具更适合某位教师，服务应承认适配差异，不依靠未经核实的竞品弱点销售。</w:t>
+      </w:r>
+    </w:p>
+    <w:p>
+      <w:pPr>
+        <w:pStyle w:val="BodyText"/>
+      </w:pPr>
+      <w:r>
+        <w:t>Table 4（表4）采用同一任务：读懂故事角色，改一个条件，为新目标搭建，再解释运行。官方说明只用于确定比较范围，不能据此断言竞品缺少某项能力。拟请教师用相同输入、时间和帮助规则分别完成任务，记录准备时间、可修改部件、错误定位、作品重开和再次组织活动的成本。</w:t>
+      </w:r>
+    </w:p>
+    <w:p>
+      <w:pPr>
+        <w:pStyle w:val="BodyText"/>
+      </w:pPr>
+      <w:r>
+        <w:t>采用转换成本主要来自教师学习新工作台、准备资源、迁移既有课程和配置设备。Blocky应以可恢复项目、部件说明和教师独立复用降低这些成本，而不是要求教师重建全部课程。选择工具的依据是任务适配、过程可解释和复用成本，免费或积木形式本身不构成独占优势。</w:t>
+      </w:r>
+    </w:p>
+    <w:p>
+      <w:pPr>
+        <w:pStyle w:val="Heading1"/>
+      </w:pPr>
+      <w:bookmarkStart w:id="1005" w:name="_TocBlocky5"/>
+      <w:r>
+        <w:t>2. 销售与客户服务</w:t>
+      </w:r>
+      <w:bookmarkEnd w:id="1005"/>
+    </w:p>
+    <w:p>
+      <w:pPr>
+        <w:pStyle w:val="BodyText"/>
+      </w:pPr>
+      <w:r>
+        <w:t>商业模式由三条相互独立的路径组成：个人版完全开源和免费使用，机构组织后台与教育服务收费，外部模型算力单独订阅或按额度安排。社区积累可编辑作品和贡献，机构付费解决多人组织、教学管理和服务交付需求。每条路径都需独立说明交付范围、账户责任和成本，避免免费软件、人工服务与算力混成一个价格。</w:t>
+      </w:r>
+    </w:p>
+    <w:p>
+      <w:pPr>
+        <w:pStyle w:val="Heading2"/>
+      </w:pPr>
+      <w:bookmarkStart w:id="1006" w:name="_TocBlocky6"/>
+      <w:r>
+        <w:t>2.1 客户角色与购买条件</w:t>
+      </w:r>
+      <w:bookmarkEnd w:id="1006"/>
+    </w:p>
+    <w:p>
+      <w:pPr>
+        <w:pStyle w:val="BodyText"/>
+      </w:pPr>
+      <w:r>
+        <w:t>小学生需要少量可理解的部件、明确的修改目标和可比较的结果；教师需要准备作品、组织预测与改造、区分模型输出和规则行为；机构需要核对教学目标、设备、权限、采购主体和总费用。学生完成率不能替代教师复用，教师兴趣也不能替代机构付款意愿。每项试用分别记录三个角色的证据。</w:t>
+      </w:r>
+    </w:p>
+    <w:p>
+      <w:pPr>
+        <w:pStyle w:val="BodyText"/>
+      </w:pPr>
+      <w:r>
+        <w:t>教师在活动前完成作品运行、模型配置与内容检查，准备合成角色和不含学生个人信息的输入。活动中先示范结构，再要求学生预测、改一块、比较结果、自选任务并讲解，遇到失败回看积木轨迹。活动后的检查聚焦学生为何这样设计，而非自动评分。当前没有班级平台，教师组织与作品收集通过已允许的方法人工完成。</w:t>
+      </w:r>
+    </w:p>
+    <w:p>
+      <w:pPr>
+        <w:pStyle w:val="BodyText"/>
+      </w:pPr>
+      <w:r>
+        <w:t>机构采用需要把教学判断与付款判断连接起来。Table 5（表5）为拟议流程，实际合同前核对机构的决策角色、预算科目和要求；活动可以由教师发起，但付费交付只有在授权主体确认后才进入排期。</w:t>
+      </w:r>
+    </w:p>
+    <w:p>
+      <w:pPr>
+        <w:pStyle w:val="Tabletitle"/>
+        <w:keepNext/>
+      </w:pPr>
+      <w:r>
+        <w:t>Table 5. 机构采用与采购流程</w:t>
+      </w:r>
+    </w:p>
+    <w:tbl>
+      <w:tblPr>
+        <w:tblStyle w:val="TableGrid"/>
+        <w:tblW w:w="8950" w:type="dxa"/>
+        <w:tblInd w:w="85" w:type="dxa"/>
+        <w:tblLayout w:type="fixed"/>
+        <w:tblLook w:firstRow="1" w:lastRow="0" w:firstColumn="0" w:lastColumn="0" w:noHBand="1" w:noVBand="1"/>
+        <w:tblBorders>
+          <w:top w:val="single" w:sz="4" w:space="0" w:color="000000"/>
+          <w:left w:val="single" w:sz="4" w:space="0" w:color="000000"/>
+          <w:bottom w:val="single" w:sz="4" w:space="0" w:color="000000"/>
+          <w:right w:val="single" w:sz="4" w:space="0" w:color="000000"/>
+          <w:insideH w:val="single" w:sz="4" w:space="0" w:color="000000"/>
+          <w:insideV w:val="single" w:sz="4" w:space="0" w:color="000000"/>
+        </w:tblBorders>
+        <w:tblCellMar/>
+      </w:tblPr>
+      <w:tblGrid>
+        <w:gridCol w:w="1584"/>
+        <w:gridCol w:w="3888"/>
+        <w:gridCol w:w="3478"/>
+      </w:tblGrid>
+      <w:tr>
+        <w:trPr>
+          <w:cantSplit/>
+          <w:tblHeader w:val="true"/>
+        </w:trPr>
+        <w:tc>
+          <w:tcPr>
+            <w:tcW w:w="1584" w:type="dxa"/>
+            <w:tcMar>
+              <w:top w:w="60" w:type="dxa"/>
+              <w:start w:w="85" w:type="dxa"/>
+              <w:bottom w:w="60" w:type="dxa"/>
+              <w:end w:w="85" w:type="dxa"/>
+            </w:tcMar>
+          </w:tcPr>
+          <w:p>
+            <w:pPr>
+              <w:pStyle w:val="BodyText"/>
+              <w:spacing w:before="0" w:after="0" w:line="220" w:lineRule="auto"/>
+            </w:pPr>
+            <w:r>
+              <w:t>阶段</w:t>
+            </w:r>
+          </w:p>
+        </w:tc>
+        <w:tc>
+          <w:tcPr>
+            <w:tcW w:w="3888" w:type="dxa"/>
+            <w:tcMar>
+              <w:top w:w="60" w:type="dxa"/>
+              <w:start w:w="85" w:type="dxa"/>
+              <w:bottom w:w="60" w:type="dxa"/>
+              <w:end w:w="85" w:type="dxa"/>
+            </w:tcMar>
+          </w:tcPr>
+          <w:p>
+            <w:pPr>
+              <w:pStyle w:val="BodyText"/>
+              <w:spacing w:before="0" w:after="0" w:line="220" w:lineRule="auto"/>
+            </w:pPr>
+            <w:r>
+              <w:t>参与角色与材料</w:t>
+            </w:r>
+          </w:p>
+        </w:tc>
+        <w:tc>
+          <w:tcPr>
+            <w:tcW w:w="3478" w:type="dxa"/>
+            <w:tcMar>
+              <w:top w:w="60" w:type="dxa"/>
+              <w:start w:w="85" w:type="dxa"/>
+              <w:bottom w:w="60" w:type="dxa"/>
+              <w:end w:w="85" w:type="dxa"/>
+            </w:tcMar>
+          </w:tcPr>
+          <w:p>
+            <w:pPr>
+              <w:pStyle w:val="BodyText"/>
+              <w:spacing w:before="0" w:after="0" w:line="220" w:lineRule="auto"/>
+            </w:pPr>
+            <w:r>
+              <w:t>通过条件</w:t>
+            </w:r>
+          </w:p>
+        </w:tc>
+      </w:tr>
+      <w:tr>
+        <w:trPr>
+          <w:cantSplit/>
+        </w:trPr>
+        <w:tc>
+          <w:tcPr>
+            <w:tcW w:w="1584" w:type="dxa"/>
+            <w:tcMar>
+              <w:top w:w="60" w:type="dxa"/>
+              <w:start w:w="85" w:type="dxa"/>
+              <w:bottom w:w="60" w:type="dxa"/>
+              <w:end w:w="85" w:type="dxa"/>
+            </w:tcMar>
+          </w:tcPr>
+          <w:p>
+            <w:pPr>
+              <w:pStyle w:val="BodyText"/>
+              <w:spacing w:before="0" w:after="0" w:line="220" w:lineRule="auto"/>
+            </w:pPr>
+            <w:r>
+              <w:t>任务确认</w:t>
+            </w:r>
+          </w:p>
+        </w:tc>
+        <w:tc>
+          <w:tcPr>
+            <w:tcW w:w="3888" w:type="dxa"/>
+            <w:tcMar>
+              <w:top w:w="60" w:type="dxa"/>
+              <w:start w:w="85" w:type="dxa"/>
+              <w:bottom w:w="60" w:type="dxa"/>
+              <w:end w:w="85" w:type="dxa"/>
+            </w:tcMar>
+          </w:tcPr>
+          <w:p>
+            <w:pPr>
+              <w:pStyle w:val="BodyText"/>
+              <w:spacing w:before="0" w:after="0" w:line="220" w:lineRule="auto"/>
+            </w:pPr>
+            <w:r>
+              <w:t>教师或教研负责人；课程目标与项目样例</w:t>
+            </w:r>
+          </w:p>
+        </w:tc>
+        <w:tc>
+          <w:tcPr>
+            <w:tcW w:w="3478" w:type="dxa"/>
+            <w:tcMar>
+              <w:top w:w="60" w:type="dxa"/>
+              <w:start w:w="85" w:type="dxa"/>
+              <w:bottom w:w="60" w:type="dxa"/>
+              <w:end w:w="85" w:type="dxa"/>
+            </w:tcMar>
+          </w:tcPr>
+          <w:p>
+            <w:pPr>
+              <w:pStyle w:val="BodyText"/>
+              <w:spacing w:before="0" w:after="0" w:line="220" w:lineRule="auto"/>
+            </w:pPr>
+            <w:r>
+              <w:t>确认年级、活动目标与可观察作品</w:t>
+            </w:r>
+          </w:p>
+        </w:tc>
+      </w:tr>
+      <w:tr>
+        <w:trPr>
+          <w:cantSplit/>
+        </w:trPr>
+        <w:tc>
+          <w:tcPr>
+            <w:tcW w:w="1584" w:type="dxa"/>
+            <w:tcMar>
+              <w:top w:w="60" w:type="dxa"/>
+              <w:start w:w="85" w:type="dxa"/>
+              <w:bottom w:w="60" w:type="dxa"/>
+              <w:end w:w="85" w:type="dxa"/>
+            </w:tcMar>
+          </w:tcPr>
+          <w:p>
+            <w:pPr>
+              <w:pStyle w:val="BodyText"/>
+              <w:spacing w:before="0" w:after="0" w:line="220" w:lineRule="auto"/>
+            </w:pPr>
+            <w:r>
+              <w:t>设备与准入</w:t>
+            </w:r>
+          </w:p>
+        </w:tc>
+        <w:tc>
+          <w:tcPr>
+            <w:tcW w:w="3888" w:type="dxa"/>
+            <w:tcMar>
+              <w:top w:w="60" w:type="dxa"/>
+              <w:start w:w="85" w:type="dxa"/>
+              <w:bottom w:w="60" w:type="dxa"/>
+              <w:end w:w="85" w:type="dxa"/>
+            </w:tcMar>
+          </w:tcPr>
+          <w:p>
+            <w:pPr>
+              <w:pStyle w:val="BodyText"/>
+              <w:spacing w:before="0" w:after="0" w:line="220" w:lineRule="auto"/>
+            </w:pPr>
+            <w:r>
+              <w:t>设备或信息技术负责人；Windows检查与数据说明</w:t>
+            </w:r>
+          </w:p>
+        </w:tc>
+        <w:tc>
+          <w:tcPr>
+            <w:tcW w:w="3478" w:type="dxa"/>
+            <w:tcMar>
+              <w:top w:w="60" w:type="dxa"/>
+              <w:start w:w="85" w:type="dxa"/>
+              <w:bottom w:w="60" w:type="dxa"/>
+              <w:end w:w="85" w:type="dxa"/>
+            </w:tcMar>
+          </w:tcPr>
+          <w:p>
+            <w:pPr>
+              <w:pStyle w:val="BodyText"/>
+              <w:spacing w:before="0" w:after="0" w:line="220" w:lineRule="auto"/>
+            </w:pPr>
+            <w:r>
+              <w:t>可安装运行，模型网络和权限符合机构要求</w:t>
+            </w:r>
+          </w:p>
+        </w:tc>
+      </w:tr>
+      <w:tr>
+        <w:trPr>
+          <w:cantSplit/>
+        </w:trPr>
+        <w:tc>
+          <w:tcPr>
+            <w:tcW w:w="1584" w:type="dxa"/>
+            <w:tcMar>
+              <w:top w:w="60" w:type="dxa"/>
+              <w:start w:w="85" w:type="dxa"/>
+              <w:bottom w:w="60" w:type="dxa"/>
+              <w:end w:w="85" w:type="dxa"/>
+            </w:tcMar>
+          </w:tcPr>
+          <w:p>
+            <w:pPr>
+              <w:pStyle w:val="BodyText"/>
+              <w:spacing w:before="0" w:after="0" w:line="220" w:lineRule="auto"/>
+            </w:pPr>
+            <w:r>
+              <w:t>活动与复用</w:t>
+            </w:r>
+          </w:p>
+        </w:tc>
+        <w:tc>
+          <w:tcPr>
+            <w:tcW w:w="3888" w:type="dxa"/>
+            <w:tcMar>
+              <w:top w:w="60" w:type="dxa"/>
+              <w:start w:w="85" w:type="dxa"/>
+              <w:bottom w:w="60" w:type="dxa"/>
+              <w:end w:w="85" w:type="dxa"/>
+            </w:tcMar>
+          </w:tcPr>
+          <w:p>
+            <w:pPr>
+              <w:pStyle w:val="BodyText"/>
+              <w:spacing w:before="0" w:after="0" w:line="220" w:lineRule="auto"/>
+            </w:pPr>
+            <w:r>
+              <w:t>组织教师；试用安排、教师指南与记录表</w:t>
+            </w:r>
+          </w:p>
+        </w:tc>
+        <w:tc>
+          <w:tcPr>
+            <w:tcW w:w="3478" w:type="dxa"/>
+            <w:tcMar>
+              <w:top w:w="60" w:type="dxa"/>
+              <w:start w:w="85" w:type="dxa"/>
+              <w:bottom w:w="60" w:type="dxa"/>
+              <w:end w:w="85" w:type="dxa"/>
+            </w:tcMar>
+          </w:tcPr>
+          <w:p>
+            <w:pPr>
+              <w:pStyle w:val="BodyText"/>
+              <w:spacing w:before="0" w:after="0" w:line="220" w:lineRule="auto"/>
+            </w:pPr>
+            <w:r>
+              <w:t>能独立准备和重开项目，明确支持需求</w:t>
+            </w:r>
+          </w:p>
+        </w:tc>
+      </w:tr>
+      <w:tr>
+        <w:trPr>
+          <w:cantSplit/>
+        </w:trPr>
+        <w:tc>
+          <w:tcPr>
+            <w:tcW w:w="1584" w:type="dxa"/>
+            <w:tcMar>
+              <w:top w:w="60" w:type="dxa"/>
+              <w:start w:w="85" w:type="dxa"/>
+              <w:bottom w:w="60" w:type="dxa"/>
+              <w:end w:w="85" w:type="dxa"/>
+            </w:tcMar>
+          </w:tcPr>
+          <w:p>
+            <w:pPr>
+              <w:pStyle w:val="BodyText"/>
+              <w:spacing w:before="0" w:after="0" w:line="220" w:lineRule="auto"/>
+            </w:pPr>
+            <w:r>
+              <w:t>范围与预算</w:t>
+            </w:r>
+          </w:p>
+        </w:tc>
+        <w:tc>
+          <w:tcPr>
+            <w:tcW w:w="3888" w:type="dxa"/>
+            <w:tcMar>
+              <w:top w:w="60" w:type="dxa"/>
+              <w:start w:w="85" w:type="dxa"/>
+              <w:bottom w:w="60" w:type="dxa"/>
+              <w:end w:w="85" w:type="dxa"/>
+            </w:tcMar>
+          </w:tcPr>
+          <w:p>
+            <w:pPr>
+              <w:pStyle w:val="BodyText"/>
+              <w:spacing w:before="0" w:after="0" w:line="220" w:lineRule="auto"/>
+            </w:pPr>
+            <w:r>
+              <w:t>机构负责人及采购人员；服务清单、费用与付款计划</w:t>
+            </w:r>
+          </w:p>
+        </w:tc>
+        <w:tc>
+          <w:tcPr>
+            <w:tcW w:w="3478" w:type="dxa"/>
+            <w:tcMar>
+              <w:top w:w="60" w:type="dxa"/>
+              <w:start w:w="85" w:type="dxa"/>
+              <w:bottom w:w="60" w:type="dxa"/>
+              <w:end w:w="85" w:type="dxa"/>
+            </w:tcMar>
+          </w:tcPr>
+          <w:p>
+            <w:pPr>
+              <w:pStyle w:val="BodyText"/>
+              <w:spacing w:before="0" w:after="0" w:line="220" w:lineRule="auto"/>
+            </w:pPr>
+            <w:r>
+              <w:t>主体、范围、额度、验收和付款条件一致</w:t>
+            </w:r>
+          </w:p>
+        </w:tc>
+      </w:tr>
+      <w:tr>
+        <w:trPr>
+          <w:cantSplit/>
+        </w:trPr>
+        <w:tc>
+          <w:tcPr>
+            <w:tcW w:w="1584" w:type="dxa"/>
+            <w:tcMar>
+              <w:top w:w="60" w:type="dxa"/>
+              <w:start w:w="85" w:type="dxa"/>
+              <w:bottom w:w="60" w:type="dxa"/>
+              <w:end w:w="85" w:type="dxa"/>
+            </w:tcMar>
+          </w:tcPr>
+          <w:p>
+            <w:pPr>
+              <w:pStyle w:val="BodyText"/>
+              <w:spacing w:before="0" w:after="0" w:line="220" w:lineRule="auto"/>
+            </w:pPr>
+            <w:r>
+              <w:t>交付与结算</w:t>
+            </w:r>
+          </w:p>
+        </w:tc>
+        <w:tc>
+          <w:tcPr>
+            <w:tcW w:w="3888" w:type="dxa"/>
+            <w:tcMar>
+              <w:top w:w="60" w:type="dxa"/>
+              <w:start w:w="85" w:type="dxa"/>
+              <w:bottom w:w="60" w:type="dxa"/>
+              <w:end w:w="85" w:type="dxa"/>
+            </w:tcMar>
+          </w:tcPr>
+          <w:p>
+            <w:pPr>
+              <w:pStyle w:val="BodyText"/>
+              <w:spacing w:before="0" w:after="0" w:line="220" w:lineRule="auto"/>
+            </w:pPr>
+            <w:r>
+              <w:t>教师、负责人及付款人员；交付资产和工时清单</w:t>
+            </w:r>
+          </w:p>
+        </w:tc>
+        <w:tc>
+          <w:tcPr>
+            <w:tcW w:w="3478" w:type="dxa"/>
+            <w:tcMar>
+              <w:top w:w="60" w:type="dxa"/>
+              <w:start w:w="85" w:type="dxa"/>
+              <w:bottom w:w="60" w:type="dxa"/>
+              <w:end w:w="85" w:type="dxa"/>
+            </w:tcMar>
+          </w:tcPr>
+          <w:p>
+            <w:pPr>
+              <w:pStyle w:val="BodyText"/>
+              <w:spacing w:before="0" w:after="0" w:line="220" w:lineRule="auto"/>
+            </w:pPr>
+            <w:r>
+              <w:t>按约定核对成果，记录变更并完成结算</w:t>
+            </w:r>
+          </w:p>
+        </w:tc>
+      </w:tr>
+    </w:tbl>
+    <w:p>
+      <w:pPr>
+        <w:pStyle w:val="Heading2"/>
+      </w:pPr>
+      <w:bookmarkStart w:id="1007" w:name="_TocBlocky7"/>
+      <w:r>
+        <w:t>2.2 试点教育服务与报价</w:t>
+      </w:r>
+      <w:bookmarkEnd w:id="1007"/>
+    </w:p>
+    <w:p>
+      <w:pPr>
+        <w:pStyle w:val="BodyText"/>
+      </w:pPr>
+      <w:r>
+        <w:t>机构服务覆盖课程准备、教师培训、Windows配置检查及约定期限支持。个人版按完整功能免费方向持续开发；外部模型由机构自备账户或按合同约定额度承担费用；课程、部署、培训与支持按范围报价。Table 6（表6）给出A24服务设计样例，用于解释80小时预算如何对应实际交付，正式合同可调整活动、设备和支持规模。</w:t>
+      </w:r>
+    </w:p>
+    <w:p>
+      <w:pPr>
+        <w:pStyle w:val="Tabletitle"/>
+        <w:keepNext/>
+      </w:pPr>
+      <w:r>
+        <w:t>Table 6. 机构服务设计样例A24</w:t>
+      </w:r>
+    </w:p>
+    <w:tbl>
+      <w:tblPr>
+        <w:tblStyle w:val="TableGrid"/>
+        <w:tblW w:w="8950" w:type="dxa"/>
+        <w:tblInd w:w="85" w:type="dxa"/>
+        <w:tblLayout w:type="fixed"/>
+        <w:tblLook w:firstRow="1" w:lastRow="0" w:firstColumn="0" w:lastColumn="0" w:noHBand="1" w:noVBand="1"/>
+        <w:tblBorders>
+          <w:top w:val="single" w:sz="4" w:space="0" w:color="000000"/>
+          <w:left w:val="single" w:sz="4" w:space="0" w:color="000000"/>
+          <w:bottom w:val="single" w:sz="4" w:space="0" w:color="000000"/>
+          <w:right w:val="single" w:sz="4" w:space="0" w:color="000000"/>
+          <w:insideH w:val="single" w:sz="4" w:space="0" w:color="000000"/>
+          <w:insideV w:val="single" w:sz="4" w:space="0" w:color="000000"/>
+        </w:tblBorders>
+        <w:tblCellMar/>
+      </w:tblPr>
+      <w:tblGrid>
+        <w:gridCol w:w="1800"/>
+        <w:gridCol w:w="5472"/>
+        <w:gridCol w:w="1678"/>
+      </w:tblGrid>
+      <w:tr>
+        <w:trPr>
+          <w:cantSplit/>
+          <w:tblHeader w:val="true"/>
+        </w:trPr>
+        <w:tc>
+          <w:tcPr>
+            <w:tcW w:w="1800" w:type="dxa"/>
+            <w:tcMar>
+              <w:top w:w="60" w:type="dxa"/>
+              <w:start w:w="85" w:type="dxa"/>
+              <w:bottom w:w="60" w:type="dxa"/>
+              <w:end w:w="85" w:type="dxa"/>
+            </w:tcMar>
+          </w:tcPr>
+          <w:p>
+            <w:pPr>
+              <w:pStyle w:val="BodyText"/>
+              <w:spacing w:before="0" w:after="0" w:line="220" w:lineRule="auto"/>
+            </w:pPr>
+            <w:r>
+              <w:t>范围</w:t>
+            </w:r>
+          </w:p>
+        </w:tc>
+        <w:tc>
+          <w:tcPr>
+            <w:tcW w:w="5472" w:type="dxa"/>
+            <w:tcMar>
+              <w:top w:w="60" w:type="dxa"/>
+              <w:start w:w="85" w:type="dxa"/>
+              <w:bottom w:w="60" w:type="dxa"/>
+              <w:end w:w="85" w:type="dxa"/>
+            </w:tcMar>
+          </w:tcPr>
+          <w:p>
+            <w:pPr>
+              <w:pStyle w:val="BodyText"/>
+              <w:spacing w:before="0" w:after="0" w:line="220" w:lineRule="auto"/>
+            </w:pPr>
+            <w:r>
+              <w:t>参考交付</w:t>
+            </w:r>
+          </w:p>
+        </w:tc>
+        <w:tc>
+          <w:tcPr>
+            <w:tcW w:w="1678" w:type="dxa"/>
+            <w:tcMar>
+              <w:top w:w="60" w:type="dxa"/>
+              <w:start w:w="85" w:type="dxa"/>
+              <w:bottom w:w="60" w:type="dxa"/>
+              <w:end w:w="85" w:type="dxa"/>
+            </w:tcMar>
+          </w:tcPr>
+          <w:p>
+            <w:pPr>
+              <w:pStyle w:val="BodyText"/>
+              <w:spacing w:before="0" w:after="0" w:line="220" w:lineRule="auto"/>
+            </w:pPr>
+            <w:r>
+              <w:t>工时预算（小时）</w:t>
+            </w:r>
+          </w:p>
+        </w:tc>
+      </w:tr>
+      <w:tr>
+        <w:trPr>
+          <w:cantSplit/>
+        </w:trPr>
+        <w:tc>
+          <w:tcPr>
+            <w:tcW w:w="1800" w:type="dxa"/>
+            <w:tcMar>
+              <w:top w:w="60" w:type="dxa"/>
+              <w:start w:w="85" w:type="dxa"/>
+              <w:bottom w:w="60" w:type="dxa"/>
+              <w:end w:w="85" w:type="dxa"/>
+            </w:tcMar>
+          </w:tcPr>
+          <w:p>
+            <w:pPr>
+              <w:pStyle w:val="BodyText"/>
+              <w:spacing w:before="0" w:after="0" w:line="220" w:lineRule="auto"/>
+            </w:pPr>
+            <w:r>
+              <w:t>教学作品准备</w:t>
+            </w:r>
+          </w:p>
+        </w:tc>
+        <w:tc>
+          <w:tcPr>
+            <w:tcW w:w="5472" w:type="dxa"/>
+            <w:tcMar>
+              <w:top w:w="60" w:type="dxa"/>
+              <w:start w:w="85" w:type="dxa"/>
+              <w:bottom w:w="60" w:type="dxa"/>
+              <w:end w:w="85" w:type="dxa"/>
+            </w:tcMar>
+          </w:tcPr>
+          <w:p>
+            <w:pPr>
+              <w:pStyle w:val="BodyText"/>
+              <w:spacing w:before="0" w:after="0" w:line="220" w:lineRule="auto"/>
+            </w:pPr>
+            <w:r>
+              <w:t>1所机构、1班30名学生、6次创作活动；3个可编辑教学作品与教师指南</w:t>
+            </w:r>
+          </w:p>
+        </w:tc>
+        <w:tc>
+          <w:tcPr>
+            <w:tcW w:w="1678" w:type="dxa"/>
+            <w:tcMar>
+              <w:top w:w="60" w:type="dxa"/>
+              <w:start w:w="85" w:type="dxa"/>
+              <w:bottom w:w="60" w:type="dxa"/>
+              <w:end w:w="85" w:type="dxa"/>
+            </w:tcMar>
+          </w:tcPr>
+          <w:p>
+            <w:pPr>
+              <w:pStyle w:val="BodyText"/>
+              <w:spacing w:before="0" w:after="0" w:line="220" w:lineRule="auto"/>
+              <w:jc w:val="right"/>
+            </w:pPr>
+            <w:r>
+              <w:t>24</w:t>
+            </w:r>
+          </w:p>
+        </w:tc>
+      </w:tr>
+      <w:tr>
+        <w:trPr>
+          <w:cantSplit/>
+        </w:trPr>
+        <w:tc>
+          <w:tcPr>
+            <w:tcW w:w="1800" w:type="dxa"/>
+            <w:tcMar>
+              <w:top w:w="60" w:type="dxa"/>
+              <w:start w:w="85" w:type="dxa"/>
+              <w:bottom w:w="60" w:type="dxa"/>
+              <w:end w:w="85" w:type="dxa"/>
+            </w:tcMar>
+          </w:tcPr>
+          <w:p>
+            <w:pPr>
+              <w:pStyle w:val="BodyText"/>
+              <w:spacing w:before="0" w:after="0" w:line="220" w:lineRule="auto"/>
+            </w:pPr>
+            <w:r>
+              <w:t>教师培训</w:t>
+            </w:r>
+          </w:p>
+        </w:tc>
+        <w:tc>
+          <w:tcPr>
+            <w:tcW w:w="5472" w:type="dxa"/>
+            <w:tcMar>
+              <w:top w:w="60" w:type="dxa"/>
+              <w:start w:w="85" w:type="dxa"/>
+              <w:bottom w:w="60" w:type="dxa"/>
+              <w:end w:w="85" w:type="dxa"/>
+            </w:tcMar>
+          </w:tcPr>
+          <w:p>
+            <w:pPr>
+              <w:pStyle w:val="BodyText"/>
+              <w:spacing w:before="0" w:after="0" w:line="220" w:lineRule="auto"/>
+            </w:pPr>
+            <w:r>
+              <w:t>2次教师培训，含操作演练和独立复用准备</w:t>
+            </w:r>
+          </w:p>
+        </w:tc>
+        <w:tc>
+          <w:tcPr>
+            <w:tcW w:w="1678" w:type="dxa"/>
+            <w:tcMar>
+              <w:top w:w="60" w:type="dxa"/>
+              <w:start w:w="85" w:type="dxa"/>
+              <w:bottom w:w="60" w:type="dxa"/>
+              <w:end w:w="85" w:type="dxa"/>
+            </w:tcMar>
+          </w:tcPr>
+          <w:p>
+            <w:pPr>
+              <w:pStyle w:val="BodyText"/>
+              <w:spacing w:before="0" w:after="0" w:line="220" w:lineRule="auto"/>
+              <w:jc w:val="right"/>
+            </w:pPr>
+            <w:r>
+              <w:t>16</w:t>
+            </w:r>
+          </w:p>
+        </w:tc>
+      </w:tr>
+      <w:tr>
+        <w:trPr>
+          <w:cantSplit/>
+        </w:trPr>
+        <w:tc>
+          <w:tcPr>
+            <w:tcW w:w="1800" w:type="dxa"/>
+            <w:tcMar>
+              <w:top w:w="60" w:type="dxa"/>
+              <w:start w:w="85" w:type="dxa"/>
+              <w:bottom w:w="60" w:type="dxa"/>
+              <w:end w:w="85" w:type="dxa"/>
+            </w:tcMar>
+          </w:tcPr>
+          <w:p>
+            <w:pPr>
+              <w:pStyle w:val="BodyText"/>
+              <w:spacing w:before="0" w:after="0" w:line="220" w:lineRule="auto"/>
+            </w:pPr>
+            <w:r>
+              <w:t>环境配置</w:t>
+            </w:r>
+          </w:p>
+        </w:tc>
+        <w:tc>
+          <w:tcPr>
+            <w:tcW w:w="5472" w:type="dxa"/>
+            <w:tcMar>
+              <w:top w:w="60" w:type="dxa"/>
+              <w:start w:w="85" w:type="dxa"/>
+              <w:bottom w:w="60" w:type="dxa"/>
+              <w:end w:w="85" w:type="dxa"/>
+            </w:tcMar>
+          </w:tcPr>
+          <w:p>
+            <w:pPr>
+              <w:pStyle w:val="BodyText"/>
+              <w:spacing w:before="0" w:after="0" w:line="220" w:lineRule="auto"/>
+            </w:pPr>
+            <w:r>
+              <w:t>30台Windows设备配置检查，模型与权限确认</w:t>
+            </w:r>
+          </w:p>
+        </w:tc>
+        <w:tc>
+          <w:tcPr>
+            <w:tcW w:w="1678" w:type="dxa"/>
+            <w:tcMar>
+              <w:top w:w="60" w:type="dxa"/>
+              <w:start w:w="85" w:type="dxa"/>
+              <w:bottom w:w="60" w:type="dxa"/>
+              <w:end w:w="85" w:type="dxa"/>
+            </w:tcMar>
+          </w:tcPr>
+          <w:p>
+            <w:pPr>
+              <w:pStyle w:val="BodyText"/>
+              <w:spacing w:before="0" w:after="0" w:line="220" w:lineRule="auto"/>
+              <w:jc w:val="right"/>
+            </w:pPr>
+            <w:r>
+              <w:t>16</w:t>
+            </w:r>
+          </w:p>
+        </w:tc>
+      </w:tr>
+      <w:tr>
+        <w:trPr>
+          <w:cantSplit/>
+        </w:trPr>
+        <w:tc>
+          <w:tcPr>
+            <w:tcW w:w="1800" w:type="dxa"/>
+            <w:tcMar>
+              <w:top w:w="60" w:type="dxa"/>
+              <w:start w:w="85" w:type="dxa"/>
+              <w:bottom w:w="60" w:type="dxa"/>
+              <w:end w:w="85" w:type="dxa"/>
+            </w:tcMar>
+          </w:tcPr>
+          <w:p>
+            <w:pPr>
+              <w:pStyle w:val="BodyText"/>
+              <w:spacing w:before="0" w:after="0" w:line="220" w:lineRule="auto"/>
+            </w:pPr>
+            <w:r>
+              <w:t>恢复与支持</w:t>
+            </w:r>
+          </w:p>
+        </w:tc>
+        <w:tc>
+          <w:tcPr>
+            <w:tcW w:w="5472" w:type="dxa"/>
+            <w:tcMar>
+              <w:top w:w="60" w:type="dxa"/>
+              <w:start w:w="85" w:type="dxa"/>
+              <w:bottom w:w="60" w:type="dxa"/>
+              <w:end w:w="85" w:type="dxa"/>
+            </w:tcMar>
+          </w:tcPr>
+          <w:p>
+            <w:pPr>
+              <w:pStyle w:val="BodyText"/>
+              <w:spacing w:before="0" w:after="0" w:line="220" w:lineRule="auto"/>
+            </w:pPr>
+            <w:r>
+              <w:t>8周预约支持、故障记录、项目恢复指导与复盘</w:t>
+            </w:r>
+          </w:p>
+        </w:tc>
+        <w:tc>
+          <w:tcPr>
+            <w:tcW w:w="1678" w:type="dxa"/>
+            <w:tcMar>
+              <w:top w:w="60" w:type="dxa"/>
+              <w:start w:w="85" w:type="dxa"/>
+              <w:bottom w:w="60" w:type="dxa"/>
+              <w:end w:w="85" w:type="dxa"/>
+            </w:tcMar>
+          </w:tcPr>
+          <w:p>
+            <w:pPr>
+              <w:pStyle w:val="BodyText"/>
+              <w:spacing w:before="0" w:after="0" w:line="220" w:lineRule="auto"/>
+              <w:jc w:val="right"/>
+            </w:pPr>
+            <w:r>
+              <w:t>24</w:t>
+            </w:r>
+          </w:p>
+        </w:tc>
+      </w:tr>
+    </w:tbl>
+    <w:p>
+      <w:pPr>
+        <w:pStyle w:val="BodyText"/>
+      </w:pPr>
+      <w:r>
+        <w:t>Table 6（表6）四项合计80小时。A24是服务设计样例，既不是固定公示报价，也不是已成交合同；财务仍采用每份1.8万元的规划均价。作品、培训、设备和支持数量改变时，应重新约定范围并核对工时，不以增加软件功能限制迫使用户购买服务。活动课时、培训时长和响应安排需在双方排期时明确。</w:t>
+      </w:r>
+    </w:p>
+    <w:p>
+      <w:pPr>
+        <w:pStyle w:val="BodyText"/>
+      </w:pPr>
+      <w:r>
+        <w:t>财务模型采用每份合同1.8万元的基准预算，仅用于估算履约与现金压力。该值不构成正式价目表。若机构自带模型账户，应重新核定模型费用与支持职责；若需要尚未实现的机构管理功能，应先明确开发范围、时间与费用，不能作为现成标准服务销售。</w:t>
+      </w:r>
+    </w:p>
+    <w:p>
+      <w:pPr>
+        <w:pStyle w:val="BodyText"/>
+      </w:pPr>
+      <w:r>
+        <w:t>教师可先用免费软件和合成资料评估作品流程。进入付费前，双方需明确交付物、课时或培训次数、所需权限、故障支持和验收条件。技术支持聚焦安装、项目与已约定课程流程；外部模型的回答质量需由教师检查，不以引用功能承诺答案始终正确。</w:t>
+      </w:r>
+    </w:p>
+    <w:p>
+      <w:pPr>
+        <w:pStyle w:val="Heading2"/>
+      </w:pPr>
+      <w:bookmarkStart w:id="1008" w:name="_TocBlocky8"/>
+      <w:r>
+        <w:t>2.3 机构组织后台建设</w:t>
+      </w:r>
+      <w:bookmarkEnd w:id="1008"/>
+    </w:p>
+    <w:p>
+      <w:pPr>
+        <w:pStyle w:val="BodyText"/>
+      </w:pPr>
+      <w:r>
+        <w:t>机构/K12付费方向增加组织后台配置，以师生账户、课堂管理、进度分析、课程支持及优先支持为参考。[S3][S4] Tynker学校Premium按学生数与学校需求定制报价，课堂课程页面另展示30学生许可证样例，并公开课堂管理、自动评分、进度及培训支持。[S8][S9][S10] 这些维度支持设计机构方案，不证明Blocky后台已经完成，也不把Tynker课堂样例当所有学校方案的统一规格。</w:t>
+      </w:r>
+    </w:p>
+    <w:p>
+      <w:pPr>
+        <w:pStyle w:val="Tabletitle"/>
+        <w:keepNext/>
+      </w:pPr>
+      <w:r>
+        <w:t>Table 7. 组织后台建设与服务配置规划</w:t>
+      </w:r>
+    </w:p>
+    <w:tbl>
+      <w:tblPr>
+        <w:tblStyle w:val="TableGrid"/>
+        <w:tblW w:w="8950" w:type="dxa"/>
+        <w:tblInd w:w="85" w:type="dxa"/>
+        <w:tblLayout w:type="fixed"/>
+        <w:tblLook w:firstRow="1" w:lastRow="0" w:firstColumn="0" w:lastColumn="0" w:noHBand="1" w:noVBand="1"/>
+        <w:tblBorders>
+          <w:top w:val="single" w:sz="4" w:space="0" w:color="000000"/>
+          <w:left w:val="single" w:sz="4" w:space="0" w:color="000000"/>
+          <w:bottom w:val="single" w:sz="4" w:space="0" w:color="000000"/>
+          <w:right w:val="single" w:sz="4" w:space="0" w:color="000000"/>
+          <w:insideH w:val="single" w:sz="4" w:space="0" w:color="000000"/>
+          <w:insideV w:val="single" w:sz="4" w:space="0" w:color="000000"/>
+        </w:tblBorders>
+        <w:tblCellMar/>
+      </w:tblPr>
+      <w:tblGrid>
+        <w:gridCol w:w="1800"/>
+        <w:gridCol w:w="3888"/>
+        <w:gridCol w:w="3262"/>
+      </w:tblGrid>
+      <w:tr>
+        <w:trPr>
+          <w:cantSplit/>
+          <w:tblHeader w:val="true"/>
+        </w:trPr>
+        <w:tc>
+          <w:tcPr>
+            <w:tcW w:w="1800" w:type="dxa"/>
+            <w:tcMar>
+              <w:top w:w="60" w:type="dxa"/>
+              <w:start w:w="85" w:type="dxa"/>
+              <w:bottom w:w="60" w:type="dxa"/>
+              <w:end w:w="85" w:type="dxa"/>
+            </w:tcMar>
+          </w:tcPr>
+          <w:p>
+            <w:pPr>
+              <w:pStyle w:val="BodyText"/>
+              <w:spacing w:before="0" w:after="0" w:line="220" w:lineRule="auto"/>
+            </w:pPr>
+            <w:r>
+              <w:t>组织需求</w:t>
+            </w:r>
+          </w:p>
+        </w:tc>
+        <w:tc>
+          <w:tcPr>
+            <w:tcW w:w="3888" w:type="dxa"/>
+            <w:tcMar>
+              <w:top w:w="60" w:type="dxa"/>
+              <w:start w:w="85" w:type="dxa"/>
+              <w:bottom w:w="60" w:type="dxa"/>
+              <w:end w:w="85" w:type="dxa"/>
+            </w:tcMar>
+          </w:tcPr>
+          <w:p>
+            <w:pPr>
+              <w:pStyle w:val="BodyText"/>
+              <w:spacing w:before="0" w:after="0" w:line="220" w:lineRule="auto"/>
+            </w:pPr>
+            <w:r>
+              <w:t>拟议配置与交付</w:t>
+            </w:r>
+          </w:p>
+        </w:tc>
+        <w:tc>
+          <w:tcPr>
+            <w:tcW w:w="3262" w:type="dxa"/>
+            <w:tcMar>
+              <w:top w:w="60" w:type="dxa"/>
+              <w:start w:w="85" w:type="dxa"/>
+              <w:bottom w:w="60" w:type="dxa"/>
+              <w:end w:w="85" w:type="dxa"/>
+            </w:tcMar>
+          </w:tcPr>
+          <w:p>
+            <w:pPr>
+              <w:pStyle w:val="BodyText"/>
+              <w:spacing w:before="0" w:after="0" w:line="220" w:lineRule="auto"/>
+            </w:pPr>
+            <w:r>
+              <w:t>当前进入条件</w:t>
+            </w:r>
+          </w:p>
+        </w:tc>
+      </w:tr>
+      <w:tr>
+        <w:trPr>
+          <w:cantSplit/>
+        </w:trPr>
+        <w:tc>
+          <w:tcPr>
+            <w:tcW w:w="1800" w:type="dxa"/>
+            <w:tcMar>
+              <w:top w:w="60" w:type="dxa"/>
+              <w:start w:w="85" w:type="dxa"/>
+              <w:bottom w:w="60" w:type="dxa"/>
+              <w:end w:w="85" w:type="dxa"/>
+            </w:tcMar>
+          </w:tcPr>
+          <w:p>
+            <w:pPr>
+              <w:pStyle w:val="BodyText"/>
+              <w:spacing w:before="0" w:after="0" w:line="220" w:lineRule="auto"/>
+            </w:pPr>
+            <w:r>
+              <w:t>人员与课堂</w:t>
+            </w:r>
+          </w:p>
+        </w:tc>
+        <w:tc>
+          <w:tcPr>
+            <w:tcW w:w="3888" w:type="dxa"/>
+            <w:tcMar>
+              <w:top w:w="60" w:type="dxa"/>
+              <w:start w:w="85" w:type="dxa"/>
+              <w:bottom w:w="60" w:type="dxa"/>
+              <w:end w:w="85" w:type="dxa"/>
+            </w:tcMar>
+          </w:tcPr>
+          <w:p>
+            <w:pPr>
+              <w:pStyle w:val="BodyText"/>
+              <w:spacing w:before="0" w:after="0" w:line="220" w:lineRule="auto"/>
+            </w:pPr>
+            <w:r>
+              <w:t>师生账户、角色、班级及项目分发</w:t>
+            </w:r>
+          </w:p>
+        </w:tc>
+        <w:tc>
+          <w:tcPr>
+            <w:tcW w:w="3262" w:type="dxa"/>
+            <w:tcMar>
+              <w:top w:w="60" w:type="dxa"/>
+              <w:start w:w="85" w:type="dxa"/>
+              <w:bottom w:w="60" w:type="dxa"/>
+              <w:end w:w="85" w:type="dxa"/>
+            </w:tcMar>
+          </w:tcPr>
+          <w:p>
+            <w:pPr>
+              <w:pStyle w:val="BodyText"/>
+              <w:spacing w:before="0" w:after="0" w:line="220" w:lineRule="auto"/>
+            </w:pPr>
+            <w:r>
+              <w:t>先确认机构角色、名单责任与现用组织流程</w:t>
+            </w:r>
+          </w:p>
+        </w:tc>
+      </w:tr>
+      <w:tr>
+        <w:trPr>
+          <w:cantSplit/>
+        </w:trPr>
+        <w:tc>
+          <w:tcPr>
+            <w:tcW w:w="1800" w:type="dxa"/>
+            <w:tcMar>
+              <w:top w:w="60" w:type="dxa"/>
+              <w:start w:w="85" w:type="dxa"/>
+              <w:bottom w:w="60" w:type="dxa"/>
+              <w:end w:w="85" w:type="dxa"/>
+            </w:tcMar>
+          </w:tcPr>
+          <w:p>
+            <w:pPr>
+              <w:pStyle w:val="BodyText"/>
+              <w:spacing w:before="0" w:after="0" w:line="220" w:lineRule="auto"/>
+            </w:pPr>
+            <w:r>
+              <w:t>学习与进度</w:t>
+            </w:r>
+          </w:p>
+        </w:tc>
+        <w:tc>
+          <w:tcPr>
+            <w:tcW w:w="3888" w:type="dxa"/>
+            <w:tcMar>
+              <w:top w:w="60" w:type="dxa"/>
+              <w:start w:w="85" w:type="dxa"/>
+              <w:bottom w:w="60" w:type="dxa"/>
+              <w:end w:w="85" w:type="dxa"/>
+            </w:tcMar>
+          </w:tcPr>
+          <w:p>
+            <w:pPr>
+              <w:pStyle w:val="BodyText"/>
+              <w:spacing w:before="0" w:after="0" w:line="220" w:lineRule="auto"/>
+            </w:pPr>
+            <w:r>
+              <w:t>活动进度记录、作品汇总、教师观察及评分辅助</w:t>
+            </w:r>
+          </w:p>
+        </w:tc>
+        <w:tc>
+          <w:tcPr>
+            <w:tcW w:w="3262" w:type="dxa"/>
+            <w:tcMar>
+              <w:top w:w="60" w:type="dxa"/>
+              <w:start w:w="85" w:type="dxa"/>
+              <w:bottom w:w="60" w:type="dxa"/>
+              <w:end w:w="85" w:type="dxa"/>
+            </w:tcMar>
+          </w:tcPr>
+          <w:p>
+            <w:pPr>
+              <w:pStyle w:val="BodyText"/>
+              <w:spacing w:before="0" w:after="0" w:line="220" w:lineRule="auto"/>
+            </w:pPr>
+            <w:r>
+              <w:t>先采用匿名观察表；自动评分需另定标准并与教师核对</w:t>
+            </w:r>
+          </w:p>
+        </w:tc>
+      </w:tr>
+      <w:tr>
+        <w:trPr>
+          <w:cantSplit/>
+        </w:trPr>
+        <w:tc>
+          <w:tcPr>
+            <w:tcW w:w="1800" w:type="dxa"/>
+            <w:tcMar>
+              <w:top w:w="60" w:type="dxa"/>
+              <w:start w:w="85" w:type="dxa"/>
+              <w:bottom w:w="60" w:type="dxa"/>
+              <w:end w:w="85" w:type="dxa"/>
+            </w:tcMar>
+          </w:tcPr>
+          <w:p>
+            <w:pPr>
+              <w:pStyle w:val="BodyText"/>
+              <w:spacing w:before="0" w:after="0" w:line="220" w:lineRule="auto"/>
+            </w:pPr>
+            <w:r>
+              <w:t>课程与支持</w:t>
+            </w:r>
+          </w:p>
+        </w:tc>
+        <w:tc>
+          <w:tcPr>
+            <w:tcW w:w="3888" w:type="dxa"/>
+            <w:tcMar>
+              <w:top w:w="60" w:type="dxa"/>
+              <w:start w:w="85" w:type="dxa"/>
+              <w:bottom w:w="60" w:type="dxa"/>
+              <w:end w:w="85" w:type="dxa"/>
+            </w:tcMar>
+          </w:tcPr>
+          <w:p>
+            <w:pPr>
+              <w:pStyle w:val="BodyText"/>
+              <w:spacing w:before="0" w:after="0" w:line="220" w:lineRule="auto"/>
+            </w:pPr>
+            <w:r>
+              <w:t>机构课程配置、教师培训、优先支持与恢复</w:t>
+            </w:r>
+          </w:p>
+        </w:tc>
+        <w:tc>
+          <w:tcPr>
+            <w:tcW w:w="3262" w:type="dxa"/>
+            <w:tcMar>
+              <w:top w:w="60" w:type="dxa"/>
+              <w:start w:w="85" w:type="dxa"/>
+              <w:bottom w:w="60" w:type="dxa"/>
+              <w:end w:w="85" w:type="dxa"/>
+            </w:tcMar>
+          </w:tcPr>
+          <w:p>
+            <w:pPr>
+              <w:pStyle w:val="BodyText"/>
+              <w:spacing w:before="0" w:after="0" w:line="220" w:lineRule="auto"/>
+            </w:pPr>
+            <w:r>
+              <w:t>现有试点按服务清单交付；后台功能须单独验收后加入范围</w:t>
+            </w:r>
+          </w:p>
+        </w:tc>
+      </w:tr>
+      <w:tr>
+        <w:trPr>
+          <w:cantSplit/>
+        </w:trPr>
+        <w:tc>
+          <w:tcPr>
+            <w:tcW w:w="1800" w:type="dxa"/>
+            <w:tcMar>
+              <w:top w:w="60" w:type="dxa"/>
+              <w:start w:w="85" w:type="dxa"/>
+              <w:bottom w:w="60" w:type="dxa"/>
+              <w:end w:w="85" w:type="dxa"/>
+            </w:tcMar>
+          </w:tcPr>
+          <w:p>
+            <w:pPr>
+              <w:pStyle w:val="BodyText"/>
+              <w:spacing w:before="0" w:after="0" w:line="220" w:lineRule="auto"/>
+            </w:pPr>
+            <w:r>
+              <w:t>报价与续用</w:t>
+            </w:r>
+          </w:p>
+        </w:tc>
+        <w:tc>
+          <w:tcPr>
+            <w:tcW w:w="3888" w:type="dxa"/>
+            <w:tcMar>
+              <w:top w:w="60" w:type="dxa"/>
+              <w:start w:w="85" w:type="dxa"/>
+              <w:bottom w:w="60" w:type="dxa"/>
+              <w:end w:w="85" w:type="dxa"/>
+            </w:tcMar>
+          </w:tcPr>
+          <w:p>
+            <w:pPr>
+              <w:pStyle w:val="BodyText"/>
+              <w:spacing w:before="0" w:after="0" w:line="220" w:lineRule="auto"/>
+            </w:pPr>
+            <w:r>
+              <w:t>按学生规模、学校需求、后台功能和支持期限形成方案</w:t>
+            </w:r>
+          </w:p>
+        </w:tc>
+        <w:tc>
+          <w:tcPr>
+            <w:tcW w:w="3262" w:type="dxa"/>
+            <w:tcMar>
+              <w:top w:w="60" w:type="dxa"/>
+              <w:start w:w="85" w:type="dxa"/>
+              <w:bottom w:w="60" w:type="dxa"/>
+              <w:end w:w="85" w:type="dxa"/>
+            </w:tcMar>
+          </w:tcPr>
+          <w:p>
+            <w:pPr>
+              <w:pStyle w:val="BodyText"/>
+              <w:spacing w:before="0" w:after="0" w:line="220" w:lineRule="auto"/>
+            </w:pPr>
+            <w:r>
+              <w:t>报价单位、合同周期、用户数和后台成本经采证后独立测算</w:t>
+            </w:r>
+          </w:p>
+        </w:tc>
+      </w:tr>
+    </w:tbl>
+    <w:p>
+      <w:pPr>
+        <w:pStyle w:val="BodyText"/>
+      </w:pPr>
+      <w:r>
+        <w:t>Table 7（表7）是建设规划。软件当前不提供机构统一账号、课堂后台、进度分析或自动评分，早期用教师作品文件与观察记录组织试点。后台配置形成机构收费范围后，应明确权限、名单导入、数据保留、作品访问与退出迁移；同一机构人数变化及支持范围变化按约定调整，不把试点服务1.8万元当成固定组织订阅价格。</w:t>
+      </w:r>
+    </w:p>
+    <w:p>
+      <w:pPr>
+        <w:pStyle w:val="Heading2"/>
+      </w:pPr>
+      <w:bookmarkStart w:id="1009" w:name="_TocBlocky9"/>
+      <w:r>
+        <w:t>2.4 独立算力与模型账户</w:t>
+      </w:r>
+      <w:bookmarkEnd w:id="1009"/>
+    </w:p>
+    <w:p>
+      <w:pPr>
+        <w:pStyle w:val="BodyText"/>
+      </w:pPr>
+      <w:r>
+        <w:t>算力与免费软件、组织后台及人工服务分别核算。机构可采用独立模型订阅或约定额度，具备条件时也可自带模型账户（BYOK）；模型提供方、实际模型、共享范围、额度通知与超额处理在使用前明确。订阅价格与收入尚未确定，不以软件免费承诺无限模型调用。</w:t>
+      </w:r>
+    </w:p>
+    <w:p>
+      <w:pPr>
+        <w:pStyle w:val="BodyText"/>
+      </w:pPr>
+      <w:r>
+        <w:t>Table 8（表8）比较公开收费与用量结构，金额、积分和余额不作跨产品等价换算。现有Host模型资源配置支持按适配条件使用自己的账户；统一组织额度、订阅账单和托管算力属于建设规划。[P3] 先采集教学活动的调用长度、失败重试与供应商实际支出，再确定订阅、额度或自带账户安排。组织服务与算力结算分别说明。</w:t>
+      </w:r>
+    </w:p>
+    <w:p>
+      <w:pPr>
+        <w:pStyle w:val="Tabletitle"/>
+        <w:keepNext/>
+      </w:pPr>
+      <w:r>
+        <w:t>Table 8. 算力与组织预算公开参照</w:t>
+      </w:r>
+    </w:p>
+    <w:tbl>
+      <w:tblPr>
+        <w:tblStyle w:val="TableGrid"/>
+        <w:tblW w:w="8950" w:type="dxa"/>
+        <w:tblInd w:w="85" w:type="dxa"/>
+        <w:tblLayout w:type="fixed"/>
+        <w:tblLook w:firstRow="1" w:lastRow="0" w:firstColumn="0" w:lastColumn="0" w:noHBand="1" w:noVBand="1"/>
+        <w:tblBorders>
+          <w:top w:val="single" w:sz="4" w:space="0" w:color="000000"/>
+          <w:left w:val="single" w:sz="4" w:space="0" w:color="000000"/>
+          <w:bottom w:val="single" w:sz="4" w:space="0" w:color="000000"/>
+          <w:right w:val="single" w:sz="4" w:space="0" w:color="000000"/>
+          <w:insideH w:val="single" w:sz="4" w:space="0" w:color="000000"/>
+          <w:insideV w:val="single" w:sz="4" w:space="0" w:color="000000"/>
+        </w:tblBorders>
+        <w:tblCellMar/>
+      </w:tblPr>
+      <w:tblGrid>
+        <w:gridCol w:w="1800"/>
+        <w:gridCol w:w="3600"/>
+        <w:gridCol w:w="3550"/>
+      </w:tblGrid>
+      <w:tr>
+        <w:trPr>
+          <w:cantSplit/>
+          <w:tblHeader w:val="true"/>
+        </w:trPr>
+        <w:tc>
+          <w:tcPr>
+            <w:tcW w:w="1800" w:type="dxa"/>
+            <w:tcMar>
+              <w:top w:w="60" w:type="dxa"/>
+              <w:start w:w="85" w:type="dxa"/>
+              <w:bottom w:w="60" w:type="dxa"/>
+              <w:end w:w="85" w:type="dxa"/>
+            </w:tcMar>
+          </w:tcPr>
+          <w:p>
+            <w:pPr>
+              <w:pStyle w:val="BodyText"/>
+              <w:spacing w:before="0" w:after="0" w:line="220" w:lineRule="auto"/>
+            </w:pPr>
+            <w:r>
+              <w:t>工具</w:t>
+            </w:r>
+          </w:p>
+        </w:tc>
+        <w:tc>
+          <w:tcPr>
+            <w:tcW w:w="3600" w:type="dxa"/>
+            <w:tcMar>
+              <w:top w:w="60" w:type="dxa"/>
+              <w:start w:w="85" w:type="dxa"/>
+              <w:bottom w:w="60" w:type="dxa"/>
+              <w:end w:w="85" w:type="dxa"/>
+            </w:tcMar>
+          </w:tcPr>
+          <w:p>
+            <w:pPr>
+              <w:pStyle w:val="BodyText"/>
+              <w:spacing w:before="0" w:after="0" w:line="220" w:lineRule="auto"/>
+            </w:pPr>
+            <w:r>
+              <w:t>官方收费或管理结构</w:t>
+            </w:r>
+          </w:p>
+        </w:tc>
+        <w:tc>
+          <w:tcPr>
+            <w:tcW w:w="3550" w:type="dxa"/>
+            <w:tcMar>
+              <w:top w:w="60" w:type="dxa"/>
+              <w:start w:w="85" w:type="dxa"/>
+              <w:bottom w:w="60" w:type="dxa"/>
+              <w:end w:w="85" w:type="dxa"/>
+            </w:tcMar>
+          </w:tcPr>
+          <w:p>
+            <w:pPr>
+              <w:pStyle w:val="BodyText"/>
+              <w:spacing w:before="0" w:after="0" w:line="220" w:lineRule="auto"/>
+            </w:pPr>
+            <w:r>
+              <w:t>Blocky设计启发</w:t>
+            </w:r>
+          </w:p>
+        </w:tc>
+      </w:tr>
+      <w:tr>
+        <w:trPr>
+          <w:cantSplit/>
+        </w:trPr>
+        <w:tc>
+          <w:tcPr>
+            <w:tcW w:w="1800" w:type="dxa"/>
+            <w:tcMar>
+              <w:top w:w="60" w:type="dxa"/>
+              <w:start w:w="85" w:type="dxa"/>
+              <w:bottom w:w="60" w:type="dxa"/>
+              <w:end w:w="85" w:type="dxa"/>
+            </w:tcMar>
+          </w:tcPr>
+          <w:p>
+            <w:pPr>
+              <w:pStyle w:val="BodyText"/>
+              <w:spacing w:before="0" w:after="0" w:line="220" w:lineRule="auto"/>
+            </w:pPr>
+            <w:r>
+              <w:t>WorkBuddy [S11]</w:t>
+            </w:r>
+          </w:p>
+        </w:tc>
+        <w:tc>
+          <w:tcPr>
+            <w:tcW w:w="3600" w:type="dxa"/>
+            <w:tcMar>
+              <w:top w:w="60" w:type="dxa"/>
+              <w:start w:w="85" w:type="dxa"/>
+              <w:bottom w:w="60" w:type="dxa"/>
+              <w:end w:w="85" w:type="dxa"/>
+            </w:tcMar>
+          </w:tcPr>
+          <w:p>
+            <w:pPr>
+              <w:pStyle w:val="BodyText"/>
+              <w:spacing w:before="0" w:after="0" w:line="220" w:lineRule="auto"/>
+            </w:pPr>
+            <w:r>
+              <w:t>订阅含月度积分，额外积分加量，提供用量查看</w:t>
+            </w:r>
+          </w:p>
+        </w:tc>
+        <w:tc>
+          <w:tcPr>
+            <w:tcW w:w="3550" w:type="dxa"/>
+            <w:tcMar>
+              <w:top w:w="60" w:type="dxa"/>
+              <w:start w:w="85" w:type="dxa"/>
+              <w:bottom w:w="60" w:type="dxa"/>
+              <w:end w:w="85" w:type="dxa"/>
+            </w:tcMar>
+          </w:tcPr>
+          <w:p>
+            <w:pPr>
+              <w:pStyle w:val="BodyText"/>
+              <w:spacing w:before="0" w:after="0" w:line="220" w:lineRule="auto"/>
+            </w:pPr>
+            <w:r>
+              <w:t>月度额度与额外补充分别展示；不把积分直接当Token</w:t>
+            </w:r>
+          </w:p>
+        </w:tc>
+      </w:tr>
+      <w:tr>
+        <w:trPr>
+          <w:cantSplit/>
+        </w:trPr>
+        <w:tc>
+          <w:tcPr>
+            <w:tcW w:w="1800" w:type="dxa"/>
+            <w:tcMar>
+              <w:top w:w="60" w:type="dxa"/>
+              <w:start w:w="85" w:type="dxa"/>
+              <w:bottom w:w="60" w:type="dxa"/>
+              <w:end w:w="85" w:type="dxa"/>
+            </w:tcMar>
+          </w:tcPr>
+          <w:p>
+            <w:pPr>
+              <w:pStyle w:val="BodyText"/>
+              <w:spacing w:before="0" w:after="0" w:line="220" w:lineRule="auto"/>
+            </w:pPr>
+            <w:r>
+              <w:t>Cursor [S12]</w:t>
+            </w:r>
+          </w:p>
+        </w:tc>
+        <w:tc>
+          <w:tcPr>
+            <w:tcW w:w="3600" w:type="dxa"/>
+            <w:tcMar>
+              <w:top w:w="60" w:type="dxa"/>
+              <w:start w:w="85" w:type="dxa"/>
+              <w:bottom w:w="60" w:type="dxa"/>
+              <w:end w:w="85" w:type="dxa"/>
+            </w:tcMar>
+          </w:tcPr>
+          <w:p>
+            <w:pPr>
+              <w:pStyle w:val="BodyText"/>
+              <w:spacing w:before="0" w:after="0" w:line="220" w:lineRule="auto"/>
+            </w:pPr>
+            <w:r>
+              <w:t>套餐含用量，额外按量；团队集中账单与使用分析</w:t>
+            </w:r>
+          </w:p>
+        </w:tc>
+        <w:tc>
+          <w:tcPr>
+            <w:tcW w:w="3550" w:type="dxa"/>
+            <w:tcMar>
+              <w:top w:w="60" w:type="dxa"/>
+              <w:start w:w="85" w:type="dxa"/>
+              <w:bottom w:w="60" w:type="dxa"/>
+              <w:end w:w="85" w:type="dxa"/>
+            </w:tcMar>
+          </w:tcPr>
+          <w:p>
+            <w:pPr>
+              <w:pStyle w:val="BodyText"/>
+              <w:spacing w:before="0" w:after="0" w:line="220" w:lineRule="auto"/>
+            </w:pPr>
+            <w:r>
+              <w:t>区分订阅和超额规则；组织可核对用量与责任</w:t>
+            </w:r>
+          </w:p>
+        </w:tc>
+      </w:tr>
+      <w:tr>
+        <w:trPr>
+          <w:cantSplit/>
+        </w:trPr>
+        <w:tc>
+          <w:tcPr>
+            <w:tcW w:w="1800" w:type="dxa"/>
+            <w:tcMar>
+              <w:top w:w="60" w:type="dxa"/>
+              <w:start w:w="85" w:type="dxa"/>
+              <w:bottom w:w="60" w:type="dxa"/>
+              <w:end w:w="85" w:type="dxa"/>
+            </w:tcMar>
+          </w:tcPr>
+          <w:p>
+            <w:pPr>
+              <w:pStyle w:val="BodyText"/>
+              <w:spacing w:before="0" w:after="0" w:line="220" w:lineRule="auto"/>
+            </w:pPr>
+            <w:r>
+              <w:t>TRAE [S13]</w:t>
+            </w:r>
+          </w:p>
+        </w:tc>
+        <w:tc>
+          <w:tcPr>
+            <w:tcW w:w="3600" w:type="dxa"/>
+            <w:tcMar>
+              <w:top w:w="60" w:type="dxa"/>
+              <w:start w:w="85" w:type="dxa"/>
+              <w:bottom w:w="60" w:type="dxa"/>
+              <w:end w:w="85" w:type="dxa"/>
+            </w:tcMar>
+          </w:tcPr>
+          <w:p>
+            <w:pPr>
+              <w:pStyle w:val="BodyText"/>
+              <w:spacing w:before="0" w:after="0" w:line="220" w:lineRule="auto"/>
+            </w:pPr>
+            <w:r>
+              <w:t>套餐Usage余额按模型请求Token扣减，周期刷新</w:t>
+            </w:r>
+          </w:p>
+        </w:tc>
+        <w:tc>
+          <w:tcPr>
+            <w:tcW w:w="3550" w:type="dxa"/>
+            <w:tcMar>
+              <w:top w:w="60" w:type="dxa"/>
+              <w:start w:w="85" w:type="dxa"/>
+              <w:bottom w:w="60" w:type="dxa"/>
+              <w:end w:w="85" w:type="dxa"/>
+            </w:tcMar>
+          </w:tcPr>
+          <w:p>
+            <w:pPr>
+              <w:pStyle w:val="BodyText"/>
+              <w:spacing w:before="0" w:after="0" w:line="220" w:lineRule="auto"/>
+            </w:pPr>
+            <w:r>
+              <w:t>说明模型、上下文及输出如何影响额度；不搬用金额</w:t>
+            </w:r>
+          </w:p>
+        </w:tc>
+      </w:tr>
+      <w:tr>
+        <w:trPr>
+          <w:cantSplit/>
+        </w:trPr>
+        <w:tc>
+          <w:tcPr>
+            <w:tcW w:w="1800" w:type="dxa"/>
+            <w:tcMar>
+              <w:top w:w="60" w:type="dxa"/>
+              <w:start w:w="85" w:type="dxa"/>
+              <w:bottom w:w="60" w:type="dxa"/>
+              <w:end w:w="85" w:type="dxa"/>
+            </w:tcMar>
+          </w:tcPr>
+          <w:p>
+            <w:pPr>
+              <w:pStyle w:val="BodyText"/>
+              <w:spacing w:before="0" w:after="0" w:line="220" w:lineRule="auto"/>
+            </w:pPr>
+            <w:r>
+              <w:t>OpenCode Zen [S14]</w:t>
+            </w:r>
+          </w:p>
+        </w:tc>
+        <w:tc>
+          <w:tcPr>
+            <w:tcW w:w="3600" w:type="dxa"/>
+            <w:tcMar>
+              <w:top w:w="60" w:type="dxa"/>
+              <w:start w:w="85" w:type="dxa"/>
+              <w:bottom w:w="60" w:type="dxa"/>
+              <w:end w:w="85" w:type="dxa"/>
+            </w:tcMar>
+          </w:tcPr>
+          <w:p>
+            <w:pPr>
+              <w:pStyle w:val="BodyText"/>
+              <w:spacing w:before="0" w:after="0" w:line="220" w:lineRule="auto"/>
+            </w:pPr>
+            <w:r>
+              <w:t>按量模型服务、组织与成员上限；BYOK由供应商收Token费</w:t>
+            </w:r>
+          </w:p>
+        </w:tc>
+        <w:tc>
+          <w:tcPr>
+            <w:tcW w:w="3550" w:type="dxa"/>
+            <w:tcMar>
+              <w:top w:w="60" w:type="dxa"/>
+              <w:start w:w="85" w:type="dxa"/>
+              <w:bottom w:w="60" w:type="dxa"/>
+              <w:end w:w="85" w:type="dxa"/>
+            </w:tcMar>
+          </w:tcPr>
+          <w:p>
+            <w:pPr>
+              <w:pStyle w:val="BodyText"/>
+              <w:spacing w:before="0" w:after="0" w:line="220" w:lineRule="auto"/>
+            </w:pPr>
+            <w:r>
+              <w:t>开放客户端与可选算力分账；账户与预算上限分别设计</w:t>
+            </w:r>
+          </w:p>
+        </w:tc>
+      </w:tr>
+    </w:tbl>
+    <w:p>
+      <w:pPr>
+        <w:pStyle w:val="Heading2"/>
+      </w:pPr>
+      <w:bookmarkStart w:id="1010" w:name="_TocBlocky10"/>
+      <w:r>
+        <w:t>2.5 获客与验证路径</w:t>
+      </w:r>
+      <w:bookmarkEnd w:id="1010"/>
+    </w:p>
+    <w:p>
+      <w:pPr>
+        <w:pStyle w:val="BodyText"/>
+      </w:pPr>
+      <w:r>
+        <w:t>前90天以教师访谈、作品演示和小规模试用为主。计划从能直接接触的课程负责人开始建立名单，访谈其现有教学任务、使用工具、失败环节和采购条件。没有可靠学校名单和转化数据前，不将网络曝光或群成员数写成有效客户线索。</w:t>
+      </w:r>
+    </w:p>
+    <w:p>
+      <w:pPr>
+        <w:pStyle w:val="BodyText"/>
+      </w:pPr>
+      <w:r>
+        <w:t>2027年销售漏斗暂按20次有效机构接触、8次深入演示、4份付费交付合同规划。每一步都必须记录对方课程角色、下一次行动和未推进原因。这是目标而非实测转化率；若8次演示没有形成付费意向，应重新核定服务范围与报价，不能单纯加大推广费用。</w:t>
+      </w:r>
+    </w:p>
+    <w:p>
+      <w:pPr>
+        <w:pStyle w:val="Tabletitle"/>
+        <w:keepNext/>
+      </w:pPr>
+      <w:r>
+        <w:t>Table 9. 自下而上可触达规划</w:t>
       </w:r>
     </w:p>
     <w:tbl>
@@ -898,8 +4622,8 @@
       </w:tblPr>
       <w:tblGrid>
         <w:gridCol w:w="1728"/>
-        <w:gridCol w:w="3168"/>
-        <w:gridCol w:w="4054"/>
+        <w:gridCol w:w="3672"/>
+        <w:gridCol w:w="3550"/>
       </w:tblGrid>
       <w:tr>
         <w:trPr>
@@ -922,47 +4646,47 @@
               <w:spacing w:before="0" w:after="0" w:line="220" w:lineRule="auto"/>
             </w:pPr>
             <w:r>
-              <w:t>参照与替代</w:t>
-            </w:r>
-          </w:p>
-        </w:tc>
-        <w:tc>
-          <w:tcPr>
-            <w:tcW w:w="3168" w:type="dxa"/>
-            <w:tcMar>
-              <w:top w:w="60" w:type="dxa"/>
-              <w:start w:w="85" w:type="dxa"/>
-              <w:bottom w:w="60" w:type="dxa"/>
-              <w:end w:w="85" w:type="dxa"/>
-            </w:tcMar>
-          </w:tcPr>
-          <w:p>
-            <w:pPr>
-              <w:pStyle w:val="BodyText"/>
-              <w:spacing w:before="0" w:after="0" w:line="220" w:lineRule="auto"/>
-            </w:pPr>
-            <w:r>
-              <w:t>公开方向</w:t>
-            </w:r>
-          </w:p>
-        </w:tc>
-        <w:tc>
-          <w:tcPr>
-            <w:tcW w:w="4054" w:type="dxa"/>
-            <w:tcMar>
-              <w:top w:w="60" w:type="dxa"/>
-              <w:start w:w="85" w:type="dxa"/>
-              <w:bottom w:w="60" w:type="dxa"/>
-              <w:end w:w="85" w:type="dxa"/>
-            </w:tcMar>
-          </w:tcPr>
-          <w:p>
-            <w:pPr>
-              <w:pStyle w:val="BodyText"/>
-              <w:spacing w:before="0" w:after="0" w:line="220" w:lineRule="auto"/>
-            </w:pPr>
-            <w:r>
-              <w:t>本项目的判断</w:t>
+              <w:t>阶段目标</w:t>
+            </w:r>
+          </w:p>
+        </w:tc>
+        <w:tc>
+          <w:tcPr>
+            <w:tcW w:w="3672" w:type="dxa"/>
+            <w:tcMar>
+              <w:top w:w="60" w:type="dxa"/>
+              <w:start w:w="85" w:type="dxa"/>
+              <w:bottom w:w="60" w:type="dxa"/>
+              <w:end w:w="85" w:type="dxa"/>
+            </w:tcMar>
+          </w:tcPr>
+          <w:p>
+            <w:pPr>
+              <w:pStyle w:val="BodyText"/>
+              <w:spacing w:before="0" w:after="0" w:line="220" w:lineRule="auto"/>
+            </w:pPr>
+            <w:r>
+              <w:t>来源与行动</w:t>
+            </w:r>
+          </w:p>
+        </w:tc>
+        <w:tc>
+          <w:tcPr>
+            <w:tcW w:w="3550" w:type="dxa"/>
+            <w:tcMar>
+              <w:top w:w="60" w:type="dxa"/>
+              <w:start w:w="85" w:type="dxa"/>
+              <w:bottom w:w="60" w:type="dxa"/>
+              <w:end w:w="85" w:type="dxa"/>
+            </w:tcMar>
+          </w:tcPr>
+          <w:p>
+            <w:pPr>
+              <w:pStyle w:val="BodyText"/>
+              <w:spacing w:before="0" w:after="0" w:line="220" w:lineRule="auto"/>
+            </w:pPr>
+            <w:r>
+              <w:t>进入下一阶段的证据</w:t>
             </w:r>
           </w:p>
         </w:tc>
@@ -987,47 +4711,47 @@
               <w:spacing w:before="0" w:after="0" w:line="220" w:lineRule="auto"/>
             </w:pPr>
             <w:r>
-              <w:t>Scratch</w:t>
-            </w:r>
-          </w:p>
-        </w:tc>
-        <w:tc>
-          <w:tcPr>
-            <w:tcW w:w="3168" w:type="dxa"/>
-            <w:tcMar>
-              <w:top w:w="60" w:type="dxa"/>
-              <w:start w:w="85" w:type="dxa"/>
-              <w:bottom w:w="60" w:type="dxa"/>
-              <w:end w:w="85" w:type="dxa"/>
-            </w:tcMar>
-          </w:tcPr>
-          <w:p>
-            <w:pPr>
-              <w:pStyle w:val="BodyText"/>
-              <w:spacing w:before="0" w:after="0" w:line="220" w:lineRule="auto"/>
-            </w:pPr>
-            <w:r>
-              <w:t>创作作品与入门资源</w:t>
-            </w:r>
-          </w:p>
-        </w:tc>
-        <w:tc>
-          <w:tcPr>
-            <w:tcW w:w="4054" w:type="dxa"/>
-            <w:tcMar>
-              <w:top w:w="60" w:type="dxa"/>
-              <w:start w:w="85" w:type="dxa"/>
-              <w:bottom w:w="60" w:type="dxa"/>
-              <w:end w:w="85" w:type="dxa"/>
-            </w:tcMar>
-          </w:tcPr>
-          <w:p>
-            <w:pPr>
-              <w:pStyle w:val="BodyText"/>
-              <w:spacing w:before="0" w:after="0" w:line="220" w:lineRule="auto"/>
-            </w:pPr>
-            <w:r>
-              <w:t>成熟创作参照；Blocky需验证Agent学习迁移</w:t>
+              <w:t>20次有效机构接触</w:t>
+            </w:r>
+          </w:p>
+        </w:tc>
+        <w:tc>
+          <w:tcPr>
+            <w:tcW w:w="3672" w:type="dxa"/>
+            <w:tcMar>
+              <w:top w:w="60" w:type="dxa"/>
+              <w:start w:w="85" w:type="dxa"/>
+              <w:bottom w:w="60" w:type="dxa"/>
+              <w:end w:w="85" w:type="dxa"/>
+            </w:tcMar>
+          </w:tcPr>
+          <w:p>
+            <w:pPr>
+              <w:pStyle w:val="BodyText"/>
+              <w:spacing w:before="0" w:after="0" w:line="220" w:lineRule="auto"/>
+            </w:pPr>
+            <w:r>
+              <w:t>教研、科学实践或社团、教育机构联系；去重并确认角色</w:t>
+            </w:r>
+          </w:p>
+        </w:tc>
+        <w:tc>
+          <w:tcPr>
+            <w:tcW w:w="3550" w:type="dxa"/>
+            <w:tcMar>
+              <w:top w:w="60" w:type="dxa"/>
+              <w:start w:w="85" w:type="dxa"/>
+              <w:bottom w:w="60" w:type="dxa"/>
+              <w:end w:w="85" w:type="dxa"/>
+            </w:tcMar>
+          </w:tcPr>
+          <w:p>
+            <w:pPr>
+              <w:pStyle w:val="BodyText"/>
+              <w:spacing w:before="0" w:after="0" w:line="220" w:lineRule="auto"/>
+            </w:pPr>
+            <w:r>
+              <w:t>有具体课程任务、设备条件和约定下一次行动</w:t>
             </w:r>
           </w:p>
         </w:tc>
@@ -1052,47 +4776,47 @@
               <w:spacing w:before="0" w:after="0" w:line="220" w:lineRule="auto"/>
             </w:pPr>
             <w:r>
-              <w:t>Blocks Builder AI</w:t>
-            </w:r>
-          </w:p>
-        </w:tc>
-        <w:tc>
-          <w:tcPr>
-            <w:tcW w:w="3168" w:type="dxa"/>
-            <w:tcMar>
-              <w:top w:w="60" w:type="dxa"/>
-              <w:start w:w="85" w:type="dxa"/>
-              <w:bottom w:w="60" w:type="dxa"/>
-              <w:end w:w="85" w:type="dxa"/>
-            </w:tcMar>
-          </w:tcPr>
-          <w:p>
-            <w:pPr>
-              <w:pStyle w:val="BodyText"/>
-              <w:spacing w:before="0" w:after="0" w:line="220" w:lineRule="auto"/>
-            </w:pPr>
-            <w:r>
-              <w:t>积木AI与教育机构路径</w:t>
-            </w:r>
-          </w:p>
-        </w:tc>
-        <w:tc>
-          <w:tcPr>
-            <w:tcW w:w="4054" w:type="dxa"/>
-            <w:tcMar>
-              <w:top w:w="60" w:type="dxa"/>
-              <w:start w:w="85" w:type="dxa"/>
-              <w:bottom w:w="60" w:type="dxa"/>
-              <w:end w:w="85" w:type="dxa"/>
-            </w:tcMar>
-          </w:tcPr>
-          <w:p>
-            <w:pPr>
-              <w:pStyle w:val="BodyText"/>
-              <w:spacing w:before="0" w:after="0" w:line="220" w:lineRule="auto"/>
-            </w:pPr>
-            <w:r>
-              <w:t>直接竞品；免费并非充分差异</w:t>
+              <w:t>8次深入演示</w:t>
+            </w:r>
+          </w:p>
+        </w:tc>
+        <w:tc>
+          <w:tcPr>
+            <w:tcW w:w="3672" w:type="dxa"/>
+            <w:tcMar>
+              <w:top w:w="60" w:type="dxa"/>
+              <w:start w:w="85" w:type="dxa"/>
+              <w:bottom w:w="60" w:type="dxa"/>
+              <w:end w:w="85" w:type="dxa"/>
+            </w:tcMar>
+          </w:tcPr>
+          <w:p>
+            <w:pPr>
+              <w:pStyle w:val="BodyText"/>
+              <w:spacing w:before="0" w:after="0" w:line="220" w:lineRule="auto"/>
+            </w:pPr>
+            <w:r>
+              <w:t>对可组织活动的联系展示同一教学项目与修改</w:t>
+            </w:r>
+          </w:p>
+        </w:tc>
+        <w:tc>
+          <w:tcPr>
+            <w:tcW w:w="3550" w:type="dxa"/>
+            <w:tcMar>
+              <w:top w:w="60" w:type="dxa"/>
+              <w:start w:w="85" w:type="dxa"/>
+              <w:bottom w:w="60" w:type="dxa"/>
+              <w:end w:w="85" w:type="dxa"/>
+            </w:tcMar>
+          </w:tcPr>
+          <w:p>
+            <w:pPr>
+              <w:pStyle w:val="BodyText"/>
+              <w:spacing w:before="0" w:after="0" w:line="220" w:lineRule="auto"/>
+            </w:pPr>
+            <w:r>
+              <w:t>教师确认任务适配，能说明准备负担、复用与采购条件</w:t>
             </w:r>
           </w:p>
         </w:tc>
@@ -1117,47 +4841,47 @@
               <w:spacing w:before="0" w:after="0" w:line="220" w:lineRule="auto"/>
             </w:pPr>
             <w:r>
-              <w:t>专业AI应用平台</w:t>
-            </w:r>
-          </w:p>
-        </w:tc>
-        <w:tc>
-          <w:tcPr>
-            <w:tcW w:w="3168" w:type="dxa"/>
-            <w:tcMar>
-              <w:top w:w="60" w:type="dxa"/>
-              <w:start w:w="85" w:type="dxa"/>
-              <w:bottom w:w="60" w:type="dxa"/>
-              <w:end w:w="85" w:type="dxa"/>
-            </w:tcMar>
-          </w:tcPr>
-          <w:p>
-            <w:pPr>
-              <w:pStyle w:val="BodyText"/>
-              <w:spacing w:before="0" w:after="0" w:line="220" w:lineRule="auto"/>
-            </w:pPr>
-            <w:r>
-              <w:t>工作流及应用开发</w:t>
-            </w:r>
-          </w:p>
-        </w:tc>
-        <w:tc>
-          <w:tcPr>
-            <w:tcW w:w="4054" w:type="dxa"/>
-            <w:tcMar>
-              <w:top w:w="60" w:type="dxa"/>
-              <w:start w:w="85" w:type="dxa"/>
-              <w:bottom w:w="60" w:type="dxa"/>
-              <w:end w:w="85" w:type="dxa"/>
-            </w:tcMar>
-          </w:tcPr>
-          <w:p>
-            <w:pPr>
-              <w:pStyle w:val="BodyText"/>
-              <w:spacing w:before="0" w:after="0" w:line="220" w:lineRule="auto"/>
-            </w:pPr>
-            <w:r>
-              <w:t>适合工程应用；小学适配仍须验证</w:t>
+              <w:t>4份服务合同</w:t>
+            </w:r>
+          </w:p>
+        </w:tc>
+        <w:tc>
+          <w:tcPr>
+            <w:tcW w:w="3672" w:type="dxa"/>
+            <w:tcMar>
+              <w:top w:w="60" w:type="dxa"/>
+              <w:start w:w="85" w:type="dxa"/>
+              <w:bottom w:w="60" w:type="dxa"/>
+              <w:end w:w="85" w:type="dxa"/>
+            </w:tcMar>
+          </w:tcPr>
+          <w:p>
+            <w:pPr>
+              <w:pStyle w:val="BodyText"/>
+              <w:spacing w:before="0" w:after="0" w:line="220" w:lineRule="auto"/>
+            </w:pPr>
+            <w:r>
+              <w:t>对明确范围与预算的机构形成服务方案</w:t>
+            </w:r>
+          </w:p>
+        </w:tc>
+        <w:tc>
+          <w:tcPr>
+            <w:tcW w:w="3550" w:type="dxa"/>
+            <w:tcMar>
+              <w:top w:w="60" w:type="dxa"/>
+              <w:start w:w="85" w:type="dxa"/>
+              <w:bottom w:w="60" w:type="dxa"/>
+              <w:end w:w="85" w:type="dxa"/>
+            </w:tcMar>
+          </w:tcPr>
+          <w:p>
+            <w:pPr>
+              <w:pStyle w:val="BodyText"/>
+              <w:spacing w:before="0" w:after="0" w:line="220" w:lineRule="auto"/>
+            </w:pPr>
+            <w:r>
+              <w:t>授权主体确认范围、验收、付款和可履约排期</w:t>
             </w:r>
           </w:p>
         </w:tc>
@@ -1168,204 +4892,32 @@
         <w:pStyle w:val="BodyText"/>
       </w:pPr>
       <w:r>
-        <w:t>Blocky需要验证的是：孩子能否通过嵌套作品和积木对应轨迹解释一个Agent的组成与行为，教师能否独立复用这套活动。“积木审阅”是待验证的产品价值，不构成对竞品的独占能力主张。免费和积木本身不能证明差异，Scratch在创作资源与成熟度方面是重要参照，直接教育竞品也覆盖积木AI。若现有免费工具更适合某位教师，服务应承认适配差异，不依靠未经核实的竞品弱点销售。</w:t>
+        <w:t>Table 9（表9）是2027年规划漏斗，20次接触至8次演示、8次演示至4份合同的比率仅为预算目标。20条去重有效记录由渠道联系逐条形成，不能用群人数、浏览量或下载数替代。4份合同对应7.20万元预测收入，与财务一致；同一机构可能采购不同批次服务，合同数不等同学校数。</w:t>
       </w:r>
     </w:p>
     <w:p>
       <w:pPr>
-        <w:pStyle w:val="Heading1"/>
-      </w:pPr>
-      <w:bookmarkStart w:id="1005" w:name="_TocBlocky5"/>
-      <w:r>
-        <w:t>2. 销售与客户服务</w:t>
-      </w:r>
-      <w:bookmarkEnd w:id="1005"/>
+        <w:pStyle w:val="BodyText"/>
+      </w:pPr>
+      <w:r>
+        <w:t>获客时间记录分为名单核对、约访、演示准备、演示与回访，并标明是否进入合同交付。预合同工作计入通用维护、教研与获客的160小时/月资源上限；合同后的专属准备计入80小时样例，避免重复核算。按渠道比较有效接触、教师复用、报价反馈、投入小时和未推进原因，优先保留产生具体行动的渠道。</w:t>
+      </w:r>
     </w:p>
     <w:p>
       <w:pPr>
         <w:pStyle w:val="BodyText"/>
       </w:pPr>
       <w:r>
-        <w:t>商业模式围绕具体教学任务组织。软件完整功能免费，机构服务按实际工作和用量报价。服务收入能否成立，取决于教师是否持续使用，以及机构是否愿意为课程准备、部署、培训、支持与模型额度付费。</w:t>
+        <w:t>内容渠道以可下载课程案例、教师演示和公开作品说明为主。早期避免高额广告和泛办公业务拓展，把有限时间用于降低教师复用门槛。每月复盘接触到试用、试用到独立复用、复用到报价的转化，同时记录单份合同实际支持工时。</w:t>
       </w:r>
     </w:p>
     <w:p>
       <w:pPr>
-        <w:pStyle w:val="Heading2"/>
-      </w:pPr>
-      <w:bookmarkStart w:id="1006" w:name="_TocBlocky6"/>
-      <w:r>
-        <w:t>2.1 客户角色与购买条件</w:t>
-      </w:r>
-      <w:bookmarkEnd w:id="1006"/>
-    </w:p>
-    <w:p>
-      <w:pPr>
-        <w:pStyle w:val="BodyText"/>
-      </w:pPr>
-      <w:r>
-        <w:t>小学生需要少量可理解的部件、明确的修改目标和可比较的结果；教师需要准备作品、组织预测与改造、区分模型输出和规则行为；机构需要核对教学目标、设备、权限、采购主体和总费用。学生完成率不能替代教师复用，教师兴趣也不能替代机构付款意愿。每项试用分别记录三个角色的证据。</w:t>
-      </w:r>
-    </w:p>
-    <w:p>
-      <w:pPr>
-        <w:pStyle w:val="BodyText"/>
-      </w:pPr>
-      <w:r>
-        <w:t>教师在活动前完成作品运行、模型配置与内容检查，准备合成角色和不含学生个人信息的输入。活动中先示范结构，再要求学生预测、改一块、比较结果、自选任务并讲解，遇到失败回看积木轨迹。活动后的检查聚焦学生为何这样设计，而非自动评分。当前没有班级平台，教师组织与作品收集通过已允许的方法人工完成。</w:t>
-      </w:r>
-    </w:p>
-    <w:p>
-      <w:pPr>
-        <w:pStyle w:val="Heading2"/>
-      </w:pPr>
-      <w:bookmarkStart w:id="1007" w:name="_TocBlocky7"/>
-      <w:r>
-        <w:t>2.2 机构报价与服务边界</w:t>
-      </w:r>
-      <w:bookmarkEnd w:id="1007"/>
-    </w:p>
-    <w:p>
-      <w:pPr>
-        <w:pStyle w:val="BodyText"/>
-      </w:pPr>
-      <w:r>
-        <w:t>首批报价围绕一轮小学Agent创作活动准备、教师培训、现有Windows部署与约定支持展开。报价单明确作品数量、培训次数、设备数、支持期限、模型预算、内容核查责任及超额处理。80小时基准可暂拆为任务与作品准备24小时、教师培训16小时、安装配置16小时、支持与复盘24小时，合计80小时；此分配是待验证的服务假设，不改动工作簿总工时。</w:t>
-      </w:r>
-    </w:p>
-    <w:p>
-      <w:pPr>
-        <w:pStyle w:val="BodyText"/>
-      </w:pPr>
-      <w:r>
-        <w:t>财务模型采用每份合同1.8万元的基准预算，仅用于估算履约与现金压力。该值不构成正式价目表。若机构自带模型账户，应重新核定模型费用与支持职责；若需要尚未实现的机构管理功能，应先明确开发范围、时间与费用，不能作为现成标准服务销售。</w:t>
-      </w:r>
-    </w:p>
-    <w:p>
-      <w:pPr>
-        <w:pStyle w:val="BodyText"/>
-      </w:pPr>
-      <w:r>
-        <w:t>教师可先用免费软件和合成资料评估作品流程。进入付费前，双方需明确交付物、课时或培训次数、所需权限、故障支持和验收条件。技术支持聚焦安装、项目与已约定课程流程；外部模型的回答质量需由教师检查，不以引用功能承诺答案始终正确。</w:t>
-      </w:r>
-    </w:p>
-    <w:p>
-      <w:pPr>
-        <w:pStyle w:val="Heading2"/>
-      </w:pPr>
-      <w:bookmarkStart w:id="1008" w:name="_TocBlocky8"/>
-      <w:r>
-        <w:t>2.3 获客与验证路径</w:t>
-      </w:r>
-      <w:bookmarkEnd w:id="1008"/>
-    </w:p>
-    <w:p>
-      <w:pPr>
-        <w:pStyle w:val="BodyText"/>
-      </w:pPr>
-      <w:r>
-        <w:t>前90天以教师访谈、作品演示和小规模试用为主。团队拟从能直接接触的课程负责人开始建立名单，访谈其现有教学任务、使用工具、失败环节和采购条件。没有可靠学校名单和转化数据前，不将网络曝光或群成员数写成有效客户线索。</w:t>
-      </w:r>
-    </w:p>
-    <w:p>
-      <w:pPr>
-        <w:pStyle w:val="BodyText"/>
-      </w:pPr>
-      <w:r>
-        <w:t>2027年销售漏斗暂按20次有效机构接触、8次深入演示、4份付费交付合同规划。每一步都必须记录对方课程角色、下一次行动和未推进原因。这是目标而非实测转化率；若8次演示没有形成付费意向，应重新核定服务范围与报价，不能单纯加大推广费用。</w:t>
-      </w:r>
-    </w:p>
-    <w:p>
-      <w:pPr>
-        <w:pStyle w:val="BodyText"/>
-      </w:pPr>
-      <w:r>
-        <w:t>内容渠道以可下载课程案例、教师演示和公开作品说明为主。早期避免高额广告和泛办公业务拓展，把有限时间用于降低教师复用门槛。每月复盘接触到试用、试用到独立复用、复用到报价的转化，同时记录单份合同实际支持工时。</w:t>
-      </w:r>
-    </w:p>
-    <w:p>
-      <w:pPr>
         <w:pStyle w:val="Heading1"/>
       </w:pPr>
-      <w:bookmarkStart w:id="1009" w:name="_TocBlocky9"/>
+      <w:bookmarkStart w:id="1011" w:name="_TocBlocky11"/>
       <w:r>
         <w:t>3. 运营计划</w:t>
-      </w:r>
-      <w:bookmarkEnd w:id="1009"/>
-    </w:p>
-    <w:p>
-      <w:pPr>
-        <w:pStyle w:val="BodyText"/>
-      </w:pPr>
-      <w:r>
-        <w:t>项目先采用轻量远程协作与预约现场支持，不假设租用独立办公室。交付前完成设备与网络检查，用公开或合成资料配置课程，形成教师操作说明和可恢复的项目文件。现场活动结束后整理反馈和问题，不把未确认学生信息用于演示或市场传播。</w:t>
-      </w:r>
-    </w:p>
-    <w:p>
-      <w:pPr>
-        <w:pStyle w:val="BodyText"/>
-      </w:pPr>
-      <w:r>
-        <w:t>基准预算按2名等效人力投入、每月合计240小时测算，其中160小时用于通用产品维护、教研素材与获客，剩余80小时用于具体合同交付。合同交付专项报酬与固定核心工作预算分别核算；高峰月份超出的交付工时按外部增援计费，最多160小时/月。外部人员尚未聘用，无法安排增援时应改期或拒绝超额订单。</w:t>
-      </w:r>
-    </w:p>
-    <w:p>
-      <w:pPr>
-        <w:pStyle w:val="BodyText"/>
-      </w:pPr>
-      <w:r>
-        <w:t>服务验收需同时检查教师能按说明独立准备作品、学生有可观察的设计选择、失败可以定位并恢复。技术角色保障环境与权限，教学运营角色负责适龄任务和反馈，教师负责内容和课堂组织。实际开展前共同核对资料权利、未成年人信息、模型条款和学校要求；没有机构许可或不能满足使用要求时暂停试用。</w:t>
-      </w:r>
-    </w:p>
-    <w:p>
-      <w:pPr>
-        <w:pStyle w:val="BodyText"/>
-      </w:pPr>
-      <w:r>
-        <w:t>技术与成本供应方主要是模型服务商、必要的云与网络服务，以及临时课程支持人员。当前没有签订供应合同。模型预算单价只是管理假设，正式报价前须用实际选定模型的价格、调用长度、重试率与班级规模重算；任何替换都应保留课程结果和费用记录的可比性。</w:t>
-      </w:r>
-    </w:p>
-    <w:p>
-      <w:pPr>
-        <w:pStyle w:val="Heading1"/>
-      </w:pPr>
-      <w:bookmarkStart w:id="1010" w:name="_TocBlocky10"/>
-      <w:r>
-        <w:t>4. 团队与组织</w:t>
-      </w:r>
-      <w:bookmarkEnd w:id="1010"/>
-    </w:p>
-    <w:p>
-      <w:pPr>
-        <w:pStyle w:val="BodyText"/>
-      </w:pPr>
-      <w:r>
-        <w:t>项目运营围绕产品技术与课程服务两类职责组织。前者保障软件和作品稳定运行，后者负责教学任务、教师沟通与服务交付。初期按小团队开展合作，并用每月可投入工时限制可接受的订单规模。财务模型的2名等效人力是预算参数，不代表参赛名单或已建立的正式岗位。</w:t>
-      </w:r>
-    </w:p>
-    <w:p>
-      <w:pPr>
-        <w:pStyle w:val="BodyText"/>
-      </w:pPr>
-      <w:r>
-        <w:t>产品技术角色负责产品维护、安装与模型配置、故障定位和项目恢复；教学运营角色负责教师访谈、课程资料、试用组织、报价与回访。两类职责共同复核费用和承诺，避免技术演示直接转化为无法履约的销售承诺。每周检查交付排期，每月核对工时、现金和有效客户进展。</w:t>
-      </w:r>
-    </w:p>
-    <w:p>
-      <w:pPr>
-        <w:pStyle w:val="BodyText"/>
-      </w:pPr>
-      <w:r>
-        <w:t>阶段性缺口包括课程设计指导、真实课堂组织、采购与合同经验以及数据合规判断。优先争取具备课程组织能力的教师指导和按任务聘用的专业支持，不预设全职扩张。只有当合同交付量和现金储备能够覆盖持续支出时，才考虑增加固定岗位。</w:t>
-      </w:r>
-    </w:p>
-    <w:p>
-      <w:pPr>
-        <w:pStyle w:val="Heading1"/>
-      </w:pPr>
-      <w:bookmarkStart w:id="1011" w:name="_TocBlocky11"/>
-      <w:r>
-        <w:t>5. 战略实施与财务安排</w:t>
       </w:r>
       <w:bookmarkEnd w:id="1011"/>
     </w:p>
@@ -1374,16 +4926,406 @@
         <w:pStyle w:val="BodyText"/>
       </w:pPr>
       <w:r>
-        <w:t>实施顺序从需求验证进入可重复交付，再进入机构能力建设。每一步都要回答是否存在值得继续投入的用户价值与支付意愿。财务预测用于设置资源上限，不能替代客户证据。</w:t>
+        <w:t>项目先采用轻量远程协作与预约现场支持，不假设租用独立办公室。交付前完成设备与网络检查，用公开或合成资料配置课程，形成教师操作说明和可恢复的项目文件。现场活动结束后整理反馈和问题，不把未确认学生信息用于演示或市场传播。</w:t>
       </w:r>
     </w:p>
     <w:p>
       <w:pPr>
-        <w:pStyle w:val="Heading2"/>
+        <w:pStyle w:val="BodyText"/>
+      </w:pPr>
+      <w:r>
+        <w:t>基准预算按2名等效人力投入、每月合计240小时测算，其中160小时用于通用产品维护、教研素材与获客，剩余80小时用于具体合同交付。合同交付专项报酬与固定核心工作预算分别核算；高峰月份超出的交付工时按外部增援计费，最多160小时/月。外部人员尚未聘用，无法安排增援时应改期或拒绝超额订单。</w:t>
+      </w:r>
+    </w:p>
+    <w:p>
+      <w:pPr>
+        <w:pStyle w:val="BodyText"/>
+      </w:pPr>
+      <w:r>
+        <w:t>服务验收需同时检查教师能按说明独立准备作品、学生有可观察的设计选择、失败可以定位并恢复。技术角色保障环境与权限，教学运营角色负责适龄任务和反馈，教师负责内容和课堂组织。实际开展前共同核对资料权利、未成年人信息、模型条款和学校要求；没有机构许可或不能满足使用要求时暂停试用。</w:t>
+      </w:r>
+    </w:p>
+    <w:p>
+      <w:pPr>
+        <w:pStyle w:val="BodyText"/>
+      </w:pPr>
+      <w:r>
+        <w:t>技术与成本供应方主要是模型服务商、必要的云与网络服务，以及临时课程支持人员。当前没有签订供应合同。模型预算单价只是管理假设，正式报价前须用实际选定模型的价格、调用长度、重试率与班级规模重算；任何替换都应保留课程结果和费用记录的可比性。</w:t>
+      </w:r>
+    </w:p>
+    <w:p>
+      <w:pPr>
+        <w:pStyle w:val="BodyText"/>
+      </w:pPr>
+      <w:r>
+        <w:t>服务恢复应提供可执行步骤而非笼统承诺。Table 10（表10）将安装、作品与模型问题分别处理；支持以预约工作时间和约定渠道开展，A24样例拟在一个工作日内确认问题并安排处理，不保证供应商恢复时间，也不包含无限重做或全天候值守。</w:t>
+      </w:r>
+    </w:p>
+    <w:p>
+      <w:pPr>
+        <w:pStyle w:val="Tabletitle"/>
+        <w:keepNext/>
+      </w:pPr>
+      <w:r>
+        <w:t>Table 10. 项目恢复与支持边界</w:t>
+      </w:r>
+    </w:p>
+    <w:tbl>
+      <w:tblPr>
+        <w:tblStyle w:val="TableGrid"/>
+        <w:tblW w:w="8950" w:type="dxa"/>
+        <w:tblInd w:w="85" w:type="dxa"/>
+        <w:tblLayout w:type="fixed"/>
+        <w:tblLook w:firstRow="1" w:lastRow="0" w:firstColumn="0" w:lastColumn="0" w:noHBand="1" w:noVBand="1"/>
+        <w:tblBorders>
+          <w:top w:val="single" w:sz="4" w:space="0" w:color="000000"/>
+          <w:left w:val="single" w:sz="4" w:space="0" w:color="000000"/>
+          <w:bottom w:val="single" w:sz="4" w:space="0" w:color="000000"/>
+          <w:right w:val="single" w:sz="4" w:space="0" w:color="000000"/>
+          <w:insideH w:val="single" w:sz="4" w:space="0" w:color="000000"/>
+          <w:insideV w:val="single" w:sz="4" w:space="0" w:color="000000"/>
+        </w:tblBorders>
+        <w:tblCellMar/>
+      </w:tblPr>
+      <w:tblGrid>
+        <w:gridCol w:w="1800"/>
+        <w:gridCol w:w="3960"/>
+        <w:gridCol w:w="3190"/>
+      </w:tblGrid>
+      <w:tr>
+        <w:trPr>
+          <w:cantSplit/>
+          <w:tblHeader w:val="true"/>
+        </w:trPr>
+        <w:tc>
+          <w:tcPr>
+            <w:tcW w:w="1800" w:type="dxa"/>
+            <w:tcMar>
+              <w:top w:w="60" w:type="dxa"/>
+              <w:start w:w="85" w:type="dxa"/>
+              <w:bottom w:w="60" w:type="dxa"/>
+              <w:end w:w="85" w:type="dxa"/>
+            </w:tcMar>
+          </w:tcPr>
+          <w:p>
+            <w:pPr>
+              <w:pStyle w:val="BodyText"/>
+              <w:spacing w:before="0" w:after="0" w:line="220" w:lineRule="auto"/>
+            </w:pPr>
+            <w:r>
+              <w:t>问题场景</w:t>
+            </w:r>
+          </w:p>
+        </w:tc>
+        <w:tc>
+          <w:tcPr>
+            <w:tcW w:w="3960" w:type="dxa"/>
+            <w:tcMar>
+              <w:top w:w="60" w:type="dxa"/>
+              <w:start w:w="85" w:type="dxa"/>
+              <w:bottom w:w="60" w:type="dxa"/>
+              <w:end w:w="85" w:type="dxa"/>
+            </w:tcMar>
+          </w:tcPr>
+          <w:p>
+            <w:pPr>
+              <w:pStyle w:val="BodyText"/>
+              <w:spacing w:before="0" w:after="0" w:line="220" w:lineRule="auto"/>
+            </w:pPr>
+            <w:r>
+              <w:t>支持动作与恢复资产</w:t>
+            </w:r>
+          </w:p>
+        </w:tc>
+        <w:tc>
+          <w:tcPr>
+            <w:tcW w:w="3190" w:type="dxa"/>
+            <w:tcMar>
+              <w:top w:w="60" w:type="dxa"/>
+              <w:start w:w="85" w:type="dxa"/>
+              <w:bottom w:w="60" w:type="dxa"/>
+              <w:end w:w="85" w:type="dxa"/>
+            </w:tcMar>
+          </w:tcPr>
+          <w:p>
+            <w:pPr>
+              <w:pStyle w:val="BodyText"/>
+              <w:spacing w:before="0" w:after="0" w:line="220" w:lineRule="auto"/>
+            </w:pPr>
+            <w:r>
+              <w:t>范围与升级</w:t>
+            </w:r>
+          </w:p>
+        </w:tc>
+      </w:tr>
+      <w:tr>
+        <w:trPr>
+          <w:cantSplit/>
+        </w:trPr>
+        <w:tc>
+          <w:tcPr>
+            <w:tcW w:w="1800" w:type="dxa"/>
+            <w:tcMar>
+              <w:top w:w="60" w:type="dxa"/>
+              <w:start w:w="85" w:type="dxa"/>
+              <w:bottom w:w="60" w:type="dxa"/>
+              <w:end w:w="85" w:type="dxa"/>
+            </w:tcMar>
+          </w:tcPr>
+          <w:p>
+            <w:pPr>
+              <w:pStyle w:val="BodyText"/>
+              <w:spacing w:before="0" w:after="0" w:line="220" w:lineRule="auto"/>
+            </w:pPr>
+            <w:r>
+              <w:t>安装或配置失败</w:t>
+            </w:r>
+          </w:p>
+        </w:tc>
+        <w:tc>
+          <w:tcPr>
+            <w:tcW w:w="3960" w:type="dxa"/>
+            <w:tcMar>
+              <w:top w:w="60" w:type="dxa"/>
+              <w:start w:w="85" w:type="dxa"/>
+              <w:bottom w:w="60" w:type="dxa"/>
+              <w:end w:w="85" w:type="dxa"/>
+            </w:tcMar>
+          </w:tcPr>
+          <w:p>
+            <w:pPr>
+              <w:pStyle w:val="BodyText"/>
+              <w:spacing w:before="0" w:after="0" w:line="220" w:lineRule="auto"/>
+            </w:pPr>
+            <w:r>
+              <w:t>核对设备检查表，保留配置说明并回到可运行配置</w:t>
+            </w:r>
+          </w:p>
+        </w:tc>
+        <w:tc>
+          <w:tcPr>
+            <w:tcW w:w="3190" w:type="dxa"/>
+            <w:tcMar>
+              <w:top w:w="60" w:type="dxa"/>
+              <w:start w:w="85" w:type="dxa"/>
+              <w:bottom w:w="60" w:type="dxa"/>
+              <w:end w:w="85" w:type="dxa"/>
+            </w:tcMar>
+          </w:tcPr>
+          <w:p>
+            <w:pPr>
+              <w:pStyle w:val="BodyText"/>
+              <w:spacing w:before="0" w:after="0" w:line="220" w:lineRule="auto"/>
+            </w:pPr>
+            <w:r>
+              <w:t>系统或网络由机构协调；新增设备先确认范围</w:t>
+            </w:r>
+          </w:p>
+        </w:tc>
+      </w:tr>
+      <w:tr>
+        <w:trPr>
+          <w:cantSplit/>
+        </w:trPr>
+        <w:tc>
+          <w:tcPr>
+            <w:tcW w:w="1800" w:type="dxa"/>
+            <w:tcMar>
+              <w:top w:w="60" w:type="dxa"/>
+              <w:start w:w="85" w:type="dxa"/>
+              <w:bottom w:w="60" w:type="dxa"/>
+              <w:end w:w="85" w:type="dxa"/>
+            </w:tcMar>
+          </w:tcPr>
+          <w:p>
+            <w:pPr>
+              <w:pStyle w:val="BodyText"/>
+              <w:spacing w:before="0" w:after="0" w:line="220" w:lineRule="auto"/>
+            </w:pPr>
+            <w:r>
+              <w:t>作品修改后无法运行</w:t>
+            </w:r>
+          </w:p>
+        </w:tc>
+        <w:tc>
+          <w:tcPr>
+            <w:tcW w:w="3960" w:type="dxa"/>
+            <w:tcMar>
+              <w:top w:w="60" w:type="dxa"/>
+              <w:start w:w="85" w:type="dxa"/>
+              <w:bottom w:w="60" w:type="dxa"/>
+              <w:end w:w="85" w:type="dxa"/>
+            </w:tcMar>
+          </w:tcPr>
+          <w:p>
+            <w:pPr>
+              <w:pStyle w:val="BodyText"/>
+              <w:spacing w:before="0" w:after="0" w:line="220" w:lineRule="auto"/>
+            </w:pPr>
+            <w:r>
+              <w:t>保留原项目和修订副本，利用轨迹定位并恢复最近可用作品</w:t>
+            </w:r>
+          </w:p>
+        </w:tc>
+        <w:tc>
+          <w:tcPr>
+            <w:tcW w:w="3190" w:type="dxa"/>
+            <w:tcMar>
+              <w:top w:w="60" w:type="dxa"/>
+              <w:start w:w="85" w:type="dxa"/>
+              <w:bottom w:w="60" w:type="dxa"/>
+              <w:end w:w="85" w:type="dxa"/>
+            </w:tcMar>
+          </w:tcPr>
+          <w:p>
+            <w:pPr>
+              <w:pStyle w:val="BodyText"/>
+              <w:spacing w:before="0" w:after="0" w:line="220" w:lineRule="auto"/>
+            </w:pPr>
+            <w:r>
+              <w:t>指导教师恢复；新功能需求另行估时</w:t>
+            </w:r>
+          </w:p>
+        </w:tc>
+      </w:tr>
+      <w:tr>
+        <w:trPr>
+          <w:cantSplit/>
+        </w:trPr>
+        <w:tc>
+          <w:tcPr>
+            <w:tcW w:w="1800" w:type="dxa"/>
+            <w:tcMar>
+              <w:top w:w="60" w:type="dxa"/>
+              <w:start w:w="85" w:type="dxa"/>
+              <w:bottom w:w="60" w:type="dxa"/>
+              <w:end w:w="85" w:type="dxa"/>
+            </w:tcMar>
+          </w:tcPr>
+          <w:p>
+            <w:pPr>
+              <w:pStyle w:val="BodyText"/>
+              <w:spacing w:before="0" w:after="0" w:line="220" w:lineRule="auto"/>
+            </w:pPr>
+            <w:r>
+              <w:t>模型不可用或输出不适合</w:t>
+            </w:r>
+          </w:p>
+        </w:tc>
+        <w:tc>
+          <w:tcPr>
+            <w:tcW w:w="3960" w:type="dxa"/>
+            <w:tcMar>
+              <w:top w:w="60" w:type="dxa"/>
+              <w:start w:w="85" w:type="dxa"/>
+              <w:bottom w:w="60" w:type="dxa"/>
+              <w:end w:w="85" w:type="dxa"/>
+            </w:tcMar>
+          </w:tcPr>
+          <w:p>
+            <w:pPr>
+              <w:pStyle w:val="BodyText"/>
+              <w:spacing w:before="0" w:after="0" w:line="220" w:lineRule="auto"/>
+            </w:pPr>
+            <w:r>
+              <w:t>核对资源与用量，切回规则练习或已有合成输入</w:t>
+            </w:r>
+          </w:p>
+        </w:tc>
+        <w:tc>
+          <w:tcPr>
+            <w:tcW w:w="3190" w:type="dxa"/>
+            <w:tcMar>
+              <w:top w:w="60" w:type="dxa"/>
+              <w:start w:w="85" w:type="dxa"/>
+              <w:bottom w:w="60" w:type="dxa"/>
+              <w:end w:w="85" w:type="dxa"/>
+            </w:tcMar>
+          </w:tcPr>
+          <w:p>
+            <w:pPr>
+              <w:pStyle w:val="BodyText"/>
+              <w:spacing w:before="0" w:after="0" w:line="220" w:lineRule="auto"/>
+            </w:pPr>
+            <w:r>
+              <w:t>外部服务故障按供应商处理；教师决定内容使用</w:t>
+            </w:r>
+          </w:p>
+        </w:tc>
+      </w:tr>
+      <w:tr>
+        <w:trPr>
+          <w:cantSplit/>
+        </w:trPr>
+        <w:tc>
+          <w:tcPr>
+            <w:tcW w:w="1800" w:type="dxa"/>
+            <w:tcMar>
+              <w:top w:w="60" w:type="dxa"/>
+              <w:start w:w="85" w:type="dxa"/>
+              <w:bottom w:w="60" w:type="dxa"/>
+              <w:end w:w="85" w:type="dxa"/>
+            </w:tcMar>
+          </w:tcPr>
+          <w:p>
+            <w:pPr>
+              <w:pStyle w:val="BodyText"/>
+              <w:spacing w:before="0" w:after="0" w:line="220" w:lineRule="auto"/>
+            </w:pPr>
+            <w:r>
+              <w:t>活动中断或支持超时</w:t>
+            </w:r>
+          </w:p>
+        </w:tc>
+        <w:tc>
+          <w:tcPr>
+            <w:tcW w:w="3960" w:type="dxa"/>
+            <w:tcMar>
+              <w:top w:w="60" w:type="dxa"/>
+              <w:start w:w="85" w:type="dxa"/>
+              <w:bottom w:w="60" w:type="dxa"/>
+              <w:end w:w="85" w:type="dxa"/>
+            </w:tcMar>
+          </w:tcPr>
+          <w:p>
+            <w:pPr>
+              <w:pStyle w:val="BodyText"/>
+              <w:spacing w:before="0" w:after="0" w:line="220" w:lineRule="auto"/>
+            </w:pPr>
+            <w:r>
+              <w:t>记录影响、已完成步骤和剩余任务，调整预约与活动计划</w:t>
+            </w:r>
+          </w:p>
+        </w:tc>
+        <w:tc>
+          <w:tcPr>
+            <w:tcW w:w="3190" w:type="dxa"/>
+            <w:tcMar>
+              <w:top w:w="60" w:type="dxa"/>
+              <w:start w:w="85" w:type="dxa"/>
+              <w:bottom w:w="60" w:type="dxa"/>
+              <w:end w:w="85" w:type="dxa"/>
+            </w:tcMar>
+          </w:tcPr>
+          <w:p>
+            <w:pPr>
+              <w:pStyle w:val="BodyText"/>
+              <w:spacing w:before="0" w:after="0" w:line="220" w:lineRule="auto"/>
+            </w:pPr>
+            <w:r>
+              <w:t>超过约定8周或24小时支持工时前协商变更</w:t>
+            </w:r>
+          </w:p>
+        </w:tc>
+      </w:tr>
+    </w:tbl>
+    <w:p>
+      <w:pPr>
+        <w:pStyle w:val="Heading1"/>
       </w:pPr>
       <w:bookmarkStart w:id="1012" w:name="_TocBlocky12"/>
       <w:r>
-        <w:t>5.1 市场进入与定位</w:t>
+        <w:t>4. 交付资源与复用资产</w:t>
       </w:r>
       <w:bookmarkEnd w:id="1012"/>
     </w:p>
@@ -1392,7 +5334,7 @@
         <w:pStyle w:val="BodyText"/>
       </w:pPr>
       <w:r>
-        <w:t>第一阶段只进入小学Agent创作入门活动，先用故事角色和规则部件帮助孩子读懂结构，再在受控配置中引入模型。选择该任务是因为角色、任务、条件、输出和轨迹能对应到现有软件能力，且有明确学生行动；它仍需验证阅读与操作负担。教师能独立复用后才讨论机构服务报价，不先建设完整学校平台。</w:t>
+        <w:t>交付依托当前Windows桌面阶段成果、版本化可编辑项目、受控资源配置和运行轨迹。可核对的产品成果包括作品保存重开、积木运行定位、模型资源配置与构建助手修改审阅；故事条件对照与普通包资料演示提供不同范围的实际能力证据。[P1][P2][P3] 教学资产围绕这些成果形成，不把等效人力预算当成现实人员配置。</w:t>
       </w:r>
     </w:p>
     <w:p>
@@ -1400,7 +5342,7 @@
         <w:pStyle w:val="BodyText"/>
       </w:pPr>
       <w:r>
-        <w:t>后续拓展方向是OPC（一人公司）中的“Agent员工”。例如，经营者为资料整理任务定义职责、输入资料、处理步骤、工具和权限，执行前逐块审阅，运行后依据轨迹核对实际过程与结果，出错时定位并修改。目标是让非专业经营者能检查Agent如何工作，减少只能看到最终答案的黑盒感。该场景与小学创作共享理解、修改和解释这条价值主线，尚无OPC客户、试用、效率或付费证据。</w:t>
+        <w:t>可重复交付资产分为三个层次：产品层保留可撤销项目与版本，作品层保留3个精简教学项目、修改对照及恢复副本，组织层保留教师指南、两次培训演练材料、设备检查表和支持记录。机构专属资料与通用课程资产分别管理，未经许可不将学生资料或机构内容复用到下一份服务。</w:t>
       </w:r>
     </w:p>
     <w:p>
@@ -1408,16 +5350,32 @@
         <w:pStyle w:val="BodyText"/>
       </w:pPr>
       <w:r>
-        <w:t>首批投入仍聚焦小学活动与教师独立复用。进入OPC前需另行验证经营者能否读懂流程、正确检查工具权限、解释失败并修订作品，以及实际支持成本和采购意愿；未确认前不承诺办公服务交付。进入更多学科须先验证教学复用，进入更多机构须核对支持工时与获客成本。90天安排仍按Table 4（表4）的阶段门槛推进。</w:t>
+        <w:t>合作资源安排从教师共创开始，由具备活动组织条件的教师协助确认课时、语言难度和观察方法；机构提供设备、网络和课堂许可。需要现场配置、课程设计或专业判断时按具体任务协调支持，并在排期前确认可用时间与费用。固定投入和外援上限沿用财务预算，形成合同前才据实际资源承诺交付。</w:t>
       </w:r>
     </w:p>
     <w:p>
       <w:pPr>
-        <w:pStyle w:val="Heading2"/>
+        <w:pStyle w:val="BodyText"/>
+      </w:pPr>
+      <w:r>
+        <w:t>个人版采取完全开源与完整功能免费策略，社区以蓝图、可编辑作品、教学任务、CLI使用说明和问题复现资料开展共创。公开代码和贡献流程属于发布安排，不将规划表述为已经形成活跃社区；首批优先形成可重现的作品和清晰贡献入口，再以实际贡献、作品复用和问题解决记录判断社区价值。</w:t>
+      </w:r>
+    </w:p>
+    <w:p>
+      <w:pPr>
+        <w:pStyle w:val="BodyText"/>
+      </w:pPr>
+      <w:r>
+        <w:t>社区贡献首先进入可审查候选，作品说明保留适用版本、资源配置与许可来源，再验证后纳入通用资产。教师可贡献活动变体与匿名反馈，开发者可贡献兼容、工具和文档改进；学校专属内容及学生资料需要独立授权，避免把机构交付资产直接公开。</w:t>
+      </w:r>
+    </w:p>
+    <w:p>
+      <w:pPr>
+        <w:pStyle w:val="Heading1"/>
       </w:pPr>
       <w:bookmarkStart w:id="1013" w:name="_TocBlocky13"/>
       <w:r>
-        <w:t>5.2 商业模式与单位经济</w:t>
+        <w:t>5. 战略实施与财务安排</w:t>
       </w:r>
       <w:bookmarkEnd w:id="1013"/>
     </w:p>
@@ -1426,32 +5384,16 @@
         <w:pStyle w:val="BodyText"/>
       </w:pPr>
       <w:r>
-        <w:t>机构服务是当前唯一计入预测的收入流，软件许可收入为零，OPC业务未计入收入、合同量或资源预算。基准合同单价1.8万元，80小时交付按内部工时80元/小时预算，再计模型额度1400元、交通资料等600元和收入2%的税费现金预留。基准单份合同在全部由内部人员交付时，留出9240元覆盖固定运营与发展；若交付全部使用100元/小时的外部增援，留出7640元。</w:t>
+        <w:t>实施顺序从需求验证进入可重复交付，再进入机构能力建设。每一步都要回答是否存在值得继续投入的用户价值与支付意愿。财务预测用于设置资源上限，不能替代客户证据。</w:t>
       </w:r>
     </w:p>
     <w:p>
       <w:pPr>
-        <w:pStyle w:val="BodyText"/>
-      </w:pPr>
-      <w:r>
-        <w:t>上述余额尚须承担每年9.36万元固定核心报酬及运营费和0.4万元设备折旧。按内部交付静态计算，年度损益平衡约需11份合同；实际高峰排期需要增援，因此应以逐月模型为准，不将11份作为保证盈利的销量门槛。合同数增加而支持工时不下降，可能放大收入同时持续占用现金。</w:t>
-      </w:r>
-    </w:p>
-    <w:p>
-      <w:pPr>
-        <w:pStyle w:val="BodyText"/>
-      </w:pPr>
-      <w:r>
-        <w:t>免费个人使用有助于教师开始体验，但外部模型费用不因软件免费而消失。机构报价可以含约定额度，个人或机构也可按适配条件使用自己的模型账户。统一机构额度管理尚待实现，早期服务应通过清晰的账户责任与人工预算控制履约，不宣传已具备自动计费平台。</w:t>
-      </w:r>
-    </w:p>
-    <w:p>
-      <w:pPr>
         <w:pStyle w:val="Heading2"/>
       </w:pPr>
       <w:bookmarkStart w:id="1014" w:name="_TocBlocky14"/>
       <w:r>
-        <w:t>5.3 阶段目标</w:t>
+        <w:t>5.1 市场进入与定位</w:t>
       </w:r>
       <w:bookmarkEnd w:id="1014"/>
     </w:p>
@@ -1460,16 +5402,100 @@
         <w:pStyle w:val="BodyText"/>
       </w:pPr>
       <w:r>
-        <w:t>进展主要衡量学生能否解释结构、自主修改并为不同目标搭建，以及教师能否独立复用。Table 2（表2）为计划目标，基线均未测；人数、完成率、提示次数、教师代操作和失败原因必须同时记录。两轮试用仅支持方向判断，不能用于宣称普遍教育提升或课程已规模化。</w:t>
+        <w:t>第一阶段只进入小学Agent创作入门活动，先用故事角色和规则部件帮助孩子读懂结构，再在受控配置中引入模型。选择该任务是因为角色、任务、条件、输出和轨迹能对应到现有软件能力，且有明确学生行动；它仍需验证阅读与操作负担。教师能独立复用后才讨论机构服务报价，不先建设完整学校平台。</w:t>
       </w:r>
     </w:p>
     <w:p>
       <w:pPr>
+        <w:pStyle w:val="BodyText"/>
+      </w:pPr>
+      <w:r>
+        <w:t>OPC（一人公司）的Agent员工是后续方向，可用同一结构和轨迹审阅资料整理流程的职责、步骤与权限。当前投入优先服务小学作品与教师复用，OPC不进入收入、合同量或资源预算。</w:t>
+      </w:r>
+    </w:p>
+    <w:p>
+      <w:pPr>
+        <w:pStyle w:val="BodyText"/>
+      </w:pPr>
+      <w:r>
+        <w:t>小学阶段积累可编辑作品、教学修改对照、教师准备指南与问题恢复资料，再根据独立复用和支持工时判断扩展。进入更多学科与机构前，先确认同类任务能复用、交付资源可安排和采购条件可执行，避免只扩大下载规模。</w:t>
+      </w:r>
+    </w:p>
+    <w:p>
+      <w:pPr>
+        <w:pStyle w:val="Heading2"/>
+      </w:pPr>
+      <w:bookmarkStart w:id="1015" w:name="_TocBlocky15"/>
+      <w:r>
+        <w:t>5.2 商业模式与单位经济</w:t>
+      </w:r>
+      <w:bookmarkEnd w:id="1015"/>
+    </w:p>
+    <w:p>
+      <w:pPr>
+        <w:pStyle w:val="BodyText"/>
+      </w:pPr>
+      <w:r>
+        <w:t>当前财务仅测算试点教育服务，个人软件许可收入为零；新增组织后台订阅、独立算力收入和OPC未计入预测，后台研发及运营成本也未新增。基准合同单价1.8万元，80小时交付按内部工时80元/小时预算，再计模型额度1400元、交通资料等600元和收入2%的税费现金预留。基准单份合同在全部由内部人员交付时，留出9240元覆盖固定运营与发展；若交付全部使用100元/小时的外部增援，留出7640元。</w:t>
+      </w:r>
+    </w:p>
+    <w:p>
+      <w:pPr>
+        <w:pStyle w:val="BodyText"/>
+      </w:pPr>
+      <w:r>
+        <w:t>上述余额尚须承担每年9.36万元固定核心报酬及运营费和0.4万元设备折旧。按内部交付静态计算，年度损益平衡约需11份合同；实际高峰排期需要增援，因此应以逐月模型为准，不将11份作为保证盈利的销量门槛。合同数增加而支持工时不下降，可能放大收入同时持续占用现金。</w:t>
+      </w:r>
+    </w:p>
+    <w:p>
+      <w:pPr>
+        <w:pStyle w:val="BodyText"/>
+      </w:pPr>
+      <w:r>
+        <w:t>个人软件免费与完全开源策略降低开始和改造门槛，外部模型成本仍需独立安排。当前服务情景保留每份1400元模型成本预留；新的算力订阅需要另行核定价格、用量、供应商成本与账户责任，不能从旧服务均价中推导出算力利润。组织后台也需先核对功能、采购意愿和建设成本，再增加独立收入与成本测算。</w:t>
+      </w:r>
+    </w:p>
+    <w:p>
+      <w:pPr>
+        <w:pStyle w:val="BodyText"/>
+      </w:pPr>
+      <w:r>
+        <w:t>现有试点服务模型预留1400元按合同周期共享上限管理，不是30位学生分别拥有相同费用，也不意味着必须花完。输入与输出Token预算由现有财务假设决定，本次不改动。独立算力订阅属于新增商业方向，其收入与成本以后单独测算；服务样例的1班30人、6次活动只解释使用规模，实际消耗还取决于上下文、输出长度、调用次数与重试。</w:t>
+      </w:r>
+    </w:p>
+    <w:p>
+      <w:pPr>
+        <w:pStyle w:val="BodyText"/>
+      </w:pPr>
+      <w:r>
+        <w:t>首轮用量采集按匿名活动编号记录参与人数、模型实际名称、输入与输出Token、成功调用和重试次数，再按“人数×活动次数×人均调用次数×平均输入/输出长度”估算合同周期。教师演示与配置测试单独记录并计入共享上限；达到约定阈值时通知教师、缩短上下文或调整后续安排，新增额度须重新确认。不能从100百万Token预算推导出已发生消耗或学生使用成效。</w:t>
+      </w:r>
+    </w:p>
+    <w:p>
+      <w:pPr>
+        <w:pStyle w:val="Heading2"/>
+      </w:pPr>
+      <w:bookmarkStart w:id="1016" w:name="_TocBlocky16"/>
+      <w:r>
+        <w:t>5.3 阶段目标</w:t>
+      </w:r>
+      <w:bookmarkEnd w:id="1016"/>
+    </w:p>
+    <w:p>
+      <w:pPr>
+        <w:pStyle w:val="BodyText"/>
+      </w:pPr>
+      <w:r>
+        <w:t>进展主要衡量学生能否解释结构、自主修改并为不同目标搭建，以及教师能否独立复用。Table 11（表11）为计划目标，基线均未测；人数、完成率、提示次数、教师代操作和失败原因必须同时记录。两轮试用仅支持方向判断，不能用于宣称普遍教育提升或课程已规模化。</w:t>
+      </w:r>
+    </w:p>
+    <w:p>
+      <w:pPr>
         <w:pStyle w:val="Tabletitle"/>
         <w:keepNext/>
       </w:pPr>
       <w:r>
-        <w:t>Table 2. 阶段目标与责任</w:t>
+        <w:t>Table 11. 阶段目标与责任</w:t>
       </w:r>
     </w:p>
     <w:tbl>
@@ -1726,7 +5752,7 @@
               <w:spacing w:before="0" w:after="0" w:line="220" w:lineRule="auto"/>
             </w:pPr>
             <w:r>
-              <w:t>2026年12月；两角色共同</w:t>
+              <w:t>2026年12月；交付安排</w:t>
             </w:r>
           </w:p>
         </w:tc>
@@ -1927,60 +5953,499 @@
         <w:pStyle w:val="BodyText"/>
       </w:pPr>
       <w:r>
-        <w:t>初步决策门槛是至少80%的参与者在约定课时完成结构识别和一次自主改造，教师不代操作；另记录自主搭建和解释的完成情况，至少1位教师在团队不代操作时独立复用。阈值是内部计划标准，非课程效果承诺。若样本小、帮助频繁或只完成模仿，应降低结论强度并继续修改入门任务。</w:t>
+        <w:t>初步决策门槛是至少80%的参与者在约定课时完成结构识别和一次自主改造，教师不代操作；另记录自主搭建和解释的完成情况，至少1位教师在支持方不代操作时独立复用。阈值是内部计划标准，非课程效果承诺。若样本小、帮助频繁或只完成模仿，应降低结论强度并继续修改入门任务。</w:t>
       </w:r>
     </w:p>
     <w:p>
       <w:pPr>
-        <w:pStyle w:val="Heading2"/>
-      </w:pPr>
-      <w:bookmarkStart w:id="1015" w:name="_TocBlocky15"/>
-      <w:r>
-        <w:t>5.4 近期项目与退出条件</w:t>
-      </w:r>
-      <w:bookmarkEnd w:id="1015"/>
+        <w:pStyle w:val="BodyText"/>
+      </w:pPr>
+      <w:r>
+        <w:t>学习记录采用同一任务卡、固定课时和匿名编号，保存原项目、修改项目及解释。帮助等级约定为H0独立完成，H1仅重述任务，H2指出部件或提示步骤，H3教师代操作。Table 12（表12）列出观察规则；完成与帮助分开统计，H3不计自主完成，按原始参与人数报告分母及缺失原因。</w:t>
+      </w:r>
     </w:p>
     <w:p>
       <w:pPr>
+        <w:pStyle w:val="Tabletitle"/>
+        <w:keepNext/>
+      </w:pPr>
+      <w:r>
+        <w:t>Table 12. 学习与教师复用的观察规则</w:t>
+      </w:r>
+    </w:p>
+    <w:tbl>
+      <w:tblPr>
+        <w:tblStyle w:val="TableGrid"/>
+        <w:tblW w:w="8950" w:type="dxa"/>
+        <w:tblInd w:w="85" w:type="dxa"/>
+        <w:tblLayout w:type="fixed"/>
+        <w:tblLook w:firstRow="1" w:lastRow="0" w:firstColumn="0" w:lastColumn="0" w:noHBand="1" w:noVBand="1"/>
+        <w:tblBorders>
+          <w:top w:val="single" w:sz="4" w:space="0" w:color="000000"/>
+          <w:left w:val="single" w:sz="4" w:space="0" w:color="000000"/>
+          <w:bottom w:val="single" w:sz="4" w:space="0" w:color="000000"/>
+          <w:right w:val="single" w:sz="4" w:space="0" w:color="000000"/>
+          <w:insideH w:val="single" w:sz="4" w:space="0" w:color="000000"/>
+          <w:insideV w:val="single" w:sz="4" w:space="0" w:color="000000"/>
+        </w:tblBorders>
+        <w:tblCellMar/>
+      </w:tblPr>
+      <w:tblGrid>
+        <w:gridCol w:w="1656"/>
+        <w:gridCol w:w="3672"/>
+        <w:gridCol w:w="3622"/>
+      </w:tblGrid>
+      <w:tr>
+        <w:trPr>
+          <w:cantSplit/>
+          <w:tblHeader w:val="true"/>
+        </w:trPr>
+        <w:tc>
+          <w:tcPr>
+            <w:tcW w:w="1656" w:type="dxa"/>
+            <w:tcMar>
+              <w:top w:w="60" w:type="dxa"/>
+              <w:start w:w="85" w:type="dxa"/>
+              <w:bottom w:w="60" w:type="dxa"/>
+              <w:end w:w="85" w:type="dxa"/>
+            </w:tcMar>
+          </w:tcPr>
+          <w:p>
+            <w:pPr>
+              <w:pStyle w:val="BodyText"/>
+              <w:spacing w:before="0" w:after="0" w:line="220" w:lineRule="auto"/>
+            </w:pPr>
+            <w:r>
+              <w:t>观察任务</w:t>
+            </w:r>
+          </w:p>
+        </w:tc>
+        <w:tc>
+          <w:tcPr>
+            <w:tcW w:w="3672" w:type="dxa"/>
+            <w:tcMar>
+              <w:top w:w="60" w:type="dxa"/>
+              <w:start w:w="85" w:type="dxa"/>
+              <w:bottom w:w="60" w:type="dxa"/>
+              <w:end w:w="85" w:type="dxa"/>
+            </w:tcMar>
+          </w:tcPr>
+          <w:p>
+            <w:pPr>
+              <w:pStyle w:val="BodyText"/>
+              <w:spacing w:before="0" w:after="0" w:line="220" w:lineRule="auto"/>
+            </w:pPr>
+            <w:r>
+              <w:t>采集证据</w:t>
+            </w:r>
+          </w:p>
+        </w:tc>
+        <w:tc>
+          <w:tcPr>
+            <w:tcW w:w="3622" w:type="dxa"/>
+            <w:tcMar>
+              <w:top w:w="60" w:type="dxa"/>
+              <w:start w:w="85" w:type="dxa"/>
+              <w:bottom w:w="60" w:type="dxa"/>
+              <w:end w:w="85" w:type="dxa"/>
+            </w:tcMar>
+          </w:tcPr>
+          <w:p>
+            <w:pPr>
+              <w:pStyle w:val="BodyText"/>
+              <w:spacing w:before="0" w:after="0" w:line="220" w:lineRule="auto"/>
+            </w:pPr>
+            <w:r>
+              <w:t>计划判读</w:t>
+            </w:r>
+          </w:p>
+        </w:tc>
+      </w:tr>
+      <w:tr>
+        <w:trPr>
+          <w:cantSplit/>
+        </w:trPr>
+        <w:tc>
+          <w:tcPr>
+            <w:tcW w:w="1656" w:type="dxa"/>
+            <w:tcMar>
+              <w:top w:w="60" w:type="dxa"/>
+              <w:start w:w="85" w:type="dxa"/>
+              <w:bottom w:w="60" w:type="dxa"/>
+              <w:end w:w="85" w:type="dxa"/>
+            </w:tcMar>
+          </w:tcPr>
+          <w:p>
+            <w:pPr>
+              <w:pStyle w:val="BodyText"/>
+              <w:spacing w:before="0" w:after="0" w:line="220" w:lineRule="auto"/>
+            </w:pPr>
+            <w:r>
+              <w:t>结构预测</w:t>
+            </w:r>
+          </w:p>
+        </w:tc>
+        <w:tc>
+          <w:tcPr>
+            <w:tcW w:w="3672" w:type="dxa"/>
+            <w:tcMar>
+              <w:top w:w="60" w:type="dxa"/>
+              <w:start w:w="85" w:type="dxa"/>
+              <w:bottom w:w="60" w:type="dxa"/>
+              <w:end w:w="85" w:type="dxa"/>
+            </w:tcMar>
+          </w:tcPr>
+          <w:p>
+            <w:pPr>
+              <w:pStyle w:val="BodyText"/>
+              <w:spacing w:before="0" w:after="0" w:line="220" w:lineRule="auto"/>
+            </w:pPr>
+            <w:r>
+              <w:t>运行前标出角色、输入、条件与输出并预测分支</w:t>
+            </w:r>
+          </w:p>
+        </w:tc>
+        <w:tc>
+          <w:tcPr>
+            <w:tcW w:w="3622" w:type="dxa"/>
+            <w:tcMar>
+              <w:top w:w="60" w:type="dxa"/>
+              <w:start w:w="85" w:type="dxa"/>
+              <w:bottom w:w="60" w:type="dxa"/>
+              <w:end w:w="85" w:type="dxa"/>
+            </w:tcMar>
+          </w:tcPr>
+          <w:p>
+            <w:pPr>
+              <w:pStyle w:val="BodyText"/>
+              <w:spacing w:before="0" w:after="0" w:line="220" w:lineRule="auto"/>
+            </w:pPr>
+            <w:r>
+              <w:t>记录正确项与理由；不以运行后照抄替代预测</w:t>
+            </w:r>
+          </w:p>
+        </w:tc>
+      </w:tr>
+      <w:tr>
+        <w:trPr>
+          <w:cantSplit/>
+        </w:trPr>
+        <w:tc>
+          <w:tcPr>
+            <w:tcW w:w="1656" w:type="dxa"/>
+            <w:tcMar>
+              <w:top w:w="60" w:type="dxa"/>
+              <w:start w:w="85" w:type="dxa"/>
+              <w:bottom w:w="60" w:type="dxa"/>
+              <w:end w:w="85" w:type="dxa"/>
+            </w:tcMar>
+          </w:tcPr>
+          <w:p>
+            <w:pPr>
+              <w:pStyle w:val="BodyText"/>
+              <w:spacing w:before="0" w:after="0" w:line="220" w:lineRule="auto"/>
+            </w:pPr>
+            <w:r>
+              <w:t>单处改造</w:t>
+            </w:r>
+          </w:p>
+        </w:tc>
+        <w:tc>
+          <w:tcPr>
+            <w:tcW w:w="3672" w:type="dxa"/>
+            <w:tcMar>
+              <w:top w:w="60" w:type="dxa"/>
+              <w:start w:w="85" w:type="dxa"/>
+              <w:bottom w:w="60" w:type="dxa"/>
+              <w:end w:w="85" w:type="dxa"/>
+            </w:tcMar>
+          </w:tcPr>
+          <w:p>
+            <w:pPr>
+              <w:pStyle w:val="BodyText"/>
+              <w:spacing w:before="0" w:after="0" w:line="220" w:lineRule="auto"/>
+            </w:pPr>
+            <w:r>
+              <w:t>只改一个条件的项目副本与两次结果</w:t>
+            </w:r>
+          </w:p>
+        </w:tc>
+        <w:tc>
+          <w:tcPr>
+            <w:tcW w:w="3622" w:type="dxa"/>
+            <w:tcMar>
+              <w:top w:w="60" w:type="dxa"/>
+              <w:start w:w="85" w:type="dxa"/>
+              <w:bottom w:w="60" w:type="dxa"/>
+              <w:end w:w="85" w:type="dxa"/>
+            </w:tcMar>
+          </w:tcPr>
+          <w:p>
+            <w:pPr>
+              <w:pStyle w:val="BodyText"/>
+              <w:spacing w:before="0" w:after="0" w:line="220" w:lineRule="auto"/>
+            </w:pPr>
+            <w:r>
+              <w:t>记录修改位置、结果差异与H0至H3帮助</w:t>
+            </w:r>
+          </w:p>
+        </w:tc>
+      </w:tr>
+      <w:tr>
+        <w:trPr>
+          <w:cantSplit/>
+        </w:trPr>
+        <w:tc>
+          <w:tcPr>
+            <w:tcW w:w="1656" w:type="dxa"/>
+            <w:tcMar>
+              <w:top w:w="60" w:type="dxa"/>
+              <w:start w:w="85" w:type="dxa"/>
+              <w:bottom w:w="60" w:type="dxa"/>
+              <w:end w:w="85" w:type="dxa"/>
+            </w:tcMar>
+          </w:tcPr>
+          <w:p>
+            <w:pPr>
+              <w:pStyle w:val="BodyText"/>
+              <w:spacing w:before="0" w:after="0" w:line="220" w:lineRule="auto"/>
+            </w:pPr>
+            <w:r>
+              <w:t>迁移搭建</w:t>
+            </w:r>
+          </w:p>
+        </w:tc>
+        <w:tc>
+          <w:tcPr>
+            <w:tcW w:w="3672" w:type="dxa"/>
+            <w:tcMar>
+              <w:top w:w="60" w:type="dxa"/>
+              <w:start w:w="85" w:type="dxa"/>
+              <w:bottom w:w="60" w:type="dxa"/>
+              <w:end w:w="85" w:type="dxa"/>
+            </w:tcMar>
+          </w:tcPr>
+          <w:p>
+            <w:pPr>
+              <w:pStyle w:val="BodyText"/>
+              <w:spacing w:before="0" w:after="0" w:line="220" w:lineRule="auto"/>
+            </w:pPr>
+            <w:r>
+              <w:t>换一个目标使用有限部件建立新项目</w:t>
+            </w:r>
+          </w:p>
+        </w:tc>
+        <w:tc>
+          <w:tcPr>
+            <w:tcW w:w="3622" w:type="dxa"/>
+            <w:tcMar>
+              <w:top w:w="60" w:type="dxa"/>
+              <w:start w:w="85" w:type="dxa"/>
+              <w:bottom w:w="60" w:type="dxa"/>
+              <w:end w:w="85" w:type="dxa"/>
+            </w:tcMar>
+          </w:tcPr>
+          <w:p>
+            <w:pPr>
+              <w:pStyle w:val="BodyText"/>
+              <w:spacing w:before="0" w:after="0" w:line="220" w:lineRule="auto"/>
+            </w:pPr>
+            <w:r>
+              <w:t>能解释部件选择；模仿原项目单列</w:t>
+            </w:r>
+          </w:p>
+        </w:tc>
+      </w:tr>
+      <w:tr>
+        <w:trPr>
+          <w:cantSplit/>
+        </w:trPr>
+        <w:tc>
+          <w:tcPr>
+            <w:tcW w:w="1656" w:type="dxa"/>
+            <w:tcMar>
+              <w:top w:w="60" w:type="dxa"/>
+              <w:start w:w="85" w:type="dxa"/>
+              <w:bottom w:w="60" w:type="dxa"/>
+              <w:end w:w="85" w:type="dxa"/>
+            </w:tcMar>
+          </w:tcPr>
+          <w:p>
+            <w:pPr>
+              <w:pStyle w:val="BodyText"/>
+              <w:spacing w:before="0" w:after="0" w:line="220" w:lineRule="auto"/>
+            </w:pPr>
+            <w:r>
+              <w:t>调试解释</w:t>
+            </w:r>
+          </w:p>
+        </w:tc>
+        <w:tc>
+          <w:tcPr>
+            <w:tcW w:w="3672" w:type="dxa"/>
+            <w:tcMar>
+              <w:top w:w="60" w:type="dxa"/>
+              <w:start w:w="85" w:type="dxa"/>
+              <w:bottom w:w="60" w:type="dxa"/>
+              <w:end w:w="85" w:type="dxa"/>
+            </w:tcMar>
+          </w:tcPr>
+          <w:p>
+            <w:pPr>
+              <w:pStyle w:val="BodyText"/>
+              <w:spacing w:before="0" w:after="0" w:line="220" w:lineRule="auto"/>
+            </w:pPr>
+            <w:r>
+              <w:t>指出错误积木、修改并对照轨迹</w:t>
+            </w:r>
+          </w:p>
+        </w:tc>
+        <w:tc>
+          <w:tcPr>
+            <w:tcW w:w="3622" w:type="dxa"/>
+            <w:tcMar>
+              <w:top w:w="60" w:type="dxa"/>
+              <w:start w:w="85" w:type="dxa"/>
+              <w:bottom w:w="60" w:type="dxa"/>
+              <w:end w:w="85" w:type="dxa"/>
+            </w:tcMar>
+          </w:tcPr>
+          <w:p>
+            <w:pPr>
+              <w:pStyle w:val="BodyText"/>
+              <w:spacing w:before="0" w:after="0" w:line="220" w:lineRule="auto"/>
+            </w:pPr>
+            <w:r>
+              <w:t>0未解释，1描述现象，2指出原因，3用事件支持原因</w:t>
+            </w:r>
+          </w:p>
+        </w:tc>
+      </w:tr>
+      <w:tr>
+        <w:trPr>
+          <w:cantSplit/>
+        </w:trPr>
+        <w:tc>
+          <w:tcPr>
+            <w:tcW w:w="1656" w:type="dxa"/>
+            <w:tcMar>
+              <w:top w:w="60" w:type="dxa"/>
+              <w:start w:w="85" w:type="dxa"/>
+              <w:bottom w:w="60" w:type="dxa"/>
+              <w:end w:w="85" w:type="dxa"/>
+            </w:tcMar>
+          </w:tcPr>
+          <w:p>
+            <w:pPr>
+              <w:pStyle w:val="BodyText"/>
+              <w:spacing w:before="0" w:after="0" w:line="220" w:lineRule="auto"/>
+            </w:pPr>
+            <w:r>
+              <w:t>教师独立复用</w:t>
+            </w:r>
+          </w:p>
+        </w:tc>
+        <w:tc>
+          <w:tcPr>
+            <w:tcW w:w="3672" w:type="dxa"/>
+            <w:tcMar>
+              <w:top w:w="60" w:type="dxa"/>
+              <w:start w:w="85" w:type="dxa"/>
+              <w:bottom w:w="60" w:type="dxa"/>
+              <w:end w:w="85" w:type="dxa"/>
+            </w:tcMar>
+          </w:tcPr>
+          <w:p>
+            <w:pPr>
+              <w:pStyle w:val="BodyText"/>
+              <w:spacing w:before="0" w:after="0" w:line="220" w:lineRule="auto"/>
+            </w:pPr>
+            <w:r>
+              <w:t>准备时长、设备检查、分发及恢复记录</w:t>
+            </w:r>
+          </w:p>
+        </w:tc>
+        <w:tc>
+          <w:tcPr>
+            <w:tcW w:w="3622" w:type="dxa"/>
+            <w:tcMar>
+              <w:top w:w="60" w:type="dxa"/>
+              <w:start w:w="85" w:type="dxa"/>
+              <w:bottom w:w="60" w:type="dxa"/>
+              <w:end w:w="85" w:type="dxa"/>
+            </w:tcMar>
+          </w:tcPr>
+          <w:p>
+            <w:pPr>
+              <w:pStyle w:val="BodyText"/>
+              <w:spacing w:before="0" w:after="0" w:line="220" w:lineRule="auto"/>
+            </w:pPr>
+            <w:r>
+              <w:t>教师独立准备组织；产品方代操作不计独立复用</w:t>
+            </w:r>
+          </w:p>
+        </w:tc>
+      </w:tr>
+    </w:tbl>
+    <w:p>
+      <w:pPr>
         <w:pStyle w:val="BodyText"/>
       </w:pPr>
       <w:r>
-        <w:t>近期交付对象是一套故事搭档入门作品、一次单条件对照练习、一份自主搭建任务和教师组织说明，配套当前工具的安装、权限和恢复指导。模型故事内容需要新取证，现有本地分支实验只证明规则修改。项目不包括班级管理、自动评分、机构计费或儿童界面开发；资金和教师组织条件未落实时，不承诺试用日期。</w:t>
+        <w:t>Table 12（表12）的80%结构识别和自主改造门槛用于决定是否继续推进，须同时报告样本数、年级、课时和帮助分布。自主搭建与解释分别记录，不用一次完成率替代全部学习能力；两轮结果用于修改任务，不外推普遍教育提升。教师复用评价以一次独立准备和组织为起点，再观察第二次准备是否减少工时。</w:t>
       </w:r>
     </w:p>
     <w:p>
       <w:pPr>
-        <w:pStyle w:val="BodyText"/>
-      </w:pPr>
-      <w:r>
-        <w:t>两轮任务修改后若学生仍主要依靠教师代操作，先减少积木数量并缩短任务；若没有教师愿意独立复用，暂停机构扩展。若教学复用存在但没有采购预算，测试较小的培训与配置服务并重估合同均价。不得以扩大下载目标掩盖小学适配或付款条件缺失。</w:t>
-      </w:r>
+        <w:pStyle w:val="Heading2"/>
+      </w:pPr>
+      <w:bookmarkStart w:id="1017" w:name="_TocBlocky17"/>
+      <w:r>
+        <w:t>5.4 近期项目与退出条件</w:t>
+      </w:r>
+      <w:bookmarkEnd w:id="1017"/>
     </w:p>
     <w:p>
       <w:pPr>
-        <w:pStyle w:val="Heading2"/>
-      </w:pPr>
-      <w:bookmarkStart w:id="1016" w:name="_TocBlocky16"/>
-      <w:r>
-        <w:t>5.5 资源与资金需求</w:t>
-      </w:r>
-      <w:bookmarkEnd w:id="1016"/>
+        <w:pStyle w:val="BodyText"/>
+      </w:pPr>
+      <w:r>
+        <w:t>近期形成故事搭档、单条件对照和迁移搭建三个可编辑教学作品，配套教师指南、安装与权限检查、项目恢复说明。规则对照提供现有运行证据，模型扩展另行采集实际输入、输出与事件。机构账户、班级管理、进度分析、自动评分与订阅计费列为后台建设规划；首批服务按现有作品与配置能力安排。</w:t>
+      </w:r>
     </w:p>
     <w:p>
       <w:pPr>
         <w:pStyle w:val="BodyText"/>
       </w:pPr>
       <w:r>
-        <w:t>基准2027年费用预算为13.264万元，另有1.2万元设备现金投入。Table 3（表3）将首年费用分为互不重复的用途；设备费用以36个月直线折旧进入损益。期初自有资金2万元同样是假设，未获得到账证据。</w:t>
+        <w:t>两轮任务修改后若学生仍主要依靠教师代操作，先减少积木数量并缩短任务；若没有教师愿意独立复用，暂停机构扩展。若教学复用存在但没有采购预算，测试较小的培训与配置服务并重估合同均价。不得以扩大下载目标掩盖小学适配或付款条件缺失。</w:t>
       </w:r>
     </w:p>
     <w:p>
       <w:pPr>
+        <w:pStyle w:val="Heading2"/>
+      </w:pPr>
+      <w:bookmarkStart w:id="1018" w:name="_TocBlocky18"/>
+      <w:r>
+        <w:t>5.5 资源与资金需求</w:t>
+      </w:r>
+      <w:bookmarkEnd w:id="1018"/>
+    </w:p>
+    <w:p>
+      <w:pPr>
+        <w:pStyle w:val="BodyText"/>
+      </w:pPr>
+      <w:r>
+        <w:t>基准2027年费用预算为13.264万元，另有1.2万元设备现金投入。Table 13（表13）将首年费用分为互不重复的用途；设备费用以36个月直线折旧进入损益。期初自有资金2万元同样是假设，未获得到账证据。</w:t>
+      </w:r>
+    </w:p>
+    <w:p>
+      <w:pPr>
         <w:pStyle w:val="Tabletitle"/>
         <w:keepNext/>
       </w:pPr>
       <w:r>
-        <w:t>Table 3. 基准首年预算用途</w:t>
+        <w:t>Table 13. 基准首年预算用途</w:t>
       </w:r>
     </w:p>
     <w:tbl>
@@ -2552,29 +7017,525 @@
     </w:p>
     <w:p>
       <w:pPr>
-        <w:pStyle w:val="Heading2"/>
-      </w:pPr>
-      <w:bookmarkStart w:id="1017" w:name="_TocBlocky17"/>
-      <w:r>
-        <w:t>5.6 实施路线图</w:t>
-      </w:r>
-      <w:bookmarkEnd w:id="1017"/>
+        <w:pStyle w:val="BodyText"/>
+      </w:pPr>
+      <w:r>
+        <w:t>Table 14（表14）把既有首年费用预算连接到资产和里程碑，不增加新的支出。10.30万元追加资金是三年现金路径中的资源需求，不能再与首年费用重复相加；1.2万元设备现金投入与0.4万元折旧也需区分现金和损益。</w:t>
+      </w:r>
     </w:p>
     <w:p>
       <w:pPr>
-        <w:pStyle w:val="BodyText"/>
-      </w:pPr>
-      <w:r>
-        <w:t>Table 4（表4）把课程验证与商业验证安排在产品扩展之前。关键路径是找到愿意组织课程的教师，完成独立复用，再确认采购与合同条件。机构账户等功能的投入应以已观察到的共同需求为依据，避免先开发完整平台再寻找用户。</w:t>
-      </w:r>
+        <w:pStyle w:val="Tabletitle"/>
+        <w:keepNext/>
+      </w:pPr>
+      <w:r>
+        <w:t>Table 14. 资金用途与复用资产</w:t>
+      </w:r>
+    </w:p>
+    <w:tbl>
+      <w:tblPr>
+        <w:tblStyle w:val="TableGrid"/>
+        <w:tblW w:w="8950" w:type="dxa"/>
+        <w:tblInd w:w="85" w:type="dxa"/>
+        <w:tblLayout w:type="fixed"/>
+        <w:tblLook w:firstRow="1" w:lastRow="0" w:firstColumn="0" w:lastColumn="0" w:noHBand="1" w:noVBand="1"/>
+        <w:tblBorders>
+          <w:top w:val="single" w:sz="4" w:space="0" w:color="000000"/>
+          <w:left w:val="single" w:sz="4" w:space="0" w:color="000000"/>
+          <w:bottom w:val="single" w:sz="4" w:space="0" w:color="000000"/>
+          <w:right w:val="single" w:sz="4" w:space="0" w:color="000000"/>
+          <w:insideH w:val="single" w:sz="4" w:space="0" w:color="000000"/>
+          <w:insideV w:val="single" w:sz="4" w:space="0" w:color="000000"/>
+        </w:tblBorders>
+        <w:tblCellMar/>
+      </w:tblPr>
+      <w:tblGrid>
+        <w:gridCol w:w="2232"/>
+        <w:gridCol w:w="3168"/>
+        <w:gridCol w:w="3550"/>
+      </w:tblGrid>
+      <w:tr>
+        <w:trPr>
+          <w:cantSplit/>
+          <w:tblHeader w:val="true"/>
+        </w:trPr>
+        <w:tc>
+          <w:tcPr>
+            <w:tcW w:w="2232" w:type="dxa"/>
+            <w:tcMar>
+              <w:top w:w="60" w:type="dxa"/>
+              <w:start w:w="85" w:type="dxa"/>
+              <w:bottom w:w="60" w:type="dxa"/>
+              <w:end w:w="85" w:type="dxa"/>
+            </w:tcMar>
+          </w:tcPr>
+          <w:p>
+            <w:pPr>
+              <w:pStyle w:val="BodyText"/>
+              <w:spacing w:before="0" w:after="0" w:line="220" w:lineRule="auto"/>
+            </w:pPr>
+            <w:r>
+              <w:t>预算用途</w:t>
+            </w:r>
+          </w:p>
+        </w:tc>
+        <w:tc>
+          <w:tcPr>
+            <w:tcW w:w="3168" w:type="dxa"/>
+            <w:tcMar>
+              <w:top w:w="60" w:type="dxa"/>
+              <w:start w:w="85" w:type="dxa"/>
+              <w:bottom w:w="60" w:type="dxa"/>
+              <w:end w:w="85" w:type="dxa"/>
+            </w:tcMar>
+          </w:tcPr>
+          <w:p>
+            <w:pPr>
+              <w:pStyle w:val="BodyText"/>
+              <w:spacing w:before="0" w:after="0" w:line="220" w:lineRule="auto"/>
+            </w:pPr>
+            <w:r>
+              <w:t>形成资产</w:t>
+            </w:r>
+          </w:p>
+        </w:tc>
+        <w:tc>
+          <w:tcPr>
+            <w:tcW w:w="3550" w:type="dxa"/>
+            <w:tcMar>
+              <w:top w:w="60" w:type="dxa"/>
+              <w:start w:w="85" w:type="dxa"/>
+              <w:bottom w:w="60" w:type="dxa"/>
+              <w:end w:w="85" w:type="dxa"/>
+            </w:tcMar>
+          </w:tcPr>
+          <w:p>
+            <w:pPr>
+              <w:pStyle w:val="BodyText"/>
+              <w:spacing w:before="0" w:after="0" w:line="220" w:lineRule="auto"/>
+            </w:pPr>
+            <w:r>
+              <w:t>里程碑与后续作用</w:t>
+            </w:r>
+          </w:p>
+        </w:tc>
+      </w:tr>
+      <w:tr>
+        <w:trPr>
+          <w:cantSplit/>
+        </w:trPr>
+        <w:tc>
+          <w:tcPr>
+            <w:tcW w:w="2232" w:type="dxa"/>
+            <w:tcMar>
+              <w:top w:w="60" w:type="dxa"/>
+              <w:start w:w="85" w:type="dxa"/>
+              <w:bottom w:w="60" w:type="dxa"/>
+              <w:end w:w="85" w:type="dxa"/>
+            </w:tcMar>
+          </w:tcPr>
+          <w:p>
+            <w:pPr>
+              <w:pStyle w:val="BodyText"/>
+              <w:spacing w:before="0" w:after="0" w:line="220" w:lineRule="auto"/>
+            </w:pPr>
+            <w:r>
+              <w:t>核心工作72,000元</w:t>
+            </w:r>
+          </w:p>
+        </w:tc>
+        <w:tc>
+          <w:tcPr>
+            <w:tcW w:w="3168" w:type="dxa"/>
+            <w:tcMar>
+              <w:top w:w="60" w:type="dxa"/>
+              <w:start w:w="85" w:type="dxa"/>
+              <w:bottom w:w="60" w:type="dxa"/>
+              <w:end w:w="85" w:type="dxa"/>
+            </w:tcMar>
+          </w:tcPr>
+          <w:p>
+            <w:pPr>
+              <w:pStyle w:val="BodyText"/>
+              <w:spacing w:before="0" w:after="0" w:line="220" w:lineRule="auto"/>
+            </w:pPr>
+            <w:r>
+              <w:t>作品版本、教师指南、恢复说明、课程修改记录</w:t>
+            </w:r>
+          </w:p>
+        </w:tc>
+        <w:tc>
+          <w:tcPr>
+            <w:tcW w:w="3550" w:type="dxa"/>
+            <w:tcMar>
+              <w:top w:w="60" w:type="dxa"/>
+              <w:start w:w="85" w:type="dxa"/>
+              <w:bottom w:w="60" w:type="dxa"/>
+              <w:end w:w="85" w:type="dxa"/>
+            </w:tcMar>
+          </w:tcPr>
+          <w:p>
+            <w:pPr>
+              <w:pStyle w:val="BodyText"/>
+              <w:spacing w:before="0" w:after="0" w:line="220" w:lineRule="auto"/>
+            </w:pPr>
+            <w:r>
+              <w:t>支持两轮活动修订与教师独立复用；实际工时逐项登记</w:t>
+            </w:r>
+          </w:p>
+        </w:tc>
+      </w:tr>
+      <w:tr>
+        <w:trPr>
+          <w:cantSplit/>
+        </w:trPr>
+        <w:tc>
+          <w:tcPr>
+            <w:tcW w:w="2232" w:type="dxa"/>
+            <w:tcMar>
+              <w:top w:w="60" w:type="dxa"/>
+              <w:start w:w="85" w:type="dxa"/>
+              <w:bottom w:w="60" w:type="dxa"/>
+              <w:end w:w="85" w:type="dxa"/>
+            </w:tcMar>
+          </w:tcPr>
+          <w:p>
+            <w:pPr>
+              <w:pStyle w:val="BodyText"/>
+              <w:spacing w:before="0" w:after="0" w:line="220" w:lineRule="auto"/>
+            </w:pPr>
+            <w:r>
+              <w:t>运营21,600元</w:t>
+            </w:r>
+          </w:p>
+        </w:tc>
+        <w:tc>
+          <w:tcPr>
+            <w:tcW w:w="3168" w:type="dxa"/>
+            <w:tcMar>
+              <w:top w:w="60" w:type="dxa"/>
+              <w:start w:w="85" w:type="dxa"/>
+              <w:bottom w:w="60" w:type="dxa"/>
+              <w:end w:w="85" w:type="dxa"/>
+            </w:tcMar>
+          </w:tcPr>
+          <w:p>
+            <w:pPr>
+              <w:pStyle w:val="BodyText"/>
+              <w:spacing w:before="0" w:after="0" w:line="220" w:lineRule="auto"/>
+            </w:pPr>
+            <w:r>
+              <w:t>匿名需求记录、有效联系和报价范围清单</w:t>
+            </w:r>
+          </w:p>
+        </w:tc>
+        <w:tc>
+          <w:tcPr>
+            <w:tcW w:w="3550" w:type="dxa"/>
+            <w:tcMar>
+              <w:top w:w="60" w:type="dxa"/>
+              <w:start w:w="85" w:type="dxa"/>
+              <w:bottom w:w="60" w:type="dxa"/>
+              <w:end w:w="85" w:type="dxa"/>
+            </w:tcMar>
+          </w:tcPr>
+          <w:p>
+            <w:pPr>
+              <w:pStyle w:val="BodyText"/>
+              <w:spacing w:before="0" w:after="0" w:line="220" w:lineRule="auto"/>
+            </w:pPr>
+            <w:r>
+              <w:t>核对20次有效接触及8次深入演示，不以曝光替代</w:t>
+            </w:r>
+          </w:p>
+        </w:tc>
+      </w:tr>
+      <w:tr>
+        <w:trPr>
+          <w:cantSplit/>
+        </w:trPr>
+        <w:tc>
+          <w:tcPr>
+            <w:tcW w:w="2232" w:type="dxa"/>
+            <w:tcMar>
+              <w:top w:w="60" w:type="dxa"/>
+              <w:start w:w="85" w:type="dxa"/>
+              <w:bottom w:w="60" w:type="dxa"/>
+              <w:end w:w="85" w:type="dxa"/>
+            </w:tcMar>
+          </w:tcPr>
+          <w:p>
+            <w:pPr>
+              <w:pStyle w:val="BodyText"/>
+              <w:spacing w:before="0" w:after="0" w:line="220" w:lineRule="auto"/>
+            </w:pPr>
+            <w:r>
+              <w:t>合同人工25,600元</w:t>
+            </w:r>
+          </w:p>
+        </w:tc>
+        <w:tc>
+          <w:tcPr>
+            <w:tcW w:w="3168" w:type="dxa"/>
+            <w:tcMar>
+              <w:top w:w="60" w:type="dxa"/>
+              <w:start w:w="85" w:type="dxa"/>
+              <w:bottom w:w="60" w:type="dxa"/>
+              <w:end w:w="85" w:type="dxa"/>
+            </w:tcMar>
+          </w:tcPr>
+          <w:p>
+            <w:pPr>
+              <w:pStyle w:val="BodyText"/>
+              <w:spacing w:before="0" w:after="0" w:line="220" w:lineRule="auto"/>
+            </w:pPr>
+            <w:r>
+              <w:t>4份范围确认及专属交付资产</w:t>
+            </w:r>
+          </w:p>
+        </w:tc>
+        <w:tc>
+          <w:tcPr>
+            <w:tcW w:w="3550" w:type="dxa"/>
+            <w:tcMar>
+              <w:top w:w="60" w:type="dxa"/>
+              <w:start w:w="85" w:type="dxa"/>
+              <w:bottom w:w="60" w:type="dxa"/>
+              <w:end w:w="85" w:type="dxa"/>
+            </w:tcMar>
+          </w:tcPr>
+          <w:p>
+            <w:pPr>
+              <w:pStyle w:val="BodyText"/>
+              <w:spacing w:before="0" w:after="0" w:line="220" w:lineRule="auto"/>
+            </w:pPr>
+            <w:r>
+              <w:t>按80小时设计样例核对交付、反馈和复用成本</w:t>
+            </w:r>
+          </w:p>
+        </w:tc>
+      </w:tr>
+      <w:tr>
+        <w:trPr>
+          <w:cantSplit/>
+        </w:trPr>
+        <w:tc>
+          <w:tcPr>
+            <w:tcW w:w="2232" w:type="dxa"/>
+            <w:tcMar>
+              <w:top w:w="60" w:type="dxa"/>
+              <w:start w:w="85" w:type="dxa"/>
+              <w:bottom w:w="60" w:type="dxa"/>
+              <w:end w:w="85" w:type="dxa"/>
+            </w:tcMar>
+          </w:tcPr>
+          <w:p>
+            <w:pPr>
+              <w:pStyle w:val="BodyText"/>
+              <w:spacing w:before="0" w:after="0" w:line="220" w:lineRule="auto"/>
+            </w:pPr>
+            <w:r>
+              <w:t>模型额度5,600元及其他直接支出2,400元</w:t>
+            </w:r>
+          </w:p>
+        </w:tc>
+        <w:tc>
+          <w:tcPr>
+            <w:tcW w:w="3168" w:type="dxa"/>
+            <w:tcMar>
+              <w:top w:w="60" w:type="dxa"/>
+              <w:start w:w="85" w:type="dxa"/>
+              <w:bottom w:w="60" w:type="dxa"/>
+              <w:end w:w="85" w:type="dxa"/>
+            </w:tcMar>
+          </w:tcPr>
+          <w:p>
+            <w:pPr>
+              <w:pStyle w:val="BodyText"/>
+              <w:spacing w:before="0" w:after="0" w:line="220" w:lineRule="auto"/>
+            </w:pPr>
+            <w:r>
+              <w:t>活动用量与配置检查记录</w:t>
+            </w:r>
+          </w:p>
+        </w:tc>
+        <w:tc>
+          <w:tcPr>
+            <w:tcW w:w="3550" w:type="dxa"/>
+            <w:tcMar>
+              <w:top w:w="60" w:type="dxa"/>
+              <w:start w:w="85" w:type="dxa"/>
+              <w:bottom w:w="60" w:type="dxa"/>
+              <w:end w:w="85" w:type="dxa"/>
+            </w:tcMar>
+          </w:tcPr>
+          <w:p>
+            <w:pPr>
+              <w:pStyle w:val="BodyText"/>
+              <w:spacing w:before="0" w:after="0" w:line="220" w:lineRule="auto"/>
+            </w:pPr>
+            <w:r>
+              <w:t>4份合同各按共享额度上限与支出凭据结算</w:t>
+            </w:r>
+          </w:p>
+        </w:tc>
+      </w:tr>
+      <w:tr>
+        <w:trPr>
+          <w:cantSplit/>
+        </w:trPr>
+        <w:tc>
+          <w:tcPr>
+            <w:tcW w:w="2232" w:type="dxa"/>
+            <w:tcMar>
+              <w:top w:w="60" w:type="dxa"/>
+              <w:start w:w="85" w:type="dxa"/>
+              <w:bottom w:w="60" w:type="dxa"/>
+              <w:end w:w="85" w:type="dxa"/>
+            </w:tcMar>
+          </w:tcPr>
+          <w:p>
+            <w:pPr>
+              <w:pStyle w:val="BodyText"/>
+              <w:spacing w:before="0" w:after="0" w:line="220" w:lineRule="auto"/>
+            </w:pPr>
+            <w:r>
+              <w:t>设备12,000元现金投入</w:t>
+            </w:r>
+          </w:p>
+        </w:tc>
+        <w:tc>
+          <w:tcPr>
+            <w:tcW w:w="3168" w:type="dxa"/>
+            <w:tcMar>
+              <w:top w:w="60" w:type="dxa"/>
+              <w:start w:w="85" w:type="dxa"/>
+              <w:bottom w:w="60" w:type="dxa"/>
+              <w:end w:w="85" w:type="dxa"/>
+            </w:tcMar>
+          </w:tcPr>
+          <w:p>
+            <w:pPr>
+              <w:pStyle w:val="BodyText"/>
+              <w:spacing w:before="0" w:after="0" w:line="220" w:lineRule="auto"/>
+            </w:pPr>
+            <w:r>
+              <w:t>配置及演示环境</w:t>
+            </w:r>
+          </w:p>
+        </w:tc>
+        <w:tc>
+          <w:tcPr>
+            <w:tcW w:w="3550" w:type="dxa"/>
+            <w:tcMar>
+              <w:top w:w="60" w:type="dxa"/>
+              <w:start w:w="85" w:type="dxa"/>
+              <w:bottom w:w="60" w:type="dxa"/>
+              <w:end w:w="85" w:type="dxa"/>
+            </w:tcMar>
+          </w:tcPr>
+          <w:p>
+            <w:pPr>
+              <w:pStyle w:val="BodyText"/>
+              <w:spacing w:before="0" w:after="0" w:line="220" w:lineRule="auto"/>
+            </w:pPr>
+            <w:r>
+              <w:t>形成稳定准备环境；折旧4,000元已在费用中</w:t>
+            </w:r>
+          </w:p>
+        </w:tc>
+      </w:tr>
+      <w:tr>
+        <w:trPr>
+          <w:cantSplit/>
+        </w:trPr>
+        <w:tc>
+          <w:tcPr>
+            <w:tcW w:w="2232" w:type="dxa"/>
+            <w:tcMar>
+              <w:top w:w="60" w:type="dxa"/>
+              <w:start w:w="85" w:type="dxa"/>
+              <w:bottom w:w="60" w:type="dxa"/>
+              <w:end w:w="85" w:type="dxa"/>
+            </w:tcMar>
+          </w:tcPr>
+          <w:p>
+            <w:pPr>
+              <w:pStyle w:val="BodyText"/>
+              <w:spacing w:before="0" w:after="0" w:line="220" w:lineRule="auto"/>
+            </w:pPr>
+            <w:r>
+              <w:t>税费预留1,440元与最低储备20,000元</w:t>
+            </w:r>
+          </w:p>
+        </w:tc>
+        <w:tc>
+          <w:tcPr>
+            <w:tcW w:w="3168" w:type="dxa"/>
+            <w:tcMar>
+              <w:top w:w="60" w:type="dxa"/>
+              <w:start w:w="85" w:type="dxa"/>
+              <w:bottom w:w="60" w:type="dxa"/>
+              <w:end w:w="85" w:type="dxa"/>
+            </w:tcMar>
+          </w:tcPr>
+          <w:p>
+            <w:pPr>
+              <w:pStyle w:val="BodyText"/>
+              <w:spacing w:before="0" w:after="0" w:line="220" w:lineRule="auto"/>
+            </w:pPr>
+            <w:r>
+              <w:t>税费核对和现金缓冲</w:t>
+            </w:r>
+          </w:p>
+        </w:tc>
+        <w:tc>
+          <w:tcPr>
+            <w:tcW w:w="3550" w:type="dxa"/>
+            <w:tcMar>
+              <w:top w:w="60" w:type="dxa"/>
+              <w:start w:w="85" w:type="dxa"/>
+              <w:bottom w:w="60" w:type="dxa"/>
+              <w:end w:w="85" w:type="dxa"/>
+            </w:tcMar>
+          </w:tcPr>
+          <w:p>
+            <w:pPr>
+              <w:pStyle w:val="BodyText"/>
+              <w:spacing w:before="0" w:after="0" w:line="220" w:lineRule="auto"/>
+            </w:pPr>
+            <w:r>
+              <w:t>预留非法定税率；储备纳入追加资金需求而非费用</w:t>
+            </w:r>
+          </w:p>
+        </w:tc>
+      </w:tr>
+    </w:tbl>
+    <w:p>
+      <w:pPr>
+        <w:pStyle w:val="Heading2"/>
+      </w:pPr>
+      <w:bookmarkStart w:id="1019" w:name="_TocBlocky19"/>
+      <w:r>
+        <w:t>5.6 实施路线图</w:t>
+      </w:r>
+      <w:bookmarkEnd w:id="1019"/>
     </w:p>
     <w:p>
       <w:pPr>
+        <w:pStyle w:val="BodyText"/>
+      </w:pPr>
+      <w:r>
+        <w:t>Table 15（表15）安排近期课程与商业验证，Table 16（表16）连接后续产品建设。先找到愿意组织课程的教师，验证独立复用，再确认采购和合同条件。产品仍需持续开发，机构后台、多端与独立Agent App分别设置建设和验证关口；这些新建设项目未纳入现有试点服务财务预测。</w:t>
+      </w:r>
+    </w:p>
+    <w:p>
+      <w:pPr>
         <w:pStyle w:val="Tabletitle"/>
         <w:keepNext/>
       </w:pPr>
       <w:r>
-        <w:t>Table 4. 实施路线图</w:t>
+        <w:t>Table 15. 实施路线图</w:t>
       </w:r>
     </w:p>
     <w:tbl>
@@ -3037,29 +7998,535 @@
     </w:p>
     <w:p>
       <w:pPr>
-        <w:pStyle w:val="Heading2"/>
-      </w:pPr>
-      <w:bookmarkStart w:id="1018" w:name="_TocBlocky18"/>
-      <w:r>
-        <w:t>5.7 主要风险与应对</w:t>
-      </w:r>
-      <w:bookmarkEnd w:id="1018"/>
+        <w:pStyle w:val="BodyText"/>
+        <w:keepNext/>
+      </w:pPr>
+      <w:r>
+        <w:t>Table 16（表16）的演进方向服务同一条创作链：用户在积木中组织Agent、检查行为，再按需要配置页面和运行端。时间取决于技术验证、教学反馈与资源落实；各建设方向完成前，不承诺完整个人版、多端一致性或一键应用发布。</w:t>
+      </w:r>
     </w:p>
     <w:p>
       <w:pPr>
+        <w:pStyle w:val="Tabletitle"/>
+        <w:keepNext/>
+      </w:pPr>
+      <w:r>
+        <w:t>Table 16. 产品演进与交付关口</w:t>
+      </w:r>
+    </w:p>
+    <w:tbl>
+      <w:tblPr>
+        <w:tblStyle w:val="TableGrid"/>
+        <w:tblW w:w="8950" w:type="dxa"/>
+        <w:tblInd w:w="85" w:type="dxa"/>
+        <w:tblLayout w:type="fixed"/>
+        <w:tblLook w:firstRow="1" w:lastRow="0" w:firstColumn="0" w:lastColumn="0" w:noHBand="1" w:noVBand="1"/>
+        <w:tblBorders>
+          <w:top w:val="single" w:sz="4" w:space="0" w:color="000000"/>
+          <w:left w:val="single" w:sz="4" w:space="0" w:color="000000"/>
+          <w:bottom w:val="single" w:sz="4" w:space="0" w:color="000000"/>
+          <w:right w:val="single" w:sz="4" w:space="0" w:color="000000"/>
+          <w:insideH w:val="single" w:sz="4" w:space="0" w:color="000000"/>
+          <w:insideV w:val="single" w:sz="4" w:space="0" w:color="000000"/>
+        </w:tblBorders>
+        <w:tblCellMar/>
+      </w:tblPr>
+      <w:tblGrid>
+        <w:gridCol w:w="1918"/>
+        <w:gridCol w:w="3410"/>
+        <w:gridCol w:w="3622"/>
+      </w:tblGrid>
+      <w:tr>
+        <w:trPr>
+          <w:cantSplit/>
+          <w:tblHeader w:val="true"/>
+        </w:trPr>
+        <w:tc>
+          <w:tcPr>
+            <w:tcW w:w="1918" w:type="dxa"/>
+            <w:tcMar>
+              <w:top w:w="60" w:type="dxa"/>
+              <w:start w:w="85" w:type="dxa"/>
+              <w:bottom w:w="60" w:type="dxa"/>
+              <w:end w:w="85" w:type="dxa"/>
+            </w:tcMar>
+          </w:tcPr>
+          <w:p>
+            <w:pPr>
+              <w:pStyle w:val="BodyText"/>
+              <w:spacing w:before="0" w:after="0" w:line="220" w:lineRule="auto"/>
+            </w:pPr>
+            <w:r>
+              <w:t>建设方向</w:t>
+            </w:r>
+          </w:p>
+        </w:tc>
+        <w:tc>
+          <w:tcPr>
+            <w:tcW w:w="3410" w:type="dxa"/>
+            <w:tcMar>
+              <w:top w:w="60" w:type="dxa"/>
+              <w:start w:w="85" w:type="dxa"/>
+              <w:bottom w:w="60" w:type="dxa"/>
+              <w:end w:w="85" w:type="dxa"/>
+            </w:tcMar>
+          </w:tcPr>
+          <w:p>
+            <w:pPr>
+              <w:pStyle w:val="BodyText"/>
+              <w:spacing w:before="0" w:after="0" w:line="220" w:lineRule="auto"/>
+            </w:pPr>
+            <w:r>
+              <w:t>目标产出</w:t>
+            </w:r>
+          </w:p>
+        </w:tc>
+        <w:tc>
+          <w:tcPr>
+            <w:tcW w:w="3622" w:type="dxa"/>
+            <w:tcMar>
+              <w:top w:w="60" w:type="dxa"/>
+              <w:start w:w="85" w:type="dxa"/>
+              <w:bottom w:w="60" w:type="dxa"/>
+              <w:end w:w="85" w:type="dxa"/>
+            </w:tcMar>
+          </w:tcPr>
+          <w:p>
+            <w:pPr>
+              <w:pStyle w:val="BodyText"/>
+              <w:spacing w:before="0" w:after="0" w:line="220" w:lineRule="auto"/>
+            </w:pPr>
+            <w:r>
+              <w:t>验证与交付关口</w:t>
+            </w:r>
+          </w:p>
+        </w:tc>
+      </w:tr>
+      <w:tr>
+        <w:trPr>
+          <w:cantSplit/>
+        </w:trPr>
+        <w:tc>
+          <w:tcPr>
+            <w:tcW w:w="1918" w:type="dxa"/>
+            <w:tcMar>
+              <w:top w:w="60" w:type="dxa"/>
+              <w:start w:w="85" w:type="dxa"/>
+              <w:bottom w:w="60" w:type="dxa"/>
+              <w:end w:w="85" w:type="dxa"/>
+            </w:tcMar>
+          </w:tcPr>
+          <w:p>
+            <w:pPr>
+              <w:pStyle w:val="BodyText"/>
+              <w:spacing w:before="0" w:after="0" w:line="220" w:lineRule="auto"/>
+            </w:pPr>
+            <w:r>
+              <w:t>当前桌面阶段成果</w:t>
+            </w:r>
+          </w:p>
+        </w:tc>
+        <w:tc>
+          <w:tcPr>
+            <w:tcW w:w="3410" w:type="dxa"/>
+            <w:tcMar>
+              <w:top w:w="60" w:type="dxa"/>
+              <w:start w:w="85" w:type="dxa"/>
+              <w:bottom w:w="60" w:type="dxa"/>
+              <w:end w:w="85" w:type="dxa"/>
+            </w:tcMar>
+          </w:tcPr>
+          <w:p>
+            <w:pPr>
+              <w:pStyle w:val="BodyText"/>
+              <w:spacing w:before="0" w:after="0" w:line="220" w:lineRule="auto"/>
+            </w:pPr>
+            <w:r>
+              <w:t>Windows作品画布、受控模型与工具、构建助手及运行轨迹</w:t>
+            </w:r>
+          </w:p>
+        </w:tc>
+        <w:tc>
+          <w:tcPr>
+            <w:tcW w:w="3622" w:type="dxa"/>
+            <w:tcMar>
+              <w:top w:w="60" w:type="dxa"/>
+              <w:start w:w="85" w:type="dxa"/>
+              <w:bottom w:w="60" w:type="dxa"/>
+              <w:end w:w="85" w:type="dxa"/>
+            </w:tcMar>
+          </w:tcPr>
+          <w:p>
+            <w:pPr>
+              <w:pStyle w:val="BodyText"/>
+              <w:spacing w:before="0" w:after="0" w:line="220" w:lineRule="auto"/>
+            </w:pPr>
+            <w:r>
+              <w:t>以可保存、可运行、可审阅作品作为基础；不等于完整成熟产品</w:t>
+            </w:r>
+          </w:p>
+        </w:tc>
+      </w:tr>
+      <w:tr>
+        <w:trPr>
+          <w:cantSplit/>
+        </w:trPr>
+        <w:tc>
+          <w:tcPr>
+            <w:tcW w:w="1918" w:type="dxa"/>
+            <w:tcMar>
+              <w:top w:w="60" w:type="dxa"/>
+              <w:start w:w="85" w:type="dxa"/>
+              <w:bottom w:w="60" w:type="dxa"/>
+              <w:end w:w="85" w:type="dxa"/>
+            </w:tcMar>
+          </w:tcPr>
+          <w:p>
+            <w:pPr>
+              <w:pStyle w:val="BodyText"/>
+              <w:spacing w:before="0" w:after="0" w:line="220" w:lineRule="auto"/>
+            </w:pPr>
+            <w:r>
+              <w:t>兼容与创作接口</w:t>
+            </w:r>
+          </w:p>
+        </w:tc>
+        <w:tc>
+          <w:tcPr>
+            <w:tcW w:w="3410" w:type="dxa"/>
+            <w:tcMar>
+              <w:top w:w="60" w:type="dxa"/>
+              <w:start w:w="85" w:type="dxa"/>
+              <w:bottom w:w="60" w:type="dxa"/>
+              <w:end w:w="85" w:type="dxa"/>
+            </w:tcMar>
+          </w:tcPr>
+          <w:p>
+            <w:pPr>
+              <w:pStyle w:val="BodyText"/>
+              <w:spacing w:before="0" w:after="0" w:line="220" w:lineRule="auto"/>
+            </w:pPr>
+            <w:r>
+              <w:t>六模板分批推进；Blocks与文本互转、官方Skills和插件扩展</w:t>
+            </w:r>
+          </w:p>
+        </w:tc>
+        <w:tc>
+          <w:tcPr>
+            <w:tcW w:w="3622" w:type="dxa"/>
+            <w:tcMar>
+              <w:top w:w="60" w:type="dxa"/>
+              <w:start w:w="85" w:type="dxa"/>
+              <w:bottom w:w="60" w:type="dxa"/>
+              <w:end w:w="85" w:type="dxa"/>
+            </w:tcMar>
+          </w:tcPr>
+          <w:p>
+            <w:pPr>
+              <w:pStyle w:val="BodyText"/>
+              <w:spacing w:before="0" w:after="0" w:line="220" w:lineRule="auto"/>
+            </w:pPr>
+            <w:r>
+              <w:t>共享CLI已建；Pi构建助手不等于六模板兼容完成，接口和模板分别核对</w:t>
+            </w:r>
+          </w:p>
+        </w:tc>
+      </w:tr>
+      <w:tr>
+        <w:trPr>
+          <w:cantSplit/>
+        </w:trPr>
+        <w:tc>
+          <w:tcPr>
+            <w:tcW w:w="1918" w:type="dxa"/>
+            <w:tcMar>
+              <w:top w:w="60" w:type="dxa"/>
+              <w:start w:w="85" w:type="dxa"/>
+              <w:bottom w:w="60" w:type="dxa"/>
+              <w:end w:w="85" w:type="dxa"/>
+            </w:tcMar>
+          </w:tcPr>
+          <w:p>
+            <w:pPr>
+              <w:pStyle w:val="BodyText"/>
+              <w:spacing w:before="0" w:after="0" w:line="220" w:lineRule="auto"/>
+            </w:pPr>
+            <w:r>
+              <w:t>教育与组织能力</w:t>
+            </w:r>
+          </w:p>
+        </w:tc>
+        <w:tc>
+          <w:tcPr>
+            <w:tcW w:w="3410" w:type="dxa"/>
+            <w:tcMar>
+              <w:top w:w="60" w:type="dxa"/>
+              <w:start w:w="85" w:type="dxa"/>
+              <w:bottom w:w="60" w:type="dxa"/>
+              <w:end w:w="85" w:type="dxa"/>
+            </w:tcMar>
+          </w:tcPr>
+          <w:p>
+            <w:pPr>
+              <w:pStyle w:val="BodyText"/>
+              <w:spacing w:before="0" w:after="0" w:line="220" w:lineRule="auto"/>
+            </w:pPr>
+            <w:r>
+              <w:t>小学工作区、教师班级和学生、作业提交评语、冻结课程、离线课堂与进度；团队权限、评测、成本及部署管理</w:t>
+            </w:r>
+          </w:p>
+        </w:tc>
+        <w:tc>
+          <w:tcPr>
+            <w:tcW w:w="3622" w:type="dxa"/>
+            <w:tcMar>
+              <w:top w:w="60" w:type="dxa"/>
+              <w:start w:w="85" w:type="dxa"/>
+              <w:bottom w:w="60" w:type="dxa"/>
+              <w:end w:w="85" w:type="dxa"/>
+            </w:tcMar>
+          </w:tcPr>
+          <w:p>
+            <w:pPr>
+              <w:pStyle w:val="BodyText"/>
+              <w:spacing w:before="0" w:after="0" w:line="220" w:lineRule="auto"/>
+            </w:pPr>
+            <w:r>
+              <w:t>先验证教师独立复用；课堂、组织和企业功能逐项实现和核对后进入报价范围</w:t>
+            </w:r>
+          </w:p>
+        </w:tc>
+      </w:tr>
+      <w:tr>
+        <w:trPr>
+          <w:cantSplit/>
+        </w:trPr>
+        <w:tc>
+          <w:tcPr>
+            <w:tcW w:w="1918" w:type="dxa"/>
+            <w:tcMar>
+              <w:top w:w="60" w:type="dxa"/>
+              <w:start w:w="85" w:type="dxa"/>
+              <w:bottom w:w="60" w:type="dxa"/>
+              <w:end w:w="85" w:type="dxa"/>
+            </w:tcMar>
+          </w:tcPr>
+          <w:p>
+            <w:pPr>
+              <w:pStyle w:val="BodyText"/>
+              <w:spacing w:before="0" w:after="0" w:line="220" w:lineRule="auto"/>
+            </w:pPr>
+            <w:r>
+              <w:t>个人版开源与社区</w:t>
+            </w:r>
+          </w:p>
+        </w:tc>
+        <w:tc>
+          <w:tcPr>
+            <w:tcW w:w="3410" w:type="dxa"/>
+            <w:tcMar>
+              <w:top w:w="60" w:type="dxa"/>
+              <w:start w:w="85" w:type="dxa"/>
+              <w:bottom w:w="60" w:type="dxa"/>
+              <w:end w:w="85" w:type="dxa"/>
+            </w:tcMar>
+          </w:tcPr>
+          <w:p>
+            <w:pPr>
+              <w:pStyle w:val="BodyText"/>
+              <w:spacing w:before="0" w:after="0" w:line="220" w:lineRule="auto"/>
+            </w:pPr>
+            <w:r>
+              <w:t>完整个人功能免费；公开代码和贡献入口，蓝图、Skills、模板包版本分发与供应链</w:t>
+            </w:r>
+          </w:p>
+        </w:tc>
+        <w:tc>
+          <w:tcPr>
+            <w:tcW w:w="3622" w:type="dxa"/>
+            <w:tcMar>
+              <w:top w:w="60" w:type="dxa"/>
+              <w:start w:w="85" w:type="dxa"/>
+              <w:bottom w:w="60" w:type="dxa"/>
+              <w:end w:w="85" w:type="dxa"/>
+            </w:tcMar>
+          </w:tcPr>
+          <w:p>
+            <w:pPr>
+              <w:pStyle w:val="BodyText"/>
+              <w:spacing w:before="0" w:after="0" w:line="220" w:lineRule="auto"/>
+            </w:pPr>
+            <w:r>
+              <w:t>完成许可证、发布和贡献准备；以真实贡献和复用判断生态，分发需核对版本和来源</w:t>
+            </w:r>
+          </w:p>
+        </w:tc>
+      </w:tr>
+      <w:tr>
+        <w:trPr>
+          <w:cantSplit/>
+        </w:trPr>
+        <w:tc>
+          <w:tcPr>
+            <w:tcW w:w="1918" w:type="dxa"/>
+            <w:tcMar>
+              <w:top w:w="60" w:type="dxa"/>
+              <w:start w:w="85" w:type="dxa"/>
+              <w:bottom w:w="60" w:type="dxa"/>
+              <w:end w:w="85" w:type="dxa"/>
+            </w:tcMar>
+          </w:tcPr>
+          <w:p>
+            <w:pPr>
+              <w:pStyle w:val="BodyText"/>
+              <w:spacing w:before="0" w:after="0" w:line="220" w:lineRule="auto"/>
+            </w:pPr>
+            <w:r>
+              <w:t>多端开发</w:t>
+            </w:r>
+          </w:p>
+        </w:tc>
+        <w:tc>
+          <w:tcPr>
+            <w:tcW w:w="3410" w:type="dxa"/>
+            <w:tcMar>
+              <w:top w:w="60" w:type="dxa"/>
+              <w:start w:w="85" w:type="dxa"/>
+              <w:bottom w:w="60" w:type="dxa"/>
+              <w:end w:w="85" w:type="dxa"/>
+            </w:tcMar>
+          </w:tcPr>
+          <w:p>
+            <w:pPr>
+              <w:pStyle w:val="BodyText"/>
+              <w:spacing w:before="0" w:after="0" w:line="220" w:lineRule="auto"/>
+            </w:pPr>
+            <w:r>
+              <w:t>macOS延伸同等搭建能力；Android、HarmonyOS、iOS运行已搭建Agent，按端协商可用能力</w:t>
+            </w:r>
+          </w:p>
+        </w:tc>
+        <w:tc>
+          <w:tcPr>
+            <w:tcW w:w="3622" w:type="dxa"/>
+            <w:tcMar>
+              <w:top w:w="60" w:type="dxa"/>
+              <w:start w:w="85" w:type="dxa"/>
+              <w:bottom w:w="60" w:type="dxa"/>
+              <w:end w:w="85" w:type="dxa"/>
+            </w:tcMar>
+          </w:tcPr>
+          <w:p>
+            <w:pPr>
+              <w:pStyle w:val="BodyText"/>
+              <w:spacing w:before="0" w:after="0" w:line="220" w:lineRule="auto"/>
+            </w:pPr>
+            <w:r>
+              <w:t>分别核对运行、权限、资源与项目一致性；移动端不承诺全部桌面搭建能力</w:t>
+            </w:r>
+          </w:p>
+        </w:tc>
+      </w:tr>
+      <w:tr>
+        <w:trPr>
+          <w:cantSplit/>
+        </w:trPr>
+        <w:tc>
+          <w:tcPr>
+            <w:tcW w:w="1918" w:type="dxa"/>
+            <w:tcMar>
+              <w:top w:w="60" w:type="dxa"/>
+              <w:start w:w="85" w:type="dxa"/>
+              <w:bottom w:w="60" w:type="dxa"/>
+              <w:end w:w="85" w:type="dxa"/>
+            </w:tcMar>
+          </w:tcPr>
+          <w:p>
+            <w:pPr>
+              <w:pStyle w:val="BodyText"/>
+              <w:spacing w:before="0" w:after="0" w:line="220" w:lineRule="auto"/>
+            </w:pPr>
+            <w:r>
+              <w:t>独立Agent App生成</w:t>
+            </w:r>
+          </w:p>
+        </w:tc>
+        <w:tc>
+          <w:tcPr>
+            <w:tcW w:w="3410" w:type="dxa"/>
+            <w:tcMar>
+              <w:top w:w="60" w:type="dxa"/>
+              <w:start w:w="85" w:type="dxa"/>
+              <w:bottom w:w="60" w:type="dxa"/>
+              <w:end w:w="85" w:type="dxa"/>
+            </w:tcMar>
+          </w:tcPr>
+          <w:p>
+            <w:pPr>
+              <w:pStyle w:val="BodyText"/>
+              <w:spacing w:before="0" w:after="0" w:line="220" w:lineRule="auto"/>
+            </w:pPr>
+            <w:r>
+              <w:t>Agent页面与项目、积木执行结合，封装为独立应用；Pake或Tauri二次开发为候选路线</w:t>
+            </w:r>
+          </w:p>
+        </w:tc>
+        <w:tc>
+          <w:tcPr>
+            <w:tcW w:w="3622" w:type="dxa"/>
+            <w:tcMar>
+              <w:top w:w="60" w:type="dxa"/>
+              <w:start w:w="85" w:type="dxa"/>
+              <w:bottom w:w="60" w:type="dxa"/>
+              <w:end w:w="85" w:type="dxa"/>
+            </w:tcMar>
+          </w:tcPr>
+          <w:p>
+            <w:pPr>
+              <w:pStyle w:val="BodyText"/>
+              <w:spacing w:before="0" w:after="0" w:line="220" w:lineRule="auto"/>
+            </w:pPr>
+            <w:r>
+              <w:t>先验证页面、执行内核、资源及权限打包；一键生成、安装、更新与发布均为建设目标</w:t>
+            </w:r>
+          </w:p>
+        </w:tc>
+      </w:tr>
+    </w:tbl>
+    <w:p>
+      <w:pPr>
         <w:pStyle w:val="BodyText"/>
       </w:pPr>
       <w:r>
-        <w:t>五项主要风险是儿童入门与教师复用、模型内容及权限、服务产能和成本、机构采购回款、数据与学校准入。最可能使本计划无法成立的是学生始终不能自主改造或教师无法复用。Table 5（表5）给出预警、收缩条件和责任，模型费用、工时、合同量及收款风险对应附录C情景。</w:t>
+        <w:t>一键生成Agent App的目标流程是：积木定义Agent并配置Agent页面，选择目标平台、声明资源和权限，采用Pake便捷封装或Tauri定制应用壳二次开发，再生成可独立运行的App。页面提供输入输出，项目与积木保留执行逻辑；运行内核、资源配置与权限边界需要一起交付。Pake当前面向桌面网页或本地前端封装，不能由此推定Blocky Runtime、移动端或HarmonyOS支持；Tauri提供桌面、Android和iOS框架，各端签名和分发分别安排。[S15][S16] 这些属于后续方案，需先验证依赖、离线行为、密钥、安装更新与回滚，才能承诺一键生成或发布。</w:t>
       </w:r>
     </w:p>
     <w:p>
       <w:pPr>
+        <w:pStyle w:val="Heading2"/>
+      </w:pPr>
+      <w:bookmarkStart w:id="1020" w:name="_TocBlocky20"/>
+      <w:r>
+        <w:t>5.7 主要风险与应对</w:t>
+      </w:r>
+      <w:bookmarkEnd w:id="1020"/>
+    </w:p>
+    <w:p>
+      <w:pPr>
+        <w:pStyle w:val="BodyText"/>
+        <w:keepNext/>
+      </w:pPr>
+      <w:r>
+        <w:t>五项主要风险是儿童入门与教师复用、模型内容及权限、服务产能和成本、机构采购回款、数据与学校准入。最可能使本计划无法成立的是学生始终不能自主改造或教师无法复用。Table 17（表17）给出预警、收缩条件和责任，模型费用、工时、合同量及收款风险对应附录C情景。</w:t>
+      </w:r>
+    </w:p>
+    <w:p>
+      <w:pPr>
         <w:pStyle w:val="Tabletitle"/>
         <w:keepNext/>
       </w:pPr>
       <w:r>
-        <w:t>Table 5. 主要风险与响应</w:t>
+        <w:t>Table 17. 主要风险与响应</w:t>
       </w:r>
     </w:p>
     <w:tbl>
@@ -3211,7 +8678,7 @@
               <w:spacing w:before="0" w:after="0" w:line="220" w:lineRule="auto"/>
             </w:pPr>
             <w:r>
-              <w:t>每轮记录自主改造、解释和帮助；两轮未达门槛</w:t>
+              <w:t>每轮记录自主改造、解释及帮助</w:t>
             </w:r>
           </w:p>
         </w:tc>
@@ -3231,7 +8698,7 @@
               <w:spacing w:before="0" w:after="0" w:line="220" w:lineRule="auto"/>
             </w:pPr>
             <w:r>
-              <w:t>减少部件、收窄任务；仍无复用则暂停机构扩展；下调合同量</w:t>
+              <w:t>两轮未达门槛则减少部件；无复用则暂停机构扩展</w:t>
             </w:r>
           </w:p>
         </w:tc>
@@ -3296,7 +8763,7 @@
               <w:spacing w:before="0" w:after="0" w:line="220" w:lineRule="auto"/>
             </w:pPr>
             <w:r>
-              <w:t>每次活动教师检查输出、权限；出现不当内容或越界需求</w:t>
+              <w:t>每次检查输出与权限，出现越界</w:t>
             </w:r>
           </w:p>
         </w:tc>
@@ -3316,7 +8783,7 @@
               <w:spacing w:before="0" w:after="0" w:line="220" w:lineRule="auto"/>
             </w:pPr>
             <w:r>
-              <w:t>先用合成角色；限定工具；停止该流程并复核，不承诺绝对安全</w:t>
+              <w:t>限定工具；停用异常流程并复核内容</w:t>
             </w:r>
           </w:p>
         </w:tc>
@@ -3381,7 +8848,7 @@
               <w:spacing w:before="0" w:after="0" w:line="220" w:lineRule="auto"/>
             </w:pPr>
             <w:r>
-              <w:t>每周核对80小时内部/月与240小时总/月；模型费超预算50%</w:t>
+              <w:t>每周核对80/240小时月上限；模型超支50%</w:t>
             </w:r>
           </w:p>
         </w:tc>
@@ -3401,7 +8868,7 @@
               <w:spacing w:before="0" w:after="0" w:line="220" w:lineRule="auto"/>
             </w:pPr>
             <w:r>
-              <w:t>按需增援、调整额度与报价；超能力改期/拒单；对应悲观工时成本</w:t>
+              <w:t>按需增援、调整额度和报价；超能力改期或拒单</w:t>
             </w:r>
           </w:p>
         </w:tc>
@@ -3466,7 +8933,7 @@
               <w:spacing w:before="0" w:after="0" w:line="220" w:lineRule="auto"/>
             </w:pPr>
             <w:r>
-              <w:t>每月滚动现金；低于2万元或延期超过约定</w:t>
+              <w:t>每月滚动现金，低于2万元或延期</w:t>
             </w:r>
           </w:p>
         </w:tc>
@@ -3486,7 +8953,7 @@
               <w:spacing w:before="0" w:after="0" w:line="220" w:lineRule="auto"/>
             </w:pPr>
             <w:r>
-              <w:t>争取预付款、收缩固定投入；资金未落实停止扩张，重算延期</w:t>
+              <w:t>争取预付款并收缩固定投入；重算延期现金</w:t>
             </w:r>
           </w:p>
         </w:tc>
@@ -3506,7 +8973,7 @@
               <w:spacing w:before="0" w:after="0" w:line="220" w:lineRule="auto"/>
             </w:pPr>
             <w:r>
-              <w:t>两角色共同</w:t>
+              <w:t>交付安排</w:t>
             </w:r>
           </w:p>
         </w:tc>
@@ -3551,7 +9018,7 @@
               <w:spacing w:before="0" w:after="0" w:line="220" w:lineRule="auto"/>
             </w:pPr>
             <w:r>
-              <w:t>每次核对未成年人信息、资料权利、设备和机构许可</w:t>
+              <w:t>核对资料权利、数据及机构许可</w:t>
             </w:r>
           </w:p>
         </w:tc>
@@ -3571,7 +9038,7 @@
               <w:spacing w:before="0" w:after="0" w:line="220" w:lineRule="auto"/>
             </w:pPr>
             <w:r>
-              <w:t>先用合成/获许可资料；不满足要求暂停，确定责任后再启动</w:t>
+              <w:t>先用合成资料；准入不满足则暂停</w:t>
             </w:r>
           </w:p>
         </w:tc>
@@ -3599,38 +9066,30 @@
     </w:tbl>
     <w:p>
       <w:pPr>
-        <w:pStyle w:val="BodyText"/>
-      </w:pPr>
-      <w:r>
-        <w:t>风险程度为当前定性判断，没有足够历史数据估计发生概率。每次报价和试用后更新风险记录，保留实际工时与费用。若真实数据显著偏离模型，重新预测现金并调整计划；不通过修改表格目标维持原有增长叙事。</w:t>
-      </w:r>
+        <w:pStyle w:val="Heading1"/>
+        <w:pageBreakBefore/>
+      </w:pPr>
+      <w:bookmarkStart w:id="1021" w:name="_TocBlocky21"/>
+      <w:r>
+        <w:t>Appendix A. 规划假设与待确认事项</w:t>
+      </w:r>
+      <w:bookmarkEnd w:id="1021"/>
     </w:p>
     <w:p>
       <w:pPr>
-        <w:pStyle w:val="Heading1"/>
-        <w:pageBreakBefore/>
-      </w:pPr>
-      <w:bookmarkStart w:id="1019" w:name="_TocBlocky19"/>
-      <w:r>
-        <w:t>Appendix A. 规划假设与待确认事项</w:t>
-      </w:r>
-      <w:bookmarkEnd w:id="1019"/>
+        <w:pStyle w:val="BodyText"/>
+      </w:pPr>
+      <w:r>
+        <w:t>所有金额与数量均为经营预算，未获得真实客户合同和费用凭证支持。Table 18（表18）与配套财务工作簿采用相同假设编号，后续应逐项替换为实际数据。2027至2029的经营预测不等于已实现收入，也不包含未披露的历史投入。</w:t>
+      </w:r>
     </w:p>
     <w:p>
       <w:pPr>
-        <w:pStyle w:val="BodyText"/>
-      </w:pPr>
-      <w:r>
-        <w:t>所有金额与数量均为经营预算，未获得真实客户合同和费用凭证支持。Table 6（表6）与配套财务工作簿采用相同假设编号，后续应逐项替换为实际数据。2027至2029的经营预测不等于已实现收入，也不包含未披露的历史投入。</w:t>
-      </w:r>
-    </w:p>
-    <w:p>
-      <w:pPr>
         <w:pStyle w:val="Tabletitle"/>
         <w:keepNext/>
       </w:pPr>
       <w:r>
-        <w:t>Table 6. 财务假设登记</w:t>
+        <w:t>Table 18. 财务假设登记</w:t>
       </w:r>
     </w:p>
     <w:tbl>
@@ -6299,26 +11758,34 @@
         <w:pStyle w:val="BodyText"/>
       </w:pPr>
       <w:r>
-        <w:t>优先确认的事项是对外合同主体、实际服务人员与可投入时间、首批机构名单、课程任务、报价范围、模型预算与学校准入要求。财务模型中的自有资金、追加资金和外部增援均未承诺。没有证据的项目保持未知，不将默认预算视为真实状态。 所有A01至A23均为低置信度、待确认的经营假设，影响收入、成本、产能和资金需求；计算结果可信不代表输入已成立。模型尚未计入坏账、采购延期超过一个月、价格大幅波动或突发重做；实际税务处理未定，签约前须按真实条款重算。</w:t>
+        <w:t>优先采证教师独立复用、实际服务工时和模型用量，再用采购条件、报价反馈与回款替换合同量、均价和收款假设。A01至A23是经营规划参数，自有资金、外援和追加资金未承诺；工作簿未计入新组织后台和独立算力业务，实际税务按合同核对。</w:t>
       </w:r>
     </w:p>
     <w:p>
       <w:pPr>
+        <w:pStyle w:val="BodyText"/>
+      </w:pPr>
+      <w:r>
+        <w:t>A24服务规模设计解释原试点交付，不改A01至A23和工作簿。新增组织后台及算力订阅的价格、付费单位、建设成本和运营成本须另建测算，避免将现有10.30万元现金需求解释为全部新业务资金需求。</w:t>
+      </w:r>
+    </w:p>
+    <w:p>
+      <w:pPr>
         <w:pStyle w:val="Heading1"/>
         <w:pageBreakBefore/>
       </w:pPr>
-      <w:bookmarkStart w:id="1020" w:name="_TocBlocky20"/>
+      <w:bookmarkStart w:id="1022" w:name="_TocBlocky22"/>
       <w:r>
         <w:t>Appendix B. 资料来源</w:t>
       </w:r>
-      <w:bookmarkEnd w:id="1020"/>
+      <w:bookmarkEnd w:id="1022"/>
     </w:p>
     <w:p>
       <w:pPr>
         <w:pStyle w:val="BodyText"/>
       </w:pPr>
       <w:r>
-        <w:t>竞品公开信息沿用交接时2026年10月3日的核对记录，本轮云端访问被网络策略拒绝，未重新核验变化，因此不采用动态用户数或价格。公开页面只证明产品公开描述，不能证明其教学效果。Blocky已实现范围由产品契约和普通包演示支持，本地分支实验不构成Windows故事课程或真人课堂证据。</w:t>
+        <w:t>官方来源统一访问于2026-10-03，未标日期者为无日期网页；公开描述不等同教育效果。P1至P3为产品证据，财务见配套情景工作簿。</w:t>
       </w:r>
     </w:p>
     <w:p>
@@ -6326,7 +11793,7 @@
         <w:pStyle w:val="BodyText"/>
       </w:pPr>
       <w:r>
-        <w:t>[P3] 产品公开说明：Blocky具备角色、上下文、条件、记忆、模型、受控工具和运行轨迹；这些技术能力不自动证明小学适用性。项目尚无真实学校合同、课程效果或收入证据。</w:t>
+        <w:t>[P3] 已有作品、模型与受控工具、构建助手和运行轨迹详见1.1；小学教学与机构后台为设计和建设规划。</w:t>
       </w:r>
     </w:p>
     <w:p>
@@ -6334,7 +11801,7 @@
         <w:pStyle w:val="BodyText"/>
       </w:pPr>
       <w:r>
-        <w:t>[S2] Scratch Foundation：《Starter Projects》。网页未标发布日期。访问日期：2026-10-03。https://scratchfoundation.org/learn/learning-library/starter-projects</w:t>
+        <w:t>[P1] Blocky Studio 0.8.0-chat Windows合成资料演示：历史息壤deepseek-v4-pro三次响应共7717Token。[P2] 同源故事规则两次对照，无生成模型或学生参与。材料制作未新增模型请求。</w:t>
       </w:r>
     </w:p>
     <w:p>
@@ -6342,7 +11809,7 @@
         <w:pStyle w:val="BodyText"/>
       </w:pPr>
       <w:r>
-        <w:t>[S3] Blocks Builder AI：《Features》。网页未标发布日期。访问日期：2026-10-03。https://blocksbuilder.ai/features</w:t>
+        <w:t>[S2] Scratch Foundation：《Starter Projects》。https://scratchfoundation.org/learn/learning-library/starter-projects</w:t>
       </w:r>
     </w:p>
     <w:p>
@@ -6350,7 +11817,7 @@
         <w:pStyle w:val="BodyText"/>
       </w:pPr>
       <w:r>
-        <w:t>[S4] Blocks Builder AI：《Pricing》。网页未标发布日期。访问日期：2026-10-03。https://blocksbuilder.ai/pricing</w:t>
+        <w:t>[S3] Blocks Builder AI：《Features》。https://blocksbuilder.ai/features</w:t>
       </w:r>
     </w:p>
     <w:p>
@@ -6358,7 +11825,7 @@
         <w:pStyle w:val="BodyText"/>
       </w:pPr>
       <w:r>
-        <w:t>[S5] Dify：《Dify for Education》。网页未标发布日期。访问日期：2026-10-03。https://dify.ai/education</w:t>
+        <w:t>[S4] Blocks Builder AI：《Pricing》。https://blocksbuilder.ai/pricing</w:t>
       </w:r>
     </w:p>
     <w:p>
@@ -6366,26 +11833,114 @@
         <w:pStyle w:val="BodyText"/>
       </w:pPr>
       <w:r>
-        <w:t>[P1] Blocky Studio 0.8.0-chat：2026年10月3日团队使用合成水循环资料的Windows普通包演示。画布为本地原文整理；构建助手另行调用息壤deepseek-v4-pro，三次可读响应共7717Token。新稿制作未新增外部大模型请求。[P2] 本轮同源领域Runtime的故事条件实验，两次规则分支完成并返回不同结构化结果；没有调用生成式模型、Windows界面或学生参与。</w:t>
+        <w:t>[S5] Dify：《Dify for Education》。https://dify.ai/education</w:t>
       </w:r>
     </w:p>
     <w:p>
       <w:pPr>
+        <w:pStyle w:val="BodyText"/>
+      </w:pPr>
+      <w:r>
+        <w:t>[S6] 教育部：《教育部部署加强中小学人工智能教育》。发布2024-12-02，https://www.moe.gov.cn/jyb_xwfb/gzdt_gzdt/s5987/202412/t20241202_1165500.html</w:t>
+      </w:r>
+    </w:p>
+    <w:p>
+      <w:pPr>
+        <w:pStyle w:val="BodyText"/>
+      </w:pPr>
+      <w:r>
+        <w:t>[S7] 教育部等五部门：《关于印发“人工智能+教育”行动计划的通知》。文件日期2026-04-02，https://www.moe.gov.cn/srcsite/A16/s3342/202604/t20260410_1433240.html</w:t>
+      </w:r>
+    </w:p>
+    <w:p>
+      <w:pPr>
+        <w:pStyle w:val="BodyText"/>
+      </w:pPr>
+      <w:r>
+        <w:t>[S8] Tynker，《Coding for School》。https://www.tynker.com/school/</w:t>
+      </w:r>
+    </w:p>
+    <w:p>
+      <w:pPr>
+        <w:pStyle w:val="BodyText"/>
+      </w:pPr>
+      <w:r>
+        <w:t>[S9] Tynker，《Request a Quote》。https://www.tynker.com/school/coding-curriculum/request</w:t>
+      </w:r>
+    </w:p>
+    <w:p>
+      <w:pPr>
+        <w:pStyle w:val="BodyText"/>
+      </w:pPr>
+      <w:r>
+        <w:t>[S10] Tynker，《Coding and STEAM Curriculum》。https://www.tynker.com/classroom-school/coding-curriculum/</w:t>
+      </w:r>
+    </w:p>
+    <w:p>
+      <w:pPr>
+        <w:pStyle w:val="BodyText"/>
+      </w:pPr>
+      <w:r>
+        <w:t>[S11] WorkBuddy：《定价详情》。https://www.workbuddy.cn/docs/workbuddy/Pricing</w:t>
+      </w:r>
+    </w:p>
+    <w:p>
+      <w:pPr>
+        <w:pStyle w:val="BodyText"/>
+      </w:pPr>
+      <w:r>
+        <w:t>[S12] Cursor：《Pricing and plans》。https://prod.cursor.com/help/account-and-billing/pricing</w:t>
+      </w:r>
+    </w:p>
+    <w:p>
+      <w:pPr>
+        <w:pStyle w:val="BodyText"/>
+      </w:pPr>
+      <w:r>
+        <w:t>[S13] TRAE：《Pricing》。https://www.trae.ai/pricing</w:t>
+      </w:r>
+    </w:p>
+    <w:p>
+      <w:pPr>
+        <w:pStyle w:val="BodyText"/>
+      </w:pPr>
+      <w:r>
+        <w:t>[S14] OpenCode：《Zen》。https://opencode.ai/docs/zen/</w:t>
+      </w:r>
+    </w:p>
+    <w:p>
+      <w:pPr>
+        <w:pStyle w:val="BodyText"/>
+      </w:pPr>
+      <w:r>
+        <w:t>[S15] Pake，《Pake》。https://github.com/tw93/Pake</w:t>
+      </w:r>
+    </w:p>
+    <w:p>
+      <w:pPr>
+        <w:pStyle w:val="BodyText"/>
+      </w:pPr>
+      <w:r>
+        <w:t>[S16] Tauri，《Getting Started》《Distribute》。https://v2.tauri.app/start/ ；https://v2.tauri.app/distribute/</w:t>
+      </w:r>
+    </w:p>
+    <w:p>
+      <w:pPr>
         <w:pStyle w:val="Heading1"/>
         <w:pageBreakBefore/>
       </w:pPr>
-      <w:bookmarkStart w:id="1021" w:name="_TocBlocky21"/>
+      <w:bookmarkStart w:id="1023" w:name="_TocBlocky23"/>
       <w:r>
         <w:t>Appendix C. 情景分析</w:t>
       </w:r>
-      <w:bookmarkEnd w:id="1021"/>
+      <w:bookmarkEnd w:id="1023"/>
     </w:p>
     <w:p>
       <w:pPr>
         <w:pStyle w:val="BodyText"/>
       </w:pPr>
       <w:r>
-        <w:t>三种情景同时改变合同量、服务均价、交付工时、模型额度及预算单价，并调整固定费用和回款比例。悲观情景表示更少合同、更低价格、更重支持和更高模型支出；积极情景表示成交与复用改善，但增加核心投入和高峰增援。Table 7（表7）的金额直接提取配套工作簿计算结果，单位为万元。</w:t>
+        <w:t>三种情景同时改变合同量、服务均价、交付工时、模型额度及预算单价，并调整固定费用和回款比例。悲观情景表示更少合同、更低价格、更重支持和更高模型支出；积极情景表示成交与复用改善，但增加核心投入和高峰增援。Table 19（表19）的金额直接提取配套工作簿计算结果，单位为万元。</w:t>
       </w:r>
     </w:p>
     <w:p>
@@ -6394,7 +11949,7 @@
         <w:keepNext/>
       </w:pPr>
       <w:r>
-        <w:t>Table 7. 三年情景测算</w:t>
+        <w:t>Table 19. 三年情景测算</w:t>
       </w:r>
     </w:p>
     <w:tbl>
@@ -7724,7 +13279,7 @@
         <w:pStyle w:val="BodyText"/>
       </w:pPr>
       <w:r>
-        <w:t>现金缺口已计入假设的2万元期初自有资金；未追加资金的负现金表示资金不足，不能作为可持续经营状态。Table 8（表8）另列峰值缺口及储备需求。为了勾稽，工作簿也展示假设在2027年1月补足所需资金后的现金路径，这仅是融资敏感性演算。</w:t>
+        <w:t>现金缺口已计入假设的2万元期初自有资金；未追加资金的负现金表示资金不足，不能作为可持续经营状态。Table 20（表20）另列峰值缺口及储备需求。为了勾稽，工作簿也展示假设在2027年1月补足所需资金后的现金路径，这仅是融资敏感性演算。</w:t>
       </w:r>
     </w:p>
     <w:p>
@@ -7733,7 +13288,7 @@
         <w:keepNext/>
       </w:pPr>
       <w:r>
-        <w:t>Table 8. 追加资金需求</w:t>
+        <w:t>Table 20. 追加资金需求</w:t>
       </w:r>
     </w:p>
     <w:tbl>
@@ -8112,7 +13667,7 @@
         <w:pStyle w:val="BodyText"/>
       </w:pPr>
       <w:r>
-        <w:t>悲观情景持续亏损，不能通过一次补足基准资金预算解决。其预警信号来自Table 5（表5）的教师复用、报价反馈、交付工时和现金检查，应触发收缩费用或重新定位。积极情景也依赖尚未落实的销售与外部增援，不能据此提前承担固定招聘或长期租赁承诺。</w:t>
+        <w:t>悲观情景持续亏损，不能通过一次补足基准资金预算解决。其预警信号来自Table 17（表17）的教师复用、报价反馈、交付工时和现金检查，应触发收缩费用或重新定位。积极情景也依赖尚未落实的销售与外部增援，不能据此提前承担固定招聘或长期租赁承诺。</w:t>
       </w:r>
     </w:p>
     <w:sectPr>
@@ -12214,7 +17769,7 @@
   <w:docDefaults>
     <w:rPrDefault>
       <w:rPr>
-        <w:rFonts w:cstheme="minorBidi" w:ascii="Noto Sans CJK SC" w:hAnsi="Noto Sans CJK SC" w:eastAsia="Noto Sans CJK SC" w:cs="Noto Sans CJK SC"/>
+        <w:rFonts w:cstheme="minorBidi" w:ascii="Noto Sans SC" w:hAnsi="Noto Sans SC" w:eastAsia="Noto Sans SC" w:cs="Noto Sans SC"/>
         <w:lang w:val="zh-CN" w:eastAsia="zh-CN" w:bidi="ar-SA"/>
       </w:rPr>
     </w:rPrDefault>
@@ -12611,7 +18166,7 @@
       <w:spacing w:lineRule="auto" w:line="276" w:after="120" w:before="0"/>
     </w:pPr>
     <w:rPr>
-      <w:rFonts w:ascii="Noto Sans CJK SC" w:hAnsi="Noto Sans CJK SC" w:eastAsia="Noto Sans CJK SC" w:cs="Noto Sans CJK SC"/>
+      <w:rFonts w:ascii="Noto Sans SC" w:hAnsi="Noto Sans SC" w:eastAsia="Noto Sans SC" w:cs="Noto Sans SC"/>
       <w:b w:val="0"/>
       <w:i w:val="0"/>
       <w:sz w:val="22"/>
@@ -12633,7 +18188,7 @@
       <w:outlineLvl w:val="0"/>
     </w:pPr>
     <w:rPr>
-      <w:rFonts w:cstheme="majorBidi" w:ascii="Noto Sans CJK SC" w:hAnsi="Noto Sans CJK SC" w:eastAsia="Noto Sans CJK SC" w:cs="Noto Sans CJK SC"/>
+      <w:rFonts w:cstheme="majorBidi" w:ascii="Noto Sans SC" w:hAnsi="Noto Sans SC" w:eastAsia="Noto Sans SC" w:cs="Noto Sans SC"/>
       <w:b/>
       <w:i w:val="0"/>
       <w:sz w:val="32"/>
@@ -12657,7 +18212,7 @@
       <w:outlineLvl w:val="1"/>
     </w:pPr>
     <w:rPr>
-      <w:rFonts w:cstheme="majorBidi" w:ascii="Noto Sans CJK SC" w:hAnsi="Noto Sans CJK SC" w:eastAsia="Noto Sans CJK SC" w:cs="Noto Sans CJK SC"/>
+      <w:rFonts w:cstheme="majorBidi" w:ascii="Noto Sans SC" w:hAnsi="Noto Sans SC" w:eastAsia="Noto Sans SC" w:cs="Noto Sans SC"/>
       <w:b/>
       <w:i w:val="0"/>
       <w:sz w:val="26"/>
@@ -12681,7 +18236,7 @@
       <w:outlineLvl w:val="2"/>
     </w:pPr>
     <w:rPr>
-      <w:rFonts w:cstheme="majorBidi" w:ascii="Noto Sans CJK SC" w:hAnsi="Noto Sans CJK SC" w:eastAsia="Noto Sans CJK SC" w:cs="Noto Sans CJK SC"/>
+      <w:rFonts w:cstheme="majorBidi" w:ascii="Noto Sans SC" w:hAnsi="Noto Sans SC" w:eastAsia="Noto Sans SC" w:cs="Noto Sans SC"/>
       <w:b/>
       <w:i w:val="0"/>
       <w:sz w:val="22"/>
@@ -12705,7 +18260,7 @@
       <w:outlineLvl w:val="3"/>
     </w:pPr>
     <w:rPr>
-      <w:rFonts w:cs="Noto Sans CJK SC" w:ascii="Noto Sans CJK SC" w:hAnsi="Noto Sans CJK SC" w:eastAsia="Noto Sans CJK SC"/>
+      <w:rFonts w:cs="Noto Sans SC" w:ascii="Noto Sans SC" w:hAnsi="Noto Sans SC" w:eastAsia="Noto Sans SC"/>
       <w:b/>
       <w:iCs/>
     </w:rPr>
@@ -12726,7 +18281,7 @@
       <w:outlineLvl w:val="4"/>
     </w:pPr>
     <w:rPr>
-      <w:rFonts w:cstheme="majorBidi" w:ascii="Noto Sans CJK SC" w:hAnsi="Noto Sans CJK SC" w:eastAsia="Noto Sans CJK SC" w:cs="Noto Sans CJK SC"/>
+      <w:rFonts w:cstheme="majorBidi" w:ascii="Noto Sans SC" w:hAnsi="Noto Sans SC" w:eastAsia="Noto Sans SC" w:cs="Noto Sans SC"/>
       <w:u w:val="single"/>
     </w:rPr>
   </w:style>
@@ -12746,7 +18301,7 @@
       <w:outlineLvl w:val="5"/>
     </w:pPr>
     <w:rPr>
-      <w:rFonts w:cstheme="majorBidi" w:ascii="Noto Sans CJK SC" w:hAnsi="Noto Sans CJK SC" w:eastAsia="Noto Sans CJK SC" w:cs="Noto Sans CJK SC"/>
+      <w:rFonts w:cstheme="majorBidi" w:ascii="Noto Sans SC" w:hAnsi="Noto Sans SC" w:eastAsia="Noto Sans SC" w:cs="Noto Sans SC"/>
       <w:i/>
     </w:rPr>
   </w:style>
@@ -12767,7 +18322,7 @@
       <w:outlineLvl w:val="8"/>
     </w:pPr>
     <w:rPr>
-      <w:rFonts w:cstheme="majorBidi" w:ascii="Noto Sans CJK SC" w:hAnsi="Noto Sans CJK SC" w:eastAsia="Noto Sans CJK SC" w:cs="Noto Sans CJK SC"/>
+      <w:rFonts w:cstheme="majorBidi" w:ascii="Noto Sans SC" w:hAnsi="Noto Sans SC" w:eastAsia="Noto Sans SC" w:cs="Noto Sans SC"/>
       <w:i/>
       <w:iCs/>
       <w:sz w:val="21"/>
@@ -12780,7 +18335,7 @@
     <w:semiHidden/>
     <w:unhideWhenUsed/>
     <w:rPr>
-      <w:rFonts w:ascii="Noto Sans CJK SC" w:hAnsi="Noto Sans CJK SC" w:eastAsia="Noto Sans CJK SC" w:cs="Noto Sans CJK SC"/>
+      <w:rFonts w:ascii="Noto Sans SC" w:hAnsi="Noto Sans SC" w:eastAsia="Noto Sans SC" w:cs="Noto Sans SC"/>
     </w:rPr>
   </w:style>
   <w:style w:type="table" w:default="1" w:styleId="TableNormal">
@@ -12798,7 +18353,7 @@
       </w:tblCellMar>
     </w:tblPr>
     <w:rPr>
-      <w:rFonts w:ascii="Noto Sans CJK SC" w:hAnsi="Noto Sans CJK SC" w:eastAsia="Noto Sans CJK SC" w:cs="Noto Sans CJK SC"/>
+      <w:rFonts w:ascii="Noto Sans SC" w:hAnsi="Noto Sans SC" w:eastAsia="Noto Sans SC" w:cs="Noto Sans SC"/>
     </w:rPr>
   </w:style>
   <w:style w:type="numbering" w:default="1" w:styleId="NoList">
@@ -12807,7 +18362,7 @@
     <w:semiHidden/>
     <w:unhideWhenUsed/>
     <w:rPr>
-      <w:rFonts w:ascii="Noto Sans CJK SC" w:hAnsi="Noto Sans CJK SC" w:eastAsia="Noto Sans CJK SC" w:cs="Noto Sans CJK SC"/>
+      <w:rFonts w:ascii="Noto Sans SC" w:hAnsi="Noto Sans SC" w:eastAsia="Noto Sans SC" w:cs="Noto Sans SC"/>
     </w:rPr>
   </w:style>
   <w:style w:type="paragraph" w:styleId="BodyText">
@@ -12822,7 +18377,7 @@
       <w:spacing w:lineRule="auto" w:line="276" w:after="120" w:before="0"/>
     </w:pPr>
     <w:rPr>
-      <w:rFonts w:ascii="Noto Sans CJK SC" w:hAnsi="Noto Sans CJK SC" w:eastAsia="Noto Sans CJK SC" w:cs="Noto Sans CJK SC"/>
+      <w:rFonts w:ascii="Noto Sans SC" w:hAnsi="Noto Sans SC" w:eastAsia="Noto Sans SC" w:cs="Noto Sans SC"/>
       <w:b w:val="0"/>
       <w:i w:val="0"/>
       <w:sz w:val="22"/>
@@ -12834,7 +18389,7 @@
     <w:link w:val="BodyText"/>
     <w:rsid w:val="000B6521"/>
     <w:rPr>
-      <w:rFonts w:ascii="Noto Sans CJK SC" w:hAnsi="Noto Sans CJK SC" w:eastAsia="Noto Sans CJK SC" w:cs="Noto Sans CJK SC"/>
+      <w:rFonts w:ascii="Noto Sans SC" w:hAnsi="Noto Sans SC" w:eastAsia="Noto Sans SC" w:cs="Noto Sans SC"/>
       <w:lang w:val="en-CA"/>
     </w:rPr>
   </w:style>
@@ -12849,7 +18404,7 @@
       <w:spacing w:before="240"/>
     </w:pPr>
     <w:rPr>
-      <w:rFonts w:ascii="Noto Sans CJK SC" w:hAnsi="Noto Sans CJK SC" w:eastAsia="Noto Sans CJK SC" w:cs="Noto Sans CJK SC"/>
+      <w:rFonts w:ascii="Noto Sans SC" w:hAnsi="Noto Sans SC" w:eastAsia="Noto Sans SC" w:cs="Noto Sans SC"/>
     </w:rPr>
   </w:style>
   <w:style w:type="character" w:customStyle="1" w:styleId="BodyText2Char">
@@ -12858,7 +18413,7 @@
     <w:link w:val="BodyText2"/>
     <w:rsid w:val="000B6521"/>
     <w:rPr>
-      <w:rFonts w:ascii="Noto Sans CJK SC" w:hAnsi="Noto Sans CJK SC" w:eastAsia="Noto Sans CJK SC" w:cs="Noto Sans CJK SC"/>
+      <w:rFonts w:ascii="Noto Sans SC" w:hAnsi="Noto Sans SC" w:eastAsia="Noto Sans SC" w:cs="Noto Sans SC"/>
       <w:lang w:val="en-CA"/>
     </w:rPr>
   </w:style>
@@ -12869,7 +18424,7 @@
     <w:unhideWhenUsed/>
     <w:rsid w:val="00490F53"/>
     <w:rPr>
-      <w:rFonts w:ascii="Noto Sans CJK SC" w:hAnsi="Noto Sans CJK SC" w:eastAsia="Noto Sans CJK SC" w:cs="Noto Sans CJK SC"/>
+      <w:rFonts w:ascii="Noto Sans SC" w:hAnsi="Noto Sans SC" w:eastAsia="Noto Sans SC" w:cs="Noto Sans SC"/>
       <w:sz w:val="16"/>
       <w:szCs w:val="16"/>
     </w:rPr>
@@ -12880,7 +18435,7 @@
     <w:link w:val="BodyText3"/>
     <w:rsid w:val="000B6521"/>
     <w:rPr>
-      <w:rFonts w:ascii="Noto Sans CJK SC" w:hAnsi="Noto Sans CJK SC" w:eastAsia="Noto Sans CJK SC" w:cs="Noto Sans CJK SC"/>
+      <w:rFonts w:ascii="Noto Sans SC" w:hAnsi="Noto Sans SC" w:eastAsia="Noto Sans SC" w:cs="Noto Sans SC"/>
       <w:sz w:val="16"/>
       <w:szCs w:val="16"/>
       <w:lang w:val="en-CA"/>
@@ -12893,7 +18448,7 @@
     <w:uiPriority w:val="9"/>
     <w:rsid w:val="00943AD2"/>
     <w:rPr>
-      <w:rFonts w:cstheme="majorBidi" w:ascii="Noto Sans CJK SC" w:hAnsi="Noto Sans CJK SC" w:eastAsia="Noto Sans CJK SC" w:cs="Noto Sans CJK SC"/>
+      <w:rFonts w:cstheme="majorBidi" w:ascii="Noto Sans SC" w:hAnsi="Noto Sans SC" w:eastAsia="Noto Sans SC" w:cs="Noto Sans SC"/>
       <w:b/>
       <w:sz w:val="68"/>
       <w:szCs w:val="32"/>
@@ -12906,7 +18461,7 @@
     <w:uiPriority w:val="9"/>
     <w:rsid w:val="00094D4D"/>
     <w:rPr>
-      <w:rFonts w:cstheme="majorBidi" w:ascii="Noto Sans CJK SC" w:hAnsi="Noto Sans CJK SC" w:eastAsia="Noto Sans CJK SC" w:cs="Noto Sans CJK SC"/>
+      <w:rFonts w:cstheme="majorBidi" w:ascii="Noto Sans SC" w:hAnsi="Noto Sans SC" w:eastAsia="Noto Sans SC" w:cs="Noto Sans SC"/>
       <w:b/>
       <w:sz w:val="36"/>
       <w:szCs w:val="26"/>
@@ -12919,7 +18474,7 @@
     <w:uiPriority w:val="9"/>
     <w:rsid w:val="0049408F"/>
     <w:rPr>
-      <w:rFonts w:cstheme="majorBidi" w:ascii="Noto Sans CJK SC" w:hAnsi="Noto Sans CJK SC" w:eastAsia="Noto Sans CJK SC" w:cs="Noto Sans CJK SC"/>
+      <w:rFonts w:cstheme="majorBidi" w:ascii="Noto Sans SC" w:hAnsi="Noto Sans SC" w:eastAsia="Noto Sans SC" w:cs="Noto Sans SC"/>
       <w:b/>
       <w:sz w:val="26"/>
       <w:szCs w:val="24"/>
@@ -12933,7 +18488,7 @@
     <w:uiPriority w:val="9"/>
     <w:rsid w:val="007C75EE"/>
     <w:rPr>
-      <w:rFonts w:cs="Noto Sans CJK SC" w:ascii="Noto Sans CJK SC" w:hAnsi="Noto Sans CJK SC" w:eastAsia="Noto Sans CJK SC"/>
+      <w:rFonts w:cs="Noto Sans SC" w:ascii="Noto Sans SC" w:hAnsi="Noto Sans SC" w:eastAsia="Noto Sans SC"/>
       <w:b/>
       <w:iCs/>
     </w:rPr>
@@ -12945,7 +18500,7 @@
     <w:uiPriority w:val="9"/>
     <w:rsid w:val="0049408F"/>
     <w:rPr>
-      <w:rFonts w:cstheme="majorBidi" w:ascii="Noto Sans CJK SC" w:hAnsi="Noto Sans CJK SC" w:eastAsia="Noto Sans CJK SC" w:cs="Noto Sans CJK SC"/>
+      <w:rFonts w:cstheme="majorBidi" w:ascii="Noto Sans SC" w:hAnsi="Noto Sans SC" w:eastAsia="Noto Sans SC" w:cs="Noto Sans SC"/>
       <w:sz w:val="20"/>
       <w:u w:val="single"/>
     </w:rPr>
@@ -12962,7 +18517,7 @@
       </w:numPr>
     </w:pPr>
     <w:rPr>
-      <w:rFonts w:ascii="Noto Sans CJK SC" w:hAnsi="Noto Sans CJK SC" w:eastAsia="Noto Sans CJK SC" w:cs="Noto Sans CJK SC"/>
+      <w:rFonts w:ascii="Noto Sans SC" w:hAnsi="Noto Sans SC" w:eastAsia="Noto Sans SC" w:cs="Noto Sans SC"/>
     </w:rPr>
   </w:style>
   <w:style w:type="paragraph" w:styleId="Header">
@@ -12981,7 +18536,7 @@
       <w:spacing w:after="120" w:line="276" w:lineRule="auto" w:before="0"/>
     </w:pPr>
     <w:rPr>
-      <w:rFonts w:ascii="Noto Sans CJK SC" w:hAnsi="Noto Sans CJK SC" w:eastAsia="Noto Sans CJK SC" w:cs="Noto Sans CJK SC"/>
+      <w:rFonts w:ascii="Noto Sans SC" w:hAnsi="Noto Sans SC" w:eastAsia="Noto Sans SC" w:cs="Noto Sans SC"/>
       <w:b w:val="0"/>
       <w:i w:val="0"/>
       <w:sz w:val="18"/>
@@ -12994,7 +18549,7 @@
     <w:uiPriority w:val="99"/>
     <w:rsid w:val="00EE566F"/>
     <w:rPr>
-      <w:rFonts w:ascii="Noto Sans CJK SC" w:hAnsi="Noto Sans CJK SC" w:eastAsia="Noto Sans CJK SC" w:cs="Noto Sans CJK SC"/>
+      <w:rFonts w:ascii="Noto Sans SC" w:hAnsi="Noto Sans SC" w:eastAsia="Noto Sans SC" w:cs="Noto Sans SC"/>
     </w:rPr>
   </w:style>
   <w:style w:type="paragraph" w:styleId="Footer">
@@ -13013,7 +18568,7 @@
       <w:spacing w:before="0" w:after="120" w:line="276" w:lineRule="auto"/>
     </w:pPr>
     <w:rPr>
-      <w:rFonts w:ascii="Noto Sans CJK SC" w:hAnsi="Noto Sans CJK SC" w:eastAsia="Noto Sans CJK SC" w:cs="Noto Sans CJK SC"/>
+      <w:rFonts w:ascii="Noto Sans SC" w:hAnsi="Noto Sans SC" w:eastAsia="Noto Sans SC" w:cs="Noto Sans SC"/>
       <w:b w:val="0"/>
       <w:i w:val="0"/>
       <w:sz w:val="18"/>
@@ -13026,7 +18581,7 @@
     <w:uiPriority w:val="99"/>
     <w:rsid w:val="00EC7B55"/>
     <w:rPr>
-      <w:rFonts w:ascii="Noto Sans CJK SC" w:hAnsi="Noto Sans CJK SC" w:eastAsia="Noto Sans CJK SC" w:cs="Noto Sans CJK SC"/>
+      <w:rFonts w:ascii="Noto Sans SC" w:hAnsi="Noto Sans SC" w:eastAsia="Noto Sans SC" w:cs="Noto Sans SC"/>
       <w:sz w:val="16"/>
     </w:rPr>
   </w:style>
@@ -13043,7 +18598,7 @@
       <w:contextualSpacing/>
     </w:pPr>
     <w:rPr>
-      <w:rFonts w:ascii="Noto Sans CJK SC" w:hAnsi="Noto Sans CJK SC" w:eastAsia="Noto Sans CJK SC" w:cs="Noto Sans CJK SC"/>
+      <w:rFonts w:ascii="Noto Sans SC" w:hAnsi="Noto Sans SC" w:eastAsia="Noto Sans SC" w:cs="Noto Sans SC"/>
     </w:rPr>
   </w:style>
   <w:style w:type="paragraph" w:styleId="ListBullet3">
@@ -13060,7 +18615,7 @@
       <w:contextualSpacing/>
     </w:pPr>
     <w:rPr>
-      <w:rFonts w:ascii="Noto Sans CJK SC" w:hAnsi="Noto Sans CJK SC" w:eastAsia="Noto Sans CJK SC" w:cs="Noto Sans CJK SC"/>
+      <w:rFonts w:ascii="Noto Sans SC" w:hAnsi="Noto Sans SC" w:eastAsia="Noto Sans SC" w:cs="Noto Sans SC"/>
     </w:rPr>
   </w:style>
   <w:style w:type="paragraph" w:styleId="ListBullet4">
@@ -13078,7 +18633,7 @@
       <w:contextualSpacing/>
     </w:pPr>
     <w:rPr>
-      <w:rFonts w:ascii="Noto Sans CJK SC" w:hAnsi="Noto Sans CJK SC" w:eastAsia="Noto Sans CJK SC" w:cs="Noto Sans CJK SC"/>
+      <w:rFonts w:ascii="Noto Sans SC" w:hAnsi="Noto Sans SC" w:eastAsia="Noto Sans SC" w:cs="Noto Sans SC"/>
     </w:rPr>
   </w:style>
   <w:style w:type="paragraph" w:styleId="ListBullet5">
@@ -13095,7 +18650,7 @@
       <w:contextualSpacing/>
     </w:pPr>
     <w:rPr>
-      <w:rFonts w:ascii="Noto Sans CJK SC" w:hAnsi="Noto Sans CJK SC" w:eastAsia="Noto Sans CJK SC" w:cs="Noto Sans CJK SC"/>
+      <w:rFonts w:ascii="Noto Sans SC" w:hAnsi="Noto Sans SC" w:eastAsia="Noto Sans SC" w:cs="Noto Sans SC"/>
     </w:rPr>
   </w:style>
   <w:style w:type="paragraph" w:styleId="ListContinue">
@@ -13109,7 +18664,7 @@
       <w:contextualSpacing/>
     </w:pPr>
     <w:rPr>
-      <w:rFonts w:ascii="Noto Sans CJK SC" w:hAnsi="Noto Sans CJK SC" w:eastAsia="Noto Sans CJK SC" w:cs="Noto Sans CJK SC"/>
+      <w:rFonts w:ascii="Noto Sans SC" w:hAnsi="Noto Sans SC" w:eastAsia="Noto Sans SC" w:cs="Noto Sans SC"/>
     </w:rPr>
   </w:style>
   <w:style w:type="paragraph" w:styleId="BodyTextIndent">
@@ -13123,7 +18678,7 @@
       <w:ind w:left="360"/>
     </w:pPr>
     <w:rPr>
-      <w:rFonts w:ascii="Noto Sans CJK SC" w:hAnsi="Noto Sans CJK SC" w:eastAsia="Noto Sans CJK SC" w:cs="Noto Sans CJK SC"/>
+      <w:rFonts w:ascii="Noto Sans SC" w:hAnsi="Noto Sans SC" w:eastAsia="Noto Sans SC" w:cs="Noto Sans SC"/>
     </w:rPr>
   </w:style>
   <w:style w:type="character" w:customStyle="1" w:styleId="BodyTextIndentChar">
@@ -13133,7 +18688,7 @@
     <w:uiPriority w:val="99"/>
     <w:rsid w:val="008E293F"/>
     <w:rPr>
-      <w:rFonts w:ascii="Noto Sans CJK SC" w:hAnsi="Noto Sans CJK SC" w:eastAsia="Noto Sans CJK SC" w:cs="Noto Sans CJK SC"/>
+      <w:rFonts w:ascii="Noto Sans SC" w:hAnsi="Noto Sans SC" w:eastAsia="Noto Sans SC" w:cs="Noto Sans SC"/>
     </w:rPr>
   </w:style>
   <w:style w:type="paragraph" w:styleId="BodyTextIndent2">
@@ -13147,7 +18702,7 @@
       <w:ind w:left="720"/>
     </w:pPr>
     <w:rPr>
-      <w:rFonts w:ascii="Noto Sans CJK SC" w:hAnsi="Noto Sans CJK SC" w:eastAsia="Noto Sans CJK SC" w:cs="Noto Sans CJK SC"/>
+      <w:rFonts w:ascii="Noto Sans SC" w:hAnsi="Noto Sans SC" w:eastAsia="Noto Sans SC" w:cs="Noto Sans SC"/>
     </w:rPr>
   </w:style>
   <w:style w:type="character" w:customStyle="1" w:styleId="BodyTextIndent2Char">
@@ -13157,7 +18712,7 @@
     <w:uiPriority w:val="99"/>
     <w:rsid w:val="00C946D4"/>
     <w:rPr>
-      <w:rFonts w:ascii="Noto Sans CJK SC" w:hAnsi="Noto Sans CJK SC" w:eastAsia="Noto Sans CJK SC" w:cs="Noto Sans CJK SC"/>
+      <w:rFonts w:ascii="Noto Sans SC" w:hAnsi="Noto Sans SC" w:eastAsia="Noto Sans SC" w:cs="Noto Sans SC"/>
       <w:lang w:val="en-CA"/>
     </w:rPr>
   </w:style>
@@ -13172,7 +18727,7 @@
       <w:ind w:firstLine="360"/>
     </w:pPr>
     <w:rPr>
-      <w:rFonts w:ascii="Noto Sans CJK SC" w:hAnsi="Noto Sans CJK SC" w:eastAsia="Noto Sans CJK SC" w:cs="Noto Sans CJK SC"/>
+      <w:rFonts w:ascii="Noto Sans SC" w:hAnsi="Noto Sans SC" w:eastAsia="Noto Sans SC" w:cs="Noto Sans SC"/>
     </w:rPr>
   </w:style>
   <w:style w:type="character" w:customStyle="1" w:styleId="BodyTextFirstIndent2Char">
@@ -13182,7 +18737,7 @@
     <w:uiPriority w:val="99"/>
     <w:rsid w:val="00B621B1"/>
     <w:rPr>
-      <w:rFonts w:ascii="Noto Sans CJK SC" w:hAnsi="Noto Sans CJK SC" w:eastAsia="Noto Sans CJK SC" w:cs="Noto Sans CJK SC"/>
+      <w:rFonts w:ascii="Noto Sans SC" w:hAnsi="Noto Sans SC" w:eastAsia="Noto Sans SC" w:cs="Noto Sans SC"/>
     </w:rPr>
   </w:style>
   <w:style w:type="paragraph" w:styleId="BodyTextFirstIndent">
@@ -13196,7 +18751,7 @@
       <w:ind w:firstLine="360"/>
     </w:pPr>
     <w:rPr>
-      <w:rFonts w:ascii="Noto Sans CJK SC" w:hAnsi="Noto Sans CJK SC" w:eastAsia="Noto Sans CJK SC" w:cs="Noto Sans CJK SC"/>
+      <w:rFonts w:ascii="Noto Sans SC" w:hAnsi="Noto Sans SC" w:eastAsia="Noto Sans SC" w:cs="Noto Sans SC"/>
     </w:rPr>
   </w:style>
   <w:style w:type="character" w:customStyle="1" w:styleId="BodyTextFirstIndentChar">
@@ -13206,7 +18761,7 @@
     <w:uiPriority w:val="99"/>
     <w:rsid w:val="005F7968"/>
     <w:rPr>
-      <w:rFonts w:ascii="Noto Sans CJK SC" w:hAnsi="Noto Sans CJK SC" w:eastAsia="Noto Sans CJK SC" w:cs="Noto Sans CJK SC"/>
+      <w:rFonts w:ascii="Noto Sans SC" w:hAnsi="Noto Sans SC" w:eastAsia="Noto Sans SC" w:cs="Noto Sans SC"/>
       <w:sz w:val="20"/>
       <w:lang w:val="en-CA"/>
     </w:rPr>
@@ -13223,7 +18778,7 @@
       </w:numPr>
     </w:pPr>
     <w:rPr>
-      <w:rFonts w:ascii="Noto Sans CJK SC" w:hAnsi="Noto Sans CJK SC" w:eastAsia="Noto Sans CJK SC" w:cs="Noto Sans CJK SC"/>
+      <w:rFonts w:ascii="Noto Sans SC" w:hAnsi="Noto Sans SC" w:eastAsia="Noto Sans SC" w:cs="Noto Sans SC"/>
     </w:rPr>
   </w:style>
   <w:style w:type="paragraph" w:styleId="ListNumber2">
@@ -13239,7 +18794,7 @@
       </w:numPr>
     </w:pPr>
     <w:rPr>
-      <w:rFonts w:ascii="Noto Sans CJK SC" w:hAnsi="Noto Sans CJK SC" w:eastAsia="Noto Sans CJK SC" w:cs="Noto Sans CJK SC"/>
+      <w:rFonts w:ascii="Noto Sans SC" w:hAnsi="Noto Sans SC" w:eastAsia="Noto Sans SC" w:cs="Noto Sans SC"/>
     </w:rPr>
   </w:style>
   <w:style w:type="paragraph" w:styleId="ListNumber3">
@@ -13255,7 +18810,7 @@
       </w:numPr>
     </w:pPr>
     <w:rPr>
-      <w:rFonts w:ascii="Noto Sans CJK SC" w:hAnsi="Noto Sans CJK SC" w:eastAsia="Noto Sans CJK SC" w:cs="Noto Sans CJK SC"/>
+      <w:rFonts w:ascii="Noto Sans SC" w:hAnsi="Noto Sans SC" w:eastAsia="Noto Sans SC" w:cs="Noto Sans SC"/>
     </w:rPr>
   </w:style>
   <w:style w:type="paragraph" w:styleId="ListNumber4">
@@ -13271,7 +18826,7 @@
       </w:numPr>
     </w:pPr>
     <w:rPr>
-      <w:rFonts w:ascii="Noto Sans CJK SC" w:hAnsi="Noto Sans CJK SC" w:eastAsia="Noto Sans CJK SC" w:cs="Noto Sans CJK SC"/>
+      <w:rFonts w:ascii="Noto Sans SC" w:hAnsi="Noto Sans SC" w:eastAsia="Noto Sans SC" w:cs="Noto Sans SC"/>
     </w:rPr>
   </w:style>
   <w:style w:type="paragraph" w:styleId="ListNumber5">
@@ -13288,7 +18843,7 @@
       <w:contextualSpacing/>
     </w:pPr>
     <w:rPr>
-      <w:rFonts w:ascii="Noto Sans CJK SC" w:hAnsi="Noto Sans CJK SC" w:eastAsia="Noto Sans CJK SC" w:cs="Noto Sans CJK SC"/>
+      <w:rFonts w:ascii="Noto Sans SC" w:hAnsi="Noto Sans SC" w:eastAsia="Noto Sans SC" w:cs="Noto Sans SC"/>
     </w:rPr>
   </w:style>
   <w:style w:type="character" w:styleId="PageNumber">
@@ -13298,7 +18853,7 @@
     <w:unhideWhenUsed/>
     <w:rsid w:val="0039597D"/>
     <w:rPr>
-      <w:rFonts w:ascii="Noto Sans CJK SC" w:hAnsi="Noto Sans CJK SC" w:eastAsia="Noto Sans CJK SC" w:cs="Noto Sans CJK SC"/>
+      <w:rFonts w:ascii="Noto Sans SC" w:hAnsi="Noto Sans SC" w:eastAsia="Noto Sans SC" w:cs="Noto Sans SC"/>
       <w:b/>
       <w:sz w:val="16"/>
     </w:rPr>
@@ -13309,7 +18864,7 @@
     <w:uiPriority w:val="21"/>
     <w:rsid w:val="002D2A5D"/>
     <w:rPr>
-      <w:rFonts w:ascii="Noto Sans CJK SC" w:hAnsi="Noto Sans CJK SC" w:eastAsia="Noto Sans CJK SC" w:cs="Noto Sans CJK SC"/>
+      <w:rFonts w:ascii="Noto Sans SC" w:hAnsi="Noto Sans SC" w:eastAsia="Noto Sans SC" w:cs="Noto Sans SC"/>
       <w:i/>
       <w:iCs/>
     </w:rPr>
@@ -13321,7 +18876,7 @@
     <w:qFormat/>
     <w:rsid w:val="002D2A5D"/>
     <w:rPr>
-      <w:rFonts w:ascii="Noto Sans CJK SC" w:hAnsi="Noto Sans CJK SC" w:eastAsia="Noto Sans CJK SC" w:cs="Noto Sans CJK SC"/>
+      <w:rFonts w:ascii="Noto Sans SC" w:hAnsi="Noto Sans SC" w:eastAsia="Noto Sans SC" w:cs="Noto Sans SC"/>
       <w:b/>
       <w:bCs/>
     </w:rPr>
@@ -13333,7 +18888,7 @@
     <w:semiHidden/>
     <w:rsid w:val="002D2A5D"/>
     <w:rPr>
-      <w:rFonts w:ascii="Noto Sans CJK SC" w:hAnsi="Noto Sans CJK SC" w:eastAsia="Noto Sans CJK SC" w:cs="Noto Sans CJK SC"/>
+      <w:rFonts w:ascii="Noto Sans SC" w:hAnsi="Noto Sans SC" w:eastAsia="Noto Sans SC" w:cs="Noto Sans SC"/>
     </w:rPr>
   </w:style>
   <w:style w:type="paragraph" w:styleId="TOCHeading">
@@ -13350,7 +18905,7 @@
       <w:outlineLvl w:val="9"/>
     </w:pPr>
     <w:rPr>
-      <w:rFonts w:ascii="Noto Sans CJK SC" w:hAnsi="Noto Sans CJK SC" w:eastAsia="Noto Sans CJK SC" w:cs="Noto Sans CJK SC"/>
+      <w:rFonts w:ascii="Noto Sans SC" w:hAnsi="Noto Sans SC" w:eastAsia="Noto Sans SC" w:cs="Noto Sans SC"/>
       <w:b/>
       <w:i w:val="0"/>
       <w:sz w:val="32"/>
@@ -13372,7 +18927,7 @@
       </w:tabs>
     </w:pPr>
     <w:rPr>
-      <w:rFonts w:ascii="Noto Sans CJK SC" w:hAnsi="Noto Sans CJK SC" w:eastAsia="Noto Sans CJK SC" w:cs="Noto Sans CJK SC"/>
+      <w:rFonts w:ascii="Noto Sans SC" w:hAnsi="Noto Sans SC" w:eastAsia="Noto Sans SC" w:cs="Noto Sans SC"/>
       <w:b/>
       <w:sz w:val="20"/>
       <w:szCs w:val="20"/>
@@ -13393,7 +18948,7 @@
       </w:tabs>
     </w:pPr>
     <w:rPr>
-      <w:rFonts w:ascii="Noto Sans CJK SC" w:hAnsi="Noto Sans CJK SC" w:eastAsia="Noto Sans CJK SC" w:cs="Noto Sans CJK SC"/>
+      <w:rFonts w:ascii="Noto Sans SC" w:hAnsi="Noto Sans SC" w:eastAsia="Noto Sans SC" w:cs="Noto Sans SC"/>
       <w:sz w:val="20"/>
       <w:szCs w:val="20"/>
     </w:rPr>
@@ -13414,7 +18969,7 @@
       </w:tabs>
     </w:pPr>
     <w:rPr>
-      <w:rFonts w:ascii="Noto Sans CJK SC" w:hAnsi="Noto Sans CJK SC" w:eastAsia="Noto Sans CJK SC" w:cs="Noto Sans CJK SC"/>
+      <w:rFonts w:ascii="Noto Sans SC" w:hAnsi="Noto Sans SC" w:eastAsia="Noto Sans SC" w:cs="Noto Sans SC"/>
       <w:sz w:val="20"/>
       <w:szCs w:val="20"/>
     </w:rPr>
@@ -13426,7 +18981,7 @@
     <w:unhideWhenUsed/>
     <w:rsid w:val="00D95D3F"/>
     <w:rPr>
-      <w:rFonts w:ascii="Noto Sans CJK SC" w:hAnsi="Noto Sans CJK SC" w:eastAsia="Noto Sans CJK SC" w:cs="Noto Sans CJK SC"/>
+      <w:rFonts w:ascii="Noto Sans SC" w:hAnsi="Noto Sans SC" w:eastAsia="Noto Sans SC" w:cs="Noto Sans SC"/>
       <w:b w:val="0"/>
       <w:i w:val="0"/>
       <w:sz w:val="22"/>
@@ -13443,7 +18998,7 @@
       <w:spacing w:before="60" w:line="240" w:lineRule="auto"/>
     </w:pPr>
     <w:rPr>
-      <w:rFonts w:ascii="Noto Sans CJK SC" w:hAnsi="Noto Sans CJK SC" w:eastAsia="Noto Sans CJK SC" w:cs="Noto Sans CJK SC"/>
+      <w:rFonts w:ascii="Noto Sans SC" w:hAnsi="Noto Sans SC" w:eastAsia="Noto Sans SC" w:cs="Noto Sans SC"/>
       <w:sz w:val="13"/>
     </w:rPr>
   </w:style>
@@ -13454,7 +19009,7 @@
     <w:uiPriority w:val="99"/>
     <w:rsid w:val="00716E6A"/>
     <w:rPr>
-      <w:rFonts w:ascii="Noto Sans CJK SC" w:hAnsi="Noto Sans CJK SC" w:eastAsia="Noto Sans CJK SC" w:cs="Noto Sans CJK SC"/>
+      <w:rFonts w:ascii="Noto Sans SC" w:hAnsi="Noto Sans SC" w:eastAsia="Noto Sans SC" w:cs="Noto Sans SC"/>
       <w:sz w:val="13"/>
       <w:lang w:val="en-CA"/>
     </w:rPr>
@@ -13467,7 +19022,7 @@
     <w:unhideWhenUsed/>
     <w:rsid w:val="00915470"/>
     <w:rPr>
-      <w:rFonts w:ascii="Noto Sans CJK SC" w:hAnsi="Noto Sans CJK SC" w:eastAsia="Noto Sans CJK SC" w:cs="Noto Sans CJK SC"/>
+      <w:rFonts w:ascii="Noto Sans SC" w:hAnsi="Noto Sans SC" w:eastAsia="Noto Sans SC" w:cs="Noto Sans SC"/>
       <w:vertAlign w:val="superscript"/>
     </w:rPr>
   </w:style>
@@ -13482,7 +19037,7 @@
       <w:contextualSpacing/>
     </w:pPr>
     <w:rPr>
-      <w:rFonts w:ascii="Noto Sans CJK SC" w:hAnsi="Noto Sans CJK SC" w:eastAsia="Noto Sans CJK SC" w:cs="Noto Sans CJK SC"/>
+      <w:rFonts w:ascii="Noto Sans SC" w:hAnsi="Noto Sans SC" w:eastAsia="Noto Sans SC" w:cs="Noto Sans SC"/>
     </w:rPr>
   </w:style>
   <w:style w:type="paragraph" w:styleId="ListContinue3">
@@ -13496,7 +19051,7 @@
       <w:contextualSpacing/>
     </w:pPr>
     <w:rPr>
-      <w:rFonts w:ascii="Noto Sans CJK SC" w:hAnsi="Noto Sans CJK SC" w:eastAsia="Noto Sans CJK SC" w:cs="Noto Sans CJK SC"/>
+      <w:rFonts w:ascii="Noto Sans SC" w:hAnsi="Noto Sans SC" w:eastAsia="Noto Sans SC" w:cs="Noto Sans SC"/>
     </w:rPr>
   </w:style>
   <w:style w:type="character" w:customStyle="1" w:styleId="Heading6Char">
@@ -13506,7 +19061,7 @@
     <w:uiPriority w:val="9"/>
     <w:rsid w:val="00397F0D"/>
     <w:rPr>
-      <w:rFonts w:cstheme="majorBidi" w:ascii="Noto Sans CJK SC" w:hAnsi="Noto Sans CJK SC" w:eastAsia="Noto Sans CJK SC" w:cs="Noto Sans CJK SC"/>
+      <w:rFonts w:cstheme="majorBidi" w:ascii="Noto Sans SC" w:hAnsi="Noto Sans SC" w:eastAsia="Noto Sans SC" w:cs="Noto Sans SC"/>
       <w:i/>
     </w:rPr>
   </w:style>
@@ -13518,7 +19073,7 @@
     <w:semiHidden/>
     <w:rsid w:val="008810FF"/>
     <w:rPr>
-      <w:rFonts w:cstheme="majorBidi" w:ascii="Noto Sans CJK SC" w:hAnsi="Noto Sans CJK SC" w:eastAsia="Noto Sans CJK SC" w:cs="Noto Sans CJK SC"/>
+      <w:rFonts w:cstheme="majorBidi" w:ascii="Noto Sans SC" w:hAnsi="Noto Sans SC" w:eastAsia="Noto Sans SC" w:cs="Noto Sans SC"/>
       <w:i/>
       <w:iCs/>
       <w:sz w:val="21"/>
@@ -13536,7 +19091,7 @@
       <w:spacing w:after="0" w:line="240" w:lineRule="auto"/>
     </w:pPr>
     <w:rPr>
-      <w:rFonts w:ascii="Noto Sans CJK SC" w:hAnsi="Noto Sans CJK SC" w:eastAsia="Noto Sans CJK SC" w:cs="Noto Sans CJK SC"/>
+      <w:rFonts w:ascii="Noto Sans SC" w:hAnsi="Noto Sans SC" w:eastAsia="Noto Sans SC" w:cs="Noto Sans SC"/>
     </w:rPr>
   </w:style>
   <w:style w:type="paragraph" w:customStyle="1" w:styleId="DocumentHead">
@@ -13552,7 +19107,7 @@
       <w:spacing w:after="120" w:line="276" w:lineRule="auto" w:before="0"/>
     </w:pPr>
     <w:rPr>
-      <w:rFonts w:ascii="Noto Sans CJK SC" w:hAnsi="Noto Sans CJK SC" w:eastAsia="Noto Sans CJK SC" w:cs="Noto Sans CJK SC"/>
+      <w:rFonts w:ascii="Noto Sans SC" w:hAnsi="Noto Sans SC" w:eastAsia="Noto Sans SC" w:cs="Noto Sans SC"/>
       <w:b/>
       <w:i w:val="0"/>
       <w:kern w:val="56"/>
@@ -13571,7 +19126,7 @@
       <w:spacing w:before="0" w:line="276" w:lineRule="auto" w:after="120"/>
     </w:pPr>
     <w:rPr>
-      <w:rFonts w:ascii="Noto Sans CJK SC" w:hAnsi="Noto Sans CJK SC" w:eastAsia="Noto Sans CJK SC" w:cs="Noto Sans CJK SC"/>
+      <w:rFonts w:ascii="Noto Sans SC" w:hAnsi="Noto Sans SC" w:eastAsia="Noto Sans SC" w:cs="Noto Sans SC"/>
       <w:b w:val="0"/>
       <w:i w:val="0"/>
       <w:sz w:val="28"/>
@@ -13586,7 +19141,7 @@
       <w:spacing w:before="360"/>
     </w:pPr>
     <w:rPr>
-      <w:rFonts w:ascii="Noto Sans CJK SC" w:hAnsi="Noto Sans CJK SC" w:eastAsia="Noto Sans CJK SC" w:cs="Noto Sans CJK SC"/>
+      <w:rFonts w:ascii="Noto Sans SC" w:hAnsi="Noto Sans SC" w:eastAsia="Noto Sans SC" w:cs="Noto Sans SC"/>
       <w:sz w:val="22"/>
     </w:rPr>
   </w:style>
@@ -13601,7 +19156,7 @@
       <w:contextualSpacing/>
     </w:pPr>
     <w:rPr>
-      <w:rFonts w:ascii="Noto Sans CJK SC" w:hAnsi="Noto Sans CJK SC" w:eastAsia="Noto Sans CJK SC" w:cs="Noto Sans CJK SC"/>
+      <w:rFonts w:ascii="Noto Sans SC" w:hAnsi="Noto Sans SC" w:eastAsia="Noto Sans SC" w:cs="Noto Sans SC"/>
     </w:rPr>
   </w:style>
   <w:style w:type="table" w:styleId="TableGrid">
@@ -13637,7 +19192,7 @@
       </w:rPr>
     </w:tblStylePr>
     <w:rPr>
-      <w:rFonts w:ascii="Noto Sans CJK SC" w:hAnsi="Noto Sans CJK SC" w:eastAsia="Noto Sans CJK SC" w:cs="Noto Sans CJK SC"/>
+      <w:rFonts w:ascii="Noto Sans SC" w:hAnsi="Noto Sans SC" w:eastAsia="Noto Sans SC" w:cs="Noto Sans SC"/>
     </w:rPr>
   </w:style>
   <w:style w:type="table" w:customStyle="1" w:styleId="Table-Liste">
@@ -13712,7 +19267,7 @@
       <w:tcPr/>
     </w:tblStylePr>
     <w:rPr>
-      <w:rFonts w:ascii="Noto Sans CJK SC" w:hAnsi="Noto Sans CJK SC" w:eastAsia="Noto Sans CJK SC" w:cs="Noto Sans CJK SC"/>
+      <w:rFonts w:ascii="Noto Sans SC" w:hAnsi="Noto Sans SC" w:eastAsia="Noto Sans SC" w:cs="Noto Sans SC"/>
     </w:rPr>
   </w:style>
   <w:style w:type="paragraph" w:customStyle="1" w:styleId="Charttitle">
@@ -13725,7 +19280,7 @@
       <w:outlineLvl w:val="9"/>
     </w:pPr>
     <w:rPr>
-      <w:rFonts w:ascii="Noto Sans CJK SC" w:hAnsi="Noto Sans CJK SC" w:eastAsia="Noto Sans CJK SC" w:cs="Noto Sans CJK SC"/>
+      <w:rFonts w:ascii="Noto Sans SC" w:hAnsi="Noto Sans SC" w:eastAsia="Noto Sans SC" w:cs="Noto Sans SC"/>
       <w:b w:val="0"/>
       <w:sz w:val="26"/>
     </w:rPr>
@@ -13805,7 +19360,7 @@
       </w:pPr>
     </w:tblStylePr>
     <w:rPr>
-      <w:rFonts w:ascii="Noto Sans CJK SC" w:hAnsi="Noto Sans CJK SC" w:eastAsia="Noto Sans CJK SC" w:cs="Noto Sans CJK SC"/>
+      <w:rFonts w:ascii="Noto Sans SC" w:hAnsi="Noto Sans SC" w:eastAsia="Noto Sans SC" w:cs="Noto Sans SC"/>
     </w:rPr>
   </w:style>
   <w:style w:type="paragraph" w:styleId="TOC4">
@@ -13824,7 +19379,7 @@
       <w:ind w:left="720"/>
     </w:pPr>
     <w:rPr>
-      <w:rFonts w:ascii="Noto Sans CJK SC" w:hAnsi="Noto Sans CJK SC" w:eastAsia="Noto Sans CJK SC" w:cs="Noto Sans CJK SC"/>
+      <w:rFonts w:ascii="Noto Sans SC" w:hAnsi="Noto Sans SC" w:eastAsia="Noto Sans SC" w:cs="Noto Sans SC"/>
     </w:rPr>
   </w:style>
   <w:style w:type="paragraph" w:styleId="TOC5">
@@ -13840,7 +19395,7 @@
       <w:ind w:left="720"/>
     </w:pPr>
     <w:rPr>
-      <w:rFonts w:ascii="Noto Sans CJK SC" w:hAnsi="Noto Sans CJK SC" w:eastAsia="Noto Sans CJK SC" w:cs="Noto Sans CJK SC"/>
+      <w:rFonts w:ascii="Noto Sans SC" w:hAnsi="Noto Sans SC" w:eastAsia="Noto Sans SC" w:cs="Noto Sans SC"/>
     </w:rPr>
   </w:style>
   <w:style w:type="paragraph" w:customStyle="1" w:styleId="Cover">
@@ -13853,7 +19408,7 @@
       <w:spacing w:line="180" w:lineRule="auto"/>
     </w:pPr>
     <w:rPr>
-      <w:rFonts w:cs="Noto Sans CJK SC" w:ascii="Noto Sans CJK SC" w:hAnsi="Noto Sans CJK SC" w:eastAsia="Noto Sans CJK SC"/>
+      <w:rFonts w:cs="Noto Sans SC" w:ascii="Noto Sans SC" w:hAnsi="Noto Sans SC" w:eastAsia="Noto Sans SC"/>
       <w:b/>
       <w:spacing w:val="-50"/>
       <w:kern w:val="72"/>
@@ -13870,7 +19425,7 @@
       <w:spacing w:after="180" w:line="240" w:lineRule="auto"/>
     </w:pPr>
     <w:rPr>
-      <w:rFonts w:ascii="Noto Sans CJK SC" w:hAnsi="Noto Sans CJK SC" w:eastAsia="Noto Sans CJK SC" w:cs="Noto Sans CJK SC"/>
+      <w:rFonts w:ascii="Noto Sans SC" w:hAnsi="Noto Sans SC" w:eastAsia="Noto Sans SC" w:cs="Noto Sans SC"/>
       <w:b/>
       <w:sz w:val="54"/>
     </w:rPr>
@@ -13882,7 +19437,7 @@
     <w:qFormat/>
     <w:rsid w:val="009F7E00"/>
     <w:rPr>
-      <w:rFonts w:ascii="Noto Sans CJK SC" w:hAnsi="Noto Sans CJK SC" w:eastAsia="Noto Sans CJK SC" w:cs="Noto Sans CJK SC"/>
+      <w:rFonts w:ascii="Noto Sans SC" w:hAnsi="Noto Sans SC" w:eastAsia="Noto Sans SC" w:cs="Noto Sans SC"/>
     </w:rPr>
   </w:style>
   <w:style w:type="paragraph" w:customStyle="1" w:styleId="Introduction">
@@ -13893,7 +19448,7 @@
     <w:qFormat/>
     <w:rsid w:val="005D795E"/>
     <w:rPr>
-      <w:rFonts w:ascii="Noto Sans CJK SC" w:hAnsi="Noto Sans CJK SC" w:eastAsia="Noto Sans CJK SC" w:cs="Noto Sans CJK SC"/>
+      <w:rFonts w:ascii="Noto Sans SC" w:hAnsi="Noto Sans SC" w:eastAsia="Noto Sans SC" w:cs="Noto Sans SC"/>
       <w:b/>
       <w:sz w:val="24"/>
     </w:rPr>
@@ -13914,7 +19469,7 @@
       <w:jc w:val="center"/>
     </w:pPr>
     <w:rPr>
-      <w:rFonts w:ascii="Noto Sans CJK SC" w:hAnsi="Noto Sans CJK SC" w:eastAsia="Noto Sans CJK SC" w:cs="Noto Sans CJK SC"/>
+      <w:rFonts w:ascii="Noto Sans SC" w:hAnsi="Noto Sans SC" w:eastAsia="Noto Sans SC" w:cs="Noto Sans SC"/>
     </w:rPr>
   </w:style>
   <w:style w:type="paragraph" w:customStyle="1" w:styleId="Tabletitle">
@@ -13930,7 +19485,7 @@
       <w:spacing w:lineRule="auto" w:line="276" w:after="120" w:before="0"/>
     </w:pPr>
     <w:rPr>
-      <w:rFonts w:ascii="Noto Sans CJK SC" w:hAnsi="Noto Sans CJK SC" w:eastAsia="Noto Sans CJK SC" w:cs="Noto Sans CJK SC"/>
+      <w:rFonts w:ascii="Noto Sans SC" w:hAnsi="Noto Sans SC" w:eastAsia="Noto Sans SC" w:cs="Noto Sans SC"/>
       <w:b w:val="0"/>
       <w:i w:val="0"/>
       <w:sz w:val="20"/>
@@ -13945,7 +19500,7 @@
       <w:spacing w:after="60"/>
     </w:pPr>
     <w:rPr>
-      <w:rFonts w:ascii="Noto Sans CJK SC" w:hAnsi="Noto Sans CJK SC" w:eastAsia="Noto Sans CJK SC" w:cs="Noto Sans CJK SC"/>
+      <w:rFonts w:ascii="Noto Sans SC" w:hAnsi="Noto Sans SC" w:eastAsia="Noto Sans SC" w:cs="Noto Sans SC"/>
       <w:b/>
     </w:rPr>
   </w:style>
@@ -13959,7 +19514,7 @@
       <w:spacing w:before="480" w:after="0" w:line="240" w:lineRule="auto"/>
     </w:pPr>
     <w:rPr>
-      <w:rFonts w:ascii="Noto Sans CJK SC" w:hAnsi="Noto Sans CJK SC" w:eastAsia="Noto Sans CJK SC" w:cs="Noto Sans CJK SC"/>
+      <w:rFonts w:ascii="Noto Sans SC" w:hAnsi="Noto Sans SC" w:eastAsia="Noto Sans SC" w:cs="Noto Sans SC"/>
       <w:b/>
       <w:sz w:val="32"/>
       <w:szCs w:val="32"/>
@@ -13975,7 +19530,7 @@
       <w:spacing w:line="240" w:lineRule="auto"/>
     </w:pPr>
     <w:rPr>
-      <w:rFonts w:ascii="Noto Sans CJK SC" w:hAnsi="Noto Sans CJK SC" w:eastAsia="Noto Sans CJK SC" w:cs="Noto Sans CJK SC"/>
+      <w:rFonts w:ascii="Noto Sans SC" w:hAnsi="Noto Sans SC" w:eastAsia="Noto Sans SC" w:cs="Noto Sans SC"/>
       <w:b/>
       <w:sz w:val="26"/>
       <w:szCs w:val="26"/>
@@ -13993,7 +19548,7 @@
       <w:spacing w:after="0" w:line="240" w:lineRule="auto"/>
     </w:pPr>
     <w:rPr>
-      <w:rFonts w:ascii="Noto Sans CJK SC" w:hAnsi="Noto Sans CJK SC" w:cs="Noto Sans CJK SC" w:eastAsia="Noto Sans CJK SC"/>
+      <w:rFonts w:ascii="Noto Sans SC" w:hAnsi="Noto Sans SC" w:cs="Noto Sans SC" w:eastAsia="Noto Sans SC"/>
       <w:sz w:val="16"/>
       <w:szCs w:val="16"/>
     </w:rPr>
@@ -14006,7 +19561,7 @@
     <w:semiHidden/>
     <w:rsid w:val="004B2235"/>
     <w:rPr>
-      <w:rFonts w:ascii="Noto Sans CJK SC" w:hAnsi="Noto Sans CJK SC" w:cs="Noto Sans CJK SC" w:eastAsia="Noto Sans CJK SC"/>
+      <w:rFonts w:ascii="Noto Sans SC" w:hAnsi="Noto Sans SC" w:cs="Noto Sans SC" w:eastAsia="Noto Sans SC"/>
       <w:sz w:val="16"/>
       <w:szCs w:val="16"/>
       <w:lang w:val="en-CA"/>
@@ -14018,7 +19573,7 @@
     <w:uiPriority w:val="40"/>
     <w:rsid w:val="0095523C"/>
     <w:rPr>
-      <w:rFonts w:ascii="Noto Sans CJK SC" w:hAnsi="Noto Sans CJK SC" w:eastAsia="Noto Sans CJK SC" w:cs="Noto Sans CJK SC"/>
+      <w:rFonts w:ascii="Noto Sans SC" w:hAnsi="Noto Sans SC" w:eastAsia="Noto Sans SC" w:cs="Noto Sans SC"/>
       <w:position w:val="12"/>
     </w:rPr>
   </w:style>
@@ -14030,7 +19585,7 @@
     <w:unhideWhenUsed/>
     <w:rsid w:val="00B74DBA"/>
     <w:rPr>
-      <w:rFonts w:ascii="Noto Sans CJK SC" w:hAnsi="Noto Sans CJK SC" w:eastAsia="Noto Sans CJK SC" w:cs="Noto Sans CJK SC"/>
+      <w:rFonts w:ascii="Noto Sans SC" w:hAnsi="Noto Sans SC" w:eastAsia="Noto Sans SC" w:cs="Noto Sans SC"/>
     </w:rPr>
   </w:style>
   <w:style w:type="character" w:styleId="FollowedHyperlink">
@@ -14041,7 +19596,7 @@
     <w:unhideWhenUsed/>
     <w:rsid w:val="008C21CA"/>
     <w:rPr>
-      <w:rFonts w:ascii="Noto Sans CJK SC" w:hAnsi="Noto Sans CJK SC" w:eastAsia="Noto Sans CJK SC" w:cs="Noto Sans CJK SC"/>
+      <w:rFonts w:ascii="Noto Sans SC" w:hAnsi="Noto Sans SC" w:eastAsia="Noto Sans SC" w:cs="Noto Sans SC"/>
       <w:u w:val="single"/>
     </w:rPr>
   </w:style>
@@ -14052,7 +19607,7 @@
     <w:uiPriority w:val="1"/>
     <w:rsid w:val="00684B13"/>
     <w:rPr>
-      <w:rFonts w:ascii="Noto Sans CJK SC" w:hAnsi="Noto Sans CJK SC" w:eastAsia="Noto Sans CJK SC" w:cs="Noto Sans CJK SC"/>
+      <w:rFonts w:ascii="Noto Sans SC" w:hAnsi="Noto Sans SC" w:eastAsia="Noto Sans SC" w:cs="Noto Sans SC"/>
     </w:rPr>
   </w:style>
   <w:style w:type="paragraph" w:customStyle="1" w:styleId="Corpsdetexte-Notes">
@@ -14063,7 +19618,7 @@
     <w:qFormat/>
     <w:rsid w:val="007C75EE"/>
     <w:rPr>
-      <w:rFonts w:cs="Noto Sans CJK SC" w:ascii="Noto Sans CJK SC" w:hAnsi="Noto Sans CJK SC" w:eastAsia="Noto Sans CJK SC"/>
+      <w:rFonts w:cs="Noto Sans SC" w:ascii="Noto Sans SC" w:hAnsi="Noto Sans SC" w:eastAsia="Noto Sans SC"/>
       <w:bCs/>
       <w:lang w:val="en-US"/>
     </w:rPr>
@@ -14076,7 +19631,7 @@
     <w:qFormat/>
     <w:rsid w:val="007C75EE"/>
     <w:rPr>
-      <w:rFonts w:cs="Noto Sans CJK SC" w:ascii="Noto Sans CJK SC" w:hAnsi="Noto Sans CJK SC" w:eastAsia="Noto Sans CJK SC"/>
+      <w:rFonts w:cs="Noto Sans SC" w:ascii="Noto Sans SC" w:hAnsi="Noto Sans SC" w:eastAsia="Noto Sans SC"/>
       <w:lang w:val="en-US"/>
     </w:rPr>
   </w:style>
@@ -14086,7 +19641,7 @@
     <w:link w:val="Corpsdetexte-Notes"/>
     <w:rsid w:val="007C75EE"/>
     <w:rPr>
-      <w:rFonts w:cs="Noto Sans CJK SC" w:ascii="Noto Sans CJK SC" w:hAnsi="Noto Sans CJK SC" w:eastAsia="Noto Sans CJK SC"/>
+      <w:rFonts w:cs="Noto Sans SC" w:ascii="Noto Sans SC" w:hAnsi="Noto Sans SC" w:eastAsia="Noto Sans SC"/>
       <w:bCs/>
       <w:lang w:val="en-US"/>
     </w:rPr>
@@ -14099,7 +19654,7 @@
     <w:unhideWhenUsed/>
     <w:rsid w:val="00E332D8"/>
     <w:rPr>
-      <w:rFonts w:ascii="Noto Sans CJK SC" w:hAnsi="Noto Sans CJK SC" w:eastAsia="Noto Sans CJK SC" w:cs="Noto Sans CJK SC"/>
+      <w:rFonts w:ascii="Noto Sans SC" w:hAnsi="Noto Sans SC" w:eastAsia="Noto Sans SC" w:cs="Noto Sans SC"/>
       <w:sz w:val="16"/>
       <w:szCs w:val="16"/>
     </w:rPr>
@@ -14116,7 +19671,7 @@
       <w:spacing w:line="240" w:lineRule="auto"/>
     </w:pPr>
     <w:rPr>
-      <w:rFonts w:ascii="Noto Sans CJK SC" w:hAnsi="Noto Sans CJK SC" w:eastAsia="Noto Sans CJK SC" w:cs="Noto Sans CJK SC"/>
+      <w:rFonts w:ascii="Noto Sans SC" w:hAnsi="Noto Sans SC" w:eastAsia="Noto Sans SC" w:cs="Noto Sans SC"/>
     </w:rPr>
   </w:style>
   <w:style w:type="character" w:customStyle="1" w:styleId="CommentTextChar">
@@ -14127,7 +19682,7 @@
     <w:semiHidden/>
     <w:rsid w:val="00E332D8"/>
     <w:rPr>
-      <w:rFonts w:ascii="Noto Sans CJK SC" w:hAnsi="Noto Sans CJK SC" w:eastAsia="Noto Sans CJK SC" w:cs="Noto Sans CJK SC"/>
+      <w:rFonts w:ascii="Noto Sans SC" w:hAnsi="Noto Sans SC" w:eastAsia="Noto Sans SC" w:cs="Noto Sans SC"/>
     </w:rPr>
   </w:style>
   <w:style w:type="paragraph" w:styleId="CommentSubject">
@@ -14140,7 +19695,7 @@
     <w:unhideWhenUsed/>
     <w:rsid w:val="00E332D8"/>
     <w:rPr>
-      <w:rFonts w:ascii="Noto Sans CJK SC" w:hAnsi="Noto Sans CJK SC" w:eastAsia="Noto Sans CJK SC" w:cs="Noto Sans CJK SC"/>
+      <w:rFonts w:ascii="Noto Sans SC" w:hAnsi="Noto Sans SC" w:eastAsia="Noto Sans SC" w:cs="Noto Sans SC"/>
       <w:b/>
       <w:bCs/>
     </w:rPr>
@@ -14153,7 +19708,7 @@
     <w:semiHidden/>
     <w:rsid w:val="00E332D8"/>
     <w:rPr>
-      <w:rFonts w:ascii="Noto Sans CJK SC" w:hAnsi="Noto Sans CJK SC" w:eastAsia="Noto Sans CJK SC" w:cs="Noto Sans CJK SC"/>
+      <w:rFonts w:ascii="Noto Sans SC" w:hAnsi="Noto Sans SC" w:eastAsia="Noto Sans SC" w:cs="Noto Sans SC"/>
       <w:b/>
       <w:bCs/>
     </w:rPr>

--- a/doc/交付/2026-10-03-答辩与商业计划书/Blocky-Studio-小学Agent商业计划书-2026-10-03.docx
+++ b/doc/交付/2026-10-03-答辩与商业计划书/Blocky-Studio-小学Agent商业计划书-2026-10-03.docx
@@ -31,7 +31,7 @@
         <w:pStyle w:val="DocumentSubhead"/>
       </w:pPr>
       <w:r>
-        <w:t>面向小学的积木式Agent创作教育与机构服务规划</w:t>
+        <w:t>积木式Agent创作产品研发与条件商业化规划</w:t>
       </w:r>
     </w:p>
     <w:p>
@@ -55,7 +55,7 @@
         <w:pStyle w:val="BodyText"/>
       </w:pPr>
       <w:r>
-        <w:t>Version: 4.0</w:t>
+        <w:t>Version: 5.0</w:t>
       </w:r>
     </w:p>
     <w:p>
@@ -143,7 +143,7 @@
         <w:pStyle w:val="TOC1"/>
       </w:pPr>
       <w:r>
-        <w:t>﻿1. 企业与产品概况</w:t>
+        <w:t>﻿1. 研发命题与当前工程基础</w:t>
       </w:r>
       <w:r>
         <w:tab/>
@@ -169,7 +169,7 @@
         <w:pStyle w:val="TOC2"/>
       </w:pPr>
       <w:r>
-        <w:t>﻿1.1 产品与教学价值</w:t>
+        <w:t>﻿1.1 为什么研发积木审阅</w:t>
       </w:r>
       <w:r>
         <w:tab/>
@@ -195,7 +195,7 @@
         <w:pStyle w:val="TOC2"/>
       </w:pPr>
       <w:r>
-        <w:t>﻿1.2 目标市场与需求判断</w:t>
+        <w:t>﻿1.2 未来需求场景与采证设计</w:t>
       </w:r>
       <w:r>
         <w:tab/>
@@ -247,7 +247,7 @@
         <w:pStyle w:val="TOC1"/>
       </w:pPr>
       <w:r>
-        <w:t>﻿2. 销售与客户服务</w:t>
+        <w:t>﻿2. 六模板与后续产品研发</w:t>
       </w:r>
       <w:r>
         <w:tab/>
@@ -273,7 +273,7 @@
         <w:pStyle w:val="TOC2"/>
       </w:pPr>
       <w:r>
-        <w:t>﻿2.1 客户角色与购买条件</w:t>
+        <w:t>﻿2.1 六模板的分批完善</w:t>
       </w:r>
       <w:r>
         <w:tab/>
@@ -299,7 +299,7 @@
         <w:pStyle w:val="TOC2"/>
       </w:pPr>
       <w:r>
-        <w:t>﻿2.2 试点教育服务与报价</w:t>
+        <w:t>﻿2.2 后续产品开发与依赖</w:t>
       </w:r>
       <w:r>
         <w:tab/>
@@ -325,7 +325,7 @@
         <w:pStyle w:val="TOC2"/>
       </w:pPr>
       <w:r>
-        <w:t>﻿2.3 机构组织后台建设</w:t>
+        <w:t>﻿2.3 产品准备与真实场景关口</w:t>
       </w:r>
       <w:r>
         <w:tab/>
@@ -348,10 +348,36 @@
     </w:p>
     <w:p>
       <w:pPr>
+        <w:pStyle w:val="TOC1"/>
+      </w:pPr>
+      <w:r>
+        <w:t>﻿3. 真实场景后的商业机制设计</w:t>
+      </w:r>
+      <w:r>
+        <w:tab/>
+      </w:r>
+      <w:r>
+        <w:fldChar w:fldCharType="begin"/>
+      </w:r>
+      <w:r>
+        <w:instrText> PAGEREF _TocBlocky9 \h </w:instrText>
+      </w:r>
+      <w:r>
+        <w:fldChar w:fldCharType="separate"/>
+      </w:r>
+      <w:r>
+        <w:t>9</w:t>
+      </w:r>
+      <w:r>
+        <w:fldChar w:fldCharType="end"/>
+      </w:r>
+    </w:p>
+    <w:p>
+      <w:pPr>
         <w:pStyle w:val="TOC2"/>
       </w:pPr>
       <w:r>
-        <w:t>﻿2.4 独立算力与模型账户</w:t>
+        <w:t>﻿3.1 未来使用角色与采购条件</w:t>
       </w:r>
       <w:r>
         <w:tab/>
@@ -360,7 +386,7 @@
         <w:fldChar w:fldCharType="begin"/>
       </w:r>
       <w:r>
-        <w:instrText> PAGEREF _TocBlocky9 \h </w:instrText>
+        <w:instrText> PAGEREF _TocBlocky10 \h </w:instrText>
       </w:r>
       <w:r>
         <w:fldChar w:fldCharType="separate"/>
@@ -377,7 +403,7 @@
         <w:pStyle w:val="TOC2"/>
       </w:pPr>
       <w:r>
-        <w:t>﻿2.5 获客与验证路径</w:t>
+        <w:t>﻿3.2 条件教育服务与范围设计</w:t>
       </w:r>
       <w:r>
         <w:tab/>
@@ -386,7 +412,7 @@
         <w:fldChar w:fldCharType="begin"/>
       </w:r>
       <w:r>
-        <w:instrText> PAGEREF _TocBlocky10 \h </w:instrText>
+        <w:instrText> PAGEREF _TocBlocky11 \h </w:instrText>
       </w:r>
       <w:r>
         <w:fldChar w:fldCharType="separate"/>
@@ -400,10 +426,88 @@
     </w:p>
     <w:p>
       <w:pPr>
+        <w:pStyle w:val="TOC2"/>
+      </w:pPr>
+      <w:r>
+        <w:t>﻿3.3 组织后台与付费能力规划</w:t>
+      </w:r>
+      <w:r>
+        <w:tab/>
+      </w:r>
+      <w:r>
+        <w:fldChar w:fldCharType="begin"/>
+      </w:r>
+      <w:r>
+        <w:instrText> PAGEREF _TocBlocky12 \h </w:instrText>
+      </w:r>
+      <w:r>
+        <w:fldChar w:fldCharType="separate"/>
+      </w:r>
+      <w:r>
+        <w:t>10</w:t>
+      </w:r>
+      <w:r>
+        <w:fldChar w:fldCharType="end"/>
+      </w:r>
+    </w:p>
+    <w:p>
+      <w:pPr>
+        <w:pStyle w:val="TOC2"/>
+      </w:pPr>
+      <w:r>
+        <w:t>﻿3.4 独立算力与模型账户机制</w:t>
+      </w:r>
+      <w:r>
+        <w:tab/>
+      </w:r>
+      <w:r>
+        <w:fldChar w:fldCharType="begin"/>
+      </w:r>
+      <w:r>
+        <w:instrText> PAGEREF _TocBlocky13 \h </w:instrText>
+      </w:r>
+      <w:r>
+        <w:fldChar w:fldCharType="separate"/>
+      </w:r>
+      <w:r>
+        <w:t>11</w:t>
+      </w:r>
+      <w:r>
+        <w:fldChar w:fldCharType="end"/>
+      </w:r>
+    </w:p>
+    <w:p>
+      <w:pPr>
+        <w:pStyle w:val="TOC2"/>
+      </w:pPr>
+      <w:r>
+        <w:t>﻿3.5 研发关口后的渠道验证</w:t>
+      </w:r>
+      <w:r>
+        <w:tab/>
+      </w:r>
+      <w:r>
+        <w:fldChar w:fldCharType="begin"/>
+      </w:r>
+      <w:r>
+        <w:instrText> PAGEREF _TocBlocky14 \h </w:instrText>
+      </w:r>
+      <w:r>
+        <w:fldChar w:fldCharType="separate"/>
+      </w:r>
+      <w:r>
+        <w:t>12</w:t>
+      </w:r>
+      <w:r>
+        <w:fldChar w:fldCharType="end"/>
+      </w:r>
+    </w:p>
+    <w:p>
+      <w:pPr>
         <w:pStyle w:val="TOC1"/>
       </w:pPr>
       <w:r>
-        <w:t>﻿3. 运营计划</w:t>
+        <w:t>﻿4. 研发执行与条件交付安排</w:t>
       </w:r>
       <w:r>
         <w:tab/>
@@ -412,13 +516,13 @@
         <w:fldChar w:fldCharType="begin"/>
       </w:r>
       <w:r>
-        <w:instrText> PAGEREF _TocBlocky11 \h </w:instrText>
+        <w:instrText> PAGEREF _TocBlocky15 \h </w:instrText>
       </w:r>
       <w:r>
         <w:fldChar w:fldCharType="separate"/>
       </w:r>
       <w:r>
-        <w:t>11</w:t>
+        <w:t>13</w:t>
       </w:r>
       <w:r>
         <w:fldChar w:fldCharType="end"/>
@@ -429,7 +533,7 @@
         <w:pStyle w:val="TOC1"/>
       </w:pPr>
       <w:r>
-        <w:t>﻿4. 交付资源与复用资产</w:t>
+        <w:t>﻿5. 开源、课程与组织资产积累</w:t>
       </w:r>
       <w:r>
         <w:tab/>
@@ -438,13 +542,13 @@
         <w:fldChar w:fldCharType="begin"/>
       </w:r>
       <w:r>
-        <w:instrText> PAGEREF _TocBlocky12 \h </w:instrText>
+        <w:instrText> PAGEREF _TocBlocky16 \h </w:instrText>
       </w:r>
       <w:r>
         <w:fldChar w:fldCharType="separate"/>
       </w:r>
       <w:r>
-        <w:t>11</w:t>
+        <w:t>13</w:t>
       </w:r>
       <w:r>
         <w:fldChar w:fldCharType="end"/>
@@ -455,7 +559,7 @@
         <w:pStyle w:val="TOC1"/>
       </w:pPr>
       <w:r>
-        <w:t>﻿5. 战略实施与财务安排</w:t>
+        <w:t>﻿6. 研发里程碑、资源与条件决策</w:t>
       </w:r>
       <w:r>
         <w:tab/>
@@ -464,13 +568,13 @@
         <w:fldChar w:fldCharType="begin"/>
       </w:r>
       <w:r>
-        <w:instrText> PAGEREF _TocBlocky13 \h </w:instrText>
+        <w:instrText> PAGEREF _TocBlocky17 \h </w:instrText>
       </w:r>
       <w:r>
         <w:fldChar w:fldCharType="separate"/>
       </w:r>
       <w:r>
-        <w:t>12</w:t>
+        <w:t>14</w:t>
       </w:r>
       <w:r>
         <w:fldChar w:fldCharType="end"/>
@@ -481,7 +585,7 @@
         <w:pStyle w:val="TOC2"/>
       </w:pPr>
       <w:r>
-        <w:t>﻿5.1 市场进入与定位</w:t>
+        <w:t>﻿6.1 场景进入条件与定位</w:t>
       </w:r>
       <w:r>
         <w:tab/>
@@ -490,13 +594,13 @@
         <w:fldChar w:fldCharType="begin"/>
       </w:r>
       <w:r>
-        <w:instrText> PAGEREF _TocBlocky14 \h </w:instrText>
+        <w:instrText> PAGEREF _TocBlocky18 \h </w:instrText>
       </w:r>
       <w:r>
         <w:fldChar w:fldCharType="separate"/>
       </w:r>
       <w:r>
-        <w:t>12</w:t>
+        <w:t>14</w:t>
       </w:r>
       <w:r>
         <w:fldChar w:fldCharType="end"/>
@@ -507,7 +611,7 @@
         <w:pStyle w:val="TOC2"/>
       </w:pPr>
       <w:r>
-        <w:t>﻿5.2 商业模式与用量成本</w:t>
+        <w:t>﻿6.2 24个月建设与用量测算边界</w:t>
       </w:r>
       <w:r>
         <w:tab/>
@@ -516,13 +620,13 @@
         <w:fldChar w:fldCharType="begin"/>
       </w:r>
       <w:r>
-        <w:instrText> PAGEREF _TocBlocky15 \h </w:instrText>
+        <w:instrText> PAGEREF _TocBlocky19 \h </w:instrText>
       </w:r>
       <w:r>
         <w:fldChar w:fldCharType="separate"/>
       </w:r>
       <w:r>
-        <w:t>12</w:t>
+        <w:t>14</w:t>
       </w:r>
       <w:r>
         <w:fldChar w:fldCharType="end"/>
@@ -533,7 +637,7 @@
         <w:pStyle w:val="TOC2"/>
       </w:pPr>
       <w:r>
-        <w:t>﻿5.3 阶段目标</w:t>
+        <w:t>﻿6.3 未来教学场景的观察设计</w:t>
       </w:r>
       <w:r>
         <w:tab/>
@@ -542,13 +646,13 @@
         <w:fldChar w:fldCharType="begin"/>
       </w:r>
       <w:r>
-        <w:instrText> PAGEREF _TocBlocky16 \h </w:instrText>
+        <w:instrText> PAGEREF _TocBlocky20 \h </w:instrText>
       </w:r>
       <w:r>
         <w:fldChar w:fldCharType="separate"/>
       </w:r>
       <w:r>
-        <w:t>13</w:t>
+        <w:t>15</w:t>
       </w:r>
       <w:r>
         <w:fldChar w:fldCharType="end"/>
@@ -559,7 +663,7 @@
         <w:pStyle w:val="TOC2"/>
       </w:pPr>
       <w:r>
-        <w:t>﻿5.4 近期项目与退出条件</w:t>
+        <w:t>﻿6.4 近期研发任务与转向条件</w:t>
       </w:r>
       <w:r>
         <w:tab/>
@@ -568,13 +672,13 @@
         <w:fldChar w:fldCharType="begin"/>
       </w:r>
       <w:r>
-        <w:instrText> PAGEREF _TocBlocky17 \h </w:instrText>
+        <w:instrText> PAGEREF _TocBlocky21 \h </w:instrText>
       </w:r>
       <w:r>
         <w:fldChar w:fldCharType="separate"/>
       </w:r>
       <w:r>
-        <w:t>14</w:t>
+        <w:t>16</w:t>
       </w:r>
       <w:r>
         <w:fldChar w:fldCharType="end"/>
@@ -585,7 +689,7 @@
         <w:pStyle w:val="TOC2"/>
       </w:pPr>
       <w:r>
-        <w:t>﻿5.5 资源与资金需求</w:t>
+        <w:t>﻿6.5 资源与资金需求</w:t>
       </w:r>
       <w:r>
         <w:tab/>
@@ -594,13 +698,13 @@
         <w:fldChar w:fldCharType="begin"/>
       </w:r>
       <w:r>
-        <w:instrText> PAGEREF _TocBlocky18 \h </w:instrText>
+        <w:instrText> PAGEREF _TocBlocky22 \h </w:instrText>
       </w:r>
       <w:r>
         <w:fldChar w:fldCharType="separate"/>
       </w:r>
       <w:r>
-        <w:t>14</w:t>
+        <w:t>16</w:t>
       </w:r>
       <w:r>
         <w:fldChar w:fldCharType="end"/>
@@ -611,7 +715,7 @@
         <w:pStyle w:val="TOC2"/>
       </w:pPr>
       <w:r>
-        <w:t>﻿5.6 实施路线图</w:t>
+        <w:t>﻿6.6 按研发准备推进的路线图</w:t>
       </w:r>
       <w:r>
         <w:tab/>
@@ -620,13 +724,13 @@
         <w:fldChar w:fldCharType="begin"/>
       </w:r>
       <w:r>
-        <w:instrText> PAGEREF _TocBlocky19 \h </w:instrText>
+        <w:instrText> PAGEREF _TocBlocky23 \h </w:instrText>
       </w:r>
       <w:r>
         <w:fldChar w:fldCharType="separate"/>
       </w:r>
       <w:r>
-        <w:t>16</w:t>
+        <w:t>18</w:t>
       </w:r>
       <w:r>
         <w:fldChar w:fldCharType="end"/>
@@ -637,7 +741,7 @@
         <w:pStyle w:val="TOC2"/>
       </w:pPr>
       <w:r>
-        <w:t>﻿5.7 主要风险与应对</w:t>
+        <w:t>﻿6.7 研发与场景风险</w:t>
       </w:r>
       <w:r>
         <w:tab/>
@@ -646,13 +750,13 @@
         <w:fldChar w:fldCharType="begin"/>
       </w:r>
       <w:r>
-        <w:instrText> PAGEREF _TocBlocky20 \h </w:instrText>
+        <w:instrText> PAGEREF _TocBlocky24 \h </w:instrText>
       </w:r>
       <w:r>
         <w:fldChar w:fldCharType="separate"/>
       </w:r>
       <w:r>
-        <w:t>18</w:t>
+        <w:t>20</w:t>
       </w:r>
       <w:r>
         <w:fldChar w:fldCharType="end"/>
@@ -672,13 +776,13 @@
         <w:fldChar w:fldCharType="begin"/>
       </w:r>
       <w:r>
-        <w:instrText> PAGEREF _TocBlocky21 \h </w:instrText>
+        <w:instrText> PAGEREF _TocBlocky25 \h </w:instrText>
       </w:r>
       <w:r>
         <w:fldChar w:fldCharType="separate"/>
       </w:r>
       <w:r>
-        <w:t>19</w:t>
+        <w:t>21</w:t>
       </w:r>
       <w:r>
         <w:fldChar w:fldCharType="end"/>
@@ -698,13 +802,13 @@
         <w:fldChar w:fldCharType="begin"/>
       </w:r>
       <w:r>
-        <w:instrText> PAGEREF _TocBlocky22 \h </w:instrText>
+        <w:instrText> PAGEREF _TocBlocky26 \h </w:instrText>
       </w:r>
       <w:r>
         <w:fldChar w:fldCharType="separate"/>
       </w:r>
       <w:r>
-        <w:t>20</w:t>
+        <w:t>22</w:t>
       </w:r>
       <w:r>
         <w:fldChar w:fldCharType="end"/>
@@ -724,13 +828,13 @@
         <w:fldChar w:fldCharType="begin"/>
       </w:r>
       <w:r>
-        <w:instrText> PAGEREF _TocBlocky23 \h </w:instrText>
+        <w:instrText> PAGEREF _TocBlocky27 \h </w:instrText>
       </w:r>
       <w:r>
         <w:fldChar w:fldCharType="separate"/>
       </w:r>
       <w:r>
-        <w:t>21</w:t>
+        <w:t>24</w:t>
       </w:r>
       <w:r>
         <w:fldChar w:fldCharType="end"/>
@@ -759,7 +863,7 @@
         <w:pStyle w:val="BodyText"/>
       </w:pPr>
       <w:r>
-        <w:t>Blocky Studio 是面向非专业用户的积木式智能体（Agent）创作工具。核心价值是将Agent关键行为的代码审阅转为积木审阅，让用户看懂任务与步骤，并用运行轨迹核对实际行为。本计划以小学创作教育为首个切入点。孩子先读懂教师准备的作品，再改变角色、任务或步骤并比较结果，随后为自己的目标组合一个Agent，最后回看运行过程、修改并讲解。Scratch通过创作作品学习编程，是本项目的教学方式参照；Blocky希望把这种动手创作方式用于理解智能体。[S2] 小学适用性和学习效果尚待真实课堂验证。</w:t>
+        <w:t>Blocky Studio正在研发一种可审阅、可修改的积木式智能体（Agent）创作工具。研发命题是：把角色、任务、上下文、控制、记忆和工具行为变成普通用户能直接检查的作品结构，并将实际运行事件定位到积木，降低理解和修改Agent的门槛。积木形式本身不证明价值，必须同时保持真实执行语义、可解释的修改和清晰权限。本计划提出小学创作教育这一未来场景，以“读懂、改造、自主搭建、调试解释”检验研发成果。[S2] 当前没有真实课堂效果或商业落地结论。</w:t>
       </w:r>
     </w:p>
     <w:p>
@@ -767,7 +871,7 @@
         <w:pStyle w:val="BodyText"/>
       </w:pPr>
       <w:r>
-        <w:t>项目仍处于持续开发阶段，当前Windows桌面版本已形成阶段成果，具备嵌套积木、角色和任务配置、条件分支、模型、记忆与受控工具、项目保存和运行轨迹。故事创作搭档是本计划的拟议教学任务，尚无小学生完成该任务的证据。新补充的本地条件实验核对了修改一个条件后选择不同分支的行为；既有Windows截图展示真实工作台与运行定位。外部模型生成的历史证据来自团队合成资料演示，不等同故事课程已运行或课堂效果。</w:t>
+        <w:t>项目处于产品研发阶段。当前Windows桌面底座已形成嵌套积木、项目与资源配置、模型和受控工具、构建助手、项目保存重开及运行轨迹等阶段成果。接下来的优先任务是逐项完善Pi、Codex、OpenClaw、Hermes、OpenCode、DeepSeek Harness六个专业Agent兼容模板，再继续创作接口、组织与部署、社区、多端和独立Agent App相关开发。六模板是可展开、可修改的普通项目起点；已有Pi构建助手不代表Pi兼容模板已经完成。</w:t>
       </w:r>
     </w:p>
     <w:p>
@@ -775,7 +879,7 @@
         <w:pStyle w:val="BodyText"/>
       </w:pPr>
       <w:r>
-        <w:t>个人版按完全开源、完整功能免费和社区共创方向推进。机构/K12方案为组织后台配置与教育服务收费，算力独立订阅、按额度或自带模型账户安排。学生使用、教师组织、机构采购。现有试点交付课程准备、培训、配置与支持；账号、课堂管理、进度分析、自动评分及统一算力结算属于建设规划。 免费开源是商业与发布方向，不代表功能已全部完成；后续继续建设多端能力和独立Agent App生成。</w:t>
+        <w:t>真实场景在相关产品准备关口通过后启动。小学故事创作、教师复用、机构采购和个人创作都属于未来场景设计，不能替代当前研发进展。商业方向为个人完整功能免费与完全开源、机构组织后台配置和教学服务收费、算力独立订阅或额度及自带模型账户（BYOK）。开源发布、组织后台、计费和社区分发仍需建设；免费开源这一决定不代表完整产品已完成或社区已上线。</w:t>
       </w:r>
     </w:p>
     <w:p>
@@ -783,7 +887,7 @@
         <w:pStyle w:val="BodyText"/>
       </w:pPr>
       <w:r>
-        <w:t>资金规划采用人民币，覆盖2026年11月至2028年10月共24个月持续建设。基准现金支出341.075万元，包括等效人力180万元、内部研发算力10.8万元、外部用户算力78.975万元、其他常规及专项支出63.3万元、设备8万元。计入常规风险预留25.41万元、厂商合作现金预留30万元及正常运营储备66.54万元，最低追加需求为463.025万元；按50万元步长取整，资金规划目标为500万元，余量36.975万元。收入与实际自有资金未确认，默认不抵减需求；以上均为规划假设，不是已到资金、报价或融资承诺。</w:t>
+        <w:t>24个月基准覆盖规划的最低追加资金为866.443万元，取整目标900.000万元。它覆盖研发与产品准备后条件场景，按关口分阶段投入；前18个月研发现金支出为196.413万元。完整覆盖额的主要增量来自未来专业云创作者的算力容量，人数与启用时间是情景输入，不能解读为当前市场需求。内部研发与外部用户用量分开，未确认收入、自有资金与厂商优惠均不抵减需求。</w:t>
       </w:r>
     </w:p>
     <w:p>
@@ -791,7 +895,7 @@
         <w:pStyle w:val="BodyText"/>
       </w:pPr>
       <w:r>
-        <w:t>近期拟在90天内访谈至少10位小学信息科技、科学实践或社团教师，形成3个具备组织者与设备条件的试用准备，争取开展2次完整活动。决策依据是学生能否在记录帮助程度的情况下预测、改造、搭建和解释作品，以及至少1位教师能否独立复用。没有完成试用前不承诺教育效果；连续两轮没有自主改造或教师复用时收窄任务、暂停扩张。</w:t>
+        <w:t>近期90天围绕模板研发准备和分批兼容推进：锁定上游版本、整理源码及行为证据、确定结构映射与权限边界，再形成可保存重开、可修改运行和可恢复升级的候选。按Pi/Codex、OpenClaw/OpenCode、Hermes/DeepSeek Harness顺序推进，不承诺90天完成全部六模板。进入真实场景前，还须完成相关创作入口、运行安全、部署恢复及场景所需组织能力，再开展小范围验证和条件商业化。</w:t>
       </w:r>
     </w:p>
     <w:p>
@@ -801,7 +905,7 @@
       </w:pPr>
       <w:bookmarkStart w:id="1001" w:name="_TocBlocky1"/>
       <w:r>
-        <w:t>1. 企业与产品概况</w:t>
+        <w:t>1. 研发命题与当前工程基础</w:t>
       </w:r>
       <w:bookmarkEnd w:id="1001"/>
     </w:p>
@@ -810,7 +914,7 @@
         <w:pStyle w:val="BodyText"/>
       </w:pPr>
       <w:r>
-        <w:t>Blocky 是持续开发中的安装式软件项目，当前桌面版本属于阶段成果。产品面向非专业用户，入门版以小学生为主要用户，教师组织创作实践，学校及相关教育机构是潜在服务采购方。Windows已有作品创作与运行基础；小学工作区、完整兼容生态、多端与应用生成等仍按后续路线建设。对外合同主体、服务资源与所在地在真实试点和签约前落实。</w:t>
+        <w:t>Blocky是安装式积木Agent创作软件研发项目，当前桌面版本属于阶段成果。产品希望让非专业用户看懂并修改Agent，也为专业项目提供可审查的结构表达。小学创作教育是未来优先验证场景；教师与机构角色在产品准备完成后进入实测。对外合同主体、资源、使用许可和采购安排在实际场景及合同启动前落实。</w:t>
       </w:r>
     </w:p>
     <w:p>
@@ -819,7 +923,7 @@
       </w:pPr>
       <w:bookmarkStart w:id="1002" w:name="_TocBlocky2"/>
       <w:r>
-        <w:t>1.1 产品与教学价值</w:t>
+        <w:t>1.1 为什么研发积木审阅</w:t>
       </w:r>
       <w:bookmarkEnd w:id="1002"/>
     </w:p>
@@ -844,7 +948,7 @@
         <w:pStyle w:val="BodyText"/>
       </w:pPr>
       <w:r>
-        <w:t>Blocky将Agent关键行为的代码审阅转为积木审阅：直接检查角色、任务、上下文、条件、记忆与工具步骤，再把实际运行事件对应到积木。底层使用Blockly、Tauri和Pi等开源组件，项目组织作品格式、语义编译、领域运行接口和Host权限边界。可编辑项目、运行轨迹与可审阅修改共同构成作品工作台。</w:t>
+        <w:t>Agent通常同时涉及提示、工具调用、控制流程、资源和权限，单看最终回答难以知道行为从哪里产生。Blocky的研发价值是把关键行为的代码审阅转为积木审阅：在同一作品中检查角色、任务、上下文、条件、记忆和工具，再将执行事件对应到结构。底层复用Blockly、Tauri和Pi等组件，项目研发集中于作品格式、语义编译、共享领域接口和Host权限边界。目标是让结构可读而执行保持真实，不把复杂行为压成只有结果的按钮。</w:t>
       </w:r>
     </w:p>
     <w:p>
@@ -852,7 +956,7 @@
         <w:pStyle w:val="BodyText"/>
       </w:pPr>
       <w:r>
-        <w:t>搭建时读懂结构和资料来源，执行前检查预期行为与工具权限，运行后比较轨迹和结果，再定位修改。小学活动围绕这一过程组织读懂、改造、自主搭建和调试解释。现有技术能力不自动等于小学适用性，课堂任务按下一阶段采证方法判断。</w:t>
+        <w:t>可读结构须与可修改和可核对结合：执行前检查预期行为与工具权限，修改时保留差异和撤销，运行后比较轨迹与结果，再定位修订。这个研发命题先在专业模板及工程场景验证表达能力，再在产品准备完成后检验普通用户能否理解。小学任务围绕读、改、搭、讲组织，不将现有技术能力直接等同小学适用性。</w:t>
       </w:r>
     </w:p>
     <w:p>
@@ -860,7 +964,7 @@
         <w:pStyle w:val="BodyText"/>
       </w:pPr>
       <w:r>
-        <w:t>Table 1（表1）将学生动作、软件能力、教师准备和作品产出放在同一条教学链上。每次活动都保留可编辑项目与简短解释，教师据此区分孩子修改了什么、是否理解为什么修改。软件提供创作与观察能力，活动设计决定这些能力如何成为学习任务。</w:t>
+        <w:t>Table 1（表1）是未来小学场景的教学设计，将学生动作、软件能力、教师准备和作品产出放在同一条链上。活动须使用经过准备关口核对的版本，保留可编辑项目与简短解释，区分孩子修改了什么、是否理解为什么修改。软件研发提供创作与观察能力，真实教学证据随后采集。</w:t>
       </w:r>
     </w:p>
     <w:p>
@@ -1420,7 +1524,7 @@
         <w:pStyle w:val="BodyText"/>
       </w:pPr>
       <w:r>
-        <w:t>Table 2（表2）把工作台入口与教学用途对应起来。教师准备作品时在画布和资源之间核对结构与权限，学生修改后通过运行事件解释结果；构建助手与CLI提供辅助创作和重复操作，作品修改仍以可编辑项目与审阅结果为准。机构后台并非这些现有入口的别名，师生和课堂组织能力按第2.3节建设。</w:t>
+        <w:t>Table 2（表2）把现有工作台入口与未来教学用途对应起来。当前画布、资源、构建助手与CLI构成工程基础；未来教师可核对结构与权限，学生可根据执行事件解释修改。机构后台不是这些入口的别名，师生与课堂组织功能按后续产品路线建设，不能由人工收集作品代替完成后台开发。</w:t>
       </w:r>
     </w:p>
     <w:p>
@@ -1860,7 +1964,7 @@
       </w:pPr>
       <w:bookmarkStart w:id="1003" w:name="_TocBlocky3"/>
       <w:r>
-        <w:t>1.2 目标市场与需求判断</w:t>
+        <w:t>1.2 未来需求场景与采证设计</w:t>
       </w:r>
       <w:bookmarkEnd w:id="1003"/>
     </w:p>
@@ -1869,7 +1973,7 @@
         <w:pStyle w:val="BodyText"/>
       </w:pPr>
       <w:r>
-        <w:t>本计划只把小学及面向小学年龄段、能组织创作活动的教育机构作为首批市场范围。学生是使用者，教师推动采用，机构决定采购。未取得可触达机构名单、地域、预算或真实转化数据，因此不估算全国付费市场规模，也不把所有学段的学校基数乘以合同均价。目标需求是组织可重复的Agent入门创作活动，当前需求强度仍待访谈。</w:t>
+        <w:t>小学及面向小学年龄段、能组织创作活动的教育机构，是产品准备完成后的首批需求验证范围。学生使用、教师组织、机构采购的分工属于场景设计。当前未取得可触达机构名单、地域、预算或转化数据，因此不以全国学校数乘合同均价推算销售，也不把未来课堂计划当作当前运营进度。</w:t>
       </w:r>
     </w:p>
     <w:p>
@@ -1877,7 +1981,7 @@
         <w:pStyle w:val="BodyText"/>
       </w:pPr>
       <w:r>
-        <w:t>首批访谈对象为小学信息科技、科学实践及社团教师，优先寻找愿意组织高年级小学生小范围试用的负责人。高年级优先属于降低阅读负担的计划假设，不是用户适龄验证结论。每个潜在线索须核对教师、课时、Windows设备、模型条件、家校与机构许可及预算来源；没有这些条件的机构暂不进入服务排期。</w:t>
+        <w:t>真实场景阶段拟邀请小学信息科技、科学实践及社团教师，优先核对高年级小范围活动条件。高年级优先是降低阅读负担的设计假设，尚非适龄结论。进入活动前须同时确认产品版本关口、教师、课时、设备、模型条件、机构与家校许可；研发尚未就绪时不安排学生承担产品测试风险。</w:t>
       </w:r>
     </w:p>
     <w:p>
@@ -1885,7 +1989,7 @@
         <w:pStyle w:val="BodyText"/>
       </w:pPr>
       <w:r>
-        <w:t>本计划不以全国学校数乘以统一报价作为销售目标。可服务市场应从具体地域和机构名单开始，依次核实课程负责人、设备网络、实际需求、预算来源和采购流程。2027年4份交付合同只是经营目标；4份合同不必然等于4所独立学校，同一机构的追加服务须独立确认范围且不得重复计收入。</w:t>
+        <w:t>可触达范围从具体地域和机构名单逐条形成，核实负责人、设备网络、实际任务、预算与采购流程。20次接触、8次演示、4份合同仅为产品准备关口后可调整的条件漏斗设计，时间取决于相关产品准备进度，不能作为实测转化率或收入承诺。同一机构追加服务另行核对范围，不重复计算收入。</w:t>
       </w:r>
     </w:p>
     <w:p>
@@ -1901,7 +2005,7 @@
         <w:pStyle w:val="BodyText"/>
       </w:pPr>
       <w:r>
-        <w:t>首批渠道优先选择小学信息科技教研联系、校内科学实践或社团负责教师，以及能组织小学活动的教育机构。教研渠道适合比较任务和听取复用意见，社团便于安排连续创作活动，机构能较早说明服务范围与采购条件。课程案例下载用于辅助发现需求；只有能确认角色、任务和下一次沟通的联系才进入有效名单。</w:t>
+        <w:t>场景就绪后，优先通过小学信息科技教研联系、科学实践或社团负责人，以及能组织小学活动的教育机构采证。不同渠道分别用于任务比较、连续活动和采购条件核对。研发阶段可收集任务需求用于设计，但不以访谈数量代替模板、后台和安全能力完成，也不提前启动销售排期。</w:t>
       </w:r>
     </w:p>
     <w:p>
@@ -2332,7 +2436,7 @@
         <w:pStyle w:val="BodyText"/>
       </w:pPr>
       <w:r>
-        <w:t>Table 3（表3）规定每次访谈保存匿名编号、日期、渠道、对方角色、同意使用范围、任务描述和后续动作。拟访谈至少10位教师，优先覆盖不同组织条件；访谈数量反映采证范围，不形成总体满意率。地区由可落实的合作联系决定，不假设全国覆盖或未经确认的合作学校。</w:t>
+        <w:t>Table 3（表3）规定未来访谈保存匿名编号、日期、渠道、角色、同意使用范围、具体任务和后续动作。至少10位教师属于场景阶段的采证设计，不是近期90天研发绩效；先核对产品准备条件，再确定时间与样本范围。访谈数量不形成总体满意率，合作地域由实际联系决定。</w:t>
       </w:r>
     </w:p>
     <w:p>
@@ -2891,7 +2995,7 @@
               <w:spacing w:before="0" w:after="0" w:line="220" w:lineRule="auto"/>
             </w:pPr>
             <w:r>
-              <w:t>以作品包、教师培训与配置支持组织小学活动</w:t>
+              <w:t>作品、培训与配置为未来小学场景设计；相关准备完成后验证</w:t>
             </w:r>
           </w:p>
         </w:tc>
@@ -2902,7 +3006,7 @@
         <w:pStyle w:val="BodyText"/>
       </w:pPr>
       <w:r>
-        <w:t>Blocky需要验证的是：孩子能否通过嵌套作品和积木对应轨迹解释一个Agent的组成与行为，教师能否独立复用这套活动。“积木审阅”是待验证的产品价值，不构成对竞品的独占能力主张。免费和积木本身不能证明差异，Scratch在创作资源与成熟度方面是重要参照，直接教育竞品也覆盖积木AI。若现有免费工具更适合某位教师，服务应承认适配差异，不依靠未经核实的竞品弱点销售。</w:t>
+        <w:t>积木审阅的价值需分两层核对：工程层是否准确表达与修改真实Agent、定位执行并保持权限；场景层用户能否理解、迁移任务，教师能否独立复用。免费和积木形式本身不能证明差异，Scratch和直接教育竞品仍是重要参照。若已有免费工具更适合某项任务，应承认适配差异，不依靠未经核实的竞品弱点论证本项目。</w:t>
       </w:r>
     </w:p>
     <w:p>
@@ -2927,7 +3031,7 @@
       </w:pPr>
       <w:bookmarkStart w:id="1005" w:name="_TocBlocky5"/>
       <w:r>
-        <w:t>2. 销售与客户服务</w:t>
+        <w:t>2. 六模板与后续产品研发</w:t>
       </w:r>
       <w:bookmarkEnd w:id="1005"/>
     </w:p>
@@ -2936,7 +3040,7 @@
         <w:pStyle w:val="BodyText"/>
       </w:pPr>
       <w:r>
-        <w:t>商业模式由三条相互独立的路径组成：个人版完全开源和免费使用，机构组织后台与教育服务收费，外部模型算力单独订阅或按额度安排。社区积累可编辑作品和贡献，机构付费解决多人组织、教学管理和服务交付需求。每条路径都需独立说明交付范围、账户责任和成本，避免免费软件、人工服务与算力混成一个价格。</w:t>
+        <w:t>下一阶段先完善六个专业Agent模板。模板把真实框架的关键结构投影为普通Blocky项目，用户可展开、修改和继续组合；不能只复刻界面或预置提示。每项分别锁定上游版本、配置与行为，核对可表达和原生保留范围、权限、升级与恢复。现有Pi构建助手负责辅助创作，与Pi兼容模板的结构映射和行为对照是两个任务。</w:t>
       </w:r>
     </w:p>
     <w:p>
@@ -2945,7 +3049,7 @@
       </w:pPr>
       <w:bookmarkStart w:id="1006" w:name="_TocBlocky6"/>
       <w:r>
-        <w:t>2.1 客户角色与购买条件</w:t>
+        <w:t>2.1 六模板的分批完善</w:t>
       </w:r>
       <w:bookmarkEnd w:id="1006"/>
     </w:p>
@@ -2954,23 +3058,7 @@
         <w:pStyle w:val="BodyText"/>
       </w:pPr>
       <w:r>
-        <w:t>小学生需要少量可理解的部件、明确的修改目标和可比较的结果；教师需要准备作品、组织预测与改造、区分模型输出和规则行为；机构需要核对教学目标、设备、权限、采购主体和总费用。学生完成率不能替代教师复用，教师兴趣也不能替代机构付款意愿。每项试用分别记录三个角色的证据。</w:t>
-      </w:r>
-    </w:p>
-    <w:p>
-      <w:pPr>
-        <w:pStyle w:val="BodyText"/>
-      </w:pPr>
-      <w:r>
-        <w:t>教师在活动前完成作品运行、模型配置与内容检查，准备合成角色和不含学生个人信息的输入。活动中先示范结构，再要求学生预测、改一块、比较结果、自选任务并讲解，遇到失败回看积木轨迹。活动后的检查聚焦学生为何这样设计，而非自动评分。当前没有班级平台，教师组织与作品收集通过已允许的方法人工完成。</w:t>
-      </w:r>
-    </w:p>
-    <w:p>
-      <w:pPr>
-        <w:pStyle w:val="BodyText"/>
-      </w:pPr>
-      <w:r>
-        <w:t>机构采用需要把教学判断与付款判断连接起来。Table 5（表5）为拟议流程，实际合同前核对机构的决策角色、预算科目和要求；活动可以由教师发起，但付费交付只有在授权主体确认后才进入排期。</w:t>
+        <w:t>Table 5（表5）列出六项研发对象与共同准备证据。Pi/Codex优先，OpenClaw/OpenCode随后，Hermes/DeepSeek Harness再推进；各项完成时间由真实缺口和资源决定。一个候选能运行不构成完整兼容，必须说明测试覆盖、关键差异和不能转换的部分。</w:t>
       </w:r>
     </w:p>
     <w:p>
@@ -2979,7 +3067,1437 @@
         <w:keepNext/>
       </w:pPr>
       <w:r>
-        <w:t>Table 5. 机构采用与采购流程</w:t>
+        <w:t>Table 5. 六个专业模板研发对象</w:t>
+      </w:r>
+    </w:p>
+    <w:tbl>
+      <w:tblPr>
+        <w:tblStyle w:val="TableGrid"/>
+        <w:tblW w:w="8950" w:type="dxa"/>
+        <w:tblInd w:w="85" w:type="dxa"/>
+        <w:tblLayout w:type="fixed"/>
+        <w:tblLook w:firstRow="1" w:lastRow="0" w:firstColumn="0" w:lastColumn="0" w:noHBand="1" w:noVBand="1"/>
+        <w:tblBorders>
+          <w:top w:val="single" w:sz="4" w:space="0" w:color="000000"/>
+          <w:left w:val="single" w:sz="4" w:space="0" w:color="000000"/>
+          <w:bottom w:val="single" w:sz="4" w:space="0" w:color="000000"/>
+          <w:right w:val="single" w:sz="4" w:space="0" w:color="000000"/>
+          <w:insideH w:val="single" w:sz="4" w:space="0" w:color="000000"/>
+          <w:insideV w:val="single" w:sz="4" w:space="0" w:color="000000"/>
+        </w:tblBorders>
+        <w:tblCellMar/>
+      </w:tblPr>
+      <w:tblGrid>
+        <w:gridCol w:w="1847"/>
+        <w:gridCol w:w="3552"/>
+        <w:gridCol w:w="3551"/>
+      </w:tblGrid>
+      <w:tr>
+        <w:trPr>
+          <w:cantSplit/>
+          <w:tblHeader w:val="true"/>
+        </w:trPr>
+        <w:tc>
+          <w:tcPr>
+            <w:tcW w:w="1847" w:type="dxa"/>
+            <w:tcMar>
+              <w:top w:w="60" w:type="dxa"/>
+              <w:start w:w="85" w:type="dxa"/>
+              <w:bottom w:w="60" w:type="dxa"/>
+              <w:end w:w="85" w:type="dxa"/>
+            </w:tcMar>
+          </w:tcPr>
+          <w:p>
+            <w:pPr>
+              <w:pStyle w:val="BodyText"/>
+              <w:spacing w:before="0" w:after="0" w:line="220" w:lineRule="auto"/>
+            </w:pPr>
+            <w:r>
+              <w:t>模板与批次</w:t>
+            </w:r>
+          </w:p>
+        </w:tc>
+        <w:tc>
+          <w:tcPr>
+            <w:tcW w:w="3552" w:type="dxa"/>
+            <w:tcMar>
+              <w:top w:w="60" w:type="dxa"/>
+              <w:start w:w="85" w:type="dxa"/>
+              <w:bottom w:w="60" w:type="dxa"/>
+              <w:end w:w="85" w:type="dxa"/>
+            </w:tcMar>
+          </w:tcPr>
+          <w:p>
+            <w:pPr>
+              <w:pStyle w:val="BodyText"/>
+              <w:spacing w:before="0" w:after="0" w:line="220" w:lineRule="auto"/>
+            </w:pPr>
+            <w:r>
+              <w:t>研发产出</w:t>
+            </w:r>
+          </w:p>
+        </w:tc>
+        <w:tc>
+          <w:tcPr>
+            <w:tcW w:w="3551" w:type="dxa"/>
+            <w:tcMar>
+              <w:top w:w="60" w:type="dxa"/>
+              <w:start w:w="85" w:type="dxa"/>
+              <w:bottom w:w="60" w:type="dxa"/>
+              <w:end w:w="85" w:type="dxa"/>
+            </w:tcMar>
+          </w:tcPr>
+          <w:p>
+            <w:pPr>
+              <w:pStyle w:val="BodyText"/>
+              <w:spacing w:before="0" w:after="0" w:line="220" w:lineRule="auto"/>
+            </w:pPr>
+            <w:r>
+              <w:t>独立核对要求</w:t>
+            </w:r>
+          </w:p>
+        </w:tc>
+      </w:tr>
+      <w:tr>
+        <w:trPr>
+          <w:cantSplit/>
+        </w:trPr>
+        <w:tc>
+          <w:tcPr>
+            <w:tcW w:w="1847" w:type="dxa"/>
+            <w:tcMar>
+              <w:top w:w="60" w:type="dxa"/>
+              <w:start w:w="85" w:type="dxa"/>
+              <w:bottom w:w="60" w:type="dxa"/>
+              <w:end w:w="85" w:type="dxa"/>
+            </w:tcMar>
+          </w:tcPr>
+          <w:p>
+            <w:pPr>
+              <w:pStyle w:val="BodyText"/>
+              <w:spacing w:before="0" w:after="0" w:line="220" w:lineRule="auto"/>
+            </w:pPr>
+            <w:r>
+              <w:t>Pi／第一批</w:t>
+            </w:r>
+          </w:p>
+        </w:tc>
+        <w:tc>
+          <w:tcPr>
+            <w:tcW w:w="3552" w:type="dxa"/>
+            <w:tcMar>
+              <w:top w:w="60" w:type="dxa"/>
+              <w:start w:w="85" w:type="dxa"/>
+              <w:bottom w:w="60" w:type="dxa"/>
+              <w:end w:w="85" w:type="dxa"/>
+            </w:tcMar>
+          </w:tcPr>
+          <w:p>
+            <w:pPr>
+              <w:pStyle w:val="BodyText"/>
+              <w:spacing w:before="0" w:after="0" w:line="220" w:lineRule="auto"/>
+            </w:pPr>
+            <w:r>
+              <w:t>可展开项目、角色与工具及配置映射</w:t>
+            </w:r>
+          </w:p>
+        </w:tc>
+        <w:tc>
+          <w:tcPr>
+            <w:tcW w:w="3551" w:type="dxa"/>
+            <w:tcMar>
+              <w:top w:w="60" w:type="dxa"/>
+              <w:start w:w="85" w:type="dxa"/>
+              <w:bottom w:w="60" w:type="dxa"/>
+              <w:end w:w="85" w:type="dxa"/>
+            </w:tcMar>
+          </w:tcPr>
+          <w:p>
+            <w:pPr>
+              <w:pStyle w:val="BodyText"/>
+              <w:spacing w:before="0" w:after="0" w:line="220" w:lineRule="auto"/>
+            </w:pPr>
+            <w:r>
+              <w:t>Pi构建助手不替代模板；核对受控执行和配置往返</w:t>
+            </w:r>
+          </w:p>
+        </w:tc>
+      </w:tr>
+      <w:tr>
+        <w:trPr>
+          <w:cantSplit/>
+        </w:trPr>
+        <w:tc>
+          <w:tcPr>
+            <w:tcW w:w="1847" w:type="dxa"/>
+            <w:tcMar>
+              <w:top w:w="60" w:type="dxa"/>
+              <w:start w:w="85" w:type="dxa"/>
+              <w:bottom w:w="60" w:type="dxa"/>
+              <w:end w:w="85" w:type="dxa"/>
+            </w:tcMar>
+          </w:tcPr>
+          <w:p>
+            <w:pPr>
+              <w:pStyle w:val="BodyText"/>
+              <w:spacing w:before="0" w:after="0" w:line="220" w:lineRule="auto"/>
+            </w:pPr>
+            <w:r>
+              <w:t>Codex／第一批</w:t>
+            </w:r>
+          </w:p>
+        </w:tc>
+        <w:tc>
+          <w:tcPr>
+            <w:tcW w:w="3552" w:type="dxa"/>
+            <w:tcMar>
+              <w:top w:w="60" w:type="dxa"/>
+              <w:start w:w="85" w:type="dxa"/>
+              <w:bottom w:w="60" w:type="dxa"/>
+              <w:end w:w="85" w:type="dxa"/>
+            </w:tcMar>
+          </w:tcPr>
+          <w:p>
+            <w:pPr>
+              <w:pStyle w:val="BodyText"/>
+              <w:spacing w:before="0" w:after="0" w:line="220" w:lineRule="auto"/>
+            </w:pPr>
+            <w:r>
+              <w:t>锁定结构和任务、工具与资源映射</w:t>
+            </w:r>
+          </w:p>
+        </w:tc>
+        <w:tc>
+          <w:tcPr>
+            <w:tcW w:w="3551" w:type="dxa"/>
+            <w:tcMar>
+              <w:top w:w="60" w:type="dxa"/>
+              <w:start w:w="85" w:type="dxa"/>
+              <w:bottom w:w="60" w:type="dxa"/>
+              <w:end w:w="85" w:type="dxa"/>
+            </w:tcMar>
+          </w:tcPr>
+          <w:p>
+            <w:pPr>
+              <w:pStyle w:val="BodyText"/>
+              <w:spacing w:before="0" w:after="0" w:line="220" w:lineRule="auto"/>
+            </w:pPr>
+            <w:r>
+              <w:t>模板与Codex官方Blocky插件分别研发及核对</w:t>
+            </w:r>
+          </w:p>
+        </w:tc>
+      </w:tr>
+      <w:tr>
+        <w:trPr>
+          <w:cantSplit/>
+        </w:trPr>
+        <w:tc>
+          <w:tcPr>
+            <w:tcW w:w="1847" w:type="dxa"/>
+            <w:tcMar>
+              <w:top w:w="60" w:type="dxa"/>
+              <w:start w:w="85" w:type="dxa"/>
+              <w:bottom w:w="60" w:type="dxa"/>
+              <w:end w:w="85" w:type="dxa"/>
+            </w:tcMar>
+          </w:tcPr>
+          <w:p>
+            <w:pPr>
+              <w:pStyle w:val="BodyText"/>
+              <w:spacing w:before="0" w:after="0" w:line="220" w:lineRule="auto"/>
+            </w:pPr>
+            <w:r>
+              <w:t>OpenClaw／第二批</w:t>
+            </w:r>
+          </w:p>
+        </w:tc>
+        <w:tc>
+          <w:tcPr>
+            <w:tcW w:w="3552" w:type="dxa"/>
+            <w:tcMar>
+              <w:top w:w="60" w:type="dxa"/>
+              <w:start w:w="85" w:type="dxa"/>
+              <w:bottom w:w="60" w:type="dxa"/>
+              <w:end w:w="85" w:type="dxa"/>
+            </w:tcMar>
+          </w:tcPr>
+          <w:p>
+            <w:pPr>
+              <w:pStyle w:val="BodyText"/>
+              <w:spacing w:before="0" w:after="0" w:line="220" w:lineRule="auto"/>
+            </w:pPr>
+            <w:r>
+              <w:t>相关入口、编排与配置的项目表达</w:t>
+            </w:r>
+          </w:p>
+        </w:tc>
+        <w:tc>
+          <w:tcPr>
+            <w:tcW w:w="3551" w:type="dxa"/>
+            <w:tcMar>
+              <w:top w:w="60" w:type="dxa"/>
+              <w:start w:w="85" w:type="dxa"/>
+              <w:bottom w:w="60" w:type="dxa"/>
+              <w:end w:w="85" w:type="dxa"/>
+            </w:tcMar>
+          </w:tcPr>
+          <w:p>
+            <w:pPr>
+              <w:pStyle w:val="BodyText"/>
+              <w:spacing w:before="0" w:after="0" w:line="220" w:lineRule="auto"/>
+            </w:pPr>
+            <w:r>
+              <w:t>按锁定上游建立行为及权限对照，不推定完整兼容</w:t>
+            </w:r>
+          </w:p>
+        </w:tc>
+      </w:tr>
+      <w:tr>
+        <w:trPr>
+          <w:cantSplit/>
+        </w:trPr>
+        <w:tc>
+          <w:tcPr>
+            <w:tcW w:w="1847" w:type="dxa"/>
+            <w:tcMar>
+              <w:top w:w="60" w:type="dxa"/>
+              <w:start w:w="85" w:type="dxa"/>
+              <w:bottom w:w="60" w:type="dxa"/>
+              <w:end w:w="85" w:type="dxa"/>
+            </w:tcMar>
+          </w:tcPr>
+          <w:p>
+            <w:pPr>
+              <w:pStyle w:val="BodyText"/>
+              <w:spacing w:before="0" w:after="0" w:line="220" w:lineRule="auto"/>
+            </w:pPr>
+            <w:r>
+              <w:t>OpenCode／第二批</w:t>
+            </w:r>
+          </w:p>
+        </w:tc>
+        <w:tc>
+          <w:tcPr>
+            <w:tcW w:w="3552" w:type="dxa"/>
+            <w:tcMar>
+              <w:top w:w="60" w:type="dxa"/>
+              <w:start w:w="85" w:type="dxa"/>
+              <w:bottom w:w="60" w:type="dxa"/>
+              <w:end w:w="85" w:type="dxa"/>
+            </w:tcMar>
+          </w:tcPr>
+          <w:p>
+            <w:pPr>
+              <w:pStyle w:val="BodyText"/>
+              <w:spacing w:before="0" w:after="0" w:line="220" w:lineRule="auto"/>
+            </w:pPr>
+            <w:r>
+              <w:t>任务、模型与工具的项目表达</w:t>
+            </w:r>
+          </w:p>
+        </w:tc>
+        <w:tc>
+          <w:tcPr>
+            <w:tcW w:w="3551" w:type="dxa"/>
+            <w:tcMar>
+              <w:top w:w="60" w:type="dxa"/>
+              <w:start w:w="85" w:type="dxa"/>
+              <w:bottom w:w="60" w:type="dxa"/>
+              <w:end w:w="85" w:type="dxa"/>
+            </w:tcMar>
+          </w:tcPr>
+          <w:p>
+            <w:pPr>
+              <w:pStyle w:val="BodyText"/>
+              <w:spacing w:before="0" w:after="0" w:line="220" w:lineRule="auto"/>
+            </w:pPr>
+            <w:r>
+              <w:t>核对资源、行为和可修改范围，保留不可转换项</w:t>
+            </w:r>
+          </w:p>
+        </w:tc>
+      </w:tr>
+      <w:tr>
+        <w:trPr>
+          <w:cantSplit/>
+        </w:trPr>
+        <w:tc>
+          <w:tcPr>
+            <w:tcW w:w="1847" w:type="dxa"/>
+            <w:tcMar>
+              <w:top w:w="60" w:type="dxa"/>
+              <w:start w:w="85" w:type="dxa"/>
+              <w:bottom w:w="60" w:type="dxa"/>
+              <w:end w:w="85" w:type="dxa"/>
+            </w:tcMar>
+          </w:tcPr>
+          <w:p>
+            <w:pPr>
+              <w:pStyle w:val="BodyText"/>
+              <w:spacing w:before="0" w:after="0" w:line="220" w:lineRule="auto"/>
+            </w:pPr>
+            <w:r>
+              <w:t>Hermes／第三批</w:t>
+            </w:r>
+          </w:p>
+        </w:tc>
+        <w:tc>
+          <w:tcPr>
+            <w:tcW w:w="3552" w:type="dxa"/>
+            <w:tcMar>
+              <w:top w:w="60" w:type="dxa"/>
+              <w:start w:w="85" w:type="dxa"/>
+              <w:bottom w:w="60" w:type="dxa"/>
+              <w:end w:w="85" w:type="dxa"/>
+            </w:tcMar>
+          </w:tcPr>
+          <w:p>
+            <w:pPr>
+              <w:pStyle w:val="BodyText"/>
+              <w:spacing w:before="0" w:after="0" w:line="220" w:lineRule="auto"/>
+            </w:pPr>
+            <w:r>
+              <w:t>锁定结构、配置及执行语义映射</w:t>
+            </w:r>
+          </w:p>
+        </w:tc>
+        <w:tc>
+          <w:tcPr>
+            <w:tcW w:w="3551" w:type="dxa"/>
+            <w:tcMar>
+              <w:top w:w="60" w:type="dxa"/>
+              <w:start w:w="85" w:type="dxa"/>
+              <w:bottom w:w="60" w:type="dxa"/>
+              <w:end w:w="85" w:type="dxa"/>
+            </w:tcMar>
+          </w:tcPr>
+          <w:p>
+            <w:pPr>
+              <w:pStyle w:val="BodyText"/>
+              <w:spacing w:before="0" w:after="0" w:line="220" w:lineRule="auto"/>
+            </w:pPr>
+            <w:r>
+              <w:t>分别形成行为、安全、升级与恢复证据</w:t>
+            </w:r>
+          </w:p>
+        </w:tc>
+      </w:tr>
+      <w:tr>
+        <w:trPr>
+          <w:cantSplit/>
+        </w:trPr>
+        <w:tc>
+          <w:tcPr>
+            <w:tcW w:w="1847" w:type="dxa"/>
+            <w:tcMar>
+              <w:top w:w="60" w:type="dxa"/>
+              <w:start w:w="85" w:type="dxa"/>
+              <w:bottom w:w="60" w:type="dxa"/>
+              <w:end w:w="85" w:type="dxa"/>
+            </w:tcMar>
+          </w:tcPr>
+          <w:p>
+            <w:pPr>
+              <w:pStyle w:val="BodyText"/>
+              <w:spacing w:before="0" w:after="0" w:line="220" w:lineRule="auto"/>
+            </w:pPr>
+            <w:r>
+              <w:t>DeepSeek Harness／第三批</w:t>
+            </w:r>
+          </w:p>
+        </w:tc>
+        <w:tc>
+          <w:tcPr>
+            <w:tcW w:w="3552" w:type="dxa"/>
+            <w:tcMar>
+              <w:top w:w="60" w:type="dxa"/>
+              <w:start w:w="85" w:type="dxa"/>
+              <w:bottom w:w="60" w:type="dxa"/>
+              <w:end w:w="85" w:type="dxa"/>
+            </w:tcMar>
+          </w:tcPr>
+          <w:p>
+            <w:pPr>
+              <w:pStyle w:val="BodyText"/>
+              <w:spacing w:before="0" w:after="0" w:line="220" w:lineRule="auto"/>
+            </w:pPr>
+            <w:r>
+              <w:t>相关任务与工具流程的项目表达</w:t>
+            </w:r>
+          </w:p>
+        </w:tc>
+        <w:tc>
+          <w:tcPr>
+            <w:tcW w:w="3551" w:type="dxa"/>
+            <w:tcMar>
+              <w:top w:w="60" w:type="dxa"/>
+              <w:start w:w="85" w:type="dxa"/>
+              <w:bottom w:w="60" w:type="dxa"/>
+              <w:end w:w="85" w:type="dxa"/>
+            </w:tcMar>
+          </w:tcPr>
+          <w:p>
+            <w:pPr>
+              <w:pStyle w:val="BodyText"/>
+              <w:spacing w:before="0" w:after="0" w:line="220" w:lineRule="auto"/>
+            </w:pPr>
+            <w:r>
+              <w:t>不把模型接入等同Harness模板；核对框架行为</w:t>
+            </w:r>
+          </w:p>
+        </w:tc>
+      </w:tr>
+    </w:tbl>
+    <w:p>
+      <w:pPr>
+        <w:pStyle w:val="Heading2"/>
+      </w:pPr>
+      <w:bookmarkStart w:id="1007" w:name="_TocBlocky7"/>
+      <w:r>
+        <w:t>2.2 后续产品开发与依赖</w:t>
+      </w:r>
+      <w:bookmarkEnd w:id="1007"/>
+    </w:p>
+    <w:p>
+      <w:pPr>
+        <w:pStyle w:val="BodyText"/>
+      </w:pPr>
+      <w:r>
+        <w:t>六模板完善后继续原产品路线。共享CLI领域接口已形成工程基础，但Blocks与Text互转、官方Skills、插件、教学组织、部署、社区和多端不能据此整体宣称完成。后续方向服务同一作品格式、运行内核和权限模型，以模块能力逐项建设，场景采用时只开放已经准备就绪的范围。Table 6（表6）将开发顺序与产出对应。</w:t>
+      </w:r>
+    </w:p>
+    <w:p>
+      <w:pPr>
+        <w:pStyle w:val="Tabletitle"/>
+        <w:keepNext/>
+      </w:pPr>
+      <w:r>
+        <w:t>Table 6. 后续产品研发顺序</w:t>
+      </w:r>
+    </w:p>
+    <w:tbl>
+      <w:tblPr>
+        <w:tblStyle w:val="TableGrid"/>
+        <w:tblW w:w="8950" w:type="dxa"/>
+        <w:tblInd w:w="85" w:type="dxa"/>
+        <w:tblLayout w:type="fixed"/>
+        <w:tblLook w:firstRow="1" w:lastRow="0" w:firstColumn="0" w:lastColumn="0" w:noHBand="1" w:noVBand="1"/>
+        <w:tblBorders>
+          <w:top w:val="single" w:sz="4" w:space="0" w:color="000000"/>
+          <w:left w:val="single" w:sz="4" w:space="0" w:color="000000"/>
+          <w:bottom w:val="single" w:sz="4" w:space="0" w:color="000000"/>
+          <w:right w:val="single" w:sz="4" w:space="0" w:color="000000"/>
+          <w:insideH w:val="single" w:sz="4" w:space="0" w:color="000000"/>
+          <w:insideV w:val="single" w:sz="4" w:space="0" w:color="000000"/>
+        </w:tblBorders>
+        <w:tblCellMar/>
+      </w:tblPr>
+      <w:tblGrid>
+        <w:gridCol w:w="1918"/>
+        <w:gridCol w:w="3978"/>
+        <w:gridCol w:w="3054"/>
+      </w:tblGrid>
+      <w:tr>
+        <w:trPr>
+          <w:cantSplit/>
+          <w:tblHeader w:val="true"/>
+        </w:trPr>
+        <w:tc>
+          <w:tcPr>
+            <w:tcW w:w="1918" w:type="dxa"/>
+            <w:tcMar>
+              <w:top w:w="60" w:type="dxa"/>
+              <w:start w:w="85" w:type="dxa"/>
+              <w:bottom w:w="60" w:type="dxa"/>
+              <w:end w:w="85" w:type="dxa"/>
+            </w:tcMar>
+          </w:tcPr>
+          <w:p>
+            <w:pPr>
+              <w:pStyle w:val="BodyText"/>
+              <w:spacing w:before="0" w:after="0" w:line="220" w:lineRule="auto"/>
+            </w:pPr>
+            <w:r>
+              <w:t>研发方向</w:t>
+            </w:r>
+          </w:p>
+        </w:tc>
+        <w:tc>
+          <w:tcPr>
+            <w:tcW w:w="3978" w:type="dxa"/>
+            <w:tcMar>
+              <w:top w:w="60" w:type="dxa"/>
+              <w:start w:w="85" w:type="dxa"/>
+              <w:bottom w:w="60" w:type="dxa"/>
+              <w:end w:w="85" w:type="dxa"/>
+            </w:tcMar>
+          </w:tcPr>
+          <w:p>
+            <w:pPr>
+              <w:pStyle w:val="BodyText"/>
+              <w:spacing w:before="0" w:after="0" w:line="220" w:lineRule="auto"/>
+            </w:pPr>
+            <w:r>
+              <w:t>目标产出</w:t>
+            </w:r>
+          </w:p>
+        </w:tc>
+        <w:tc>
+          <w:tcPr>
+            <w:tcW w:w="3054" w:type="dxa"/>
+            <w:tcMar>
+              <w:top w:w="60" w:type="dxa"/>
+              <w:start w:w="85" w:type="dxa"/>
+              <w:bottom w:w="60" w:type="dxa"/>
+              <w:end w:w="85" w:type="dxa"/>
+            </w:tcMar>
+          </w:tcPr>
+          <w:p>
+            <w:pPr>
+              <w:pStyle w:val="BodyText"/>
+              <w:spacing w:before="0" w:after="0" w:line="220" w:lineRule="auto"/>
+            </w:pPr>
+            <w:r>
+              <w:t>进入下一步的依据</w:t>
+            </w:r>
+          </w:p>
+        </w:tc>
+      </w:tr>
+      <w:tr>
+        <w:trPr>
+          <w:cantSplit/>
+        </w:trPr>
+        <w:tc>
+          <w:tcPr>
+            <w:tcW w:w="1918" w:type="dxa"/>
+            <w:tcMar>
+              <w:top w:w="60" w:type="dxa"/>
+              <w:start w:w="85" w:type="dxa"/>
+              <w:bottom w:w="60" w:type="dxa"/>
+              <w:end w:w="85" w:type="dxa"/>
+            </w:tcMar>
+          </w:tcPr>
+          <w:p>
+            <w:pPr>
+              <w:pStyle w:val="BodyText"/>
+              <w:spacing w:before="0" w:after="0" w:line="220" w:lineRule="auto"/>
+            </w:pPr>
+            <w:r>
+              <w:t>创作接口</w:t>
+            </w:r>
+          </w:p>
+        </w:tc>
+        <w:tc>
+          <w:tcPr>
+            <w:tcW w:w="3978" w:type="dxa"/>
+            <w:tcMar>
+              <w:top w:w="60" w:type="dxa"/>
+              <w:start w:w="85" w:type="dxa"/>
+              <w:bottom w:w="60" w:type="dxa"/>
+              <w:end w:w="85" w:type="dxa"/>
+            </w:tcMar>
+          </w:tcPr>
+          <w:p>
+            <w:pPr>
+              <w:pStyle w:val="BodyText"/>
+              <w:spacing w:before="0" w:after="0" w:line="220" w:lineRule="auto"/>
+            </w:pPr>
+            <w:r>
+              <w:t>Blocks与Text互转、完整CLI能力、官方Skills及Codex插件</w:t>
+            </w:r>
+          </w:p>
+        </w:tc>
+        <w:tc>
+          <w:tcPr>
+            <w:tcW w:w="3054" w:type="dxa"/>
+            <w:tcMar>
+              <w:top w:w="60" w:type="dxa"/>
+              <w:start w:w="85" w:type="dxa"/>
+              <w:bottom w:w="60" w:type="dxa"/>
+              <w:end w:w="85" w:type="dxa"/>
+            </w:tcMar>
+          </w:tcPr>
+          <w:p>
+            <w:pPr>
+              <w:pStyle w:val="BodyText"/>
+              <w:spacing w:before="0" w:after="0" w:line="220" w:lineRule="auto"/>
+            </w:pPr>
+            <w:r>
+              <w:t>结构与文本往返、可发现接口、失败与撤销一致</w:t>
+            </w:r>
+          </w:p>
+        </w:tc>
+      </w:tr>
+      <w:tr>
+        <w:trPr>
+          <w:cantSplit/>
+        </w:trPr>
+        <w:tc>
+          <w:tcPr>
+            <w:tcW w:w="1918" w:type="dxa"/>
+            <w:tcMar>
+              <w:top w:w="60" w:type="dxa"/>
+              <w:start w:w="85" w:type="dxa"/>
+              <w:bottom w:w="60" w:type="dxa"/>
+              <w:end w:w="85" w:type="dxa"/>
+            </w:tcMar>
+          </w:tcPr>
+          <w:p>
+            <w:pPr>
+              <w:pStyle w:val="BodyText"/>
+              <w:spacing w:before="0" w:after="0" w:line="220" w:lineRule="auto"/>
+            </w:pPr>
+            <w:r>
+              <w:t>教育与组织</w:t>
+            </w:r>
+          </w:p>
+        </w:tc>
+        <w:tc>
+          <w:tcPr>
+            <w:tcW w:w="3978" w:type="dxa"/>
+            <w:tcMar>
+              <w:top w:w="60" w:type="dxa"/>
+              <w:start w:w="85" w:type="dxa"/>
+              <w:bottom w:w="60" w:type="dxa"/>
+              <w:end w:w="85" w:type="dxa"/>
+            </w:tcMar>
+          </w:tcPr>
+          <w:p>
+            <w:pPr>
+              <w:pStyle w:val="BodyText"/>
+              <w:spacing w:before="0" w:after="0" w:line="220" w:lineRule="auto"/>
+            </w:pPr>
+            <w:r>
+              <w:t>教师/班级/学生、作业与提交评语、冻结课程、离线Provider及进度</w:t>
+            </w:r>
+          </w:p>
+        </w:tc>
+        <w:tc>
+          <w:tcPr>
+            <w:tcW w:w="3054" w:type="dxa"/>
+            <w:tcMar>
+              <w:top w:w="60" w:type="dxa"/>
+              <w:start w:w="85" w:type="dxa"/>
+              <w:bottom w:w="60" w:type="dxa"/>
+              <w:end w:w="85" w:type="dxa"/>
+            </w:tcMar>
+          </w:tcPr>
+          <w:p>
+            <w:pPr>
+              <w:pStyle w:val="BodyText"/>
+              <w:spacing w:before="0" w:after="0" w:line="220" w:lineRule="auto"/>
+            </w:pPr>
+            <w:r>
+              <w:t>权限、作品与课程版本、记录和恢复可核对</w:t>
+            </w:r>
+          </w:p>
+        </w:tc>
+      </w:tr>
+      <w:tr>
+        <w:trPr>
+          <w:cantSplit/>
+        </w:trPr>
+        <w:tc>
+          <w:tcPr>
+            <w:tcW w:w="1918" w:type="dxa"/>
+            <w:tcMar>
+              <w:top w:w="60" w:type="dxa"/>
+              <w:start w:w="85" w:type="dxa"/>
+              <w:bottom w:w="60" w:type="dxa"/>
+              <w:end w:w="85" w:type="dxa"/>
+            </w:tcMar>
+          </w:tcPr>
+          <w:p>
+            <w:pPr>
+              <w:pStyle w:val="BodyText"/>
+              <w:spacing w:before="0" w:after="0" w:line="220" w:lineRule="auto"/>
+            </w:pPr>
+            <w:r>
+              <w:t>部署与专业运行</w:t>
+            </w:r>
+          </w:p>
+        </w:tc>
+        <w:tc>
+          <w:tcPr>
+            <w:tcW w:w="3978" w:type="dxa"/>
+            <w:tcMar>
+              <w:top w:w="60" w:type="dxa"/>
+              <w:start w:w="85" w:type="dxa"/>
+              <w:bottom w:w="60" w:type="dxa"/>
+              <w:end w:w="85" w:type="dxa"/>
+            </w:tcMar>
+          </w:tcPr>
+          <w:p>
+            <w:pPr>
+              <w:pStyle w:val="BodyText"/>
+              <w:spacing w:before="0" w:after="0" w:line="220" w:lineRule="auto"/>
+            </w:pPr>
+            <w:r>
+              <w:t>团队权限、评测成本、API定时渠道、认证部署与回滚、无人值守RPA</w:t>
+            </w:r>
+          </w:p>
+        </w:tc>
+        <w:tc>
+          <w:tcPr>
+            <w:tcW w:w="3054" w:type="dxa"/>
+            <w:tcMar>
+              <w:top w:w="60" w:type="dxa"/>
+              <w:start w:w="85" w:type="dxa"/>
+              <w:bottom w:w="60" w:type="dxa"/>
+              <w:end w:w="85" w:type="dxa"/>
+            </w:tcMar>
+          </w:tcPr>
+          <w:p>
+            <w:pPr>
+              <w:pStyle w:val="BodyText"/>
+              <w:spacing w:before="0" w:after="0" w:line="220" w:lineRule="auto"/>
+            </w:pPr>
+            <w:r>
+              <w:t>资源与权限、运行及维护责任逐项验证</w:t>
+            </w:r>
+          </w:p>
+        </w:tc>
+      </w:tr>
+      <w:tr>
+        <w:trPr>
+          <w:cantSplit/>
+        </w:trPr>
+        <w:tc>
+          <w:tcPr>
+            <w:tcW w:w="1918" w:type="dxa"/>
+            <w:tcMar>
+              <w:top w:w="60" w:type="dxa"/>
+              <w:start w:w="85" w:type="dxa"/>
+              <w:bottom w:w="60" w:type="dxa"/>
+              <w:end w:w="85" w:type="dxa"/>
+            </w:tcMar>
+          </w:tcPr>
+          <w:p>
+            <w:pPr>
+              <w:pStyle w:val="BodyText"/>
+              <w:spacing w:before="0" w:after="0" w:line="220" w:lineRule="auto"/>
+            </w:pPr>
+            <w:r>
+              <w:t>开源与社区</w:t>
+            </w:r>
+          </w:p>
+        </w:tc>
+        <w:tc>
+          <w:tcPr>
+            <w:tcW w:w="3978" w:type="dxa"/>
+            <w:tcMar>
+              <w:top w:w="60" w:type="dxa"/>
+              <w:start w:w="85" w:type="dxa"/>
+              <w:bottom w:w="60" w:type="dxa"/>
+              <w:end w:w="85" w:type="dxa"/>
+            </w:tcMar>
+          </w:tcPr>
+          <w:p>
+            <w:pPr>
+              <w:pStyle w:val="BodyText"/>
+              <w:spacing w:before="0" w:after="0" w:line="220" w:lineRule="auto"/>
+            </w:pPr>
+            <w:r>
+              <w:t>代码发布、贡献入口，蓝图/Skills/模板包的版本分发</w:t>
+            </w:r>
+          </w:p>
+        </w:tc>
+        <w:tc>
+          <w:tcPr>
+            <w:tcW w:w="3054" w:type="dxa"/>
+            <w:tcMar>
+              <w:top w:w="60" w:type="dxa"/>
+              <w:start w:w="85" w:type="dxa"/>
+              <w:bottom w:w="60" w:type="dxa"/>
+              <w:end w:w="85" w:type="dxa"/>
+            </w:tcMar>
+          </w:tcPr>
+          <w:p>
+            <w:pPr>
+              <w:pStyle w:val="BodyText"/>
+              <w:spacing w:before="0" w:after="0" w:line="220" w:lineRule="auto"/>
+            </w:pPr>
+            <w:r>
+              <w:t>许可证、来源、兼容版本及供应链明确</w:t>
+            </w:r>
+          </w:p>
+        </w:tc>
+      </w:tr>
+      <w:tr>
+        <w:trPr>
+          <w:cantSplit/>
+        </w:trPr>
+        <w:tc>
+          <w:tcPr>
+            <w:tcW w:w="1918" w:type="dxa"/>
+            <w:tcMar>
+              <w:top w:w="60" w:type="dxa"/>
+              <w:start w:w="85" w:type="dxa"/>
+              <w:bottom w:w="60" w:type="dxa"/>
+              <w:end w:w="85" w:type="dxa"/>
+            </w:tcMar>
+          </w:tcPr>
+          <w:p>
+            <w:pPr>
+              <w:pStyle w:val="BodyText"/>
+              <w:spacing w:before="0" w:after="0" w:line="220" w:lineRule="auto"/>
+            </w:pPr>
+            <w:r>
+              <w:t>多端与Agent App</w:t>
+            </w:r>
+          </w:p>
+        </w:tc>
+        <w:tc>
+          <w:tcPr>
+            <w:tcW w:w="3978" w:type="dxa"/>
+            <w:tcMar>
+              <w:top w:w="60" w:type="dxa"/>
+              <w:start w:w="85" w:type="dxa"/>
+              <w:bottom w:w="60" w:type="dxa"/>
+              <w:end w:w="85" w:type="dxa"/>
+            </w:tcMar>
+          </w:tcPr>
+          <w:p>
+            <w:pPr>
+              <w:pStyle w:val="BodyText"/>
+              <w:spacing w:before="0" w:after="0" w:line="220" w:lineRule="auto"/>
+            </w:pPr>
+            <w:r>
+              <w:t>macOS搭建；移动受控运行；页面与积木执行封装App</w:t>
+            </w:r>
+          </w:p>
+        </w:tc>
+        <w:tc>
+          <w:tcPr>
+            <w:tcW w:w="3054" w:type="dxa"/>
+            <w:tcMar>
+              <w:top w:w="60" w:type="dxa"/>
+              <w:start w:w="85" w:type="dxa"/>
+              <w:bottom w:w="60" w:type="dxa"/>
+              <w:end w:w="85" w:type="dxa"/>
+            </w:tcMar>
+          </w:tcPr>
+          <w:p>
+            <w:pPr>
+              <w:pStyle w:val="BodyText"/>
+              <w:spacing w:before="0" w:after="0" w:line="220" w:lineRule="auto"/>
+            </w:pPr>
+            <w:r>
+              <w:t>目标平台内核、资源、权限、安装更新和回滚核对</w:t>
+            </w:r>
+          </w:p>
+        </w:tc>
+      </w:tr>
+    </w:tbl>
+    <w:p>
+      <w:pPr>
+        <w:pStyle w:val="Heading2"/>
+      </w:pPr>
+      <w:bookmarkStart w:id="1008" w:name="_TocBlocky8"/>
+      <w:r>
+        <w:t>2.3 产品准备与真实场景关口</w:t>
+      </w:r>
+      <w:bookmarkEnd w:id="1008"/>
+    </w:p>
+    <w:p>
+      <w:pPr>
+        <w:pStyle w:val="BodyText"/>
+      </w:pPr>
+      <w:r>
+        <w:t>Table 7（表7）规定从研发到真实场景的条件。准备关口按实际场景核对相关能力，不要求不同平台同步上线，但不能跳过使用范围所需的组织、安全和恢复。未就绪的方向继续研发；准备通过后从小范围任务开始，观察真实理解和使用成本，再决定是否报价和扩展。</w:t>
+      </w:r>
+    </w:p>
+    <w:p>
+      <w:pPr>
+        <w:pStyle w:val="Tabletitle"/>
+        <w:keepNext/>
+      </w:pPr>
+      <w:r>
+        <w:t>Table 7. 研发到条件商业化的准备关口</w:t>
+      </w:r>
+    </w:p>
+    <w:tbl>
+      <w:tblPr>
+        <w:tblStyle w:val="TableGrid"/>
+        <w:tblW w:w="8950" w:type="dxa"/>
+        <w:tblInd w:w="85" w:type="dxa"/>
+        <w:tblLayout w:type="fixed"/>
+        <w:tblLook w:firstRow="1" w:lastRow="0" w:firstColumn="0" w:lastColumn="0" w:noHBand="1" w:noVBand="1"/>
+        <w:tblBorders>
+          <w:top w:val="single" w:sz="4" w:space="0" w:color="000000"/>
+          <w:left w:val="single" w:sz="4" w:space="0" w:color="000000"/>
+          <w:bottom w:val="single" w:sz="4" w:space="0" w:color="000000"/>
+          <w:right w:val="single" w:sz="4" w:space="0" w:color="000000"/>
+          <w:insideH w:val="single" w:sz="4" w:space="0" w:color="000000"/>
+          <w:insideV w:val="single" w:sz="4" w:space="0" w:color="000000"/>
+        </w:tblBorders>
+        <w:tblCellMar/>
+      </w:tblPr>
+      <w:tblGrid>
+        <w:gridCol w:w="1705"/>
+        <w:gridCol w:w="4262"/>
+        <w:gridCol w:w="2983"/>
+      </w:tblGrid>
+      <w:tr>
+        <w:trPr>
+          <w:cantSplit/>
+          <w:tblHeader w:val="true"/>
+        </w:trPr>
+        <w:tc>
+          <w:tcPr>
+            <w:tcW w:w="1705" w:type="dxa"/>
+            <w:tcMar>
+              <w:top w:w="60" w:type="dxa"/>
+              <w:start w:w="85" w:type="dxa"/>
+              <w:bottom w:w="60" w:type="dxa"/>
+              <w:end w:w="85" w:type="dxa"/>
+            </w:tcMar>
+          </w:tcPr>
+          <w:p>
+            <w:pPr>
+              <w:pStyle w:val="BodyText"/>
+              <w:spacing w:before="0" w:after="0" w:line="220" w:lineRule="auto"/>
+            </w:pPr>
+            <w:r>
+              <w:t>关口</w:t>
+            </w:r>
+          </w:p>
+        </w:tc>
+        <w:tc>
+          <w:tcPr>
+            <w:tcW w:w="4262" w:type="dxa"/>
+            <w:tcMar>
+              <w:top w:w="60" w:type="dxa"/>
+              <w:start w:w="85" w:type="dxa"/>
+              <w:bottom w:w="60" w:type="dxa"/>
+              <w:end w:w="85" w:type="dxa"/>
+            </w:tcMar>
+          </w:tcPr>
+          <w:p>
+            <w:pPr>
+              <w:pStyle w:val="BodyText"/>
+              <w:spacing w:before="0" w:after="0" w:line="220" w:lineRule="auto"/>
+            </w:pPr>
+            <w:r>
+              <w:t>所需证据</w:t>
+            </w:r>
+          </w:p>
+        </w:tc>
+        <w:tc>
+          <w:tcPr>
+            <w:tcW w:w="2983" w:type="dxa"/>
+            <w:tcMar>
+              <w:top w:w="60" w:type="dxa"/>
+              <w:start w:w="85" w:type="dxa"/>
+              <w:bottom w:w="60" w:type="dxa"/>
+              <w:end w:w="85" w:type="dxa"/>
+            </w:tcMar>
+          </w:tcPr>
+          <w:p>
+            <w:pPr>
+              <w:pStyle w:val="BodyText"/>
+              <w:spacing w:before="0" w:after="0" w:line="220" w:lineRule="auto"/>
+            </w:pPr>
+            <w:r>
+              <w:t>后续行动</w:t>
+            </w:r>
+          </w:p>
+        </w:tc>
+      </w:tr>
+      <w:tr>
+        <w:trPr>
+          <w:cantSplit/>
+        </w:trPr>
+        <w:tc>
+          <w:tcPr>
+            <w:tcW w:w="1705" w:type="dxa"/>
+            <w:tcMar>
+              <w:top w:w="60" w:type="dxa"/>
+              <w:start w:w="85" w:type="dxa"/>
+              <w:bottom w:w="60" w:type="dxa"/>
+              <w:end w:w="85" w:type="dxa"/>
+            </w:tcMar>
+          </w:tcPr>
+          <w:p>
+            <w:pPr>
+              <w:pStyle w:val="BodyText"/>
+              <w:spacing w:before="0" w:after="0" w:line="220" w:lineRule="auto"/>
+            </w:pPr>
+            <w:r>
+              <w:t>模板关口</w:t>
+            </w:r>
+          </w:p>
+        </w:tc>
+        <w:tc>
+          <w:tcPr>
+            <w:tcW w:w="4262" w:type="dxa"/>
+            <w:tcMar>
+              <w:top w:w="60" w:type="dxa"/>
+              <w:start w:w="85" w:type="dxa"/>
+              <w:bottom w:w="60" w:type="dxa"/>
+              <w:end w:w="85" w:type="dxa"/>
+            </w:tcMar>
+          </w:tcPr>
+          <w:p>
+            <w:pPr>
+              <w:pStyle w:val="BodyText"/>
+              <w:spacing w:before="0" w:after="0" w:line="220" w:lineRule="auto"/>
+            </w:pPr>
+            <w:r>
+              <w:t>逐项版本、结构、行为对照、权限、升级与恢复；记录差异</w:t>
+            </w:r>
+          </w:p>
+        </w:tc>
+        <w:tc>
+          <w:tcPr>
+            <w:tcW w:w="2983" w:type="dxa"/>
+            <w:tcMar>
+              <w:top w:w="60" w:type="dxa"/>
+              <w:start w:w="85" w:type="dxa"/>
+              <w:bottom w:w="60" w:type="dxa"/>
+              <w:end w:w="85" w:type="dxa"/>
+            </w:tcMar>
+          </w:tcPr>
+          <w:p>
+            <w:pPr>
+              <w:pStyle w:val="BodyText"/>
+              <w:spacing w:before="0" w:after="0" w:line="220" w:lineRule="auto"/>
+            </w:pPr>
+            <w:r>
+              <w:t>形成可用范围，再继续相关产品开发</w:t>
+            </w:r>
+          </w:p>
+        </w:tc>
+      </w:tr>
+      <w:tr>
+        <w:trPr>
+          <w:cantSplit/>
+        </w:trPr>
+        <w:tc>
+          <w:tcPr>
+            <w:tcW w:w="1705" w:type="dxa"/>
+            <w:tcMar>
+              <w:top w:w="60" w:type="dxa"/>
+              <w:start w:w="85" w:type="dxa"/>
+              <w:bottom w:w="60" w:type="dxa"/>
+              <w:end w:w="85" w:type="dxa"/>
+            </w:tcMar>
+          </w:tcPr>
+          <w:p>
+            <w:pPr>
+              <w:pStyle w:val="BodyText"/>
+              <w:spacing w:before="0" w:after="0" w:line="220" w:lineRule="auto"/>
+            </w:pPr>
+            <w:r>
+              <w:t>产品准备</w:t>
+            </w:r>
+          </w:p>
+        </w:tc>
+        <w:tc>
+          <w:tcPr>
+            <w:tcW w:w="4262" w:type="dxa"/>
+            <w:tcMar>
+              <w:top w:w="60" w:type="dxa"/>
+              <w:start w:w="85" w:type="dxa"/>
+              <w:bottom w:w="60" w:type="dxa"/>
+              <w:end w:w="85" w:type="dxa"/>
+            </w:tcMar>
+          </w:tcPr>
+          <w:p>
+            <w:pPr>
+              <w:pStyle w:val="BodyText"/>
+              <w:spacing w:before="0" w:after="0" w:line="220" w:lineRule="auto"/>
+            </w:pPr>
+            <w:r>
+              <w:t>保存重开、审阅修改、运行定位、场景所需组织/部署、安全与恢复</w:t>
+            </w:r>
+          </w:p>
+        </w:tc>
+        <w:tc>
+          <w:tcPr>
+            <w:tcW w:w="2983" w:type="dxa"/>
+            <w:tcMar>
+              <w:top w:w="60" w:type="dxa"/>
+              <w:start w:w="85" w:type="dxa"/>
+              <w:bottom w:w="60" w:type="dxa"/>
+              <w:end w:w="85" w:type="dxa"/>
+            </w:tcMar>
+          </w:tcPr>
+          <w:p>
+            <w:pPr>
+              <w:pStyle w:val="BodyText"/>
+              <w:spacing w:before="0" w:after="0" w:line="220" w:lineRule="auto"/>
+            </w:pPr>
+            <w:r>
+              <w:t>明确版本范围、资源及使用限制</w:t>
+            </w:r>
+          </w:p>
+        </w:tc>
+      </w:tr>
+      <w:tr>
+        <w:trPr>
+          <w:cantSplit/>
+        </w:trPr>
+        <w:tc>
+          <w:tcPr>
+            <w:tcW w:w="1705" w:type="dxa"/>
+            <w:tcMar>
+              <w:top w:w="60" w:type="dxa"/>
+              <w:start w:w="85" w:type="dxa"/>
+              <w:bottom w:w="60" w:type="dxa"/>
+              <w:end w:w="85" w:type="dxa"/>
+            </w:tcMar>
+          </w:tcPr>
+          <w:p>
+            <w:pPr>
+              <w:pStyle w:val="BodyText"/>
+              <w:spacing w:before="0" w:after="0" w:line="220" w:lineRule="auto"/>
+            </w:pPr>
+            <w:r>
+              <w:t>场景准备</w:t>
+            </w:r>
+          </w:p>
+        </w:tc>
+        <w:tc>
+          <w:tcPr>
+            <w:tcW w:w="4262" w:type="dxa"/>
+            <w:tcMar>
+              <w:top w:w="60" w:type="dxa"/>
+              <w:start w:w="85" w:type="dxa"/>
+              <w:bottom w:w="60" w:type="dxa"/>
+              <w:end w:w="85" w:type="dxa"/>
+            </w:tcMar>
+          </w:tcPr>
+          <w:p>
+            <w:pPr>
+              <w:pStyle w:val="BodyText"/>
+              <w:spacing w:before="0" w:after="0" w:line="220" w:lineRule="auto"/>
+            </w:pPr>
+            <w:r>
+              <w:t>教师或用户任务、设备、模型、组织许可与观察方法</w:t>
+            </w:r>
+          </w:p>
+        </w:tc>
+        <w:tc>
+          <w:tcPr>
+            <w:tcW w:w="2983" w:type="dxa"/>
+            <w:tcMar>
+              <w:top w:w="60" w:type="dxa"/>
+              <w:start w:w="85" w:type="dxa"/>
+              <w:bottom w:w="60" w:type="dxa"/>
+              <w:end w:w="85" w:type="dxa"/>
+            </w:tcMar>
+          </w:tcPr>
+          <w:p>
+            <w:pPr>
+              <w:pStyle w:val="BodyText"/>
+              <w:spacing w:before="0" w:after="0" w:line="220" w:lineRule="auto"/>
+            </w:pPr>
+            <w:r>
+              <w:t>进入小范围真实使用，不提前宣称效果</w:t>
+            </w:r>
+          </w:p>
+        </w:tc>
+      </w:tr>
+      <w:tr>
+        <w:trPr>
+          <w:cantSplit/>
+        </w:trPr>
+        <w:tc>
+          <w:tcPr>
+            <w:tcW w:w="1705" w:type="dxa"/>
+            <w:tcMar>
+              <w:top w:w="60" w:type="dxa"/>
+              <w:start w:w="85" w:type="dxa"/>
+              <w:bottom w:w="60" w:type="dxa"/>
+              <w:end w:w="85" w:type="dxa"/>
+            </w:tcMar>
+          </w:tcPr>
+          <w:p>
+            <w:pPr>
+              <w:pStyle w:val="BodyText"/>
+              <w:spacing w:before="0" w:after="0" w:line="220" w:lineRule="auto"/>
+            </w:pPr>
+            <w:r>
+              <w:t>真实验证</w:t>
+            </w:r>
+          </w:p>
+        </w:tc>
+        <w:tc>
+          <w:tcPr>
+            <w:tcW w:w="4262" w:type="dxa"/>
+            <w:tcMar>
+              <w:top w:w="60" w:type="dxa"/>
+              <w:start w:w="85" w:type="dxa"/>
+              <w:bottom w:w="60" w:type="dxa"/>
+              <w:end w:w="85" w:type="dxa"/>
+            </w:tcMar>
+          </w:tcPr>
+          <w:p>
+            <w:pPr>
+              <w:pStyle w:val="BodyText"/>
+              <w:spacing w:before="0" w:after="0" w:line="220" w:lineRule="auto"/>
+            </w:pPr>
+            <w:r>
+              <w:t>学生读改搭讲、教师复用或个人任务证据；帮助与支持成本</w:t>
+            </w:r>
+          </w:p>
+        </w:tc>
+        <w:tc>
+          <w:tcPr>
+            <w:tcW w:w="2983" w:type="dxa"/>
+            <w:tcMar>
+              <w:top w:w="60" w:type="dxa"/>
+              <w:start w:w="85" w:type="dxa"/>
+              <w:bottom w:w="60" w:type="dxa"/>
+              <w:end w:w="85" w:type="dxa"/>
+            </w:tcMar>
+          </w:tcPr>
+          <w:p>
+            <w:pPr>
+              <w:pStyle w:val="BodyText"/>
+              <w:spacing w:before="0" w:after="0" w:line="220" w:lineRule="auto"/>
+            </w:pPr>
+            <w:r>
+              <w:t>修订产品和场景，确认可重复价值</w:t>
+            </w:r>
+          </w:p>
+        </w:tc>
+      </w:tr>
+      <w:tr>
+        <w:trPr>
+          <w:cantSplit/>
+        </w:trPr>
+        <w:tc>
+          <w:tcPr>
+            <w:tcW w:w="1705" w:type="dxa"/>
+            <w:tcMar>
+              <w:top w:w="60" w:type="dxa"/>
+              <w:start w:w="85" w:type="dxa"/>
+              <w:bottom w:w="60" w:type="dxa"/>
+              <w:end w:w="85" w:type="dxa"/>
+            </w:tcMar>
+          </w:tcPr>
+          <w:p>
+            <w:pPr>
+              <w:pStyle w:val="BodyText"/>
+              <w:spacing w:before="0" w:after="0" w:line="220" w:lineRule="auto"/>
+            </w:pPr>
+            <w:r>
+              <w:t>条件商业化</w:t>
+            </w:r>
+          </w:p>
+        </w:tc>
+        <w:tc>
+          <w:tcPr>
+            <w:tcW w:w="4262" w:type="dxa"/>
+            <w:tcMar>
+              <w:top w:w="60" w:type="dxa"/>
+              <w:start w:w="85" w:type="dxa"/>
+              <w:bottom w:w="60" w:type="dxa"/>
+              <w:end w:w="85" w:type="dxa"/>
+            </w:tcMar>
+          </w:tcPr>
+          <w:p>
+            <w:pPr>
+              <w:pStyle w:val="BodyText"/>
+              <w:spacing w:before="0" w:after="0" w:line="220" w:lineRule="auto"/>
+            </w:pPr>
+            <w:r>
+              <w:t>授权采购主体、预算、明确范围、工时和付款及支持</w:t>
+            </w:r>
+          </w:p>
+        </w:tc>
+        <w:tc>
+          <w:tcPr>
+            <w:tcW w:w="2983" w:type="dxa"/>
+            <w:tcMar>
+              <w:top w:w="60" w:type="dxa"/>
+              <w:start w:w="85" w:type="dxa"/>
+              <w:bottom w:w="60" w:type="dxa"/>
+              <w:end w:w="85" w:type="dxa"/>
+            </w:tcMar>
+          </w:tcPr>
+          <w:p>
+            <w:pPr>
+              <w:pStyle w:val="BodyText"/>
+              <w:spacing w:before="0" w:after="0" w:line="220" w:lineRule="auto"/>
+            </w:pPr>
+            <w:r>
+              <w:t>形成可履约报价与合同，再评估扩展</w:t>
+            </w:r>
+          </w:p>
+        </w:tc>
+      </w:tr>
+    </w:tbl>
+    <w:p>
+      <w:pPr>
+        <w:pStyle w:val="BodyText"/>
+      </w:pPr>
+      <w:r>
+        <w:t>专业模板首先验证表达与执行能力，后续产品开发建立可用入口和组织运行条件，真实场景检验普通用户价值；三种证据不能互相替代。当前重点是研发，课程和商业机制用于说明研发成果如何进入使用与持续建设。</w:t>
+      </w:r>
+    </w:p>
+    <w:p>
+      <w:pPr>
+        <w:pStyle w:val="Heading1"/>
+      </w:pPr>
+      <w:bookmarkStart w:id="1009" w:name="_TocBlocky9"/>
+      <w:r>
+        <w:t>3. 真实场景后的商业机制设计</w:t>
+      </w:r>
+      <w:bookmarkEnd w:id="1009"/>
+    </w:p>
+    <w:p>
+      <w:pPr>
+        <w:pStyle w:val="BodyText"/>
+      </w:pPr>
+      <w:r>
+        <w:t>本章描述研发准备完成后的条件商业化，不代表当前正在销售。个人完整功能免费和完全开源降低试用、学习和贡献门槛；机构后台与教学服务收费解决多人组织、数据管理、部署和支持需求；算力独立订阅或额度承担持续外部成本。三条路径分别明确交付范围和账户责任，收入需由真实需求、报价与合同验证。</w:t>
+      </w:r>
+    </w:p>
+    <w:p>
+      <w:pPr>
+        <w:pStyle w:val="Heading2"/>
+      </w:pPr>
+      <w:bookmarkStart w:id="1010" w:name="_TocBlocky10"/>
+      <w:r>
+        <w:t>3.1 未来使用角色与采购条件</w:t>
+      </w:r>
+      <w:bookmarkEnd w:id="1010"/>
+    </w:p>
+    <w:p>
+      <w:pPr>
+        <w:pStyle w:val="BodyText"/>
+      </w:pPr>
+      <w:r>
+        <w:t>小学生需要少量可理解的部件、明确的修改目标和可比较的结果；教师需要准备作品、组织预测与改造、区分模型输出和规则行为；机构需要核对教学目标、设备、权限、采购主体和总费用。学生完成率不能替代教师复用，教师兴趣也不能替代机构付款意愿。每项试用分别记录三个角色的证据。</w:t>
+      </w:r>
+    </w:p>
+    <w:p>
+      <w:pPr>
+        <w:pStyle w:val="BodyText"/>
+      </w:pPr>
+      <w:r>
+        <w:t>未来课堂中，教师在活动前核对版本准备状态、作品、模型与内容，使用合成角色和不含学生个人信息的输入；活动先示范结构，再组织预测、改造、自选任务和讲解，失败时回看轨迹。产品研发阶段先用工程及合成资料检验流程，真实学生观察在场景关口之后开展。自动评分和课堂后台须单独开发与验证，不能由演示推定已完成。</w:t>
+      </w:r>
+    </w:p>
+    <w:p>
+      <w:pPr>
+        <w:pStyle w:val="BodyText"/>
+      </w:pPr>
+      <w:r>
+        <w:t>Table 8（表8）为未来采用和采购流程。相关产品能力就绪后，先验证任务适配与教师组织，再确认预算、决策角色和合同范围；获得授权主体确认和可履约资源后才安排收费交付。采购意向与工程完成分别记录，不用潜在线索证明当前营收。</w:t>
+      </w:r>
+    </w:p>
+    <w:p>
+      <w:pPr>
+        <w:pStyle w:val="Tabletitle"/>
+        <w:keepNext/>
+      </w:pPr>
+      <w:r>
+        <w:t>Table 8. 机构采用与采购流程</w:t>
       </w:r>
     </w:p>
     <w:tbl>
@@ -3400,18 +4918,18 @@
       <w:pPr>
         <w:pStyle w:val="Heading2"/>
       </w:pPr>
-      <w:bookmarkStart w:id="1007" w:name="_TocBlocky7"/>
-      <w:r>
-        <w:t>2.2 试点教育服务与报价</w:t>
-      </w:r>
-      <w:bookmarkEnd w:id="1007"/>
+      <w:bookmarkStart w:id="1011" w:name="_TocBlocky11"/>
+      <w:r>
+        <w:t>3.2 条件教育服务与范围设计</w:t>
+      </w:r>
+      <w:bookmarkEnd w:id="1011"/>
     </w:p>
     <w:p>
       <w:pPr>
         <w:pStyle w:val="BodyText"/>
       </w:pPr>
       <w:r>
-        <w:t>机构服务覆盖课程准备、教师培训、Windows配置检查及约定期限支持。个人版按完整功能免费方向持续开发；外部模型由机构自备账户或按合同约定额度承担费用；课程、部署、培训与支持按范围报价。Table 6（表6）给出A24服务设计样例，用于解释80小时预算如何对应实际交付，正式合同可调整活动、设备和支持规模。</w:t>
+        <w:t>机构服务拟覆盖课程准备、教师培训、设备配置及约定支持，启动前必须完成相关产品开发和准备关口。个人完整功能免费；外部模型按自备账户或独立算力安排承担费用。Table 9（表9）的A24是未来服务范围样例，解释作品、培训、配置与支持如何对应80小时；它不是当前交付、固定报价或已成交合同。</w:t>
       </w:r>
     </w:p>
     <w:p>
@@ -3420,7 +4938,7 @@
         <w:keepNext/>
       </w:pPr>
       <w:r>
-        <w:t>Table 6. 机构服务设计样例A24</w:t>
+        <w:t>Table 9. 机构服务设计样例A24</w:t>
       </w:r>
     </w:p>
     <w:tbl>
@@ -3781,7 +5299,7 @@
         <w:pStyle w:val="BodyText"/>
       </w:pPr>
       <w:r>
-        <w:t>Table 6（表6）四项合计80小时。A24是服务设计样例，不是固定公示报价或已成交合同；旧试点每份1.8万元只保留为范围与工时参考。作品、培训、设备和支持数量改变时，应重新约定范围、排期并核对工时，不以限制个人软件功能推动服务购买。</w:t>
+        <w:t>Table 9（表9）四项合计80小时，收费按实际活动、设备、支持规模与工时形成。教学样例提供可讨论的交付范围，正式合同承接产品准备完成后的具体场景。个人软件保持完整创作能力，机构为组织、配置与支持付费。</w:t>
       </w:r>
     </w:p>
     <w:p>
@@ -3797,18 +5315,18 @@
         <w:pStyle w:val="BodyText"/>
       </w:pPr>
       <w:r>
-        <w:t>教师可先用免费软件和合成资料评估作品流程。进入付费前，双方需明确交付物、课时或培训次数、所需权限、故障支持和验收条件。技术支持聚焦安装、项目与已约定课程流程；外部模型的回答质量需由教师检查，不以引用功能承诺答案始终正确。</w:t>
+        <w:t>真实场景准备完成后，教师可用免费软件和合成资料评估作品流程。收费前确认版本范围、交付物、培训、权限、支持和验收；课堂内容仍由教师组织检查。外部模型回答质量不作为无条件保证，引用与轨迹用于核对过程。</w:t>
       </w:r>
     </w:p>
     <w:p>
       <w:pPr>
         <w:pStyle w:val="Heading2"/>
       </w:pPr>
-      <w:bookmarkStart w:id="1008" w:name="_TocBlocky8"/>
-      <w:r>
-        <w:t>2.3 机构组织后台建设</w:t>
-      </w:r>
-      <w:bookmarkEnd w:id="1008"/>
+      <w:bookmarkStart w:id="1012" w:name="_TocBlocky12"/>
+      <w:r>
+        <w:t>3.3 组织后台与付费能力规划</w:t>
+      </w:r>
+      <w:bookmarkEnd w:id="1012"/>
     </w:p>
     <w:p>
       <w:pPr>
@@ -3824,7 +5342,7 @@
         <w:keepNext/>
       </w:pPr>
       <w:r>
-        <w:t>Table 7. 组织后台建设与服务配置规划</w:t>
+        <w:t>Table 10. 组织后台建设与服务配置规划</w:t>
       </w:r>
     </w:p>
     <w:tbl>
@@ -4040,7 +5558,7 @@
               <w:spacing w:before="0" w:after="0" w:line="220" w:lineRule="auto"/>
             </w:pPr>
             <w:r>
-              <w:t>先采用匿名观察表；自动评分需另定标准并与教师核对</w:t>
+              <w:t>进度与记录功能先开发核对；评分标准在后续场景与教师核对</w:t>
             </w:r>
           </w:p>
         </w:tc>
@@ -4105,7 +5623,7 @@
               <w:spacing w:before="0" w:after="0" w:line="220" w:lineRule="auto"/>
             </w:pPr>
             <w:r>
-              <w:t>现有试点按服务清单交付；后台功能须单独验收后加入范围</w:t>
+              <w:t>后台与恢复能力先开发；产品准备后按确认范围交付服务</w:t>
             </w:r>
           </w:p>
         </w:tc>
@@ -4181,18 +5699,18 @@
         <w:pStyle w:val="BodyText"/>
       </w:pPr>
       <w:r>
-        <w:t>Table 7（表7）是建设规划。软件当前不提供机构统一账号、课堂后台、进度分析或自动评分，早期用教师作品文件与观察记录组织试点。后台配置形成机构收费范围后，应明确权限、名单导入、数据保留、作品访问与退出迁移；同一机构人数变化及支持范围变化按约定调整，不把试点服务1.8万元当成固定组织订阅价格。</w:t>
+        <w:t>Table 10（表10）是后续产品开发内容，当前没有机构统一账号、课堂后台、进度分析或自动评分。相关教育组织、权限和部署能力先完成开发与准备核对，再进入真实机构场景。验证后根据配置、人数、支持、数据保留和迁移范围探索收费，不以教师人工文件收集代替后台研发，也不以历史服务预算替代组织订阅价格。</w:t>
       </w:r>
     </w:p>
     <w:p>
       <w:pPr>
         <w:pStyle w:val="Heading2"/>
       </w:pPr>
-      <w:bookmarkStart w:id="1009" w:name="_TocBlocky9"/>
-      <w:r>
-        <w:t>2.4 独立算力与模型账户</w:t>
-      </w:r>
-      <w:bookmarkEnd w:id="1009"/>
+      <w:bookmarkStart w:id="1013" w:name="_TocBlocky13"/>
+      <w:r>
+        <w:t>3.4 独立算力与模型账户机制</w:t>
+      </w:r>
+      <w:bookmarkEnd w:id="1013"/>
     </w:p>
     <w:p>
       <w:pPr>
@@ -4207,7 +5725,7 @@
         <w:pStyle w:val="BodyText"/>
       </w:pPr>
       <w:r>
-        <w:t>Table 8（表8）比较公开收费与用量结构，金额、积分和余额不作跨产品等价换算。现有Host模型资源配置可按适配条件使用自己的账户；统一组织额度、订阅账单和托管算力仍需建设。[P3] 人头预算与实际调用账单对照后，才确定订阅、额度和超额安排；每人归入单一采购口径，避免同一用户在机构与个人范围重复计费。</w:t>
+        <w:t>Table 11（表11）比较公开收费与用量结构，金额、积分和余额不作跨产品等价换算。现有Host模型资源配置可按适配条件使用自己的账户；统一组织额度、订阅账单和托管算力仍需建设。[P3] 人头预算与实际调用账单对照后，才确定订阅、额度和超额安排；每人归入单一采购口径，避免同一用户在机构与个人范围重复计费。</w:t>
       </w:r>
     </w:p>
     <w:p>
@@ -4216,7 +5734,7 @@
         <w:keepNext/>
       </w:pPr>
       <w:r>
-        <w:t>Table 8. 算力与组织预算公开参照</w:t>
+        <w:t>Table 11. 算力与组织预算公开参照</w:t>
       </w:r>
     </w:p>
     <w:tbl>
@@ -4574,7 +6092,7 @@
         <w:keepNext/>
       </w:pPr>
       <w:r>
-        <w:t>Table 9（表9）按平台采购人头列示基准用户算力预算，共78.975万元。期末5140人是低置信规模情景，不是用户增长承诺；累计人月按季度曲线逐月汇总，不能用期末人数直接乘24个月。学生、教师及个人云算力分别去重，BYOK与本地运行用户排除；人均10、50、30元为采购成本预算，不是订阅价。[F03][F04]</w:t>
+        <w:t>Table 12（表12）为平台采购算力的人头与用量规划。真实用户预算在研发关口通过、场景实际启动后启用；研发和评测用量单列。每类用户成本需由任务频次、Agent轮数、上下文与输出、缓存、重试及模型实际单价支撑；累计人月按启用月份逐月汇总，BYOK与本地用户排除，同一人去重。不把当前规划人数或成本当作已获用户、供应商报价或订阅售价。</w:t>
       </w:r>
     </w:p>
     <w:p>
@@ -4583,7 +6101,7 @@
         <w:keepNext/>
       </w:pPr>
       <w:r>
-        <w:t>Table 9. 平台采购人头与算力成本</w:t>
+        <w:t>Table 12. 平台采购人头与算力成本</w:t>
       </w:r>
     </w:p>
     <w:tbl>
@@ -4604,11 +6122,11 @@
         <w:tblCellMar/>
       </w:tblPr>
       <w:tblGrid>
-        <w:gridCol w:w="1152"/>
+        <w:gridCol w:w="1440"/>
         <w:gridCol w:w="1296"/>
         <w:gridCol w:w="1296"/>
         <w:gridCol w:w="1440"/>
-        <w:gridCol w:w="3766"/>
+        <w:gridCol w:w="3478"/>
       </w:tblGrid>
       <w:tr>
         <w:trPr>
@@ -4617,7 +6135,7 @@
         </w:trPr>
         <w:tc>
           <w:tcPr>
-            <w:tcW w:w="1152" w:type="dxa"/>
+            <w:tcW w:w="1440" w:type="dxa"/>
             <w:tcMar>
               <w:top w:w="60" w:type="dxa"/>
               <w:start w:w="85" w:type="dxa"/>
@@ -4651,7 +6169,7 @@
               <w:spacing w:before="0" w:after="0" w:line="220" w:lineRule="auto"/>
             </w:pPr>
             <w:r>
-              <w:t>期末活跃人头</w:t>
+              <w:t>期末条件容量</w:t>
             </w:r>
           </w:p>
         </w:tc>
@@ -4691,13 +6209,13 @@
               <w:spacing w:before="0" w:after="0" w:line="220" w:lineRule="auto"/>
             </w:pPr>
             <w:r>
-              <w:t>人均月成本（元）</w:t>
-            </w:r>
-          </w:p>
-        </w:tc>
-        <w:tc>
-          <w:tcPr>
-            <w:tcW w:w="3766" w:type="dxa"/>
+              <w:t>参考月成本（元）</w:t>
+            </w:r>
+          </w:p>
+        </w:tc>
+        <w:tc>
+          <w:tcPr>
+            <w:tcW w:w="3478" w:type="dxa"/>
             <w:tcMar>
               <w:top w:w="60" w:type="dxa"/>
               <w:start w:w="85" w:type="dxa"/>
@@ -4722,21 +6240,21 @@
         </w:trPr>
         <w:tc>
           <w:tcPr>
-            <w:tcW w:w="1152" w:type="dxa"/>
-            <w:tcMar>
-              <w:top w:w="60" w:type="dxa"/>
-              <w:start w:w="85" w:type="dxa"/>
-              <w:bottom w:w="60" w:type="dxa"/>
-              <w:end w:w="85" w:type="dxa"/>
-            </w:tcMar>
-          </w:tcPr>
-          <w:p>
-            <w:pPr>
-              <w:pStyle w:val="BodyText"/>
-              <w:spacing w:before="0" w:after="0" w:line="220" w:lineRule="auto"/>
-            </w:pPr>
-            <w:r>
-              <w:t>学生</w:t>
+            <w:tcW w:w="1440" w:type="dxa"/>
+            <w:tcMar>
+              <w:top w:w="60" w:type="dxa"/>
+              <w:start w:w="85" w:type="dxa"/>
+              <w:bottom w:w="60" w:type="dxa"/>
+              <w:end w:w="85" w:type="dxa"/>
+            </w:tcMar>
+          </w:tcPr>
+          <w:p>
+            <w:pPr>
+              <w:pStyle w:val="BodyText"/>
+              <w:spacing w:before="0" w:after="0" w:line="220" w:lineRule="auto"/>
+            </w:pPr>
+            <w:r>
+              <w:t>学生（短任务）</w:t>
             </w:r>
           </w:p>
         </w:tc>
@@ -4757,7 +6275,7 @@
               <w:jc w:val="right"/>
             </w:pPr>
             <w:r>
-              <w:t>2400</w:t>
+              <w:t>600</w:t>
             </w:r>
           </w:p>
         </w:tc>
@@ -4778,7 +6296,7 @@
               <w:jc w:val="right"/>
             </w:pPr>
             <w:r>
-              <w:t>17730</w:t>
+              <w:t>2700</w:t>
             </w:r>
           </w:p>
         </w:tc>
@@ -4799,13 +6317,13 @@
               <w:jc w:val="right"/>
             </w:pPr>
             <w:r>
-              <w:t>10</w:t>
-            </w:r>
-          </w:p>
-        </w:tc>
-        <w:tc>
-          <w:tcPr>
-            <w:tcW w:w="3766" w:type="dxa"/>
+              <w:t>3.39</w:t>
+            </w:r>
+          </w:p>
+        </w:tc>
+        <w:tc>
+          <w:tcPr>
+            <w:tcW w:w="3478" w:type="dxa"/>
             <w:tcMar>
               <w:top w:w="60" w:type="dxa"/>
               <w:start w:w="85" w:type="dxa"/>
@@ -4820,7 +6338,7 @@
               <w:jc w:val="right"/>
             </w:pPr>
             <w:r>
-              <w:t>17.730</w:t>
+              <w:t>0.914</w:t>
             </w:r>
           </w:p>
         </w:tc>
@@ -4831,21 +6349,21 @@
         </w:trPr>
         <w:tc>
           <w:tcPr>
-            <w:tcW w:w="1152" w:type="dxa"/>
-            <w:tcMar>
-              <w:top w:w="60" w:type="dxa"/>
-              <w:start w:w="85" w:type="dxa"/>
-              <w:bottom w:w="60" w:type="dxa"/>
-              <w:end w:w="85" w:type="dxa"/>
-            </w:tcMar>
-          </w:tcPr>
-          <w:p>
-            <w:pPr>
-              <w:pStyle w:val="BodyText"/>
-              <w:spacing w:before="0" w:after="0" w:line="220" w:lineRule="auto"/>
-            </w:pPr>
-            <w:r>
-              <w:t>教师</w:t>
+            <w:tcW w:w="1440" w:type="dxa"/>
+            <w:tcMar>
+              <w:top w:w="60" w:type="dxa"/>
+              <w:start w:w="85" w:type="dxa"/>
+              <w:bottom w:w="60" w:type="dxa"/>
+              <w:end w:w="85" w:type="dxa"/>
+            </w:tcMar>
+          </w:tcPr>
+          <w:p>
+            <w:pPr>
+              <w:pStyle w:val="BodyText"/>
+              <w:spacing w:before="0" w:after="0" w:line="220" w:lineRule="auto"/>
+            </w:pPr>
+            <w:r>
+              <w:t>教师（短任务）</w:t>
             </w:r>
           </w:p>
         </w:tc>
@@ -4866,7 +6384,7 @@
               <w:jc w:val="right"/>
             </w:pPr>
             <w:r>
-              <w:t>240</w:t>
+              <w:t>60</w:t>
             </w:r>
           </w:p>
         </w:tc>
@@ -4887,7 +6405,7 @@
               <w:jc w:val="right"/>
             </w:pPr>
             <w:r>
-              <w:t>1845</w:t>
+              <w:t>300</w:t>
             </w:r>
           </w:p>
         </w:tc>
@@ -4908,13 +6426,13 @@
               <w:jc w:val="right"/>
             </w:pPr>
             <w:r>
-              <w:t>50</w:t>
-            </w:r>
-          </w:p>
-        </w:tc>
-        <w:tc>
-          <w:tcPr>
-            <w:tcW w:w="3766" w:type="dxa"/>
+              <w:t>20.32</w:t>
+            </w:r>
+          </w:p>
+        </w:tc>
+        <w:tc>
+          <w:tcPr>
+            <w:tcW w:w="3478" w:type="dxa"/>
             <w:tcMar>
               <w:top w:w="60" w:type="dxa"/>
               <w:start w:w="85" w:type="dxa"/>
@@ -4929,7 +6447,7 @@
               <w:jc w:val="right"/>
             </w:pPr>
             <w:r>
-              <w:t>9.225</w:t>
+              <w:t>0.610</w:t>
             </w:r>
           </w:p>
         </w:tc>
@@ -4940,21 +6458,21 @@
         </w:trPr>
         <w:tc>
           <w:tcPr>
-            <w:tcW w:w="1152" w:type="dxa"/>
-            <w:tcMar>
-              <w:top w:w="60" w:type="dxa"/>
-              <w:start w:w="85" w:type="dxa"/>
-              <w:bottom w:w="60" w:type="dxa"/>
-              <w:end w:w="85" w:type="dxa"/>
-            </w:tcMar>
-          </w:tcPr>
-          <w:p>
-            <w:pPr>
-              <w:pStyle w:val="BodyText"/>
-              <w:spacing w:before="0" w:after="0" w:line="220" w:lineRule="auto"/>
-            </w:pPr>
-            <w:r>
-              <w:t>个人</w:t>
+            <w:tcW w:w="1440" w:type="dxa"/>
+            <w:tcMar>
+              <w:top w:w="60" w:type="dxa"/>
+              <w:start w:w="85" w:type="dxa"/>
+              <w:bottom w:w="60" w:type="dxa"/>
+              <w:end w:w="85" w:type="dxa"/>
+            </w:tcMar>
+          </w:tcPr>
+          <w:p>
+            <w:pPr>
+              <w:pStyle w:val="BodyText"/>
+              <w:spacing w:before="0" w:after="0" w:line="220" w:lineRule="auto"/>
+            </w:pPr>
+            <w:r>
+              <w:t>专业创作者</w:t>
             </w:r>
           </w:p>
         </w:tc>
@@ -4975,7 +6493,7 @@
               <w:jc w:val="right"/>
             </w:pPr>
             <w:r>
-              <w:t>2500</w:t>
+              <w:t>500</w:t>
             </w:r>
           </w:p>
         </w:tc>
@@ -4996,7 +6514,7 @@
               <w:jc w:val="right"/>
             </w:pPr>
             <w:r>
-              <w:t>17340</w:t>
+              <w:t>2250</w:t>
             </w:r>
           </w:p>
         </w:tc>
@@ -5017,13 +6535,13 @@
               <w:jc w:val="right"/>
             </w:pPr>
             <w:r>
-              <w:t>30</w:t>
-            </w:r>
-          </w:p>
-        </w:tc>
-        <w:tc>
-          <w:tcPr>
-            <w:tcW w:w="3766" w:type="dxa"/>
+              <w:t>1,347.02</w:t>
+            </w:r>
+          </w:p>
+        </w:tc>
+        <w:tc>
+          <w:tcPr>
+            <w:tcW w:w="3478" w:type="dxa"/>
             <w:tcMar>
               <w:top w:w="60" w:type="dxa"/>
               <w:start w:w="85" w:type="dxa"/>
@@ -5038,7 +6556,7 @@
               <w:jc w:val="right"/>
             </w:pPr>
             <w:r>
-              <w:t>52.020</w:t>
+              <w:t>303.079</w:t>
             </w:r>
           </w:p>
         </w:tc>
@@ -5048,18 +6566,18 @@
       <w:pPr>
         <w:pStyle w:val="Heading2"/>
       </w:pPr>
-      <w:bookmarkStart w:id="1010" w:name="_TocBlocky10"/>
-      <w:r>
-        <w:t>2.5 获客与验证路径</w:t>
-      </w:r>
-      <w:bookmarkEnd w:id="1010"/>
+      <w:bookmarkStart w:id="1014" w:name="_TocBlocky14"/>
+      <w:r>
+        <w:t>3.5 研发关口后的渠道验证</w:t>
+      </w:r>
+      <w:bookmarkEnd w:id="1014"/>
     </w:p>
     <w:p>
       <w:pPr>
         <w:pStyle w:val="BodyText"/>
       </w:pPr>
       <w:r>
-        <w:t>前90天以教师访谈、作品演示和小规模试用为主。计划从能直接接触的课程负责人开始建立名单，访谈其现有教学任务、使用工具、失败环节和采购条件。没有可靠学校名单和转化数据前，不将网络曝光或群成员数写成有效客户线索。</w:t>
+        <w:t>近期90天专注模板研发准备和兼容推进。产品准备关口通过后，再启动教师访谈、同任务演示和小规模场景验证；名单从实际可接触负责人开始，记录现有任务、工具、障碍和采购条件。研发需求交流与课堂开展分别记录，曝光和群成员数不作为有效客户。</w:t>
       </w:r>
     </w:p>
     <w:p>
@@ -5067,7 +6585,7 @@
         <w:pStyle w:val="BodyText"/>
       </w:pPr>
       <w:r>
-        <w:t>2027年销售漏斗暂按20次有效机构接触、8次深入演示、4份付费交付合同规划。每一步都必须记录对方课程角色、下一次行动和未推进原因。这是目标而非实测转化率；若8次演示没有形成付费意向，应重新核定服务范围与报价，不能单纯加大推广费用。</w:t>
+        <w:t>20次有效接触、8次深入演示、4份交付合同保留为未来场景阶段可调整的漏斗设计，时间由研发进度、准备关口和资源决定。每一步记录课程角色、行动与未推进原因。若演示没有产生适配或支付证据，应调整任务和范围；不能以增投推广掩盖产品准备不足。</w:t>
       </w:r>
     </w:p>
     <w:p>
@@ -5076,7 +6594,7 @@
         <w:keepNext/>
       </w:pPr>
       <w:r>
-        <w:t>Table 10. 自下而上可触达规划</w:t>
+        <w:t>Table 13. 产品就绪后的条件可触达规划</w:t>
       </w:r>
     </w:p>
     <w:tbl>
@@ -5368,7 +6886,7 @@
         <w:pStyle w:val="BodyText"/>
       </w:pPr>
       <w:r>
-        <w:t>Table 10（表10）保留20次接触、8次演示、4份交付的验证目标，目标转化率不是实测结果。有效记录由渠道联系逐条形成，不能用群人数、浏览量或下载数替代。合同目标不转为本轮24个月收入承诺，也不抵减建设资金；同一机构可能采购不同批次服务，合同数不等同学校数。</w:t>
+        <w:t>Table 13（表13）的条件漏斗在相关产品准备之后推进，目标转化率不是实测结果。记录由逐条联系形成；合同数不等同学校数，也不进入未经确认的收入抵减。先有准备就绪与真实任务证据，再有报价和授权合同。</w:t>
       </w:r>
     </w:p>
     <w:p>
@@ -5376,7 +6894,7 @@
         <w:pStyle w:val="BodyText"/>
       </w:pPr>
       <w:r>
-        <w:t>获客时间记录分为名单核对、约访、演示准备、演示与回访，并标明是否进入合同交付。教研、获客、交付与产品建设按任务分别登记，纳入24个月等效人力资源安排；外包、专项支持和固定人力范围分别核对，避免重复预算。按渠道比较有效接触、教师复用、报价反馈、投入小时和未推进原因，优先保留产生具体行动的渠道。</w:t>
+        <w:t>研发工时先按模板、创作接口、组织部署、社区和多端任务核对。场景启动后另记名单核对、演示、教研、支持和合同交付工时，与研发及专项外包划清范围，避免重复预算。渠道比较有效联系、教师复用、报价反馈和投入小时，资源排期须与实际可用能力一致。</w:t>
       </w:r>
     </w:p>
     <w:p>
@@ -5384,25 +6902,25 @@
         <w:pStyle w:val="BodyText"/>
       </w:pPr>
       <w:r>
-        <w:t>内容渠道以可下载课程案例、教师演示和公开作品说明为主。早期避免高额广告和泛办公业务拓展，把有限时间用于降低教师复用门槛。每月复盘接触到试用、试用到独立复用、复用到报价的转化，同时记录单份合同实际支持工时。</w:t>
+        <w:t>开源与案例内容先形成可复现项目、文档和贡献入口。产品就绪后，教师演示和课程下载可支持需求采证；不把下载量当效果或收入。再根据真实试用、独立复用、支持负担和采购反馈决定是否扩展，避免研发阶段提前建立销售承诺。</w:t>
       </w:r>
     </w:p>
     <w:p>
       <w:pPr>
         <w:pStyle w:val="Heading1"/>
       </w:pPr>
-      <w:bookmarkStart w:id="1011" w:name="_TocBlocky11"/>
-      <w:r>
-        <w:t>3. 运营计划</w:t>
-      </w:r>
-      <w:bookmarkEnd w:id="1011"/>
+      <w:bookmarkStart w:id="1015" w:name="_TocBlocky15"/>
+      <w:r>
+        <w:t>4. 研发执行与条件交付安排</w:t>
+      </w:r>
+      <w:bookmarkEnd w:id="1015"/>
     </w:p>
     <w:p>
       <w:pPr>
         <w:pStyle w:val="BodyText"/>
       </w:pPr>
       <w:r>
-        <w:t>项目先采用轻量远程协作与预约现场支持，不假设租用独立办公室。交付前完成设备与网络检查，用公开或合成资料配置课程，形成教师操作说明和可恢复的项目文件。现场活动结束后整理反馈和问题，不把未确认学生信息用于演示或市场传播。</w:t>
+        <w:t>研发采用模块任务、版本化候选和可复现资料推进，优先完善专业模板及共享工程能力。各模板保留上游版本、映射、配置和行为对照；后续功能逐项核对保存、运行、权限、升级与恢复。远程协作、场景配置与预约支持按实际资源安排，不假设已建立销售运营或独立办公室。</w:t>
       </w:r>
     </w:p>
     <w:p>
@@ -5410,7 +6928,7 @@
         <w:pStyle w:val="BodyText"/>
       </w:pPr>
       <w:r>
-        <w:t>基准按前6个月3名、后18个月4名等效人力，每人每月综合成本2万元，共180万元预算。等效人力只描述所需能力与成本，不代表现有成员、已招聘人数或履历；研发、教研与运营按任务分配并定期核对资源。内部研发工具及算力另按每个等效开发人头每月1200元，共10.8万元，专项外部交付预算15万元。专项范围应与人力工作范围区分，不能同时重复支付同一任务。</w:t>
+        <w:t>等效人力是能力与成本预算，不代表现有成员、招聘人数或履历。研发、评测、文档和后续场景支持按任务分配，内部开发工具与算力单列；专项外包与固定人力范围核对，避免同一任务重复支付。场景未启用时，用户服务资源不提前当作已发生运营成果。</w:t>
       </w:r>
     </w:p>
     <w:p>
@@ -5418,7 +6936,7 @@
         <w:pStyle w:val="BodyText"/>
       </w:pPr>
       <w:r>
-        <w:t>服务验收需同时检查教师能按说明独立准备作品、学生有可观察的设计选择、失败可以定位并恢复。技术角色保障环境与权限，教学运营角色负责适龄任务和反馈，教师负责内容和课堂组织。实际开展前共同核对资料权利、未成年人信息、模型条款和学校要求；没有机构许可或不能满足使用要求时暂停试用。</w:t>
+        <w:t>研发准备核对覆盖项目保存重开、真实执行、可审阅修改、权限声明、故障定位和恢复，组织及部署功能按目标场景补充检查。通过相关关口后，才与教师和机构确认内容、设备、资料权利、模型条款和未成年人信息安排；缺少产品能力或使用许可时不进入真实课堂。</w:t>
       </w:r>
     </w:p>
     <w:p>
@@ -5434,7 +6952,7 @@
         <w:pStyle w:val="BodyText"/>
       </w:pPr>
       <w:r>
-        <w:t>服务恢复应提供可执行步骤而非笼统承诺。Table 11（表11）将安装、作品与模型问题分别处理；支持以预约工作时间和约定渠道开展，A24样例拟在一个工作日内确认问题并安排处理，不保证供应商恢复时间，也不包含无限重做或全天候值守。</w:t>
+        <w:t>恢复能力既是产品准备条件，也是未来支持范围。Table 14（表14）分别处理安装、作品和模型问题，研发先形成可复现故障与恢复说明；场景启动后按约定渠道和工作时间提供支持。A24样例的一工作日确认是未来服务设计，不保证供应商恢复时间，也不代表已建全天值守。</w:t>
       </w:r>
     </w:p>
     <w:p>
@@ -5443,7 +6961,7 @@
         <w:keepNext/>
       </w:pPr>
       <w:r>
-        <w:t>Table 11. 项目恢复与支持边界</w:t>
+        <w:t>Table 14. 项目恢复与支持边界</w:t>
       </w:r>
     </w:p>
     <w:tbl>
@@ -5799,18 +7317,18 @@
       <w:pPr>
         <w:pStyle w:val="Heading1"/>
       </w:pPr>
-      <w:bookmarkStart w:id="1012" w:name="_TocBlocky12"/>
-      <w:r>
-        <w:t>4. 交付资源与复用资产</w:t>
-      </w:r>
-      <w:bookmarkEnd w:id="1012"/>
+      <w:bookmarkStart w:id="1016" w:name="_TocBlocky16"/>
+      <w:r>
+        <w:t>5. 开源、课程与组织资产积累</w:t>
+      </w:r>
+      <w:bookmarkEnd w:id="1016"/>
     </w:p>
     <w:p>
       <w:pPr>
         <w:pStyle w:val="BodyText"/>
       </w:pPr>
       <w:r>
-        <w:t>交付依托当前Windows桌面阶段成果、版本化可编辑项目、受控资源配置和运行轨迹。可核对的产品成果包括作品保存重开、积木运行定位、模型资源配置与构建助手修改审阅；故事条件对照与普通包资料演示提供不同范围的实际能力证据。[P1][P2][P3] 教学资产围绕这些成果形成，不把等效人力预算当成现实人员配置。</w:t>
+        <w:t>当前可核对的工程成果包括Windows阶段版本、可编辑项目、模型资源配置、保存重开、积木运行定位与构建助手修改审阅。[P1][P2][P3] 下一阶段以六模板积累结构映射、行为对照、权限与升级恢复资料。这些资产先支持持续研发，再成为后续教学、组织和跨端产品的可复用基础，等效人力预算不构成现实团队介绍。</w:t>
       </w:r>
     </w:p>
     <w:p>
@@ -5818,7 +7336,7 @@
         <w:pStyle w:val="BodyText"/>
       </w:pPr>
       <w:r>
-        <w:t>可重复交付资产分为三个层次：产品层保留可撤销项目与版本，作品层保留3个精简教学项目、修改对照及恢复副本，组织层保留教师指南、两次培训演练材料、设备检查表和支持记录。机构专属资料与通用课程资产分别管理，未经许可不将学生资料或机构内容复用到下一份服务。</w:t>
+        <w:t>资产积累按工程、作品和组织三个层次推进：工程层保留项目格式、领域接口与模板兼容证据；作品层形成可编辑教学设计、修改对照和恢复副本；组织层在后续开发中形成课程冻结、权限、部署和管理能力。教学作品与指南是未来场景设计，组织后台是开发任务；不将任何一层的规划写成已交付成果。</w:t>
       </w:r>
     </w:p>
     <w:p>
@@ -5826,7 +7344,7 @@
         <w:pStyle w:val="BodyText"/>
       </w:pPr>
       <w:r>
-        <w:t>合作资源安排从教师共创开始，由具备活动组织条件的教师协助确认课时、语言难度和观察方法；机构提供设备、网络和课堂许可。现场配置、课程设计与专项技术按具体任务安排，并在排期前确认资源和费用。预算人力与专项服务仅用于资源规划，形成合同时才据实际可用资源承诺交付。</w:t>
+        <w:t>研发先形成稳定结构与清晰贡献边界，教师及机构合作在场景准备后提供课时、语言难度、设备与组织条件的反馈。实际可用资源和费用在排期前核对；没有确认的合作方不作为现有合作成果。机构专属资料与通用资产分开，复用与公开均核对权利。</w:t>
       </w:r>
     </w:p>
     <w:p>
@@ -5834,7 +7352,7 @@
         <w:pStyle w:val="BodyText"/>
       </w:pPr>
       <w:r>
-        <w:t>个人版采取完全开源与完整功能免费策略，社区以蓝图、可编辑作品、教学任务、CLI使用说明和问题复现资料开展共创。公开代码和贡献流程属于发布安排，不将规划表述为已经形成活跃社区；首批优先形成可重现的作品和清晰贡献入口，再以实际贡献、作品复用和问题解决记录判断社区价值。</w:t>
+        <w:t>完整个人版免费并完全开源是产品与商业决定。公开代码、许可证、文档和贡献流程完成发布准备后，开发者可提交模板、工具、蓝图和问题复现资料；版本分发与供应链按后续社区能力建设。持续业务逻辑是让公开贡献改善通用产品与作品，机构为组织配置、部署和支持付费，算力独立核算；不是对个人功能设付费门槛。</w:t>
       </w:r>
     </w:p>
     <w:p>
@@ -5842,43 +7360,43 @@
         <w:pStyle w:val="BodyText"/>
       </w:pPr>
       <w:r>
-        <w:t>社区贡献首先进入可审查候选，作品说明保留适用版本、资源配置与许可来源，再验证后纳入通用资产。教师可贡献活动变体与匿名反馈，开发者可贡献兼容、工具和文档改进；学校专属内容及学生资料需要独立授权，避免把机构交付资产直接公开。</w:t>
+        <w:t>课程把工程能力转为可理解任务，组织能力把个人作品转为多人可管理流程，开源贡献把修复和模板沉淀为复用资产。三者需用实际版本、贡献、复用、支持工时和机构反馈判断，不能用社区人数证明收入。贡献先审查来源、权限和适用版本，机构内容及学生资料未经独立授权不公开。</w:t>
       </w:r>
     </w:p>
     <w:p>
       <w:pPr>
         <w:pStyle w:val="Heading1"/>
       </w:pPr>
-      <w:bookmarkStart w:id="1013" w:name="_TocBlocky13"/>
-      <w:r>
-        <w:t>5. 战略实施与财务安排</w:t>
-      </w:r>
-      <w:bookmarkEnd w:id="1013"/>
+      <w:bookmarkStart w:id="1017" w:name="_TocBlocky17"/>
+      <w:r>
+        <w:t>6. 研发里程碑、资源与条件决策</w:t>
+      </w:r>
+      <w:bookmarkEnd w:id="1017"/>
     </w:p>
     <w:p>
       <w:pPr>
         <w:pStyle w:val="BodyText"/>
       </w:pPr>
       <w:r>
-        <w:t>实施顺序从需求验证进入可重复交付，再进入机构能力建设。每一步都要回答是否存在值得继续投入的用户价值与支付意愿。财务预测用于设置资源上限，不能替代客户证据。</w:t>
+        <w:t>实施先完善六个专业模板，再推进后续产品开发，通过相关准备关口后进入真实场景，最后依据效果、成本与采购证据决定商业化。资金安排支持研发持续性及条件启用，预算列支不证明功能完成，也不代替真实用户与支付证据。</w:t>
       </w:r>
     </w:p>
     <w:p>
       <w:pPr>
         <w:pStyle w:val="Heading2"/>
       </w:pPr>
-      <w:bookmarkStart w:id="1014" w:name="_TocBlocky14"/>
-      <w:r>
-        <w:t>5.1 市场进入与定位</w:t>
-      </w:r>
-      <w:bookmarkEnd w:id="1014"/>
+      <w:bookmarkStart w:id="1018" w:name="_TocBlocky18"/>
+      <w:r>
+        <w:t>6.1 场景进入条件与定位</w:t>
+      </w:r>
+      <w:bookmarkEnd w:id="1018"/>
     </w:p>
     <w:p>
       <w:pPr>
         <w:pStyle w:val="BodyText"/>
       </w:pPr>
       <w:r>
-        <w:t>第一阶段只进入小学Agent创作入门活动，先用故事角色和规则部件帮助孩子读懂结构，再在受控配置中引入模型。选择该任务是因为角色、任务、条件、输出和轨迹能对应到现有软件能力，且有明确学生行动；它仍需验证阅读与操作负担。教师能独立复用后才讨论机构服务报价，不先建设完整学校平台。</w:t>
+        <w:t>小学故事创作是研发准备完成后的首批场景设计，以角色、任务、条件、输出和轨迹组织读、改、搭、讲。开始前须完成所用版本、相关教学入口、运行安全、恢复与组织条件核对，再验证阅读与操作负担。机构后台开发按产品路线推进，不能以“先做课堂再补后台”替代当前用户确定的研发顺序。</w:t>
       </w:r>
     </w:p>
     <w:p>
@@ -5886,7 +7404,7 @@
         <w:pStyle w:val="BodyText"/>
       </w:pPr>
       <w:r>
-        <w:t>OPC（一人公司）的Agent员工是后续方向，可用同一结构和轨迹审阅资料整理流程的职责、步骤与权限。当前投入优先服务小学作品与教师复用，OPC不进入收入、合同量或资源预算。</w:t>
+        <w:t>OPC（一人公司）的Agent员工可作为后续场景，用同一结构与轨迹审阅资料整理的职责、步骤和权限。当前先完善专业模板与后续产品基础；OPC不进入收入、合同量或单独资源预测。</w:t>
       </w:r>
     </w:p>
     <w:p>
@@ -5894,25 +7412,25 @@
         <w:pStyle w:val="BodyText"/>
       </w:pPr>
       <w:r>
-        <w:t>小学阶段积累可编辑作品、教学修改对照、教师准备指南与问题恢复资料，再根据独立复用和支持工时判断扩展。进入更多学科与机构前，先确认同类任务能复用、交付资源可安排和采购条件可执行，避免只扩大下载规模。</w:t>
+        <w:t>真实小学场景启动后积累教学修改对照、准备指南、帮助记录和恢复资料，根据学生理解、教师独立复用、支持工时和采购条件决定扩展。若场景不适配则回到任务与产品修订，不能只扩大下载或客户目标。</w:t>
       </w:r>
     </w:p>
     <w:p>
       <w:pPr>
         <w:pStyle w:val="Heading2"/>
       </w:pPr>
-      <w:bookmarkStart w:id="1015" w:name="_TocBlocky15"/>
-      <w:r>
-        <w:t>5.2 商业模式与用量成本</w:t>
-      </w:r>
-      <w:bookmarkEnd w:id="1015"/>
+      <w:bookmarkStart w:id="1019" w:name="_TocBlocky19"/>
+      <w:r>
+        <w:t>6.2 24个月建设与用量测算边界</w:t>
+      </w:r>
+      <w:bookmarkEnd w:id="1019"/>
     </w:p>
     <w:p>
       <w:pPr>
         <w:pStyle w:val="BodyText"/>
       </w:pPr>
       <w:r>
-        <w:t>本轮测算覆盖2026年11月至2028年10月的24个月持续建设，包括产品与组织能力、教育和社区支持、多端及Agent App相关开发验证。个人软件许可保持免费；组织、教学与算力收入尚未确定，因此默认不抵减现金需求。本计划不从机构数量、下载量或人头预算推导实际收入，也不发布固定算力套餐。</w:t>
+        <w:t>24个月规划覆盖专业模板及后续产品研发，并对准备关口后的场景支持作条件安排。个人许可免费；机构、教学与算力收入尚未确认，默认不抵减现金覆盖需求。研发用量与场景用户用量分别测算，不从未来机构数、下载数或预算人头推导实际收入，也不发布固定算力套餐。</w:t>
       </w:r>
     </w:p>
     <w:p>
@@ -5920,7 +7438,7 @@
         <w:pStyle w:val="BodyText"/>
       </w:pPr>
       <w:r>
-        <w:t>原试点单份1.8万元、80小时和内部及外援工时单价只作为服务范围设计参考，不能推导完整产品的盈亏平衡。原合同模型预留1400元为已被人头口径替代的历史参数，不进入新的24个月平台算力预算。新报价需核对实际交付工时、采购人数、算力成本、税务与收款安排，当前不宣称固定贡献毛利或盈亏平衡合同数。</w:t>
+        <w:t>80小时服务范围样例用于解释课程准备、配置、培训与复盘的工作量。真实场景准备完成后，再根据实际工时、教学规模、后台配置、税务及回款形成报价。完整产品建设资金与每份机构合同分别核算，模型算力另按采购与用量记录计费。</w:t>
       </w:r>
     </w:p>
     <w:p>
@@ -5928,7 +7446,7 @@
         <w:pStyle w:val="BodyText"/>
       </w:pPr>
       <w:r>
-        <w:t>平台用户算力与内部开发算力分别预算。学生、教师和个人云算力人头按季度规划、按月计费汇总；BYOK与本地使用不计平台采购人数，内部开发和评测用量单列。用户采购成本可用实际收费回收率做敏感性测试，但回收率不等同确定售价、毛利或实际收入。</w:t>
+        <w:t>算力采用三类依据。项目历史10个有回执任务含30个响应，累计输入76,845、输出5,738 Token，缓存拆分及部分失败用量不完整；按DeepSeek当前Pro峰时未命中输入9元、输出27元/百万Token重定价，每个短任务参考0.08465310元，不能称为息壤实际账单。[F11][F12] 学生每月4次活动、每次10任务，教师每月12次准备、每次20任务，均是短任务频次假设，不能代表完整专业Agent或真实课堂成本。</w:t>
       </w:r>
     </w:p>
     <w:p>
@@ -5936,6 +7454,14 @@
         <w:pStyle w:val="BodyText"/>
       </w:pPr>
       <w:r>
+        <w:t>Claude Code官方企业使用统计为150–250美元/开发者月，专业云创作者采用200美元中点作外部资源参照；按2026年9月30日参考中间价6.7351换算，区间为1,010.26–1,683.78元/月。[F13][F14] 该统计不是Blocky实测，也不套用于小学生。研发采用另一独立口径，13美元/活跃日乘22个假设活跃日及参考汇率，每等效资源月1,926.24元，不再叠加典型月成本。厂商实际采购价格、托管适用条款和合作条件须以账单及合同校准。[F15]</w:t>
+      </w:r>
+    </w:p>
+    <w:p>
+      <w:pPr>
+        <w:pStyle w:val="BodyText"/>
+      </w:pPr>
+      <w:r>
         <w:t>厂商合作条件会改变现金时点，不能把合作预付与之后相同额度的使用费用双算。未知合作费、预付、保证金和实际自有资金以未录入状态单列，0不是已确认免费或实际为零。合作现金缓冲不自动成为已发生费用；拿到报价后应替换相应参数并重算全部月份。</w:t>
       </w:r>
     </w:p>
@@ -5944,25 +7470,25 @@
         <w:pStyle w:val="BodyText"/>
       </w:pPr>
       <w:r>
-        <w:t>用量采集按匿名用户类别与活动编号记录活跃人数、实际模型、输入输出Token、成功调用和重试；同一人去重，教师演示与开发评测分开。每月将人头×人均月成本的预算与供应商账单核对，识别长上下文、重复调用和异常消耗。达到已约定额度时通知并调整后续使用，新增额度重新确认。</w:t>
+        <w:t>研发阶段记录任务、实际模型、输入输出Token、缓存、Agent轮数及重试，区分开发、评测和合成演示。真实场景启用后再按匿名类别、活动编号和去重采购人头核对供应商账单。发现长上下文和异常调用时调整任务或额度；额外采购与使用条件重新确认，不能把算力预留视为必然耗尽。</w:t>
       </w:r>
     </w:p>
     <w:p>
       <w:pPr>
         <w:pStyle w:val="Heading2"/>
       </w:pPr>
-      <w:bookmarkStart w:id="1016" w:name="_TocBlocky16"/>
-      <w:r>
-        <w:t>5.3 阶段目标</w:t>
-      </w:r>
-      <w:bookmarkEnd w:id="1016"/>
+      <w:bookmarkStart w:id="1020" w:name="_TocBlocky20"/>
+      <w:r>
+        <w:t>6.3 未来教学场景的观察设计</w:t>
+      </w:r>
+      <w:bookmarkEnd w:id="1020"/>
     </w:p>
     <w:p>
       <w:pPr>
         <w:pStyle w:val="BodyText"/>
       </w:pPr>
       <w:r>
-        <w:t>进展主要衡量学生能否解释结构、自主修改并为不同目标搭建，以及教师能否独立复用。Table 12（表12）为计划目标，基线均未测；人数、完成率、提示次数、教师代操作和失败原因必须同时记录。两轮试用仅支持方向判断，不能用于宣称普遍教育提升或课程已规模化。</w:t>
+        <w:t>Table 15（表15）与Table 16（表16）仅用于相关产品准备关口后的真实教学验证，基线尚未测，不作为近期研发绩效。学生结构理解、自主修改、迁移搭建和解释分别记录；教师独立复用另行观察。人数、帮助、代操作与失败同时保存，小样本仅支持方向判断，不用于宣称普遍教育提升。</w:t>
       </w:r>
     </w:p>
     <w:p>
@@ -5971,7 +7497,7 @@
         <w:keepNext/>
       </w:pPr>
       <w:r>
-        <w:t>Table 12. 阶段目标与责任</w:t>
+        <w:t>Table 15. 准备关口后的教学验证目标</w:t>
       </w:r>
     </w:p>
     <w:tbl>
@@ -6143,7 +7669,7 @@
               <w:spacing w:before="0" w:after="0" w:line="220" w:lineRule="auto"/>
             </w:pPr>
             <w:r>
-              <w:t>2026年11月；教学运营</w:t>
+              <w:t>相关准备关口后；教学支持</w:t>
             </w:r>
           </w:p>
         </w:tc>
@@ -6163,7 +7689,7 @@
               <w:spacing w:before="0" w:after="0" w:line="220" w:lineRule="auto"/>
             </w:pPr>
             <w:r>
-              <w:t>具体任务、现有做法、阻碍和采购条件</w:t>
+              <w:t>具体任务、现有做法、阻碍和组织条件</w:t>
             </w:r>
           </w:p>
         </w:tc>
@@ -6228,7 +7754,7 @@
               <w:spacing w:before="0" w:after="0" w:line="220" w:lineRule="auto"/>
             </w:pPr>
             <w:r>
-              <w:t>2026年12月；交付安排</w:t>
+              <w:t>需求与许可确认后；场景支持</w:t>
             </w:r>
           </w:p>
         </w:tc>
@@ -6248,7 +7774,7 @@
               <w:spacing w:before="0" w:after="0" w:line="220" w:lineRule="auto"/>
             </w:pPr>
             <w:r>
-              <w:t>记录预测、改造、自主搭建和解释，注明提示程度</w:t>
+              <w:t>预测、改造、搭建与解释，记录帮助</w:t>
             </w:r>
           </w:p>
         </w:tc>
@@ -6313,7 +7839,7 @@
               <w:spacing w:before="0" w:after="0" w:line="220" w:lineRule="auto"/>
             </w:pPr>
             <w:r>
-              <w:t>2027年1月；教学运营</w:t>
+              <w:t>小范围活动后；教学支持</w:t>
             </w:r>
           </w:p>
         </w:tc>
@@ -6333,7 +7859,7 @@
               <w:spacing w:before="0" w:after="0" w:line="220" w:lineRule="auto"/>
             </w:pPr>
             <w:r>
-              <w:t>教师不由团队代操作，独立准备并组织创作活动</w:t>
+              <w:t>独立准备并组织，不由支持方代操作</w:t>
             </w:r>
           </w:p>
         </w:tc>
@@ -6358,7 +7884,7 @@
               <w:spacing w:before="0" w:after="0" w:line="220" w:lineRule="auto"/>
             </w:pPr>
             <w:r>
-              <w:t>付费交付</w:t>
+              <w:t>条件收费</w:t>
             </w:r>
           </w:p>
         </w:tc>
@@ -6378,7 +7904,7 @@
               <w:spacing w:before="0" w:after="0" w:line="220" w:lineRule="auto"/>
             </w:pPr>
             <w:r>
-              <w:t>当前无确认合同；2027年4份目标</w:t>
+              <w:t>20/8/4为可调整漏斗设计</w:t>
             </w:r>
           </w:p>
         </w:tc>
@@ -6398,7 +7924,7 @@
               <w:spacing w:before="0" w:after="0" w:line="220" w:lineRule="auto"/>
             </w:pPr>
             <w:r>
-              <w:t>2027年；教学运营</w:t>
+              <w:t>产品及采购条件通过后</w:t>
             </w:r>
           </w:p>
         </w:tc>
@@ -6418,7 +7944,7 @@
               <w:spacing w:before="0" w:after="0" w:line="220" w:lineRule="auto"/>
             </w:pPr>
             <w:r>
-              <w:t>范围、回款、工时与客户确认完整</w:t>
+              <w:t>范围、授权、工时和付款安排明确</w:t>
             </w:r>
           </w:p>
         </w:tc>
@@ -6437,7 +7963,7 @@
         <w:pStyle w:val="BodyText"/>
       </w:pPr>
       <w:r>
-        <w:t>学习记录采用同一任务卡、固定课时和匿名编号，保存原项目、修改项目及解释。帮助等级约定为H0独立完成，H1仅重述任务，H2指出部件或提示步骤，H3教师代操作。Table 13（表13）列出观察规则；完成与帮助分开统计，H3不计自主完成，按原始参与人数报告分母及缺失原因。</w:t>
+        <w:t>学习记录采用同一任务卡、固定课时和匿名编号，保存原项目、修改项目及解释。帮助等级约定为H0独立完成，H1仅重述任务，H2指出部件或提示步骤，H3教师代操作。Table 16（表16）列出观察规则；完成与帮助分开统计，H3不计自主完成，按原始参与人数报告分母及缺失原因。</w:t>
       </w:r>
     </w:p>
     <w:p>
@@ -6446,7 +7972,7 @@
         <w:keepNext/>
       </w:pPr>
       <w:r>
-        <w:t>Table 13. 学习与教师复用的观察规则</w:t>
+        <w:t>Table 16. 学习与教师复用的观察规则</w:t>
       </w:r>
     </w:p>
     <w:tbl>
@@ -6868,25 +8394,25 @@
         <w:pStyle w:val="BodyText"/>
       </w:pPr>
       <w:r>
-        <w:t>Table 13（表13）的80%结构识别和自主改造门槛用于决定是否继续推进，须同时报告样本数、年级、课时和帮助分布。自主搭建与解释分别记录，不用一次完成率替代全部学习能力；两轮结果用于修改任务，不外推普遍教育提升。教师复用评价以一次独立准备和组织为起点，再观察第二次准备是否减少工时。</w:t>
+        <w:t>Table 16（表16）的80%结构识别和自主改造门槛用于决定是否继续推进，须同时报告样本数、年级、课时和帮助分布。自主搭建与解释分别记录，不用一次完成率替代全部学习能力；两轮结果用于修改任务，不外推普遍教育提升。教师复用评价以一次独立准备和组织为起点，再观察第二次准备是否减少工时。</w:t>
       </w:r>
     </w:p>
     <w:p>
       <w:pPr>
         <w:pStyle w:val="Heading2"/>
       </w:pPr>
-      <w:bookmarkStart w:id="1017" w:name="_TocBlocky17"/>
-      <w:r>
-        <w:t>5.4 近期项目与退出条件</w:t>
-      </w:r>
-      <w:bookmarkEnd w:id="1017"/>
+      <w:bookmarkStart w:id="1021" w:name="_TocBlocky21"/>
+      <w:r>
+        <w:t>6.4 近期研发任务与转向条件</w:t>
+      </w:r>
+      <w:bookmarkEnd w:id="1021"/>
     </w:p>
     <w:p>
       <w:pPr>
         <w:pStyle w:val="BodyText"/>
       </w:pPr>
       <w:r>
-        <w:t>近期形成故事搭档、单条件对照和迁移搭建三个可编辑教学作品，配套教师指南、安装与权限检查、项目恢复说明。规则对照提供现有运行证据，模型扩展另行采集实际输入、输出与事件。机构账户、班级管理、进度分析、自动评分与订阅计费列为后台建设规划；首批服务按现有作品与配置能力安排。</w:t>
+        <w:t>近期90天先完成六模板的版本与证据准备、分批结构映射和行为核对，优先推进Pi/Codex候选。共享CLI已有基础，但Blocks与Text互转、官方Skills、插件及组织、部署、社区和多端仍需后续开发。一项模板通过不代表六项通过；每项根据缺口继续修订，不以固定日期代替完整兼容核对。</w:t>
       </w:r>
     </w:p>
     <w:p>
@@ -6894,25 +8420,25 @@
         <w:pStyle w:val="BodyText"/>
       </w:pPr>
       <w:r>
-        <w:t>两轮任务修改后若学生仍主要依靠教师代操作，先减少积木数量并缩短任务；若没有教师愿意独立复用，暂停机构扩展。若教学复用存在但没有采购预算，测试较小的培训与配置服务并重估合同均价。不得以扩大下载目标掩盖小学适配或付款条件缺失。</w:t>
+        <w:t>模板若不能保持关键行为、配置往返或权限边界，先修正映射或明确原生保留区，再推进对应功能，不降低标准宣称兼容。相关产品准备完成后的两轮教学验证若仍主要靠代操作，收窄任务并回到产品修订；没有独立复用或采购条件时不扩展收费交付。研发与场景的转向依据分开记录。</w:t>
       </w:r>
     </w:p>
     <w:p>
       <w:pPr>
         <w:pStyle w:val="Heading2"/>
       </w:pPr>
-      <w:bookmarkStart w:id="1018" w:name="_TocBlocky18"/>
-      <w:r>
-        <w:t>5.5 资源与资金需求</w:t>
-      </w:r>
-      <w:bookmarkEnd w:id="1018"/>
+      <w:bookmarkStart w:id="1022" w:name="_TocBlocky22"/>
+      <w:r>
+        <w:t>6.5 资源与资金需求</w:t>
+      </w:r>
+      <w:bookmarkEnd w:id="1022"/>
     </w:p>
     <w:p>
       <w:pPr>
         <w:pStyle w:val="BodyText"/>
       </w:pPr>
       <w:r>
-        <w:t>Table 14（表14）给出基准500万元的完整资金用途；13项合计与资金规划目标一致。24个月实际计划支出为341.075万元，风险预留、合作现金预留、正常运营储备与取整余量分别列示。设备按8万元现金购置预算，36个月折旧属于示例会计处理，不再重复计入现金用途。</w:t>
+        <w:t>Table 17（表17）按共享资金模型列示24个月建设、条件用户用量及缓冲。基准外部算力采购304.603万元，内部研发算力17.336万元，二者分开。规划前18个月用于研发，之后仅在产品准备关口与实际场景条件满足后启用平台采购容量；预算按学生、教师与专业创作者的实际采购人头滚动更新，BYOK及本地用户排除。设备现金与折旧、预付额度与消耗、保证金与费用分别处理。</w:t>
       </w:r>
     </w:p>
     <w:p>
@@ -6921,7 +8447,7 @@
         <w:keepNext/>
       </w:pPr>
       <w:r>
-        <w:t>Table 14. 24个月资金用途</w:t>
+        <w:t>Table 17. 24个月资金用途</w:t>
       </w:r>
     </w:p>
     <w:tbl>
@@ -7098,7 +8624,7 @@
               <w:spacing w:before="0" w:after="0" w:line="220" w:lineRule="auto"/>
             </w:pPr>
             <w:r>
-              <w:t>内部研发工具与算力</w:t>
+              <w:t>内部研发Agent预算</w:t>
             </w:r>
           </w:p>
         </w:tc>
@@ -7119,7 +8645,7 @@
               <w:jc w:val="right"/>
             </w:pPr>
             <w:r>
-              <w:t>10.800</w:t>
+              <w:t>17.336</w:t>
             </w:r>
           </w:p>
         </w:tc>
@@ -7139,7 +8665,7 @@
               <w:spacing w:before="0" w:after="0" w:line="220" w:lineRule="auto"/>
             </w:pPr>
             <w:r>
-              <w:t>按等效开发人头每月1200元；与外部用户算力分开</w:t>
+              <w:t>13美元/活跃日×22天×参考汇率；活跃天数是假设，与外部用户分开</w:t>
             </w:r>
           </w:p>
         </w:tc>
@@ -7317,7 +8843,7 @@
               <w:jc w:val="right"/>
             </w:pPr>
             <w:r>
-              <w:t>78.975</w:t>
+              <w:t>304.603</w:t>
             </w:r>
           </w:p>
         </w:tc>
@@ -7337,7 +8863,7 @@
               <w:spacing w:before="0" w:after="0" w:line="220" w:lineRule="auto"/>
             </w:pPr>
             <w:r>
-              <w:t>学生/教师/个人的实际云算力活跃人头×各类人均月成本</w:t>
+              <w:t>产品准备关口后条件容量×短任务参考/专业档公开统计；按实际账单更新</w:t>
             </w:r>
           </w:p>
         </w:tc>
@@ -7403,7 +8929,7 @@
               <w:spacing w:before="0" w:after="0" w:line="220" w:lineRule="auto"/>
             </w:pPr>
             <w:r>
-              <w:t>活动、设备配置与材料支出；人员报酬已在人力项</w:t>
+              <w:t>研发期教学设计及材料，准备关口后试用；人员报酬已在人力项</w:t>
             </w:r>
           </w:p>
         </w:tc>
@@ -7469,7 +8995,7 @@
               <w:spacing w:before="0" w:after="0" w:line="220" w:lineRule="auto"/>
             </w:pPr>
             <w:r>
-              <w:t>共创活动与材料；不重复运营人员薪酬</w:t>
+              <w:t>研发期发布与贡献准备，产品关口后社区活动；不重复人员薪酬</w:t>
             </w:r>
           </w:p>
         </w:tc>
@@ -7647,7 +9173,7 @@
               <w:jc w:val="right"/>
             </w:pPr>
             <w:r>
-              <w:t>25.410</w:t>
+              <w:t>26.064</w:t>
             </w:r>
           </w:p>
         </w:tc>
@@ -7779,7 +9305,7 @@
               <w:jc w:val="right"/>
             </w:pPr>
             <w:r>
-              <w:t>66.540</w:t>
+              <w:t>237.140</w:t>
             </w:r>
           </w:p>
         </w:tc>
@@ -7845,7 +9371,7 @@
               <w:jc w:val="right"/>
             </w:pPr>
             <w:r>
-              <w:t>36.975</w:t>
+              <w:t>33.557</w:t>
             </w:r>
           </w:p>
         </w:tc>
@@ -7877,7 +9403,7 @@
         <w:keepNext/>
       </w:pPr>
       <w:r>
-        <w:t>Table 15. 现金覆盖与资金目标</w:t>
+        <w:t>Table 18. 现金覆盖与资金目标</w:t>
       </w:r>
     </w:p>
     <w:tbl>
@@ -8009,7 +9535,7 @@
               <w:jc w:val="right"/>
             </w:pPr>
             <w:r>
-              <w:t>341.075</w:t>
+              <w:t>573.239</w:t>
             </w:r>
           </w:p>
         </w:tc>
@@ -8075,7 +9601,7 @@
               <w:jc w:val="right"/>
             </w:pPr>
             <w:r>
-              <w:t>25.410</w:t>
+              <w:t>26.064</w:t>
             </w:r>
           </w:p>
         </w:tc>
@@ -8207,7 +9733,7 @@
               <w:jc w:val="right"/>
             </w:pPr>
             <w:r>
-              <w:t>66.540</w:t>
+              <w:t>237.140</w:t>
             </w:r>
           </w:p>
         </w:tc>
@@ -8273,7 +9799,7 @@
               <w:jc w:val="right"/>
             </w:pPr>
             <w:r>
-              <w:t>463.025</w:t>
+              <w:t>866.443</w:t>
             </w:r>
           </w:p>
         </w:tc>
@@ -8339,7 +9865,7 @@
               <w:jc w:val="right"/>
             </w:pPr>
             <w:r>
-              <w:t>500.000</w:t>
+              <w:t>900.000</w:t>
             </w:r>
           </w:p>
         </w:tc>
@@ -8359,7 +9885,7 @@
               <w:spacing w:before="0" w:after="0" w:line="220" w:lineRule="auto"/>
             </w:pPr>
             <w:r>
-              <w:t>按50万元步长取整；余量36.975万元</w:t>
+              <w:t>按50万元步长取整；余量33.557万元</w:t>
             </w:r>
           </w:p>
         </w:tc>
@@ -8370,7 +9896,7 @@
         <w:pStyle w:val="BodyText"/>
       </w:pPr>
       <w:r>
-        <w:t>Table 15（表15）区分支出、预留、储备、最低需求与资金目标。基准最低追加需求为463.025万元，规划目标500万元包含36.975万元取整余量；目标不是估值或股权报价。实际自有资金未知，不延用旧2万元假设抵减；只有确认可投入且到账时间明确的资金，才能重算外部需求。未确认的组织、教学或算力收入同样不用于降低覆盖预算。</w:t>
+        <w:t>Table 18（表18）中现金支出为573.239万元，最低追加资金866.443万元，取整目标900.000万元。目标是24个月条件覆盖预算，不是估值、已到账资金或当前一轮融资的固定报价。第1至6月模板研发支出53.767万元，第7至18月后续产品开发支出142.646万元，第19至24月条件场景支出376.826万元；月序为资源排期假设，关口延期则重新安排。现金储备和预留随实际执行调整，已确认自有资金及回款才能抵减外部需求。</w:t>
       </w:r>
     </w:p>
     <w:p>
@@ -8378,7 +9904,7 @@
         <w:pStyle w:val="BodyText"/>
       </w:pPr>
       <w:r>
-        <w:t>精简推进的最低需求为238.9225万元，取整目标250万元；高用量压力的最低需求为1151.2055万元，取整目标1200万元。差异来自等效资源、采购人头、人均用量成本、其他支出及储备，并非市场增长已验证。资金不足时应按能力关口缩小范围、调整排期，不依靠未知合作优惠或未确认回款维持承诺。</w:t>
+        <w:t>精简、基准和压力方案比较研发资源、条件采购人数、真实任务强度、其他支出及储备，不能解读为已验证市场增长。资金不足时按能力关口缩小范围和调整排期，不假设未知供应商优惠或未来回款，也不能承诺所有路线按期完成。</w:t>
       </w:r>
     </w:p>
     <w:p>
@@ -8386,7 +9912,7 @@
         <w:pStyle w:val="BodyText"/>
       </w:pPr>
       <w:r>
-        <w:t>Table 16（表16）把预算用途连接到可复用资产与建设关口，不增加新支出。资金覆盖持续开发、教育与组织、社区、多端及独立App方向的资源安排；后续功能需逐项开发验证，预算列支不代表当前已完成。设备、预付额度和保证金按资产与现金占用处理，费用预留与实际支付分别核对。</w:t>
+        <w:t>Table 19（表19）把资金用途连接到复用资产与续投关口，不增加支出。资金先支持模板与产品研发，真实场景和用户算力按准备条件启用；后续能力逐项验证，列支不代表完成。设备、额度预付和保证金按资产及现金占用处理，费用预留与实际支付分别核对。</w:t>
       </w:r>
     </w:p>
     <w:p>
@@ -8395,7 +9921,7 @@
         <w:keepNext/>
       </w:pPr>
       <w:r>
-        <w:t>Table 16. 资金用途与复用资产</w:t>
+        <w:t>Table 19. 资金用途与复用资产</w:t>
       </w:r>
     </w:p>
     <w:tbl>
@@ -8611,7 +10137,7 @@
               <w:spacing w:before="0" w:after="0" w:line="220" w:lineRule="auto"/>
             </w:pPr>
             <w:r>
-              <w:t>按实际采购人头与账单核对；用户和内部开发分别登记</w:t>
+              <w:t>研发实际任务先测；用户采购在准备关口后启用，开发与场景分别登记</w:t>
             </w:r>
           </w:p>
         </w:tc>
@@ -8741,7 +10267,7 @@
               <w:spacing w:before="0" w:after="0" w:line="220" w:lineRule="auto"/>
             </w:pPr>
             <w:r>
-              <w:t>教师能独立复用；公开贡献完成版本与来源核对</w:t>
+              <w:t>先形成工程与设计资产；场景就绪后验证教师复用；贡献核对版本和来源</w:t>
             </w:r>
           </w:p>
         </w:tc>
@@ -8881,18 +10407,18 @@
       <w:pPr>
         <w:pStyle w:val="Heading2"/>
       </w:pPr>
-      <w:bookmarkStart w:id="1019" w:name="_TocBlocky19"/>
-      <w:r>
-        <w:t>5.6 实施路线图</w:t>
-      </w:r>
-      <w:bookmarkEnd w:id="1019"/>
+      <w:bookmarkStart w:id="1023" w:name="_TocBlocky23"/>
+      <w:r>
+        <w:t>6.6 按研发准备推进的路线图</w:t>
+      </w:r>
+      <w:bookmarkEnd w:id="1023"/>
     </w:p>
     <w:p>
       <w:pPr>
         <w:pStyle w:val="BodyText"/>
       </w:pPr>
       <w:r>
-        <w:t>Table 17（表17）安排近期课程与商业验证，Table 18（表18）连接后续产品建设。先验证教师独立复用，再确认采购与合同条件。机构后台、多端与独立Agent App分别设置开发和验证关口，24个月预算为持续投入提供规划资源；费用用途并不证明这些能力已完成或将在固定日期上线。</w:t>
+        <w:t>Table 20（表20）安排近期90天模板研发，Table 21（表21）连接后续产品建设；第2章准备关口控制真实场景进入。专业模板先推进，随后完成所需创作、组织、部署、社区与运行端能力，再验证用户和条件商业化。阶段可按资源分批，预算与日期不构成上线或客户交付承诺。</w:t>
       </w:r>
     </w:p>
     <w:p>
@@ -8901,7 +10427,7 @@
         <w:keepNext/>
       </w:pPr>
       <w:r>
-        <w:t>Table 17. 实施路线图</w:t>
+        <w:t>Table 20. 近期90天模板研发安排</w:t>
       </w:r>
     </w:p>
     <w:tbl>
@@ -9033,7 +10559,7 @@
               <w:spacing w:before="0" w:after="0" w:line="220" w:lineRule="auto"/>
             </w:pPr>
             <w:r>
-              <w:t>2026年10至11月</w:t>
+              <w:t>第1至30天</w:t>
             </w:r>
           </w:p>
         </w:tc>
@@ -9053,7 +10579,7 @@
               <w:spacing w:before="0" w:after="0" w:line="220" w:lineRule="auto"/>
             </w:pPr>
             <w:r>
-              <w:t>小学教师访谈、任务定义；教学运营</w:t>
+              <w:t>六模板锁定版本、许可证和证据清单；研发</w:t>
             </w:r>
           </w:p>
         </w:tc>
@@ -9073,7 +10599,7 @@
               <w:spacing w:before="0" w:after="0" w:line="220" w:lineRule="auto"/>
             </w:pPr>
             <w:r>
-              <w:t>现有产品与合成案例；教师可约访</w:t>
+              <w:t>现有作品格式、CLI、编译与Host</w:t>
             </w:r>
           </w:p>
         </w:tc>
@@ -9093,7 +10619,7 @@
               <w:spacing w:before="0" w:after="0" w:line="220" w:lineRule="auto"/>
             </w:pPr>
             <w:r>
-              <w:t>至少10次有效访谈，选定同类任务</w:t>
+              <w:t>分别列出关键行为、映射和原生保留范围</w:t>
             </w:r>
           </w:p>
         </w:tc>
@@ -9118,7 +10644,7 @@
               <w:spacing w:before="0" w:after="0" w:line="220" w:lineRule="auto"/>
             </w:pPr>
             <w:r>
-              <w:t>2026年11至12月</w:t>
+              <w:t>第31至60天</w:t>
             </w:r>
           </w:p>
         </w:tc>
@@ -9138,7 +10664,7 @@
               <w:spacing w:before="0" w:after="0" w:line="220" w:lineRule="auto"/>
             </w:pPr>
             <w:r>
-              <w:t>故事搭档2次试用；技术与教学运营</w:t>
+              <w:t>优先Pi/Codex候选；研发与评测</w:t>
             </w:r>
           </w:p>
         </w:tc>
@@ -9158,7 +10684,7 @@
               <w:spacing w:before="0" w:after="0" w:line="220" w:lineRule="auto"/>
             </w:pPr>
             <w:r>
-              <w:t>课程组织许可、设备、教师；按实际费用核定</w:t>
+              <w:t>上游行为夹具、配置与权限对照</w:t>
             </w:r>
           </w:p>
         </w:tc>
@@ -9178,7 +10704,7 @@
               <w:spacing w:before="0" w:after="0" w:line="220" w:lineRule="auto"/>
             </w:pPr>
             <w:r>
-              <w:t>记录完整结果，问题进入下一轮修订</w:t>
+              <w:t>作品可修改运行，配置往返及权限差异可解释</w:t>
             </w:r>
           </w:p>
         </w:tc>
@@ -9203,7 +10729,7 @@
               <w:spacing w:before="0" w:after="0" w:line="220" w:lineRule="auto"/>
             </w:pPr>
             <w:r>
-              <w:t>2027年1至3月</w:t>
+              <w:t>第61至90天</w:t>
             </w:r>
           </w:p>
         </w:tc>
@@ -9223,7 +10749,7 @@
               <w:spacing w:before="0" w:after="0" w:line="220" w:lineRule="auto"/>
             </w:pPr>
             <w:r>
-              <w:t>教师独立复用、报价验证；教学运营</w:t>
+              <w:t>修订优先候选，准备下一批；研发与评测</w:t>
             </w:r>
           </w:p>
         </w:tc>
@@ -9243,7 +10769,7 @@
               <w:spacing w:before="0" w:after="0" w:line="220" w:lineRule="auto"/>
             </w:pPr>
             <w:r>
-              <w:t>1位复用教师；明确签约主体</w:t>
+              <w:t>保存重开、失败、升级恢复资料</w:t>
             </w:r>
           </w:p>
         </w:tc>
@@ -9263,7 +10789,7 @@
               <w:spacing w:before="0" w:after="0" w:line="220" w:lineRule="auto"/>
             </w:pPr>
             <w:r>
-              <w:t>取得具体报价反馈与可执行合同范围</w:t>
+              <w:t>逐项记录通过范围和缺口，不宣称六项完成</w:t>
             </w:r>
           </w:p>
         </w:tc>
@@ -9288,7 +10814,7 @@
               <w:spacing w:before="0" w:after="0" w:line="220" w:lineRule="auto"/>
             </w:pPr>
             <w:r>
-              <w:t>2027年4至12月</w:t>
+              <w:t>后续兼容阶段</w:t>
             </w:r>
           </w:p>
         </w:tc>
@@ -9308,7 +10834,7 @@
               <w:spacing w:before="0" w:after="0" w:line="220" w:lineRule="auto"/>
             </w:pPr>
             <w:r>
-              <w:t>按范围交付首批服务；技术与运营</w:t>
+              <w:t>OpenClaw/OpenCode，再Hermes/DeepSeek Harness</w:t>
             </w:r>
           </w:p>
         </w:tc>
@@ -9328,7 +10854,7 @@
               <w:spacing w:before="0" w:after="0" w:line="220" w:lineRule="auto"/>
             </w:pPr>
             <w:r>
-              <w:t>资金落实、月度工时上限、支持方案</w:t>
+              <w:t>依前批成果与实际资源安排</w:t>
             </w:r>
           </w:p>
         </w:tc>
@@ -9348,7 +10874,7 @@
               <w:spacing w:before="0" w:after="0" w:line="220" w:lineRule="auto"/>
             </w:pPr>
             <w:r>
-              <w:t>全年4份交付目标，按回款和工时复盘</w:t>
+              <w:t>各模板独立完成行为、安全和恢复核对</w:t>
             </w:r>
           </w:p>
         </w:tc>
@@ -9359,7 +10885,7 @@
         <w:pStyle w:val="BodyText"/>
       </w:pPr>
       <w:r>
-        <w:t>建设周期从2026年11月开始，持续24个月；历史投入未提供，不并入本轮预算。前期使用现有设备、开展访谈和试用，后续依据验证结果安排采购与专项开发。每次试用保留人数、学生设计及帮助记录、教师复用反馈和费用清单；没有课时、设备或许可时调整排期，资金计划不是客户承诺。</w:t>
+        <w:t>24个月规划从2026年11月开始，历史投入不并入规划。初期集中模板与产品研发，设备和专项支持按开发依赖安排；真实场景启动后再记录人数、设计、帮助、复用及费用。场景时点由准备关口决定，不能因财务表已有预算就提前安排课堂或用户增长。</w:t>
       </w:r>
     </w:p>
     <w:p>
@@ -9368,7 +10894,7 @@
         <w:keepNext/>
       </w:pPr>
       <w:r>
-        <w:t>Table 18（表18）的演进方向服务同一条创作链：用户在积木中组织Agent、检查行为，再按需要配置页面和运行端。时间取决于技术验证、教学反馈与资源落实；各建设方向完成前，不承诺完整个人版、多端一致性或一键应用发布。</w:t>
+        <w:t>Table 21（表21）服务同一条产品演进链：积木表达Agent、创作与审阅、组织和部署、社区复用、多端运行及独立App。相关功能按依赖分批完成，当前桌面能力只是底座；真实场景必须使用准备就绪的范围，不承诺六模板、完整个人版或所有平台同步完成。</w:t>
       </w:r>
     </w:p>
     <w:p>
@@ -9377,7 +10903,7 @@
         <w:keepNext/>
       </w:pPr>
       <w:r>
-        <w:t>Table 18. 产品演进与交付关口</w:t>
+        <w:t>Table 21. 产品演进与交付关口</w:t>
       </w:r>
     </w:p>
     <w:tbl>
@@ -9658,7 +11184,7 @@
               <w:spacing w:before="0" w:after="0" w:line="220" w:lineRule="auto"/>
             </w:pPr>
             <w:r>
-              <w:t>先验证教师独立复用；课堂、组织和企业功能逐项实现和核对后进入报价范围</w:t>
+              <w:t>先完成相关教育组织、权限与部署开发及准备核对，再进入真实课堂；教师复用用于场景验证</w:t>
             </w:r>
           </w:p>
         </w:tc>
@@ -9872,11 +11398,11 @@
         <w:pStyle w:val="Heading2"/>
         <w:pageBreakBefore/>
       </w:pPr>
-      <w:bookmarkStart w:id="1020" w:name="_TocBlocky20"/>
-      <w:r>
-        <w:t>5.7 主要风险与应对</w:t>
-      </w:r>
-      <w:bookmarkEnd w:id="1020"/>
+      <w:bookmarkStart w:id="1024" w:name="_TocBlocky24"/>
+      <w:r>
+        <w:t>6.7 研发与场景风险</w:t>
+      </w:r>
+      <w:bookmarkEnd w:id="1024"/>
     </w:p>
     <w:p>
       <w:pPr>
@@ -9884,7 +11410,7 @@
         <w:keepNext/>
       </w:pPr>
       <w:r>
-        <w:t>五项主要风险涉及儿童入门与教师复用、模型内容与权限、算力人头及单耗、资源和现金持续、供应商条款与课堂准入。最可能使计划无法成立的是学习适配没有形成，同时持续投入超出可承担范围。Table 19（表19）给出预警、行动和责任；人头、资源、回收率及合作条件压力对应附录C。</w:t>
+        <w:t>主要风险先是模板映射失真、权限与资源边界不完整、后续功能依赖及开发算力失控；准备完成后再面对普通用户理解、教师复用、采购与供应商条件。应按工程证据和真实场景证据分别决定续投。Table 22（表22）对应主要预警与行动，资源、用量和现金压力见附录C。</w:t>
       </w:r>
     </w:p>
     <w:p>
@@ -9893,7 +11419,7 @@
         <w:keepNext/>
       </w:pPr>
       <w:r>
-        <w:t>Table 19. 主要风险与响应</w:t>
+        <w:t>Table 22. 主要风险与响应</w:t>
       </w:r>
     </w:p>
     <w:tbl>
@@ -10025,7 +11551,7 @@
               <w:spacing w:before="0" w:after="0" w:line="220" w:lineRule="auto"/>
             </w:pPr>
             <w:r>
-              <w:t>儿童适配与复用；高</w:t>
+              <w:t>模板语义与兼容</w:t>
             </w:r>
           </w:p>
         </w:tc>
@@ -10045,7 +11571,7 @@
               <w:spacing w:before="0" w:after="0" w:line="220" w:lineRule="auto"/>
             </w:pPr>
             <w:r>
-              <w:t>每轮记录自主改造、解释及帮助</w:t>
+              <w:t>关键行为、配置或权限不一致</w:t>
             </w:r>
           </w:p>
         </w:tc>
@@ -10065,7 +11591,7 @@
               <w:spacing w:before="0" w:after="0" w:line="220" w:lineRule="auto"/>
             </w:pPr>
             <w:r>
-              <w:t>两轮未达门槛则减少部件；无复用则暂停机构扩展</w:t>
+              <w:t>修正映射、明确原生保留；逐模板核对</w:t>
             </w:r>
           </w:p>
         </w:tc>
@@ -10085,7 +11611,7 @@
               <w:spacing w:before="0" w:after="0" w:line="220" w:lineRule="auto"/>
             </w:pPr>
             <w:r>
-              <w:t>教学运营</w:t>
+              <w:t>研发与评测</w:t>
             </w:r>
           </w:p>
         </w:tc>
@@ -10110,7 +11636,7 @@
               <w:spacing w:before="0" w:after="0" w:line="220" w:lineRule="auto"/>
             </w:pPr>
             <w:r>
-              <w:t>模型内容与工具；中高</w:t>
+              <w:t>后续能力与安全</w:t>
             </w:r>
           </w:p>
         </w:tc>
@@ -10130,7 +11656,7 @@
               <w:spacing w:before="0" w:after="0" w:line="220" w:lineRule="auto"/>
             </w:pPr>
             <w:r>
-              <w:t>每次检查输出与权限，出现越界</w:t>
+              <w:t>组织、部署、跨端存在功能或权限缺口</w:t>
             </w:r>
           </w:p>
         </w:tc>
@@ -10150,7 +11676,7 @@
               <w:spacing w:before="0" w:after="0" w:line="220" w:lineRule="auto"/>
             </w:pPr>
             <w:r>
-              <w:t>限定工具；停用异常流程并核校内容</w:t>
+              <w:t>限制版本范围，不进入缺乏准备的真实场景</w:t>
             </w:r>
           </w:p>
         </w:tc>
@@ -10170,7 +11696,7 @@
               <w:spacing w:before="0" w:after="0" w:line="220" w:lineRule="auto"/>
             </w:pPr>
             <w:r>
-              <w:t>产品技术</w:t>
+              <w:t>研发与产品准备</w:t>
             </w:r>
           </w:p>
         </w:tc>
@@ -10195,7 +11721,7 @@
               <w:spacing w:before="0" w:after="0" w:line="220" w:lineRule="auto"/>
             </w:pPr>
             <w:r>
-              <w:t>算力人头与单耗；高</w:t>
+              <w:t>算力与现金</w:t>
             </w:r>
           </w:p>
         </w:tc>
@@ -10215,7 +11741,7 @@
               <w:spacing w:before="0" w:after="0" w:line="220" w:lineRule="auto"/>
             </w:pPr>
             <w:r>
-              <w:t>每月核对采购人头、Token及人均成本偏差</w:t>
+              <w:t>多轮调用、上下文和重试超出预算</w:t>
             </w:r>
           </w:p>
         </w:tc>
@@ -10235,7 +11761,7 @@
               <w:spacing w:before="0" w:after="0" w:line="220" w:lineRule="auto"/>
             </w:pPr>
             <w:r>
-              <w:t>去重、通知限额并核定模型与调用；预付额度先抵扣再采购</w:t>
+              <w:t>核对Token与单价，优化任务并滚动测算</w:t>
             </w:r>
           </w:p>
         </w:tc>
@@ -10255,7 +11781,7 @@
               <w:spacing w:before="0" w:after="0" w:line="220" w:lineRule="auto"/>
             </w:pPr>
             <w:r>
-              <w:t>成本管理</w:t>
+              <w:t>研发与资源安排</w:t>
             </w:r>
           </w:p>
         </w:tc>
@@ -10280,7 +11806,7 @@
               <w:spacing w:before="0" w:after="0" w:line="220" w:lineRule="auto"/>
             </w:pPr>
             <w:r>
-              <w:t>资源与现金持续；高</w:t>
+              <w:t>未来教育适配</w:t>
             </w:r>
           </w:p>
         </w:tc>
@@ -10300,7 +11826,7 @@
               <w:spacing w:before="0" w:after="0" w:line="220" w:lineRule="auto"/>
             </w:pPr>
             <w:r>
-              <w:t>每月对照等效人力和滚动现金，低于储备目标</w:t>
+              <w:t>学生主要靠代操作，教师不能复用</w:t>
             </w:r>
           </w:p>
         </w:tc>
@@ -10320,7 +11846,7 @@
               <w:spacing w:before="0" w:after="0" w:line="220" w:lineRule="auto"/>
             </w:pPr>
             <w:r>
-              <w:t>按关口收缩支出与排期；不依赖未确认收入弥补缺口</w:t>
+              <w:t>收窄教学任务，回到产品与设计修订</w:t>
             </w:r>
           </w:p>
         </w:tc>
@@ -10340,7 +11866,7 @@
               <w:spacing w:before="0" w:after="0" w:line="220" w:lineRule="auto"/>
             </w:pPr>
             <w:r>
-              <w:t>资金管理</w:t>
+              <w:t>场景支持</w:t>
             </w:r>
           </w:p>
         </w:tc>
@@ -10365,7 +11891,7 @@
               <w:spacing w:before="0" w:after="0" w:line="220" w:lineRule="auto"/>
             </w:pPr>
             <w:r>
-              <w:t>供应商条款与课堂准入；高</w:t>
+              <w:t>机构与供应商条件</w:t>
             </w:r>
           </w:p>
         </w:tc>
@@ -10385,7 +11911,7 @@
               <w:spacing w:before="0" w:after="0" w:line="220" w:lineRule="auto"/>
             </w:pPr>
             <w:r>
-              <w:t>核对合作费、预付、保证金和数据及机构许可</w:t>
+              <w:t>许可、采购、合作报价或资源不明确</w:t>
             </w:r>
           </w:p>
         </w:tc>
@@ -10405,7 +11931,7 @@
               <w:spacing w:before="0" w:after="0" w:line="220" w:lineRule="auto"/>
             </w:pPr>
             <w:r>
-              <w:t>报价录入后重算；不满足条款或准入则暂停相关服务</w:t>
+              <w:t>确认条件再启动，预付抵扣与保证金分列</w:t>
             </w:r>
           </w:p>
         </w:tc>
@@ -10425,7 +11951,7 @@
               <w:spacing w:before="0" w:after="0" w:line="220" w:lineRule="auto"/>
             </w:pPr>
             <w:r>
-              <w:t>交付支持</w:t>
+              <w:t>场景及资金安排</w:t>
             </w:r>
           </w:p>
         </w:tc>
@@ -10436,18 +11962,18 @@
         <w:pStyle w:val="Heading1"/>
         <w:pageBreakBefore/>
       </w:pPr>
-      <w:bookmarkStart w:id="1021" w:name="_TocBlocky21"/>
+      <w:bookmarkStart w:id="1025" w:name="_TocBlocky25"/>
       <w:r>
         <w:t>Appendix A. 规划假设与待确认事项</w:t>
       </w:r>
-      <w:bookmarkEnd w:id="1021"/>
+      <w:bookmarkEnd w:id="1025"/>
     </w:p>
     <w:p>
       <w:pPr>
         <w:pStyle w:val="BodyText"/>
       </w:pPr>
       <w:r>
-        <w:t>全部金额、人头曲线和等效人力均为规划假设。Table 20（表20）列出24个月资金模型的驱动和未知项，与配套新资金工作簿保持一致；人数不是注册量或真实用户，人均成本不是对外售价，等效人力不是现有团队介绍。取得实际用量、工资及供应商条件后，逐项替换参数。</w:t>
+        <w:t>金额、任务强度、启用月份、人头曲线和等效人力均为规划假设。Table 23（表23）与共享资金模型一致；人数不是已获用户、人均成本不是售价，等效人力不是团队介绍。当前处于研发，真实用户用量须以准备关口和场景启用为前提；取得实测任务与供应商条件后替换参数。</w:t>
       </w:r>
     </w:p>
     <w:p>
@@ -10456,7 +11982,7 @@
         <w:keepNext/>
       </w:pPr>
       <w:r>
-        <w:t>Table 20. 24个月假设与未知项</w:t>
+        <w:t>Table 23. 24个月假设与未知项</w:t>
       </w:r>
     </w:p>
     <w:tbl>
@@ -10648,7 +12174,7 @@
               <w:spacing w:before="0" w:after="0" w:line="220" w:lineRule="auto"/>
             </w:pPr>
             <w:r>
-              <w:t>24个月用户确认；起点为规划假设</w:t>
+              <w:t>24个月规划要求；起点为规划假设</w:t>
             </w:r>
           </w:p>
         </w:tc>
@@ -10713,7 +12239,7 @@
               <w:spacing w:before="0" w:after="0" w:line="220" w:lineRule="auto"/>
             </w:pPr>
             <w:r>
-              <w:t>期末学生2400、教师240、个人2500；累计人月按季度曲线</w:t>
+              <w:t>前18月研发；第19月后条件容量，期末学生600/教师60/专业创作者500</w:t>
             </w:r>
           </w:p>
         </w:tc>
@@ -10883,7 +12409,7 @@
               <w:spacing w:before="0" w:after="0" w:line="220" w:lineRule="auto"/>
             </w:pPr>
             <w:r>
-              <w:t>学生10、教师50、个人30元/月；研发1200元/人月</w:t>
+              <w:t>短任务实测Token按当前Pro峰价重定价；专业200美元/月；研发13美元/活跃日×22天</w:t>
             </w:r>
           </w:p>
         </w:tc>
@@ -10903,7 +12429,7 @@
               <w:spacing w:before="0" w:after="0" w:line="220" w:lineRule="auto"/>
             </w:pPr>
             <w:r>
-              <w:t>采购成本规划，非用户订阅价或厂商报价</w:t>
+              <w:t>任务频次/预算中点是假设；公开统计不是本产品实测，报价未知</w:t>
             </w:r>
           </w:p>
         </w:tc>
@@ -11254,7 +12780,7 @@
         <w:pStyle w:val="BodyText"/>
       </w:pPr>
       <w:r>
-        <w:t>优先核对实际平台采购人头、模型账单、交付工时与资源成本。实际自有资金、客户收款、厂商合作费和条款尚未确认，不能用旧假设抵减新预算。用户算力收入仅在敏感性测试中按回收率模拟，基础资金需求不依赖未确认收入。</w:t>
+        <w:t>优先核对研发Token记录、官方计价、Agent任务强度和后续条件启用月份，再核对实际采购人头、工时和资源。实际自有资金、回款、厂商合作费与条款未确认，不能用旧假设降低新预算。回收率用于现金敏感性，基础需求不依赖未经确认收入。</w:t>
       </w:r>
     </w:p>
     <w:p>
@@ -11262,7 +12788,7 @@
         <w:pStyle w:val="BodyText"/>
       </w:pPr>
       <w:r>
-        <w:t>A24保留单机构、1班30名学生、6次创作活动的服务设计，用于解释教学与支持范围，不承担新的平台Token预算。个人、教师、学生的采购算力分别核对，内部开发单列；各类费用、预付、保证金及合作缓冲按同一现金模型处理，避免重复相加。</w:t>
+        <w:t>A24保留单机构、1班30名学生、6次活动等未来服务设计，用于解释范围，不代表研发期已开展课堂或固定Token预算。真实用户在产品准备完成后启用，内部研发单列；费用、预付、保证金与合作缓冲按同一现金模型核对，避免重复相加。</w:t>
       </w:r>
     </w:p>
     <w:p>
@@ -11270,11 +12796,11 @@
         <w:pStyle w:val="Heading1"/>
         <w:pageBreakBefore/>
       </w:pPr>
-      <w:bookmarkStart w:id="1022" w:name="_TocBlocky22"/>
+      <w:bookmarkStart w:id="1026" w:name="_TocBlocky26"/>
       <w:r>
         <w:t>Appendix B. 资料来源</w:t>
       </w:r>
-      <w:bookmarkEnd w:id="1022"/>
+      <w:bookmarkEnd w:id="1026"/>
     </w:p>
     <w:p>
       <w:pPr>
@@ -11434,6 +12960,46 @@
       </w:pPr>
       <w:r>
         <w:t>[F04] Cursor Pricing，访问2026-10-03。按用户订阅、内含用量、额外按量及组织洽谈；不证明本项目价格。https://cursor.com/pricing</w:t>
+      </w:r>
+    </w:p>
+    <w:p>
+      <w:pPr>
+        <w:pStyle w:val="BodyText"/>
+      </w:pPr>
+      <w:r>
+        <w:t>[F11] Blocky项目调用样本，调用日期2026-10-02。10个有回执任务、30个响应，输入76,845与输出5,738；部分失败及缓存分类未覆盖。用于短任务重定价参考，不作为课堂或完整模板月账单。</w:t>
+      </w:r>
+    </w:p>
+    <w:p>
+      <w:pPr>
+        <w:pStyle w:val="BodyText"/>
+      </w:pPr>
+      <w:r>
+        <w:t>[F12] DeepSeek中文Models &amp; Pricing，访问2026-10-03。Pro峰时未命中输入9元、输出27元/百万Token；直供价格不能替代息壤付款记录。https://api-docs.deepseek.com/zh-cn/quick_start/pricing/</w:t>
+      </w:r>
+    </w:p>
+    <w:p>
+      <w:pPr>
+        <w:pStyle w:val="BodyText"/>
+      </w:pPr>
+      <w:r>
+        <w:t>[F13] Claude Code Manage costs effectively，访问2026-10-03。企业开发者150–250美元/月、活跃日均约13美元；供应商统计，采样期间未披露，不是本项目用户实测。https://code.claude.com/docs/en/costs</w:t>
+      </w:r>
+    </w:p>
+    <w:p>
+      <w:pPr>
+        <w:pStyle w:val="BodyText"/>
+      </w:pPr>
+      <w:r>
+        <w:t>[F14] 中国外汇交易中心主办中国货币网，官方网页索引读回2026-09-30 9:15美元/人民币中间价6.7351。历史预算换算基准，不是实际银行付款汇率。https://www.chinamoney.com.cn/chinese/index.html</w:t>
+      </w:r>
+    </w:p>
+    <w:p>
+      <w:pPr>
+        <w:pStyle w:val="BodyText"/>
+      </w:pPr>
+      <w:r>
+        <w:t>[F15] 天翼云AI专项页，访问2026-10-03。公开编程Token Plan不能证明本项目Pro分类扣费、托管或转售条款；合作报价未知。https://www.ctyun.cn/act/AI/zhuanxiang</w:t>
       </w:r>
     </w:p>
     <w:p>
@@ -11441,18 +13007,18 @@
         <w:pStyle w:val="Heading1"/>
         <w:pageBreakBefore/>
       </w:pPr>
-      <w:bookmarkStart w:id="1023" w:name="_TocBlocky23"/>
+      <w:bookmarkStart w:id="1027" w:name="_TocBlocky27"/>
       <w:r>
         <w:t>Appendix C. 情景分析</w:t>
       </w:r>
-      <w:bookmarkEnd w:id="1023"/>
+      <w:bookmarkEnd w:id="1027"/>
     </w:p>
     <w:p>
       <w:pPr>
         <w:pStyle w:val="BodyText"/>
       </w:pPr>
       <w:r>
-        <w:t>三个情景围绕等效人力投入、平台采购人数、人均算力成本、其他建设费用和储备设置变化。精简推进缩小投入与覆盖规模，基准建设支撑连续开发与教育组织，高用量压力测试更多用户及更高模型成本。Table 21（表21）展示24个月费用与现金需求，收入未经确认时不抵减；这是资源压力比较，不是三年经营收入预测。</w:t>
+        <w:t>情景围绕研发资源、真实任务强度、条件用户启用、其他建设费用及储备变化。精简方案缩小范围，基准方案支持持续建设，压力方案测试更高任务消耗和资源需求。Table 24（表24）是24个月资源与现金压力比较，不是用户增长或经营收入预测；真实场景未启动前不能将用户预算当实际消耗。</w:t>
       </w:r>
     </w:p>
     <w:p>
@@ -11461,7 +13027,7 @@
         <w:keepNext/>
       </w:pPr>
       <w:r>
-        <w:t>Table 21. 24个月资源情景</w:t>
+        <w:t>Table 24. 24个月资源情景</w:t>
       </w:r>
     </w:p>
     <w:tbl>
@@ -11614,7 +13180,7 @@
               <w:jc w:val="right"/>
             </w:pPr>
             <w:r>
-              <w:t>183.969</w:t>
+              <w:t>259.991</w:t>
             </w:r>
           </w:p>
         </w:tc>
@@ -11635,7 +13201,7 @@
               <w:jc w:val="right"/>
             </w:pPr>
             <w:r>
-              <w:t>238.923</w:t>
+              <w:t>368.711</w:t>
             </w:r>
           </w:p>
         </w:tc>
@@ -11656,7 +13222,7 @@
               <w:jc w:val="right"/>
             </w:pPr>
             <w:r>
-              <w:t>250.000</w:t>
+              <w:t>400.000</w:t>
             </w:r>
           </w:p>
         </w:tc>
@@ -11702,7 +13268,7 @@
               <w:jc w:val="right"/>
             </w:pPr>
             <w:r>
-              <w:t>341.075</w:t>
+              <w:t>573.239</w:t>
             </w:r>
           </w:p>
         </w:tc>
@@ -11723,7 +13289,7 @@
               <w:jc w:val="right"/>
             </w:pPr>
             <w:r>
-              <w:t>463.025</w:t>
+              <w:t>866.443</w:t>
             </w:r>
           </w:p>
         </w:tc>
@@ -11744,7 +13310,7 @@
               <w:jc w:val="right"/>
             </w:pPr>
             <w:r>
-              <w:t>500.000</w:t>
+              <w:t>900.000</w:t>
             </w:r>
           </w:p>
         </w:tc>
@@ -11790,7 +13356,7 @@
               <w:jc w:val="right"/>
             </w:pPr>
             <w:r>
-              <w:t>795.945</w:t>
+              <w:t>1,936.505</w:t>
             </w:r>
           </w:p>
         </w:tc>
@@ -11811,7 +13377,7 @@
               <w:jc w:val="right"/>
             </w:pPr>
             <w:r>
-              <w:t>1,151.206</w:t>
+              <w:t>3,143.903</w:t>
             </w:r>
           </w:p>
         </w:tc>
@@ -11832,7 +13398,7 @@
               <w:jc w:val="right"/>
             </w:pPr>
             <w:r>
-              <w:t>1,200.000</w:t>
+              <w:t>3,150.000</w:t>
             </w:r>
           </w:p>
         </w:tc>
@@ -11843,7 +13409,7 @@
         <w:pStyle w:val="BodyText"/>
       </w:pPr>
       <w:r>
-        <w:t>Table 22（表22）单独比较用户算力成本回收率对现金需求的影响，0%为本轮默认。回收率表示实际收到并可用于支付用户算力采购的金额占对应成本的比例，不能理解为固定Token套餐或利润率；收款时点应按模型输入处理。实际自有资金未确认，不延用历史2万元抵扣。</w:t>
+        <w:t>Table 25（表25）单独比较用户算力成本回收率对现金需求的影响，0%为基准条件。回收率表示实际收到并可用于支付用户算力采购的金额占对应成本的比例，不能理解为固定Token套餐或利润率；收款时点应按模型输入处理。实际自有资金未确认，不延用历史2万元抵扣。</w:t>
       </w:r>
     </w:p>
     <w:p>
@@ -11852,7 +13418,7 @@
         <w:keepNext/>
       </w:pPr>
       <w:r>
-        <w:t>Table 22. 回收与合作条件敏感性</w:t>
+        <w:t>Table 25. 回收与合作条件敏感性</w:t>
       </w:r>
     </w:p>
     <w:tbl>
@@ -12005,7 +13571,7 @@
               <w:jc w:val="right"/>
             </w:pPr>
             <w:r>
-              <w:t>463.025</w:t>
+              <w:t>866.443</w:t>
             </w:r>
           </w:p>
         </w:tc>
@@ -12026,7 +13592,7 @@
               <w:jc w:val="right"/>
             </w:pPr>
             <w:r>
-              <w:t>500.000</w:t>
+              <w:t>900.000</w:t>
             </w:r>
           </w:p>
         </w:tc>
@@ -12092,7 +13658,7 @@
               <w:jc w:val="right"/>
             </w:pPr>
             <w:r>
-              <w:t>373.205</w:t>
+              <w:t>460.338</w:t>
             </w:r>
           </w:p>
         </w:tc>
@@ -12113,7 +13679,7 @@
               <w:jc w:val="right"/>
             </w:pPr>
             <w:r>
-              <w:t>400.000</w:t>
+              <w:t>500.000</w:t>
             </w:r>
           </w:p>
         </w:tc>
@@ -12179,7 +13745,7 @@
               <w:jc w:val="right"/>
             </w:pPr>
             <w:r>
-              <w:t>533.025</w:t>
+              <w:t>936.443</w:t>
             </w:r>
           </w:p>
         </w:tc>
@@ -12200,7 +13766,7 @@
               <w:jc w:val="right"/>
             </w:pPr>
             <w:r>
-              <w:t>550.000</w:t>
+              <w:t>950.000</w:t>
             </w:r>
           </w:p>
         </w:tc>
@@ -12266,7 +13832,7 @@
               <w:jc w:val="right"/>
             </w:pPr>
             <w:r>
-              <w:t>494.450</w:t>
+              <w:t>876.443</w:t>
             </w:r>
           </w:p>
         </w:tc>
@@ -12287,7 +13853,7 @@
               <w:jc w:val="right"/>
             </w:pPr>
             <w:r>
-              <w:t>500.000</w:t>
+              <w:t>900.000</w:t>
             </w:r>
           </w:p>
         </w:tc>
@@ -12353,7 +13919,7 @@
               <w:jc w:val="right"/>
             </w:pPr>
             <w:r>
-              <w:t>443.025</w:t>
+              <w:t>846.443</w:t>
             </w:r>
           </w:p>
         </w:tc>
@@ -12374,7 +13940,7 @@
               <w:jc w:val="right"/>
             </w:pPr>
             <w:r>
-              <w:t>450.000</w:t>
+              <w:t>850.000</w:t>
             </w:r>
           </w:p>
         </w:tc>
@@ -12440,7 +14006,7 @@
               <w:jc w:val="right"/>
             </w:pPr>
             <w:r>
-              <w:t>390.965</w:t>
+              <w:t>568.619</w:t>
             </w:r>
           </w:p>
         </w:tc>
@@ -12461,7 +14027,7 @@
               <w:jc w:val="right"/>
             </w:pPr>
             <w:r>
-              <w:t>400.000</w:t>
+              <w:t>600.000</w:t>
             </w:r>
           </w:p>
         </w:tc>
@@ -12492,7 +14058,7 @@
         <w:pStyle w:val="BodyText"/>
       </w:pPr>
       <w:r>
-        <w:t>高用量压力情景提示人头增长、人均消耗与资源投入同时上升时需要更大现金缓冲。Table 19（表19）的用量、资源与滚动现金预警应触发限额通知、功能排期调整或停止扩张，不能只依靠未来收入补缺口。精简情景也不能据预算规模承诺全部产品路线完成，资源不足时必须明确缩小交付范围。</w:t>
+        <w:t>压力情景用于识别Agent多轮任务、长上下文、用户启用和资源增加对现金的影响。预警应触发用量边界、任务优化、功能排期或场景扩展调整，不能依赖未来收入补缺。精简预算也不能承诺全部路线完成，资源不足时明确缩小交付范围。</w:t>
       </w:r>
     </w:p>
     <w:sectPr>
